--- a/source/Samples/ApprovedMultiSequenceLearningNew/Documentation/Approve Prediction of Multisequence Learning_Git_Gurdians-Paper.docx
+++ b/source/Samples/ApprovedMultiSequenceLearningNew/Documentation/Approve Prediction of Multisequence Learning_Git_Gurdians-Paper.docx
@@ -1,6 +1,6 @@
 
 <file path=word/document.xml><?xml version="1.0" encoding="utf-8"?>
-<w:document xmlns:wpc="http://schemas.microsoft.com/office/word/2010/wordprocessingCanvas" xmlns:cx="http://schemas.microsoft.com/office/drawing/2014/chartex" xmlns:cx1="http://schemas.microsoft.com/office/drawing/2015/9/8/chartex" xmlns:cx2="http://schemas.microsoft.com/office/drawing/2015/10/21/chartex" xmlns:cx3="http://schemas.microsoft.com/office/drawing/2016/5/9/chartex" xmlns:cx4="http://schemas.microsoft.com/office/drawing/2016/5/10/chartex" xmlns:cx5="http://schemas.microsoft.com/office/drawing/2016/5/11/chartex" xmlns:cx6="http://schemas.microsoft.com/office/drawing/2016/5/12/chartex" xmlns:cx7="http://schemas.microsoft.com/office/drawing/2016/5/13/chartex" xmlns:cx8="http://schemas.microsoft.com/office/drawing/2016/5/14/chartex" xmlns:mc="http://schemas.openxmlformats.org/markup-compatibility/2006" xmlns:aink="http://schemas.microsoft.com/office/drawing/2016/ink" xmlns:am3d="http://schemas.microsoft.com/office/drawing/2017/model3d" xmlns:o="urn:schemas-microsoft-com:office:office" xmlns:oel="http://schemas.microsoft.com/office/2019/extlst" xmlns:r="http://schemas.openxmlformats.org/officeDocument/2006/relationships" xmlns:m="http://schemas.openxmlformats.org/officeDocument/2006/math" xmlns:v="urn:schemas-microsoft-com:vml" xmlns:wp14="http://schemas.microsoft.com/office/word/2010/wordprocessingDrawing" xmlns:wp="http://schemas.openxmlformats.org/drawingml/2006/wordprocessingDrawing" xmlns:w10="urn:schemas-microsoft-com:office:word" xmlns:w="http://schemas.openxmlformats.org/wordprocessingml/2006/main" xmlns:w14="http://schemas.microsoft.com/office/word/2010/wordml" xmlns:w15="http://schemas.microsoft.com/office/word/2012/wordml" xmlns:w16cex="http://schemas.microsoft.com/office/word/2018/wordml/cex" xmlns:w16cid="http://schemas.microsoft.com/office/word/2016/wordml/cid" xmlns:w16="http://schemas.microsoft.com/office/word/2018/wordml" xmlns:w16du="http://schemas.microsoft.com/office/word/2023/wordml/word16du" xmlns:w16sdtdh="http://schemas.microsoft.com/office/word/2020/wordml/sdtdatahash" xmlns:w16sdtfl="http://schemas.microsoft.com/office/word/2024/wordml/sdtformatlock" xmlns:w16se="http://schemas.microsoft.com/office/word/2015/wordml/symex" xmlns:wpg="http://schemas.microsoft.com/office/word/2010/wordprocessingGroup" xmlns:wpi="http://schemas.microsoft.com/office/word/2010/wordprocessingInk" xmlns:wne="http://schemas.microsoft.com/office/word/2006/wordml" xmlns:wps="http://schemas.microsoft.com/office/word/2010/wordprocessingShape" mc:Ignorable="w14 w15 w16se w16cid w16 w16cex w16sdtdh w16sdtfl w16du wp14">
+<w:document xmlns:wpc="http://schemas.microsoft.com/office/word/2010/wordprocessingCanvas" xmlns:cx="http://schemas.microsoft.com/office/drawing/2014/chartex" xmlns:cx1="http://schemas.microsoft.com/office/drawing/2015/9/8/chartex" xmlns:cx2="http://schemas.microsoft.com/office/drawing/2015/10/21/chartex" xmlns:cx3="http://schemas.microsoft.com/office/drawing/2016/5/9/chartex" xmlns:cx4="http://schemas.microsoft.com/office/drawing/2016/5/10/chartex" xmlns:cx5="http://schemas.microsoft.com/office/drawing/2016/5/11/chartex" xmlns:cx6="http://schemas.microsoft.com/office/drawing/2016/5/12/chartex" xmlns:cx7="http://schemas.microsoft.com/office/drawing/2016/5/13/chartex" xmlns:cx8="http://schemas.microsoft.com/office/drawing/2016/5/14/chartex" xmlns:mc="http://schemas.openxmlformats.org/markup-compatibility/2006" xmlns:aink="http://schemas.microsoft.com/office/drawing/2016/ink" xmlns:am3d="http://schemas.microsoft.com/office/drawing/2017/model3d" xmlns:o="urn:schemas-microsoft-com:office:office" xmlns:r="http://schemas.openxmlformats.org/officeDocument/2006/relationships" xmlns:m="http://schemas.openxmlformats.org/officeDocument/2006/math" xmlns:v="urn:schemas-microsoft-com:vml" xmlns:wp14="http://schemas.microsoft.com/office/word/2010/wordprocessingDrawing" xmlns:wp="http://schemas.openxmlformats.org/drawingml/2006/wordprocessingDrawing" xmlns:w10="urn:schemas-microsoft-com:office:word" xmlns:w="http://schemas.openxmlformats.org/wordprocessingml/2006/main" xmlns:w14="http://schemas.microsoft.com/office/word/2010/wordml" xmlns:w15="http://schemas.microsoft.com/office/word/2012/wordml" xmlns:w16cid="http://schemas.microsoft.com/office/word/2016/wordml/cid" xmlns:w16se="http://schemas.microsoft.com/office/word/2015/wordml/symex" xmlns:wpg="http://schemas.microsoft.com/office/word/2010/wordprocessingGroup" xmlns:wpi="http://schemas.microsoft.com/office/word/2010/wordprocessingInk" xmlns:wne="http://schemas.microsoft.com/office/word/2006/wordml" xmlns:wps="http://schemas.microsoft.com/office/word/2010/wordprocessingShape" mc:Ignorable="w14 w15 w16se w16cid wp14">
   <w:body>
     <w:p>
       <w:pPr>
@@ -253,25 +253,7 @@
           <w:bCs/>
           <w:lang w:val="en-US"/>
         </w:rPr>
-        <w:t xml:space="preserve"> API, our system processes user-defined JSON datasets through a scalar encoder that transforms raw data into Sparse Distributed Representations (SDRs). </w:t>
-      </w:r>
-      <w:proofErr w:type="gramStart"/>
-      <w:r>
-        <w:rPr>
-          <w:b/>
-          <w:bCs/>
-          <w:lang w:val="en-US"/>
-        </w:rPr>
-        <w:t>The SP</w:t>
-      </w:r>
-      <w:proofErr w:type="gramEnd"/>
-      <w:r>
-        <w:rPr>
-          <w:b/>
-          <w:bCs/>
-          <w:lang w:val="en-US"/>
-        </w:rPr>
-        <w:t xml:space="preserve"> extracts stable, recurring patterns while the TM captures temporal dependencies, enabling robust next-step predictions. The modular architecture, featuring specialized classes for sequence ingestion, learning management, and performance monitoring, supports a range of applications—from cancer prediction to power consumption forecasting. Our results demonstrate that multiple passes of SP–TM training significantly enhance predictive accuracy, underscoring the potential of HTM’s biologically inspired approach for solving complex, real-world sequence prediction challenges.</w:t>
+        <w:t xml:space="preserve"> API, our system processes user-defined JSON datasets through a scalar encoder that transforms raw data into Sparse Distributed Representations (SDRs). The SP extracts stable, recurring patterns while the TM captures temporal dependencies, enabling robust next-step predictions. The modular architecture, featuring specialized classes for sequence ingestion, learning management, and performance monitoring, supports a range of applications—from cancer prediction to power consumption forecasting. Our results demonstrate that multiple passes of SP–TM training significantly enhance predictive accuracy, underscoring the potential of HTM’s biologically inspired approach for solving complex, real-world sequence prediction challenges.</w:t>
       </w:r>
     </w:p>
     <w:p>
@@ -339,6 +321,7 @@
           <w:id w:val="-1908299397"/>
           <w:citation/>
         </w:sdtPr>
+        <w:sdtEndPr/>
         <w:sdtContent>
           <w:r>
             <w:fldChar w:fldCharType="begin"/>
@@ -385,6 +368,7 @@
           <w:id w:val="143402575"/>
           <w:citation/>
         </w:sdtPr>
+        <w:sdtEndPr/>
         <w:sdtContent>
           <w:r>
             <w:fldChar w:fldCharType="begin"/>
@@ -667,43 +651,7 @@
           <w:sz w:val="20"/>
           <w:szCs w:val="20"/>
         </w:rPr>
-        <w:t xml:space="preserve">Hierarchical Temporal Memory (HTM) is a biologically inspired approach founded upon the structure and organizational framework of the neocortex with the goal of replicating the </w:t>
-      </w:r>
-      <w:proofErr w:type="gramStart"/>
-      <w:r>
-        <w:rPr>
-          <w:color w:val="000000"/>
-          <w:sz w:val="20"/>
-          <w:szCs w:val="20"/>
-        </w:rPr>
-        <w:t>manner in which</w:t>
-      </w:r>
-      <w:proofErr w:type="gramEnd"/>
-      <w:r>
-        <w:rPr>
-          <w:color w:val="000000"/>
-          <w:sz w:val="20"/>
-          <w:szCs w:val="20"/>
-        </w:rPr>
-        <w:t xml:space="preserve"> the human brain processes various forms of sensory input—e.g., vision, audition, and behavior—and ultimately generates memory and predictions. Rather than relying on pre-programmed rules, HTM networks learn by being exposed to data and can therefore be put </w:t>
-      </w:r>
-      <w:proofErr w:type="gramStart"/>
-      <w:r>
-        <w:rPr>
-          <w:color w:val="000000"/>
-          <w:sz w:val="20"/>
-          <w:szCs w:val="20"/>
-        </w:rPr>
-        <w:t>to</w:t>
-      </w:r>
-      <w:proofErr w:type="gramEnd"/>
-      <w:r>
-        <w:rPr>
-          <w:color w:val="000000"/>
-          <w:sz w:val="20"/>
-          <w:szCs w:val="20"/>
-        </w:rPr>
-        <w:t xml:space="preserve"> a wide variety of applications relating to the modeling of complex sensory streams</w:t>
+        <w:t>Hierarchical Temporal Memory (HTM) is a biologically inspired approach founded upon the structure and organizational framework of the neocortex with the goal of replicating the manner in which the human brain processes various forms of sensory input—e.g., vision, audition, and behavior—and ultimately generates memory and predictions. Rather than relying on pre-programmed rules, HTM networks learn by being exposed to data and can therefore be put to a wide variety of applications relating to the modeling of complex sensory streams</w:t>
       </w:r>
       <w:sdt>
         <w:sdtPr>
@@ -715,6 +663,7 @@
           <w:id w:val="1714236585"/>
           <w:citation/>
         </w:sdtPr>
+        <w:sdtEndPr/>
         <w:sdtContent>
           <w:r>
             <w:rPr>
@@ -797,6 +746,7 @@
           <w:id w:val="-305002154"/>
           <w:citation/>
         </w:sdtPr>
+        <w:sdtEndPr/>
         <w:sdtContent>
           <w:r>
             <w:rPr>
@@ -867,25 +817,7 @@
           <w:sz w:val="20"/>
           <w:szCs w:val="20"/>
         </w:rPr>
-        <w:t xml:space="preserve">The network matches each new pattern to those that it has previously viewed within only a few training iterations. </w:t>
-      </w:r>
-      <w:proofErr w:type="gramStart"/>
-      <w:r>
-        <w:rPr>
-          <w:color w:val="000000"/>
-          <w:sz w:val="20"/>
-          <w:szCs w:val="20"/>
-        </w:rPr>
-        <w:t>In order to</w:t>
-      </w:r>
-      <w:proofErr w:type="gramEnd"/>
-      <w:r>
-        <w:rPr>
-          <w:color w:val="000000"/>
-          <w:sz w:val="20"/>
-          <w:szCs w:val="20"/>
-        </w:rPr>
-        <w:t xml:space="preserve"> enable the effective prediction of future elements, it is critical that input patterns are adequately distinct, thus enabling HTM to form strong representations</w:t>
+        <w:t>The network matches each new pattern to those that it has previously viewed within only a few training iterations. In order to enable the effective prediction of future elements, it is critical that input patterns are adequately distinct, thus enabling HTM to form strong representations</w:t>
       </w:r>
       <w:sdt>
         <w:sdtPr>
@@ -897,6 +829,7 @@
           <w:id w:val="619108136"/>
           <w:citation/>
         </w:sdtPr>
+        <w:sdtEndPr/>
         <w:sdtContent>
           <w:r>
             <w:rPr>
@@ -2080,47 +2013,11 @@
         </w:rPr>
         <w:t xml:space="preserve"> </w:t>
       </w:r>
-      <w:proofErr w:type="gramStart"/>
       <w:r>
         <w:rPr>
           <w:color w:val="000000"/>
         </w:rPr>
-        <w:t>In</w:t>
-      </w:r>
-      <w:proofErr w:type="gramEnd"/>
-      <w:r>
-        <w:rPr>
-          <w:color w:val="000000"/>
-        </w:rPr>
-        <w:t xml:space="preserve"> contrast, the human brain utilizes a method called Sparse Distributed Representation (SDR) to encode information. SDRs play a central role </w:t>
-      </w:r>
-      <w:proofErr w:type="gramStart"/>
-      <w:r>
-        <w:rPr>
-          <w:color w:val="000000"/>
-        </w:rPr>
-        <w:t>to</w:t>
-      </w:r>
-      <w:proofErr w:type="gramEnd"/>
-      <w:r>
-        <w:rPr>
-          <w:color w:val="000000"/>
-        </w:rPr>
-        <w:t xml:space="preserve"> biological intelligence and serve as a basis both to represent information and to compute in the brain. In practice, SDRs act as the brain's language, allowing for the flexible and creative handling of data. There are </w:t>
-      </w:r>
-      <w:proofErr w:type="gramStart"/>
-      <w:r>
-        <w:rPr>
-          <w:color w:val="000000"/>
-        </w:rPr>
-        <w:t>a large number of</w:t>
-      </w:r>
-      <w:proofErr w:type="gramEnd"/>
-      <w:r>
-        <w:rPr>
-          <w:color w:val="000000"/>
-        </w:rPr>
-        <w:t xml:space="preserve"> bits in an SDR but few of them at a time enabled (set to 1), with all the remaining bits in disabled (set to 0) state. All bits in the encoding exist to represent information, as do those in the brain—where an active bit corresponds to an active neuron, and an inactive bit represents a neuron that is less engaged. This sparse coding mechanism not only provides robustness against noise but also allows for the efficient representation of complex patterns, making it a highly desirable approach for artificial systems that aim to emulate human-like intelligence</w:t>
+        <w:t>In contrast, the human brain utilizes a method called Sparse Distributed Representation (SDR) to encode information. SDRs play a central role to biological intelligence and serve as a basis both to represent information and to compute in the brain. In practice, SDRs act as the brain's language, allowing for the flexible and creative handling of data. There are a large number of bits in an SDR but few of them at a time enabled (set to 1), with all the remaining bits in disabled (set to 0) state. All bits in the encoding exist to represent information, as do those in the brain—where an active bit corresponds to an active neuron, and an inactive bit represents a neuron that is less engaged. This sparse coding mechanism not only provides robustness against noise but also allows for the efficient representation of complex patterns, making it a highly desirable approach for artificial systems that aim to emulate human-like intelligence</w:t>
       </w:r>
       <w:sdt>
         <w:sdtPr>
@@ -2130,6 +2027,7 @@
           <w:id w:val="-1912537932"/>
           <w:citation/>
         </w:sdtPr>
+        <w:sdtEndPr/>
         <w:sdtContent>
           <w:r>
             <w:rPr>
@@ -2256,6 +2154,7 @@
           <w:id w:val="-1003274201"/>
           <w:citation/>
         </w:sdtPr>
+        <w:sdtEndPr/>
         <w:sdtContent>
           <w:r>
             <w:rPr>
@@ -2376,6 +2275,7 @@
           <w:id w:val="-1850242877"/>
           <w:citation/>
         </w:sdtPr>
+        <w:sdtEndPr/>
         <w:sdtContent>
           <w:r>
             <w:rPr>
@@ -2517,21 +2417,7 @@
         <w:rPr>
           <w:rFonts w:eastAsia="Times New Roman"/>
         </w:rPr>
-        <w:t xml:space="preserve">C# Neocortex is a smart monitoring system that learns your application behavior during runtime to forecast future issues and optimization potential. Instead of simply reacting to errors, it continuously observes code execution, data flows, and performance patterns to build a dynamic model of your application. By analyzing historical performance data and correlating it with specific code paths, the C# Neocortex can detect potential bottlenecks and predict anomalies before they occur. Predictive insight means that issues can be addressed in advance and coded for optimally with improved performance. In addition, through interactive feedback and acquired experience, the system </w:t>
-      </w:r>
-      <w:proofErr w:type="gramStart"/>
-      <w:r>
-        <w:rPr>
-          <w:rFonts w:eastAsia="Times New Roman"/>
-        </w:rPr>
-        <w:t>is capable of contributing</w:t>
-      </w:r>
-      <w:proofErr w:type="gramEnd"/>
-      <w:r>
-        <w:rPr>
-          <w:rFonts w:eastAsia="Times New Roman"/>
-        </w:rPr>
-        <w:t xml:space="preserve"> to behavior prediction by user and guiding intelligent design and allowing for applications to be flexible and resilient</w:t>
+        <w:t>C# Neocortex is a smart monitoring system that learns your application behavior during runtime to forecast future issues and optimization potential. Instead of simply reacting to errors, it continuously observes code execution, data flows, and performance patterns to build a dynamic model of your application. By analyzing historical performance data and correlating it with specific code paths, the C# Neocortex can detect potential bottlenecks and predict anomalies before they occur. Predictive insight means that issues can be addressed in advance and coded for optimally with improved performance. In addition, through interactive feedback and acquired experience, the system is capable of contributing to behavior prediction by user and guiding intelligent design and allowing for applications to be flexible and resilient</w:t>
       </w:r>
       <w:sdt>
         <w:sdtPr>
@@ -2541,6 +2427,7 @@
           <w:id w:val="-277797801"/>
           <w:citation/>
         </w:sdtPr>
+        <w:sdtEndPr/>
         <w:sdtContent>
           <w:r>
             <w:rPr>
@@ -2646,23 +2533,7 @@
           <w:rFonts w:eastAsia="Times New Roman"/>
           <w:lang w:val="en-US"/>
         </w:rPr>
-        <w:t xml:space="preserve">Encoder to convert input data to sparse representations, a Spatial Pooler to learn static patterns which </w:t>
-      </w:r>
-      <w:proofErr w:type="gramStart"/>
-      <w:r>
-        <w:rPr>
-          <w:rFonts w:eastAsia="Times New Roman"/>
-          <w:lang w:val="en-US"/>
-        </w:rPr>
-        <w:t>is</w:t>
-      </w:r>
-      <w:proofErr w:type="gramEnd"/>
-      <w:r>
-        <w:rPr>
-          <w:rFonts w:eastAsia="Times New Roman"/>
-          <w:lang w:val="en-US"/>
-        </w:rPr>
-        <w:t xml:space="preserve"> trained, and then a Temporal Memory module to learn sequential transitions, with a classifier mapping these states to specific predictions. The system processes test sequences character by character, contrasting the forthcoming predicted element with the actual one, calculating prediction accuracy, and maintaining detailed results in a report, thus demonstrating HTM's capacity for modeling and predicting complex sequential data</w:t>
+        <w:t>Encoder to convert input data to sparse representations, a Spatial Pooler to learn static patterns which is trained, and then a Temporal Memory module to learn sequential transitions, with a classifier mapping these states to specific predictions. The system processes test sequences character by character, contrasting the forthcoming predicted element with the actual one, calculating prediction accuracy, and maintaining detailed results in a report, thus demonstrating HTM's capacity for modeling and predicting complex sequential data</w:t>
       </w:r>
     </w:p>
     <w:p>
@@ -2691,21 +2562,7 @@
         <w:rPr>
           <w:rFonts w:eastAsia="Times New Roman"/>
         </w:rPr>
-        <w:t xml:space="preserve">Our dataset is an organized list of sequential data in the form of JSON, and every entry consists of a labeled sequence of digits or characters compiled by systematic study and observation. Each sequence is framed to detect underlying trends and patterns, and they form the groundwork for our input to the Multi Sequence Learning project. This data set is not just filled with raw numerical or categorical information but also holds </w:t>
-      </w:r>
-      <w:proofErr w:type="gramStart"/>
-      <w:r>
-        <w:rPr>
-          <w:rFonts w:eastAsia="Times New Roman"/>
-        </w:rPr>
-        <w:t>these</w:t>
-      </w:r>
-      <w:proofErr w:type="gramEnd"/>
-      <w:r>
-        <w:rPr>
-          <w:rFonts w:eastAsia="Times New Roman"/>
-        </w:rPr>
-        <w:t xml:space="preserve"> data in an order that corresponds to real-world phenomena, enabling the HTM predictive engine to learn and predict future items based on historical patterns. By providing a steady and well-classified sequence of data sets, our data set is instrumental in training the Spatial Pooler and Temporal Memory mechanisms, which eventually result in streamlined analysis and accurate predictive output.</w:t>
+        <w:t>Our dataset is an organized list of sequential data in the form of JSON, and every entry consists of a labeled sequence of digits or characters compiled by systematic study and observation. Each sequence is framed to detect underlying trends and patterns, and they form the groundwork for our input to the Multi Sequence Learning project. This data set is not just filled with raw numerical or categorical information but also holds these data in an order that corresponds to real-world phenomena, enabling the HTM predictive engine to learn and predict future items based on historical patterns. By providing a steady and well-classified sequence of data sets, our data set is instrumental in training the Spatial Pooler and Temporal Memory mechanisms, which eventually result in streamlined analysis and accurate predictive output.</w:t>
       </w:r>
     </w:p>
     <w:p>
@@ -2727,35 +2584,7 @@
         <w:rPr>
           <w:rFonts w:eastAsia="Calibri"/>
         </w:rPr>
-        <w:t xml:space="preserve">Multiple sequence of numbers and </w:t>
-      </w:r>
-      <w:proofErr w:type="gramStart"/>
-      <w:r>
-        <w:rPr>
-          <w:rFonts w:eastAsia="Calibri"/>
-        </w:rPr>
-        <w:t>alphabetic</w:t>
-      </w:r>
-      <w:proofErr w:type="gramEnd"/>
-      <w:r>
-        <w:rPr>
-          <w:rFonts w:eastAsia="Calibri"/>
-        </w:rPr>
-        <w:t xml:space="preserve"> in JSON file for two different </w:t>
-      </w:r>
-      <w:proofErr w:type="gramStart"/>
-      <w:r>
-        <w:rPr>
-          <w:rFonts w:eastAsia="Calibri"/>
-        </w:rPr>
-        <w:t>scenario</w:t>
-      </w:r>
-      <w:proofErr w:type="gramEnd"/>
-      <w:r>
-        <w:rPr>
-          <w:rFonts w:eastAsia="Calibri"/>
-        </w:rPr>
-        <w:t>. Figure 0-0 shows the testing and training data sets for power consumption prediction.</w:t>
+        <w:t>Multiple sequence of numbers and alphabetic in JSON file for two different scenario. Figure 0-0 shows the testing and training data sets for power consumption prediction.</w:t>
       </w:r>
     </w:p>
     <w:p>
@@ -2950,6 +2779,9 @@
     <w:p/>
     <w:p>
       <w:r>
+        <w:rPr>
+          <w:noProof/>
+        </w:rPr>
         <w:drawing>
           <wp:inline distT="0" distB="0" distL="0" distR="0" wp14:anchorId="01213475" wp14:editId="65E9F108">
             <wp:extent cx="1790065" cy="1240404"/>
@@ -3015,6 +2847,9 @@
     <w:p/>
     <w:p>
       <w:r>
+        <w:rPr>
+          <w:noProof/>
+        </w:rPr>
         <w:drawing>
           <wp:inline distT="0" distB="0" distL="0" distR="0" wp14:anchorId="71E624C6" wp14:editId="2E8A3B69">
             <wp:extent cx="1522918" cy="1335819"/>
@@ -3364,6 +3199,7 @@
           <w:id w:val="-5602282"/>
           <w:citation/>
         </w:sdtPr>
+        <w:sdtEndPr/>
         <w:sdtContent>
           <w:r>
             <w:rPr>
@@ -3541,23 +3377,7 @@
                 <w:b/>
                 <w:bCs/>
               </w:rPr>
-              <w:t xml:space="preserve">Line </w:t>
-            </w:r>
-            <w:proofErr w:type="gramStart"/>
-            <w:r>
-              <w:rPr>
-                <w:b/>
-                <w:bCs/>
-              </w:rPr>
-              <w:t>on :</w:t>
-            </w:r>
-            <w:proofErr w:type="gramEnd"/>
-            <w:r>
-              <w:rPr>
-                <w:b/>
-                <w:bCs/>
-              </w:rPr>
-              <w:t xml:space="preserve"> 53-70</w:t>
+              <w:t>Line on : 53-70</w:t>
             </w:r>
           </w:p>
           <w:p>
@@ -3574,7 +3394,6 @@
               <w:t xml:space="preserve"> </w:t>
             </w:r>
             <w:proofErr w:type="spellStart"/>
-            <w:proofErr w:type="gramStart"/>
             <w:r>
               <w:t>RunAll</w:t>
             </w:r>
@@ -3582,7 +3401,6 @@
             <w:r>
               <w:t>(</w:t>
             </w:r>
-            <w:proofErr w:type="gramEnd"/>
             <w:r>
               <w:rPr>
                 <w:color w:val="4472C4" w:themeColor="accent1"/>
@@ -3636,44 +3454,7 @@
                 <w:b/>
                 <w:bCs/>
               </w:rPr>
-              <w:t xml:space="preserve">Line </w:t>
-            </w:r>
-            <w:proofErr w:type="gramStart"/>
-            <w:r>
-              <w:rPr>
-                <w:b/>
-                <w:bCs/>
-              </w:rPr>
-              <w:t>on :</w:t>
-            </w:r>
-            <w:proofErr w:type="gramEnd"/>
-            <w:r>
-              <w:rPr>
-                <w:b/>
-                <w:bCs/>
-              </w:rPr>
-              <w:t xml:space="preserve"> </w:t>
-            </w:r>
-            <w:r>
-              <w:rPr>
-                <w:b/>
-                <w:bCs/>
-              </w:rPr>
-              <w:t>410</w:t>
-            </w:r>
-            <w:r>
-              <w:rPr>
-                <w:b/>
-                <w:bCs/>
-              </w:rPr>
-              <w:t>-</w:t>
-            </w:r>
-            <w:r>
-              <w:rPr>
-                <w:b/>
-                <w:bCs/>
-              </w:rPr>
-              <w:t>415</w:t>
+              <w:t>Line on : 410-415</w:t>
             </w:r>
           </w:p>
           <w:p>
@@ -3687,7 +3468,6 @@
               <w:t xml:space="preserve">private static string </w:t>
             </w:r>
             <w:proofErr w:type="spellStart"/>
-            <w:proofErr w:type="gramStart"/>
             <w:r>
               <w:t>EnsureDirectory</w:t>
             </w:r>
@@ -3695,7 +3475,6 @@
             <w:r>
               <w:t>(</w:t>
             </w:r>
-            <w:proofErr w:type="gramEnd"/>
             <w:r>
               <w:rPr>
                 <w:color w:val="4472C4" w:themeColor="accent1"/>
@@ -3727,44 +3506,7 @@
                 <w:b/>
                 <w:bCs/>
               </w:rPr>
-              <w:t xml:space="preserve">Line </w:t>
-            </w:r>
-            <w:proofErr w:type="gramStart"/>
-            <w:r>
-              <w:rPr>
-                <w:b/>
-                <w:bCs/>
-              </w:rPr>
-              <w:t>on :</w:t>
-            </w:r>
-            <w:proofErr w:type="gramEnd"/>
-            <w:r>
-              <w:rPr>
-                <w:b/>
-                <w:bCs/>
-              </w:rPr>
-              <w:t xml:space="preserve"> </w:t>
-            </w:r>
-            <w:r>
-              <w:rPr>
-                <w:b/>
-                <w:bCs/>
-              </w:rPr>
-              <w:t>421</w:t>
-            </w:r>
-            <w:r>
-              <w:rPr>
-                <w:b/>
-                <w:bCs/>
-              </w:rPr>
-              <w:t>-</w:t>
-            </w:r>
-            <w:r>
-              <w:rPr>
-                <w:b/>
-                <w:bCs/>
-              </w:rPr>
-              <w:t>425</w:t>
+              <w:t>Line on : 421-425</w:t>
             </w:r>
           </w:p>
           <w:p>
@@ -3778,7 +3520,6 @@
               <w:t xml:space="preserve">private static int </w:t>
             </w:r>
             <w:proofErr w:type="spellStart"/>
-            <w:proofErr w:type="gramStart"/>
             <w:r>
               <w:t>CharToIndex</w:t>
             </w:r>
@@ -3786,7 +3527,6 @@
             <w:r>
               <w:t>(</w:t>
             </w:r>
-            <w:proofErr w:type="gramEnd"/>
             <w:r>
               <w:rPr>
                 <w:color w:val="4472C4" w:themeColor="accent1"/>
@@ -3841,14 +3581,7 @@
                 <w:b/>
                 <w:bCs/>
               </w:rPr>
-              <w:t>HelperMethods</w:t>
-            </w:r>
-            <w:r>
-              <w:rPr>
-                <w:b/>
-                <w:bCs/>
-              </w:rPr>
-              <w:t>.cs</w:t>
+              <w:t>HelperMethods.cs</w:t>
             </w:r>
             <w:proofErr w:type="spellEnd"/>
           </w:p>
@@ -3872,51 +3605,7 @@
                 <w:b/>
                 <w:bCs/>
               </w:rPr>
-              <w:t xml:space="preserve">Line </w:t>
-            </w:r>
-            <w:proofErr w:type="gramStart"/>
-            <w:r>
-              <w:rPr>
-                <w:b/>
-                <w:bCs/>
-              </w:rPr>
-              <w:t>on :</w:t>
-            </w:r>
-            <w:proofErr w:type="gramEnd"/>
-            <w:r>
-              <w:rPr>
-                <w:b/>
-                <w:bCs/>
-              </w:rPr>
-              <w:t xml:space="preserve"> </w:t>
-            </w:r>
-            <w:r>
-              <w:rPr>
-                <w:b/>
-                <w:bCs/>
-              </w:rPr>
-              <w:t>39</w:t>
-            </w:r>
-            <w:r>
-              <w:rPr>
-                <w:b/>
-                <w:bCs/>
-              </w:rPr>
-              <w:t>-</w:t>
-            </w:r>
-            <w:r>
-              <w:rPr>
-                <w:b/>
-                <w:bCs/>
-              </w:rPr>
-              <w:t>6</w:t>
-            </w:r>
-            <w:r>
-              <w:rPr>
-                <w:b/>
-                <w:bCs/>
-              </w:rPr>
-              <w:t>0</w:t>
+              <w:t>Line on : 39-60</w:t>
             </w:r>
           </w:p>
           <w:p>
@@ -3944,7 +3633,6 @@
               <w:t xml:space="preserve"> </w:t>
             </w:r>
             <w:proofErr w:type="spellStart"/>
-            <w:proofErr w:type="gramStart"/>
             <w:r>
               <w:t>FetchEnhancedHTMConfig</w:t>
             </w:r>
@@ -3952,7 +3640,6 @@
             <w:r>
               <w:t>(</w:t>
             </w:r>
-            <w:proofErr w:type="gramEnd"/>
             <w:r>
               <w:rPr>
                 <w:color w:val="4472C4" w:themeColor="accent1"/>
@@ -3997,44 +3684,7 @@
                 <w:b/>
                 <w:bCs/>
               </w:rPr>
-              <w:t xml:space="preserve">Line </w:t>
-            </w:r>
-            <w:proofErr w:type="gramStart"/>
-            <w:r>
-              <w:rPr>
-                <w:b/>
-                <w:bCs/>
-              </w:rPr>
-              <w:t>on :</w:t>
-            </w:r>
-            <w:proofErr w:type="gramEnd"/>
-            <w:r>
-              <w:rPr>
-                <w:b/>
-                <w:bCs/>
-              </w:rPr>
-              <w:t xml:space="preserve"> </w:t>
-            </w:r>
-            <w:r>
-              <w:rPr>
-                <w:b/>
-                <w:bCs/>
-              </w:rPr>
-              <w:t>67</w:t>
-            </w:r>
-            <w:r>
-              <w:rPr>
-                <w:b/>
-                <w:bCs/>
-              </w:rPr>
-              <w:t>-</w:t>
-            </w:r>
-            <w:r>
-              <w:rPr>
-                <w:b/>
-                <w:bCs/>
-              </w:rPr>
-              <w:t>82</w:t>
+              <w:t>Line on : 67-82</w:t>
             </w:r>
           </w:p>
           <w:p>
@@ -4062,7 +3712,6 @@
               <w:t xml:space="preserve"> </w:t>
             </w:r>
             <w:proofErr w:type="spellStart"/>
-            <w:proofErr w:type="gramStart"/>
             <w:r>
               <w:t>GetEnhancedEncoder</w:t>
             </w:r>
@@ -4070,7 +3719,6 @@
             <w:r>
               <w:t>(</w:t>
             </w:r>
-            <w:proofErr w:type="gramEnd"/>
             <w:r>
               <w:rPr>
                 <w:color w:val="4472C4" w:themeColor="accent1"/>
@@ -4156,23 +3804,7 @@
                 <w:b/>
                 <w:bCs/>
               </w:rPr>
-              <w:t xml:space="preserve">Line </w:t>
-            </w:r>
-            <w:proofErr w:type="gramStart"/>
-            <w:r>
-              <w:rPr>
-                <w:b/>
-                <w:bCs/>
-              </w:rPr>
-              <w:t>on :</w:t>
-            </w:r>
-            <w:proofErr w:type="gramEnd"/>
-            <w:r>
-              <w:rPr>
-                <w:b/>
-                <w:bCs/>
-              </w:rPr>
-              <w:t xml:space="preserve"> </w:t>
+              <w:t xml:space="preserve">Line on : </w:t>
             </w:r>
             <w:r>
               <w:rPr>
@@ -4210,7 +3842,6 @@
               <w:t xml:space="preserve">private static string </w:t>
             </w:r>
             <w:proofErr w:type="spellStart"/>
-            <w:proofErr w:type="gramStart"/>
             <w:r>
               <w:t>PredictElement</w:t>
             </w:r>
@@ -4218,7 +3849,6 @@
             <w:r>
               <w:t>(</w:t>
             </w:r>
-            <w:proofErr w:type="gramEnd"/>
             <w:r>
               <w:rPr>
                 <w:color w:val="4472C4" w:themeColor="accent1"/>
@@ -4279,23 +3909,7 @@
                 <w:b/>
                 <w:bCs/>
               </w:rPr>
-              <w:t xml:space="preserve">Line </w:t>
-            </w:r>
-            <w:proofErr w:type="gramStart"/>
-            <w:r>
-              <w:rPr>
-                <w:b/>
-                <w:bCs/>
-              </w:rPr>
-              <w:t>on :</w:t>
-            </w:r>
-            <w:proofErr w:type="gramEnd"/>
-            <w:r>
-              <w:rPr>
-                <w:b/>
-                <w:bCs/>
-              </w:rPr>
-              <w:t xml:space="preserve"> </w:t>
+              <w:t xml:space="preserve">Line on : </w:t>
             </w:r>
             <w:r>
               <w:rPr>
@@ -4333,7 +3947,6 @@
               <w:t xml:space="preserve">private static double </w:t>
             </w:r>
             <w:proofErr w:type="spellStart"/>
-            <w:proofErr w:type="gramStart"/>
             <w:r>
               <w:t>CalculateAccuracy</w:t>
             </w:r>
@@ -4341,7 +3954,6 @@
             <w:r>
               <w:t>(</w:t>
             </w:r>
-            <w:proofErr w:type="gramEnd"/>
             <w:r>
               <w:rPr>
                 <w:color w:val="4472C4" w:themeColor="accent1"/>
@@ -4438,44 +4050,7 @@
                 <w:b/>
                 <w:bCs/>
               </w:rPr>
-              <w:t xml:space="preserve">Line </w:t>
-            </w:r>
-            <w:proofErr w:type="gramStart"/>
-            <w:r>
-              <w:rPr>
-                <w:b/>
-                <w:bCs/>
-              </w:rPr>
-              <w:t>on :</w:t>
-            </w:r>
-            <w:proofErr w:type="gramEnd"/>
-            <w:r>
-              <w:rPr>
-                <w:b/>
-                <w:bCs/>
-              </w:rPr>
-              <w:t xml:space="preserve"> </w:t>
-            </w:r>
-            <w:r>
-              <w:rPr>
-                <w:b/>
-                <w:bCs/>
-              </w:rPr>
-              <w:t>34</w:t>
-            </w:r>
-            <w:r>
-              <w:rPr>
-                <w:b/>
-                <w:bCs/>
-              </w:rPr>
-              <w:t>-</w:t>
-            </w:r>
-            <w:r>
-              <w:rPr>
-                <w:b/>
-                <w:bCs/>
-              </w:rPr>
-              <w:t>227</w:t>
+              <w:t>Line on : 34-227</w:t>
             </w:r>
           </w:p>
           <w:p>
@@ -4489,7 +4064,6 @@
               <w:t xml:space="preserve">private Predictor </w:t>
             </w:r>
             <w:proofErr w:type="spellStart"/>
-            <w:proofErr w:type="gramStart"/>
             <w:r>
               <w:t>RunExperiment</w:t>
             </w:r>
@@ -4497,7 +4071,6 @@
             <w:r>
               <w:t>(</w:t>
             </w:r>
-            <w:proofErr w:type="gramEnd"/>
             <w:r>
               <w:rPr>
                 <w:color w:val="4472C4" w:themeColor="accent1"/>
@@ -4669,14 +4242,7 @@
           <w:rFonts w:eastAsia="Times New Roman"/>
           <w:noProof/>
         </w:rPr>
-        <w:t>In this project, we explored two approaches to multi-sequence learning by repeatedly running experiments across various datasets. To reduce execution time, we deliberately limited the size of each dataset and the number of sequences processed.</w:t>
-      </w:r>
-      <w:r>
-        <w:rPr>
-          <w:rFonts w:eastAsia="Times New Roman"/>
-          <w:noProof/>
-        </w:rPr>
-        <w:t xml:space="preserve"> </w:t>
+        <w:t xml:space="preserve">In this project, we explored two approaches to multi-sequence learning by repeatedly running experiments across various datasets. To reduce execution time, we deliberately limited the size of each dataset and the number of sequences processed. </w:t>
       </w:r>
     </w:p>
     <w:p>
@@ -5079,23 +4645,7 @@
           <w:i/>
           <w:iCs/>
         </w:rPr>
-        <w:t xml:space="preserve">Figure 9 shows the Prediction of </w:t>
-      </w:r>
-      <w:proofErr w:type="gramStart"/>
-      <w:r>
-        <w:rPr>
-          <w:i/>
-          <w:iCs/>
-        </w:rPr>
-        <w:t>next</w:t>
-      </w:r>
-      <w:proofErr w:type="gramEnd"/>
-      <w:r>
-        <w:rPr>
-          <w:i/>
-          <w:iCs/>
-        </w:rPr>
-        <w:t xml:space="preserve"> elements with accuracy for the Power Consumption</w:t>
+        <w:t>Figure 9 shows the Prediction of next elements with accuracy for the Power Consumption</w:t>
       </w:r>
       <w:r>
         <w:rPr>
@@ -5111,30 +4661,7 @@
           <w:i/>
           <w:iCs/>
         </w:rPr>
-        <w:t xml:space="preserve">scenario. For </w:t>
-      </w:r>
-      <w:proofErr w:type="gramStart"/>
-      <w:r>
-        <w:rPr>
-          <w:i/>
-          <w:iCs/>
-        </w:rPr>
-        <w:t>example</w:t>
-      </w:r>
-      <w:proofErr w:type="gramEnd"/>
-      <w:r>
-        <w:rPr>
-          <w:i/>
-          <w:iCs/>
-        </w:rPr>
-        <w:t xml:space="preserve"> the sequence {3, 4, 7, 8, 9} predicted next elements with 100% accuracy.</w:t>
-      </w:r>
-      <w:r>
-        <w:rPr>
-          <w:i/>
-          <w:iCs/>
-        </w:rPr>
-        <w:t xml:space="preserve"> </w:t>
+        <w:t xml:space="preserve">scenario. For example the sequence {3, 4, 7, 8, 9} predicted next elements with 100% accuracy. </w:t>
       </w:r>
     </w:p>
     <w:p>
@@ -5294,19 +4821,39 @@
         <w:rPr>
           <w:rFonts w:eastAsia="Times New Roman"/>
         </w:rPr>
-        <w:t>In conclusion, our research emphasizes the importance of Multisequence Learning in enhancing predictive analytics across multiple domains. We demonstrated the potential of a novel strategy for automating sequence extraction and prediction testing from.csv files to increase efficiency and accuracy when compared to manual approaches. Our findings demonstrate the technique's application across a wide range of businesses, from power consumption forecasting to cancer prediction.</w:t>
+        <w:t>In conclusion, our research emphasizes the importance of Multisequence Learning in enhancing predictive analytics across multiple domains. We demonstrated the potential of a novel strategy for automating sequence extraction and prediction testing from</w:t>
       </w:r>
       <w:r>
         <w:rPr>
           <w:rFonts w:eastAsia="Times New Roman"/>
         </w:rPr>
+        <w:t xml:space="preserve"> .JSON</w:t>
+      </w:r>
+      <w:r>
+        <w:rPr>
+          <w:rFonts w:eastAsia="Times New Roman"/>
+        </w:rPr>
+        <w:t xml:space="preserve"> files to increase efficiency and accuracy when compared to manual approaches. Our findings demonstrate the technique's application across a wide range of businesses, from power consumption forecasting to cancer prediction.</w:t>
+      </w:r>
+      <w:r>
+        <w:rPr>
+          <w:rFonts w:eastAsia="Times New Roman"/>
+        </w:rPr>
         <w:t xml:space="preserve"> </w:t>
       </w:r>
       <w:r>
         <w:rPr>
           <w:rFonts w:eastAsia="Times New Roman"/>
         </w:rPr>
-        <w:t>Through thorough testing, we proved the effectiveness of our technique in properly predicting sequences, confirming its value for a wide range of applications. In essence, our study not only explains the principles of Multisequence Learning, but it also pioneers a streamlined way for propelling sequence prediction toward speedier and more reliable outcomes, supporting innovation and development in predictive modelling paradigms.</w:t>
+        <w:t xml:space="preserve">Through testing, we proved the effectiveness of our technique in properly predicting sequences, confirming its value for a wide range of applications. In essence, our study not only explains the principles of Multisequence Learning, but it also pioneers a streamlined way for propelling sequence prediction toward speedier and more reliable outcomes, </w:t>
+      </w:r>
+      <w:bookmarkStart w:id="0" w:name="_GoBack"/>
+      <w:bookmarkEnd w:id="0"/>
+      <w:r>
+        <w:rPr>
+          <w:rFonts w:eastAsia="Times New Roman"/>
+        </w:rPr>
+        <w:t>supporting innovation and development in predictive modeling paradigms.</w:t>
       </w:r>
     </w:p>
     <w:p>
@@ -5401,6 +4948,7 @@
             <w:id w:val="-573587230"/>
             <w:bibliography/>
           </w:sdtPr>
+          <w:sdtEndPr/>
           <w:sdtContent>
             <w:p>
               <w:pPr>
@@ -5981,7 +5529,7 @@
 </file>
 
 <file path=word/endnotes.xml><?xml version="1.0" encoding="utf-8"?>
-<w:endnotes xmlns:wpc="http://schemas.microsoft.com/office/word/2010/wordprocessingCanvas" xmlns:cx="http://schemas.microsoft.com/office/drawing/2014/chartex" xmlns:cx1="http://schemas.microsoft.com/office/drawing/2015/9/8/chartex" xmlns:cx2="http://schemas.microsoft.com/office/drawing/2015/10/21/chartex" xmlns:cx3="http://schemas.microsoft.com/office/drawing/2016/5/9/chartex" xmlns:cx4="http://schemas.microsoft.com/office/drawing/2016/5/10/chartex" xmlns:cx5="http://schemas.microsoft.com/office/drawing/2016/5/11/chartex" xmlns:cx6="http://schemas.microsoft.com/office/drawing/2016/5/12/chartex" xmlns:cx7="http://schemas.microsoft.com/office/drawing/2016/5/13/chartex" xmlns:cx8="http://schemas.microsoft.com/office/drawing/2016/5/14/chartex" xmlns:mc="http://schemas.openxmlformats.org/markup-compatibility/2006" xmlns:aink="http://schemas.microsoft.com/office/drawing/2016/ink" xmlns:am3d="http://schemas.microsoft.com/office/drawing/2017/model3d" xmlns:o="urn:schemas-microsoft-com:office:office" xmlns:oel="http://schemas.microsoft.com/office/2019/extlst" xmlns:r="http://schemas.openxmlformats.org/officeDocument/2006/relationships" xmlns:m="http://schemas.openxmlformats.org/officeDocument/2006/math" xmlns:v="urn:schemas-microsoft-com:vml" xmlns:wp14="http://schemas.microsoft.com/office/word/2010/wordprocessingDrawing" xmlns:wp="http://schemas.openxmlformats.org/drawingml/2006/wordprocessingDrawing" xmlns:w10="urn:schemas-microsoft-com:office:word" xmlns:w="http://schemas.openxmlformats.org/wordprocessingml/2006/main" xmlns:w14="http://schemas.microsoft.com/office/word/2010/wordml" xmlns:w15="http://schemas.microsoft.com/office/word/2012/wordml" xmlns:w16cex="http://schemas.microsoft.com/office/word/2018/wordml/cex" xmlns:w16cid="http://schemas.microsoft.com/office/word/2016/wordml/cid" xmlns:w16="http://schemas.microsoft.com/office/word/2018/wordml" xmlns:w16du="http://schemas.microsoft.com/office/word/2023/wordml/word16du" xmlns:w16sdtdh="http://schemas.microsoft.com/office/word/2020/wordml/sdtdatahash" xmlns:w16sdtfl="http://schemas.microsoft.com/office/word/2024/wordml/sdtformatlock" xmlns:w16se="http://schemas.microsoft.com/office/word/2015/wordml/symex" xmlns:wpg="http://schemas.microsoft.com/office/word/2010/wordprocessingGroup" xmlns:wpi="http://schemas.microsoft.com/office/word/2010/wordprocessingInk" xmlns:wne="http://schemas.microsoft.com/office/word/2006/wordml" xmlns:wps="http://schemas.microsoft.com/office/word/2010/wordprocessingShape" mc:Ignorable="w14 w15 w16se w16cid w16 w16cex w16sdtdh w16sdtfl w16du wp14">
+<w:endnotes xmlns:wpc="http://schemas.microsoft.com/office/word/2010/wordprocessingCanvas" xmlns:cx="http://schemas.microsoft.com/office/drawing/2014/chartex" xmlns:cx1="http://schemas.microsoft.com/office/drawing/2015/9/8/chartex" xmlns:cx2="http://schemas.microsoft.com/office/drawing/2015/10/21/chartex" xmlns:cx3="http://schemas.microsoft.com/office/drawing/2016/5/9/chartex" xmlns:cx4="http://schemas.microsoft.com/office/drawing/2016/5/10/chartex" xmlns:cx5="http://schemas.microsoft.com/office/drawing/2016/5/11/chartex" xmlns:cx6="http://schemas.microsoft.com/office/drawing/2016/5/12/chartex" xmlns:cx7="http://schemas.microsoft.com/office/drawing/2016/5/13/chartex" xmlns:cx8="http://schemas.microsoft.com/office/drawing/2016/5/14/chartex" xmlns:mc="http://schemas.openxmlformats.org/markup-compatibility/2006" xmlns:aink="http://schemas.microsoft.com/office/drawing/2016/ink" xmlns:am3d="http://schemas.microsoft.com/office/drawing/2017/model3d" xmlns:o="urn:schemas-microsoft-com:office:office" xmlns:r="http://schemas.openxmlformats.org/officeDocument/2006/relationships" xmlns:m="http://schemas.openxmlformats.org/officeDocument/2006/math" xmlns:v="urn:schemas-microsoft-com:vml" xmlns:wp14="http://schemas.microsoft.com/office/word/2010/wordprocessingDrawing" xmlns:wp="http://schemas.openxmlformats.org/drawingml/2006/wordprocessingDrawing" xmlns:w10="urn:schemas-microsoft-com:office:word" xmlns:w="http://schemas.openxmlformats.org/wordprocessingml/2006/main" xmlns:w14="http://schemas.microsoft.com/office/word/2010/wordml" xmlns:w15="http://schemas.microsoft.com/office/word/2012/wordml" xmlns:w16cid="http://schemas.microsoft.com/office/word/2016/wordml/cid" xmlns:w16se="http://schemas.microsoft.com/office/word/2015/wordml/symex" xmlns:wpg="http://schemas.microsoft.com/office/word/2010/wordprocessingGroup" xmlns:wpi="http://schemas.microsoft.com/office/word/2010/wordprocessingInk" xmlns:wne="http://schemas.microsoft.com/office/word/2006/wordml" xmlns:wps="http://schemas.microsoft.com/office/word/2010/wordprocessingShape" mc:Ignorable="w14 w15 w16se w16cid wp14">
   <w:endnote w:type="separator" w:id="-1">
     <w:p>
       <w:r>
@@ -6003,7 +5551,7 @@
 </file>
 
 <file path=word/footer1.xml><?xml version="1.0" encoding="utf-8"?>
-<w:ftr xmlns:wpc="http://schemas.microsoft.com/office/word/2010/wordprocessingCanvas" xmlns:cx="http://schemas.microsoft.com/office/drawing/2014/chartex" xmlns:cx1="http://schemas.microsoft.com/office/drawing/2015/9/8/chartex" xmlns:cx2="http://schemas.microsoft.com/office/drawing/2015/10/21/chartex" xmlns:cx3="http://schemas.microsoft.com/office/drawing/2016/5/9/chartex" xmlns:cx4="http://schemas.microsoft.com/office/drawing/2016/5/10/chartex" xmlns:cx5="http://schemas.microsoft.com/office/drawing/2016/5/11/chartex" xmlns:cx6="http://schemas.microsoft.com/office/drawing/2016/5/12/chartex" xmlns:cx7="http://schemas.microsoft.com/office/drawing/2016/5/13/chartex" xmlns:cx8="http://schemas.microsoft.com/office/drawing/2016/5/14/chartex" xmlns:mc="http://schemas.openxmlformats.org/markup-compatibility/2006" xmlns:aink="http://schemas.microsoft.com/office/drawing/2016/ink" xmlns:am3d="http://schemas.microsoft.com/office/drawing/2017/model3d" xmlns:o="urn:schemas-microsoft-com:office:office" xmlns:oel="http://schemas.microsoft.com/office/2019/extlst" xmlns:r="http://schemas.openxmlformats.org/officeDocument/2006/relationships" xmlns:m="http://schemas.openxmlformats.org/officeDocument/2006/math" xmlns:v="urn:schemas-microsoft-com:vml" xmlns:wp14="http://schemas.microsoft.com/office/word/2010/wordprocessingDrawing" xmlns:wp="http://schemas.openxmlformats.org/drawingml/2006/wordprocessingDrawing" xmlns:w10="urn:schemas-microsoft-com:office:word" xmlns:w="http://schemas.openxmlformats.org/wordprocessingml/2006/main" xmlns:w14="http://schemas.microsoft.com/office/word/2010/wordml" xmlns:w15="http://schemas.microsoft.com/office/word/2012/wordml" xmlns:w16cex="http://schemas.microsoft.com/office/word/2018/wordml/cex" xmlns:w16cid="http://schemas.microsoft.com/office/word/2016/wordml/cid" xmlns:w16="http://schemas.microsoft.com/office/word/2018/wordml" xmlns:w16du="http://schemas.microsoft.com/office/word/2023/wordml/word16du" xmlns:w16sdtdh="http://schemas.microsoft.com/office/word/2020/wordml/sdtdatahash" xmlns:w16sdtfl="http://schemas.microsoft.com/office/word/2024/wordml/sdtformatlock" xmlns:w16se="http://schemas.microsoft.com/office/word/2015/wordml/symex" xmlns:wpg="http://schemas.microsoft.com/office/word/2010/wordprocessingGroup" xmlns:wpi="http://schemas.microsoft.com/office/word/2010/wordprocessingInk" xmlns:wne="http://schemas.microsoft.com/office/word/2006/wordml" xmlns:wps="http://schemas.microsoft.com/office/word/2010/wordprocessingShape" mc:Ignorable="w14 w15 w16se w16cid w16 w16cex w16sdtdh w16sdtfl w16du wp14">
+<w:ftr xmlns:wpc="http://schemas.microsoft.com/office/word/2010/wordprocessingCanvas" xmlns:cx="http://schemas.microsoft.com/office/drawing/2014/chartex" xmlns:cx1="http://schemas.microsoft.com/office/drawing/2015/9/8/chartex" xmlns:cx2="http://schemas.microsoft.com/office/drawing/2015/10/21/chartex" xmlns:cx3="http://schemas.microsoft.com/office/drawing/2016/5/9/chartex" xmlns:cx4="http://schemas.microsoft.com/office/drawing/2016/5/10/chartex" xmlns:cx5="http://schemas.microsoft.com/office/drawing/2016/5/11/chartex" xmlns:cx6="http://schemas.microsoft.com/office/drawing/2016/5/12/chartex" xmlns:cx7="http://schemas.microsoft.com/office/drawing/2016/5/13/chartex" xmlns:cx8="http://schemas.microsoft.com/office/drawing/2016/5/14/chartex" xmlns:mc="http://schemas.openxmlformats.org/markup-compatibility/2006" xmlns:aink="http://schemas.microsoft.com/office/drawing/2016/ink" xmlns:am3d="http://schemas.microsoft.com/office/drawing/2017/model3d" xmlns:o="urn:schemas-microsoft-com:office:office" xmlns:r="http://schemas.openxmlformats.org/officeDocument/2006/relationships" xmlns:m="http://schemas.openxmlformats.org/officeDocument/2006/math" xmlns:v="urn:schemas-microsoft-com:vml" xmlns:wp14="http://schemas.microsoft.com/office/word/2010/wordprocessingDrawing" xmlns:wp="http://schemas.openxmlformats.org/drawingml/2006/wordprocessingDrawing" xmlns:w10="urn:schemas-microsoft-com:office:word" xmlns:w="http://schemas.openxmlformats.org/wordprocessingml/2006/main" xmlns:w14="http://schemas.microsoft.com/office/word/2010/wordml" xmlns:w15="http://schemas.microsoft.com/office/word/2012/wordml" xmlns:w16cid="http://schemas.microsoft.com/office/word/2016/wordml/cid" xmlns:w16se="http://schemas.microsoft.com/office/word/2015/wordml/symex" xmlns:wpg="http://schemas.microsoft.com/office/word/2010/wordprocessingGroup" xmlns:wpi="http://schemas.microsoft.com/office/word/2010/wordprocessingInk" xmlns:wne="http://schemas.microsoft.com/office/word/2006/wordml" xmlns:wps="http://schemas.microsoft.com/office/word/2010/wordprocessingShape" mc:Ignorable="w14 w15 w16se w16cid wp14">
   <w:tbl>
     <w:tblPr>
       <w:tblW w:w="0" w:type="auto"/>
@@ -6064,7 +5612,7 @@
 </file>
 
 <file path=word/footer2.xml><?xml version="1.0" encoding="utf-8"?>
-<w:ftr xmlns:wpc="http://schemas.microsoft.com/office/word/2010/wordprocessingCanvas" xmlns:cx="http://schemas.microsoft.com/office/drawing/2014/chartex" xmlns:cx1="http://schemas.microsoft.com/office/drawing/2015/9/8/chartex" xmlns:cx2="http://schemas.microsoft.com/office/drawing/2015/10/21/chartex" xmlns:cx3="http://schemas.microsoft.com/office/drawing/2016/5/9/chartex" xmlns:cx4="http://schemas.microsoft.com/office/drawing/2016/5/10/chartex" xmlns:cx5="http://schemas.microsoft.com/office/drawing/2016/5/11/chartex" xmlns:cx6="http://schemas.microsoft.com/office/drawing/2016/5/12/chartex" xmlns:cx7="http://schemas.microsoft.com/office/drawing/2016/5/13/chartex" xmlns:cx8="http://schemas.microsoft.com/office/drawing/2016/5/14/chartex" xmlns:mc="http://schemas.openxmlformats.org/markup-compatibility/2006" xmlns:aink="http://schemas.microsoft.com/office/drawing/2016/ink" xmlns:am3d="http://schemas.microsoft.com/office/drawing/2017/model3d" xmlns:o="urn:schemas-microsoft-com:office:office" xmlns:oel="http://schemas.microsoft.com/office/2019/extlst" xmlns:r="http://schemas.openxmlformats.org/officeDocument/2006/relationships" xmlns:m="http://schemas.openxmlformats.org/officeDocument/2006/math" xmlns:v="urn:schemas-microsoft-com:vml" xmlns:wp14="http://schemas.microsoft.com/office/word/2010/wordprocessingDrawing" xmlns:wp="http://schemas.openxmlformats.org/drawingml/2006/wordprocessingDrawing" xmlns:w10="urn:schemas-microsoft-com:office:word" xmlns:w="http://schemas.openxmlformats.org/wordprocessingml/2006/main" xmlns:w14="http://schemas.microsoft.com/office/word/2010/wordml" xmlns:w15="http://schemas.microsoft.com/office/word/2012/wordml" xmlns:w16cex="http://schemas.microsoft.com/office/word/2018/wordml/cex" xmlns:w16cid="http://schemas.microsoft.com/office/word/2016/wordml/cid" xmlns:w16="http://schemas.microsoft.com/office/word/2018/wordml" xmlns:w16du="http://schemas.microsoft.com/office/word/2023/wordml/word16du" xmlns:w16sdtdh="http://schemas.microsoft.com/office/word/2020/wordml/sdtdatahash" xmlns:w16sdtfl="http://schemas.microsoft.com/office/word/2024/wordml/sdtformatlock" xmlns:w16se="http://schemas.microsoft.com/office/word/2015/wordml/symex" xmlns:wpg="http://schemas.microsoft.com/office/word/2010/wordprocessingGroup" xmlns:wpi="http://schemas.microsoft.com/office/word/2010/wordprocessingInk" xmlns:wne="http://schemas.microsoft.com/office/word/2006/wordml" xmlns:wps="http://schemas.microsoft.com/office/word/2010/wordprocessingShape" mc:Ignorable="w14 w15 w16se w16cid w16 w16cex w16sdtdh w16sdtfl w16du wp14">
+<w:ftr xmlns:wpc="http://schemas.microsoft.com/office/word/2010/wordprocessingCanvas" xmlns:cx="http://schemas.microsoft.com/office/drawing/2014/chartex" xmlns:cx1="http://schemas.microsoft.com/office/drawing/2015/9/8/chartex" xmlns:cx2="http://schemas.microsoft.com/office/drawing/2015/10/21/chartex" xmlns:cx3="http://schemas.microsoft.com/office/drawing/2016/5/9/chartex" xmlns:cx4="http://schemas.microsoft.com/office/drawing/2016/5/10/chartex" xmlns:cx5="http://schemas.microsoft.com/office/drawing/2016/5/11/chartex" xmlns:cx6="http://schemas.microsoft.com/office/drawing/2016/5/12/chartex" xmlns:cx7="http://schemas.microsoft.com/office/drawing/2016/5/13/chartex" xmlns:cx8="http://schemas.microsoft.com/office/drawing/2016/5/14/chartex" xmlns:mc="http://schemas.openxmlformats.org/markup-compatibility/2006" xmlns:aink="http://schemas.microsoft.com/office/drawing/2016/ink" xmlns:am3d="http://schemas.microsoft.com/office/drawing/2017/model3d" xmlns:o="urn:schemas-microsoft-com:office:office" xmlns:r="http://schemas.openxmlformats.org/officeDocument/2006/relationships" xmlns:m="http://schemas.openxmlformats.org/officeDocument/2006/math" xmlns:v="urn:schemas-microsoft-com:vml" xmlns:wp14="http://schemas.microsoft.com/office/word/2010/wordprocessingDrawing" xmlns:wp="http://schemas.openxmlformats.org/drawingml/2006/wordprocessingDrawing" xmlns:w10="urn:schemas-microsoft-com:office:word" xmlns:w="http://schemas.openxmlformats.org/wordprocessingml/2006/main" xmlns:w14="http://schemas.microsoft.com/office/word/2010/wordml" xmlns:w15="http://schemas.microsoft.com/office/word/2012/wordml" xmlns:w16cid="http://schemas.microsoft.com/office/word/2016/wordml/cid" xmlns:w16se="http://schemas.microsoft.com/office/word/2015/wordml/symex" xmlns:wpg="http://schemas.microsoft.com/office/word/2010/wordprocessingGroup" xmlns:wpi="http://schemas.microsoft.com/office/word/2010/wordprocessingInk" xmlns:wne="http://schemas.microsoft.com/office/word/2006/wordml" xmlns:wps="http://schemas.microsoft.com/office/word/2010/wordprocessingShape" mc:Ignorable="w14 w15 w16se w16cid wp14">
   <w:p>
     <w:pPr>
       <w:pStyle w:val="Footer"/>
@@ -6100,7 +5648,7 @@
 </file>
 
 <file path=word/footer3.xml><?xml version="1.0" encoding="utf-8"?>
-<w:ftr xmlns:wpc="http://schemas.microsoft.com/office/word/2010/wordprocessingCanvas" xmlns:cx="http://schemas.microsoft.com/office/drawing/2014/chartex" xmlns:cx1="http://schemas.microsoft.com/office/drawing/2015/9/8/chartex" xmlns:cx2="http://schemas.microsoft.com/office/drawing/2015/10/21/chartex" xmlns:cx3="http://schemas.microsoft.com/office/drawing/2016/5/9/chartex" xmlns:cx4="http://schemas.microsoft.com/office/drawing/2016/5/10/chartex" xmlns:cx5="http://schemas.microsoft.com/office/drawing/2016/5/11/chartex" xmlns:cx6="http://schemas.microsoft.com/office/drawing/2016/5/12/chartex" xmlns:cx7="http://schemas.microsoft.com/office/drawing/2016/5/13/chartex" xmlns:cx8="http://schemas.microsoft.com/office/drawing/2016/5/14/chartex" xmlns:mc="http://schemas.openxmlformats.org/markup-compatibility/2006" xmlns:aink="http://schemas.microsoft.com/office/drawing/2016/ink" xmlns:am3d="http://schemas.microsoft.com/office/drawing/2017/model3d" xmlns:o="urn:schemas-microsoft-com:office:office" xmlns:oel="http://schemas.microsoft.com/office/2019/extlst" xmlns:r="http://schemas.openxmlformats.org/officeDocument/2006/relationships" xmlns:m="http://schemas.openxmlformats.org/officeDocument/2006/math" xmlns:v="urn:schemas-microsoft-com:vml" xmlns:wp14="http://schemas.microsoft.com/office/word/2010/wordprocessingDrawing" xmlns:wp="http://schemas.openxmlformats.org/drawingml/2006/wordprocessingDrawing" xmlns:w10="urn:schemas-microsoft-com:office:word" xmlns:w="http://schemas.openxmlformats.org/wordprocessingml/2006/main" xmlns:w14="http://schemas.microsoft.com/office/word/2010/wordml" xmlns:w15="http://schemas.microsoft.com/office/word/2012/wordml" xmlns:w16cex="http://schemas.microsoft.com/office/word/2018/wordml/cex" xmlns:w16cid="http://schemas.microsoft.com/office/word/2016/wordml/cid" xmlns:w16="http://schemas.microsoft.com/office/word/2018/wordml" xmlns:w16du="http://schemas.microsoft.com/office/word/2023/wordml/word16du" xmlns:w16sdtdh="http://schemas.microsoft.com/office/word/2020/wordml/sdtdatahash" xmlns:w16sdtfl="http://schemas.microsoft.com/office/word/2024/wordml/sdtformatlock" xmlns:w16se="http://schemas.microsoft.com/office/word/2015/wordml/symex" xmlns:wpg="http://schemas.microsoft.com/office/word/2010/wordprocessingGroup" xmlns:wpi="http://schemas.microsoft.com/office/word/2010/wordprocessingInk" xmlns:wne="http://schemas.microsoft.com/office/word/2006/wordml" xmlns:wps="http://schemas.microsoft.com/office/word/2010/wordprocessingShape" mc:Ignorable="w14 w15 w16se w16cid w16 w16cex w16sdtdh w16sdtfl w16du wp14">
+<w:ftr xmlns:wpc="http://schemas.microsoft.com/office/word/2010/wordprocessingCanvas" xmlns:cx="http://schemas.microsoft.com/office/drawing/2014/chartex" xmlns:cx1="http://schemas.microsoft.com/office/drawing/2015/9/8/chartex" xmlns:cx2="http://schemas.microsoft.com/office/drawing/2015/10/21/chartex" xmlns:cx3="http://schemas.microsoft.com/office/drawing/2016/5/9/chartex" xmlns:cx4="http://schemas.microsoft.com/office/drawing/2016/5/10/chartex" xmlns:cx5="http://schemas.microsoft.com/office/drawing/2016/5/11/chartex" xmlns:cx6="http://schemas.microsoft.com/office/drawing/2016/5/12/chartex" xmlns:cx7="http://schemas.microsoft.com/office/drawing/2016/5/13/chartex" xmlns:cx8="http://schemas.microsoft.com/office/drawing/2016/5/14/chartex" xmlns:mc="http://schemas.openxmlformats.org/markup-compatibility/2006" xmlns:aink="http://schemas.microsoft.com/office/drawing/2016/ink" xmlns:am3d="http://schemas.microsoft.com/office/drawing/2017/model3d" xmlns:o="urn:schemas-microsoft-com:office:office" xmlns:r="http://schemas.openxmlformats.org/officeDocument/2006/relationships" xmlns:m="http://schemas.openxmlformats.org/officeDocument/2006/math" xmlns:v="urn:schemas-microsoft-com:vml" xmlns:wp14="http://schemas.microsoft.com/office/word/2010/wordprocessingDrawing" xmlns:wp="http://schemas.openxmlformats.org/drawingml/2006/wordprocessingDrawing" xmlns:w10="urn:schemas-microsoft-com:office:word" xmlns:w="http://schemas.openxmlformats.org/wordprocessingml/2006/main" xmlns:w14="http://schemas.microsoft.com/office/word/2010/wordml" xmlns:w15="http://schemas.microsoft.com/office/word/2012/wordml" xmlns:w16cid="http://schemas.microsoft.com/office/word/2016/wordml/cid" xmlns:w16se="http://schemas.microsoft.com/office/word/2015/wordml/symex" xmlns:wpg="http://schemas.microsoft.com/office/word/2010/wordprocessingGroup" xmlns:wpi="http://schemas.microsoft.com/office/word/2010/wordprocessingInk" xmlns:wne="http://schemas.microsoft.com/office/word/2006/wordml" xmlns:wps="http://schemas.microsoft.com/office/word/2010/wordprocessingShape" mc:Ignorable="w14 w15 w16se w16cid wp14">
   <w:tbl>
     <w:tblPr>
       <w:tblW w:w="0" w:type="auto"/>
@@ -6161,7 +5709,7 @@
 </file>
 
 <file path=word/footer4.xml><?xml version="1.0" encoding="utf-8"?>
-<w:ftr xmlns:wpc="http://schemas.microsoft.com/office/word/2010/wordprocessingCanvas" xmlns:cx="http://schemas.microsoft.com/office/drawing/2014/chartex" xmlns:cx1="http://schemas.microsoft.com/office/drawing/2015/9/8/chartex" xmlns:cx2="http://schemas.microsoft.com/office/drawing/2015/10/21/chartex" xmlns:cx3="http://schemas.microsoft.com/office/drawing/2016/5/9/chartex" xmlns:cx4="http://schemas.microsoft.com/office/drawing/2016/5/10/chartex" xmlns:cx5="http://schemas.microsoft.com/office/drawing/2016/5/11/chartex" xmlns:cx6="http://schemas.microsoft.com/office/drawing/2016/5/12/chartex" xmlns:cx7="http://schemas.microsoft.com/office/drawing/2016/5/13/chartex" xmlns:cx8="http://schemas.microsoft.com/office/drawing/2016/5/14/chartex" xmlns:mc="http://schemas.openxmlformats.org/markup-compatibility/2006" xmlns:aink="http://schemas.microsoft.com/office/drawing/2016/ink" xmlns:am3d="http://schemas.microsoft.com/office/drawing/2017/model3d" xmlns:o="urn:schemas-microsoft-com:office:office" xmlns:oel="http://schemas.microsoft.com/office/2019/extlst" xmlns:r="http://schemas.openxmlformats.org/officeDocument/2006/relationships" xmlns:m="http://schemas.openxmlformats.org/officeDocument/2006/math" xmlns:v="urn:schemas-microsoft-com:vml" xmlns:wp14="http://schemas.microsoft.com/office/word/2010/wordprocessingDrawing" xmlns:wp="http://schemas.openxmlformats.org/drawingml/2006/wordprocessingDrawing" xmlns:w10="urn:schemas-microsoft-com:office:word" xmlns:w="http://schemas.openxmlformats.org/wordprocessingml/2006/main" xmlns:w14="http://schemas.microsoft.com/office/word/2010/wordml" xmlns:w15="http://schemas.microsoft.com/office/word/2012/wordml" xmlns:w16cex="http://schemas.microsoft.com/office/word/2018/wordml/cex" xmlns:w16cid="http://schemas.microsoft.com/office/word/2016/wordml/cid" xmlns:w16="http://schemas.microsoft.com/office/word/2018/wordml" xmlns:w16du="http://schemas.microsoft.com/office/word/2023/wordml/word16du" xmlns:w16sdtdh="http://schemas.microsoft.com/office/word/2020/wordml/sdtdatahash" xmlns:w16sdtfl="http://schemas.microsoft.com/office/word/2024/wordml/sdtformatlock" xmlns:w16se="http://schemas.microsoft.com/office/word/2015/wordml/symex" xmlns:wpg="http://schemas.microsoft.com/office/word/2010/wordprocessingGroup" xmlns:wpi="http://schemas.microsoft.com/office/word/2010/wordprocessingInk" xmlns:wne="http://schemas.microsoft.com/office/word/2006/wordml" xmlns:wps="http://schemas.microsoft.com/office/word/2010/wordprocessingShape" mc:Ignorable="w14 w15 w16se w16cid w16 w16cex w16sdtdh w16sdtfl w16du wp14">
+<w:ftr xmlns:wpc="http://schemas.microsoft.com/office/word/2010/wordprocessingCanvas" xmlns:cx="http://schemas.microsoft.com/office/drawing/2014/chartex" xmlns:cx1="http://schemas.microsoft.com/office/drawing/2015/9/8/chartex" xmlns:cx2="http://schemas.microsoft.com/office/drawing/2015/10/21/chartex" xmlns:cx3="http://schemas.microsoft.com/office/drawing/2016/5/9/chartex" xmlns:cx4="http://schemas.microsoft.com/office/drawing/2016/5/10/chartex" xmlns:cx5="http://schemas.microsoft.com/office/drawing/2016/5/11/chartex" xmlns:cx6="http://schemas.microsoft.com/office/drawing/2016/5/12/chartex" xmlns:cx7="http://schemas.microsoft.com/office/drawing/2016/5/13/chartex" xmlns:cx8="http://schemas.microsoft.com/office/drawing/2016/5/14/chartex" xmlns:mc="http://schemas.openxmlformats.org/markup-compatibility/2006" xmlns:aink="http://schemas.microsoft.com/office/drawing/2016/ink" xmlns:am3d="http://schemas.microsoft.com/office/drawing/2017/model3d" xmlns:o="urn:schemas-microsoft-com:office:office" xmlns:r="http://schemas.openxmlformats.org/officeDocument/2006/relationships" xmlns:m="http://schemas.openxmlformats.org/officeDocument/2006/math" xmlns:v="urn:schemas-microsoft-com:vml" xmlns:wp14="http://schemas.microsoft.com/office/word/2010/wordprocessingDrawing" xmlns:wp="http://schemas.openxmlformats.org/drawingml/2006/wordprocessingDrawing" xmlns:w10="urn:schemas-microsoft-com:office:word" xmlns:w="http://schemas.openxmlformats.org/wordprocessingml/2006/main" xmlns:w14="http://schemas.microsoft.com/office/word/2010/wordml" xmlns:w15="http://schemas.microsoft.com/office/word/2012/wordml" xmlns:w16cid="http://schemas.microsoft.com/office/word/2016/wordml/cid" xmlns:w16se="http://schemas.microsoft.com/office/word/2015/wordml/symex" xmlns:wpg="http://schemas.microsoft.com/office/word/2010/wordprocessingGroup" xmlns:wpi="http://schemas.microsoft.com/office/word/2010/wordprocessingInk" xmlns:wne="http://schemas.microsoft.com/office/word/2006/wordml" xmlns:wps="http://schemas.microsoft.com/office/word/2010/wordprocessingShape" mc:Ignorable="w14 w15 w16se w16cid wp14">
   <w:tbl>
     <w:tblPr>
       <w:tblW w:w="0" w:type="auto"/>
@@ -6222,7 +5770,7 @@
 </file>
 
 <file path=word/footer5.xml><?xml version="1.0" encoding="utf-8"?>
-<w:ftr xmlns:wpc="http://schemas.microsoft.com/office/word/2010/wordprocessingCanvas" xmlns:cx="http://schemas.microsoft.com/office/drawing/2014/chartex" xmlns:cx1="http://schemas.microsoft.com/office/drawing/2015/9/8/chartex" xmlns:cx2="http://schemas.microsoft.com/office/drawing/2015/10/21/chartex" xmlns:cx3="http://schemas.microsoft.com/office/drawing/2016/5/9/chartex" xmlns:cx4="http://schemas.microsoft.com/office/drawing/2016/5/10/chartex" xmlns:cx5="http://schemas.microsoft.com/office/drawing/2016/5/11/chartex" xmlns:cx6="http://schemas.microsoft.com/office/drawing/2016/5/12/chartex" xmlns:cx7="http://schemas.microsoft.com/office/drawing/2016/5/13/chartex" xmlns:cx8="http://schemas.microsoft.com/office/drawing/2016/5/14/chartex" xmlns:mc="http://schemas.openxmlformats.org/markup-compatibility/2006" xmlns:aink="http://schemas.microsoft.com/office/drawing/2016/ink" xmlns:am3d="http://schemas.microsoft.com/office/drawing/2017/model3d" xmlns:o="urn:schemas-microsoft-com:office:office" xmlns:oel="http://schemas.microsoft.com/office/2019/extlst" xmlns:r="http://schemas.openxmlformats.org/officeDocument/2006/relationships" xmlns:m="http://schemas.openxmlformats.org/officeDocument/2006/math" xmlns:v="urn:schemas-microsoft-com:vml" xmlns:wp14="http://schemas.microsoft.com/office/word/2010/wordprocessingDrawing" xmlns:wp="http://schemas.openxmlformats.org/drawingml/2006/wordprocessingDrawing" xmlns:w10="urn:schemas-microsoft-com:office:word" xmlns:w="http://schemas.openxmlformats.org/wordprocessingml/2006/main" xmlns:w14="http://schemas.microsoft.com/office/word/2010/wordml" xmlns:w15="http://schemas.microsoft.com/office/word/2012/wordml" xmlns:w16cex="http://schemas.microsoft.com/office/word/2018/wordml/cex" xmlns:w16cid="http://schemas.microsoft.com/office/word/2016/wordml/cid" xmlns:w16="http://schemas.microsoft.com/office/word/2018/wordml" xmlns:w16du="http://schemas.microsoft.com/office/word/2023/wordml/word16du" xmlns:w16sdtdh="http://schemas.microsoft.com/office/word/2020/wordml/sdtdatahash" xmlns:w16sdtfl="http://schemas.microsoft.com/office/word/2024/wordml/sdtformatlock" xmlns:w16se="http://schemas.microsoft.com/office/word/2015/wordml/symex" xmlns:wpg="http://schemas.microsoft.com/office/word/2010/wordprocessingGroup" xmlns:wpi="http://schemas.microsoft.com/office/word/2010/wordprocessingInk" xmlns:wne="http://schemas.microsoft.com/office/word/2006/wordml" xmlns:wps="http://schemas.microsoft.com/office/word/2010/wordprocessingShape" mc:Ignorable="w14 w15 w16se w16cid w16 w16cex w16sdtdh w16sdtfl w16du wp14">
+<w:ftr xmlns:wpc="http://schemas.microsoft.com/office/word/2010/wordprocessingCanvas" xmlns:cx="http://schemas.microsoft.com/office/drawing/2014/chartex" xmlns:cx1="http://schemas.microsoft.com/office/drawing/2015/9/8/chartex" xmlns:cx2="http://schemas.microsoft.com/office/drawing/2015/10/21/chartex" xmlns:cx3="http://schemas.microsoft.com/office/drawing/2016/5/9/chartex" xmlns:cx4="http://schemas.microsoft.com/office/drawing/2016/5/10/chartex" xmlns:cx5="http://schemas.microsoft.com/office/drawing/2016/5/11/chartex" xmlns:cx6="http://schemas.microsoft.com/office/drawing/2016/5/12/chartex" xmlns:cx7="http://schemas.microsoft.com/office/drawing/2016/5/13/chartex" xmlns:cx8="http://schemas.microsoft.com/office/drawing/2016/5/14/chartex" xmlns:mc="http://schemas.openxmlformats.org/markup-compatibility/2006" xmlns:aink="http://schemas.microsoft.com/office/drawing/2016/ink" xmlns:am3d="http://schemas.microsoft.com/office/drawing/2017/model3d" xmlns:o="urn:schemas-microsoft-com:office:office" xmlns:r="http://schemas.openxmlformats.org/officeDocument/2006/relationships" xmlns:m="http://schemas.openxmlformats.org/officeDocument/2006/math" xmlns:v="urn:schemas-microsoft-com:vml" xmlns:wp14="http://schemas.microsoft.com/office/word/2010/wordprocessingDrawing" xmlns:wp="http://schemas.openxmlformats.org/drawingml/2006/wordprocessingDrawing" xmlns:w10="urn:schemas-microsoft-com:office:word" xmlns:w="http://schemas.openxmlformats.org/wordprocessingml/2006/main" xmlns:w14="http://schemas.microsoft.com/office/word/2010/wordml" xmlns:w15="http://schemas.microsoft.com/office/word/2012/wordml" xmlns:w16cid="http://schemas.microsoft.com/office/word/2016/wordml/cid" xmlns:w16se="http://schemas.microsoft.com/office/word/2015/wordml/symex" xmlns:wpg="http://schemas.microsoft.com/office/word/2010/wordprocessingGroup" xmlns:wpi="http://schemas.microsoft.com/office/word/2010/wordprocessingInk" xmlns:wne="http://schemas.microsoft.com/office/word/2006/wordml" xmlns:wps="http://schemas.microsoft.com/office/word/2010/wordprocessingShape" mc:Ignorable="w14 w15 w16se w16cid wp14">
   <w:tbl>
     <w:tblPr>
       <w:tblW w:w="0" w:type="auto"/>
@@ -6283,7 +5831,7 @@
 </file>
 
 <file path=word/footnotes.xml><?xml version="1.0" encoding="utf-8"?>
-<w:footnotes xmlns:wpc="http://schemas.microsoft.com/office/word/2010/wordprocessingCanvas" xmlns:cx="http://schemas.microsoft.com/office/drawing/2014/chartex" xmlns:cx1="http://schemas.microsoft.com/office/drawing/2015/9/8/chartex" xmlns:cx2="http://schemas.microsoft.com/office/drawing/2015/10/21/chartex" xmlns:cx3="http://schemas.microsoft.com/office/drawing/2016/5/9/chartex" xmlns:cx4="http://schemas.microsoft.com/office/drawing/2016/5/10/chartex" xmlns:cx5="http://schemas.microsoft.com/office/drawing/2016/5/11/chartex" xmlns:cx6="http://schemas.microsoft.com/office/drawing/2016/5/12/chartex" xmlns:cx7="http://schemas.microsoft.com/office/drawing/2016/5/13/chartex" xmlns:cx8="http://schemas.microsoft.com/office/drawing/2016/5/14/chartex" xmlns:mc="http://schemas.openxmlformats.org/markup-compatibility/2006" xmlns:aink="http://schemas.microsoft.com/office/drawing/2016/ink" xmlns:am3d="http://schemas.microsoft.com/office/drawing/2017/model3d" xmlns:o="urn:schemas-microsoft-com:office:office" xmlns:oel="http://schemas.microsoft.com/office/2019/extlst" xmlns:r="http://schemas.openxmlformats.org/officeDocument/2006/relationships" xmlns:m="http://schemas.openxmlformats.org/officeDocument/2006/math" xmlns:v="urn:schemas-microsoft-com:vml" xmlns:wp14="http://schemas.microsoft.com/office/word/2010/wordprocessingDrawing" xmlns:wp="http://schemas.openxmlformats.org/drawingml/2006/wordprocessingDrawing" xmlns:w10="urn:schemas-microsoft-com:office:word" xmlns:w="http://schemas.openxmlformats.org/wordprocessingml/2006/main" xmlns:w14="http://schemas.microsoft.com/office/word/2010/wordml" xmlns:w15="http://schemas.microsoft.com/office/word/2012/wordml" xmlns:w16cex="http://schemas.microsoft.com/office/word/2018/wordml/cex" xmlns:w16cid="http://schemas.microsoft.com/office/word/2016/wordml/cid" xmlns:w16="http://schemas.microsoft.com/office/word/2018/wordml" xmlns:w16du="http://schemas.microsoft.com/office/word/2023/wordml/word16du" xmlns:w16sdtdh="http://schemas.microsoft.com/office/word/2020/wordml/sdtdatahash" xmlns:w16sdtfl="http://schemas.microsoft.com/office/word/2024/wordml/sdtformatlock" xmlns:w16se="http://schemas.microsoft.com/office/word/2015/wordml/symex" xmlns:wpg="http://schemas.microsoft.com/office/word/2010/wordprocessingGroup" xmlns:wpi="http://schemas.microsoft.com/office/word/2010/wordprocessingInk" xmlns:wne="http://schemas.microsoft.com/office/word/2006/wordml" xmlns:wps="http://schemas.microsoft.com/office/word/2010/wordprocessingShape" mc:Ignorable="w14 w15 w16se w16cid w16 w16cex w16sdtdh w16sdtfl w16du wp14">
+<w:footnotes xmlns:wpc="http://schemas.microsoft.com/office/word/2010/wordprocessingCanvas" xmlns:cx="http://schemas.microsoft.com/office/drawing/2014/chartex" xmlns:cx1="http://schemas.microsoft.com/office/drawing/2015/9/8/chartex" xmlns:cx2="http://schemas.microsoft.com/office/drawing/2015/10/21/chartex" xmlns:cx3="http://schemas.microsoft.com/office/drawing/2016/5/9/chartex" xmlns:cx4="http://schemas.microsoft.com/office/drawing/2016/5/10/chartex" xmlns:cx5="http://schemas.microsoft.com/office/drawing/2016/5/11/chartex" xmlns:cx6="http://schemas.microsoft.com/office/drawing/2016/5/12/chartex" xmlns:cx7="http://schemas.microsoft.com/office/drawing/2016/5/13/chartex" xmlns:cx8="http://schemas.microsoft.com/office/drawing/2016/5/14/chartex" xmlns:mc="http://schemas.openxmlformats.org/markup-compatibility/2006" xmlns:aink="http://schemas.microsoft.com/office/drawing/2016/ink" xmlns:am3d="http://schemas.microsoft.com/office/drawing/2017/model3d" xmlns:o="urn:schemas-microsoft-com:office:office" xmlns:r="http://schemas.openxmlformats.org/officeDocument/2006/relationships" xmlns:m="http://schemas.openxmlformats.org/officeDocument/2006/math" xmlns:v="urn:schemas-microsoft-com:vml" xmlns:wp14="http://schemas.microsoft.com/office/word/2010/wordprocessingDrawing" xmlns:wp="http://schemas.openxmlformats.org/drawingml/2006/wordprocessingDrawing" xmlns:w10="urn:schemas-microsoft-com:office:word" xmlns:w="http://schemas.openxmlformats.org/wordprocessingml/2006/main" xmlns:w14="http://schemas.microsoft.com/office/word/2010/wordml" xmlns:w15="http://schemas.microsoft.com/office/word/2012/wordml" xmlns:w16cid="http://schemas.microsoft.com/office/word/2016/wordml/cid" xmlns:w16se="http://schemas.microsoft.com/office/word/2015/wordml/symex" xmlns:wpg="http://schemas.microsoft.com/office/word/2010/wordprocessingGroup" xmlns:wpi="http://schemas.microsoft.com/office/word/2010/wordprocessingInk" xmlns:wne="http://schemas.microsoft.com/office/word/2006/wordml" xmlns:wps="http://schemas.microsoft.com/office/word/2010/wordprocessingShape" mc:Ignorable="w14 w15 w16se w16cid wp14">
   <w:footnote w:type="separator" w:id="-1">
     <w:p>
       <w:r>
@@ -6305,7 +5853,7 @@
 </file>
 
 <file path=word/header1.xml><?xml version="1.0" encoding="utf-8"?>
-<w:hdr xmlns:wpc="http://schemas.microsoft.com/office/word/2010/wordprocessingCanvas" xmlns:cx="http://schemas.microsoft.com/office/drawing/2014/chartex" xmlns:cx1="http://schemas.microsoft.com/office/drawing/2015/9/8/chartex" xmlns:cx2="http://schemas.microsoft.com/office/drawing/2015/10/21/chartex" xmlns:cx3="http://schemas.microsoft.com/office/drawing/2016/5/9/chartex" xmlns:cx4="http://schemas.microsoft.com/office/drawing/2016/5/10/chartex" xmlns:cx5="http://schemas.microsoft.com/office/drawing/2016/5/11/chartex" xmlns:cx6="http://schemas.microsoft.com/office/drawing/2016/5/12/chartex" xmlns:cx7="http://schemas.microsoft.com/office/drawing/2016/5/13/chartex" xmlns:cx8="http://schemas.microsoft.com/office/drawing/2016/5/14/chartex" xmlns:mc="http://schemas.openxmlformats.org/markup-compatibility/2006" xmlns:aink="http://schemas.microsoft.com/office/drawing/2016/ink" xmlns:am3d="http://schemas.microsoft.com/office/drawing/2017/model3d" xmlns:o="urn:schemas-microsoft-com:office:office" xmlns:oel="http://schemas.microsoft.com/office/2019/extlst" xmlns:r="http://schemas.openxmlformats.org/officeDocument/2006/relationships" xmlns:m="http://schemas.openxmlformats.org/officeDocument/2006/math" xmlns:v="urn:schemas-microsoft-com:vml" xmlns:wp14="http://schemas.microsoft.com/office/word/2010/wordprocessingDrawing" xmlns:wp="http://schemas.openxmlformats.org/drawingml/2006/wordprocessingDrawing" xmlns:w10="urn:schemas-microsoft-com:office:word" xmlns:w="http://schemas.openxmlformats.org/wordprocessingml/2006/main" xmlns:w14="http://schemas.microsoft.com/office/word/2010/wordml" xmlns:w15="http://schemas.microsoft.com/office/word/2012/wordml" xmlns:w16cex="http://schemas.microsoft.com/office/word/2018/wordml/cex" xmlns:w16cid="http://schemas.microsoft.com/office/word/2016/wordml/cid" xmlns:w16="http://schemas.microsoft.com/office/word/2018/wordml" xmlns:w16du="http://schemas.microsoft.com/office/word/2023/wordml/word16du" xmlns:w16sdtdh="http://schemas.microsoft.com/office/word/2020/wordml/sdtdatahash" xmlns:w16sdtfl="http://schemas.microsoft.com/office/word/2024/wordml/sdtformatlock" xmlns:w16se="http://schemas.microsoft.com/office/word/2015/wordml/symex" xmlns:wpg="http://schemas.microsoft.com/office/word/2010/wordprocessingGroup" xmlns:wpi="http://schemas.microsoft.com/office/word/2010/wordprocessingInk" xmlns:wne="http://schemas.microsoft.com/office/word/2006/wordml" xmlns:wps="http://schemas.microsoft.com/office/word/2010/wordprocessingShape" mc:Ignorable="w14 w15 w16se w16cid w16 w16cex w16sdtdh w16sdtfl w16du wp14">
+<w:hdr xmlns:wpc="http://schemas.microsoft.com/office/word/2010/wordprocessingCanvas" xmlns:cx="http://schemas.microsoft.com/office/drawing/2014/chartex" xmlns:cx1="http://schemas.microsoft.com/office/drawing/2015/9/8/chartex" xmlns:cx2="http://schemas.microsoft.com/office/drawing/2015/10/21/chartex" xmlns:cx3="http://schemas.microsoft.com/office/drawing/2016/5/9/chartex" xmlns:cx4="http://schemas.microsoft.com/office/drawing/2016/5/10/chartex" xmlns:cx5="http://schemas.microsoft.com/office/drawing/2016/5/11/chartex" xmlns:cx6="http://schemas.microsoft.com/office/drawing/2016/5/12/chartex" xmlns:cx7="http://schemas.microsoft.com/office/drawing/2016/5/13/chartex" xmlns:cx8="http://schemas.microsoft.com/office/drawing/2016/5/14/chartex" xmlns:mc="http://schemas.openxmlformats.org/markup-compatibility/2006" xmlns:aink="http://schemas.microsoft.com/office/drawing/2016/ink" xmlns:am3d="http://schemas.microsoft.com/office/drawing/2017/model3d" xmlns:o="urn:schemas-microsoft-com:office:office" xmlns:r="http://schemas.openxmlformats.org/officeDocument/2006/relationships" xmlns:m="http://schemas.openxmlformats.org/officeDocument/2006/math" xmlns:v="urn:schemas-microsoft-com:vml" xmlns:wp14="http://schemas.microsoft.com/office/word/2010/wordprocessingDrawing" xmlns:wp="http://schemas.openxmlformats.org/drawingml/2006/wordprocessingDrawing" xmlns:w10="urn:schemas-microsoft-com:office:word" xmlns:w="http://schemas.openxmlformats.org/wordprocessingml/2006/main" xmlns:w14="http://schemas.microsoft.com/office/word/2010/wordml" xmlns:w15="http://schemas.microsoft.com/office/word/2012/wordml" xmlns:w16cid="http://schemas.microsoft.com/office/word/2016/wordml/cid" xmlns:w16se="http://schemas.microsoft.com/office/word/2015/wordml/symex" xmlns:wpg="http://schemas.microsoft.com/office/word/2010/wordprocessingGroup" xmlns:wpi="http://schemas.microsoft.com/office/word/2010/wordprocessingInk" xmlns:wne="http://schemas.microsoft.com/office/word/2006/wordml" xmlns:wps="http://schemas.microsoft.com/office/word/2010/wordprocessingShape" mc:Ignorable="w14 w15 w16se w16cid wp14">
   <w:tbl>
     <w:tblPr>
       <w:tblW w:w="0" w:type="auto"/>
@@ -6366,7 +5914,7 @@
 </file>
 
 <file path=word/header2.xml><?xml version="1.0" encoding="utf-8"?>
-<w:hdr xmlns:wpc="http://schemas.microsoft.com/office/word/2010/wordprocessingCanvas" xmlns:cx="http://schemas.microsoft.com/office/drawing/2014/chartex" xmlns:cx1="http://schemas.microsoft.com/office/drawing/2015/9/8/chartex" xmlns:cx2="http://schemas.microsoft.com/office/drawing/2015/10/21/chartex" xmlns:cx3="http://schemas.microsoft.com/office/drawing/2016/5/9/chartex" xmlns:cx4="http://schemas.microsoft.com/office/drawing/2016/5/10/chartex" xmlns:cx5="http://schemas.microsoft.com/office/drawing/2016/5/11/chartex" xmlns:cx6="http://schemas.microsoft.com/office/drawing/2016/5/12/chartex" xmlns:cx7="http://schemas.microsoft.com/office/drawing/2016/5/13/chartex" xmlns:cx8="http://schemas.microsoft.com/office/drawing/2016/5/14/chartex" xmlns:mc="http://schemas.openxmlformats.org/markup-compatibility/2006" xmlns:aink="http://schemas.microsoft.com/office/drawing/2016/ink" xmlns:am3d="http://schemas.microsoft.com/office/drawing/2017/model3d" xmlns:o="urn:schemas-microsoft-com:office:office" xmlns:oel="http://schemas.microsoft.com/office/2019/extlst" xmlns:r="http://schemas.openxmlformats.org/officeDocument/2006/relationships" xmlns:m="http://schemas.openxmlformats.org/officeDocument/2006/math" xmlns:v="urn:schemas-microsoft-com:vml" xmlns:wp14="http://schemas.microsoft.com/office/word/2010/wordprocessingDrawing" xmlns:wp="http://schemas.openxmlformats.org/drawingml/2006/wordprocessingDrawing" xmlns:w10="urn:schemas-microsoft-com:office:word" xmlns:w="http://schemas.openxmlformats.org/wordprocessingml/2006/main" xmlns:w14="http://schemas.microsoft.com/office/word/2010/wordml" xmlns:w15="http://schemas.microsoft.com/office/word/2012/wordml" xmlns:w16cex="http://schemas.microsoft.com/office/word/2018/wordml/cex" xmlns:w16cid="http://schemas.microsoft.com/office/word/2016/wordml/cid" xmlns:w16="http://schemas.microsoft.com/office/word/2018/wordml" xmlns:w16du="http://schemas.microsoft.com/office/word/2023/wordml/word16du" xmlns:w16sdtdh="http://schemas.microsoft.com/office/word/2020/wordml/sdtdatahash" xmlns:w16sdtfl="http://schemas.microsoft.com/office/word/2024/wordml/sdtformatlock" xmlns:w16se="http://schemas.microsoft.com/office/word/2015/wordml/symex" xmlns:wpg="http://schemas.microsoft.com/office/word/2010/wordprocessingGroup" xmlns:wpi="http://schemas.microsoft.com/office/word/2010/wordprocessingInk" xmlns:wne="http://schemas.microsoft.com/office/word/2006/wordml" xmlns:wps="http://schemas.microsoft.com/office/word/2010/wordprocessingShape" mc:Ignorable="w14 w15 w16se w16cid w16 w16cex w16sdtdh w16sdtfl w16du wp14">
+<w:hdr xmlns:wpc="http://schemas.microsoft.com/office/word/2010/wordprocessingCanvas" xmlns:cx="http://schemas.microsoft.com/office/drawing/2014/chartex" xmlns:cx1="http://schemas.microsoft.com/office/drawing/2015/9/8/chartex" xmlns:cx2="http://schemas.microsoft.com/office/drawing/2015/10/21/chartex" xmlns:cx3="http://schemas.microsoft.com/office/drawing/2016/5/9/chartex" xmlns:cx4="http://schemas.microsoft.com/office/drawing/2016/5/10/chartex" xmlns:cx5="http://schemas.microsoft.com/office/drawing/2016/5/11/chartex" xmlns:cx6="http://schemas.microsoft.com/office/drawing/2016/5/12/chartex" xmlns:cx7="http://schemas.microsoft.com/office/drawing/2016/5/13/chartex" xmlns:cx8="http://schemas.microsoft.com/office/drawing/2016/5/14/chartex" xmlns:mc="http://schemas.openxmlformats.org/markup-compatibility/2006" xmlns:aink="http://schemas.microsoft.com/office/drawing/2016/ink" xmlns:am3d="http://schemas.microsoft.com/office/drawing/2017/model3d" xmlns:o="urn:schemas-microsoft-com:office:office" xmlns:r="http://schemas.openxmlformats.org/officeDocument/2006/relationships" xmlns:m="http://schemas.openxmlformats.org/officeDocument/2006/math" xmlns:v="urn:schemas-microsoft-com:vml" xmlns:wp14="http://schemas.microsoft.com/office/word/2010/wordprocessingDrawing" xmlns:wp="http://schemas.openxmlformats.org/drawingml/2006/wordprocessingDrawing" xmlns:w10="urn:schemas-microsoft-com:office:word" xmlns:w="http://schemas.openxmlformats.org/wordprocessingml/2006/main" xmlns:w14="http://schemas.microsoft.com/office/word/2010/wordml" xmlns:w15="http://schemas.microsoft.com/office/word/2012/wordml" xmlns:w16cid="http://schemas.microsoft.com/office/word/2016/wordml/cid" xmlns:w16se="http://schemas.microsoft.com/office/word/2015/wordml/symex" xmlns:wpg="http://schemas.microsoft.com/office/word/2010/wordprocessingGroup" xmlns:wpi="http://schemas.microsoft.com/office/word/2010/wordprocessingInk" xmlns:wne="http://schemas.microsoft.com/office/word/2006/wordml" xmlns:wps="http://schemas.microsoft.com/office/word/2010/wordprocessingShape" mc:Ignorable="w14 w15 w16se w16cid wp14">
   <w:tbl>
     <w:tblPr>
       <w:tblW w:w="0" w:type="auto"/>
@@ -6510,7 +6058,7 @@
 </file>
 
 <file path=word/header3.xml><?xml version="1.0" encoding="utf-8"?>
-<w:hdr xmlns:wpc="http://schemas.microsoft.com/office/word/2010/wordprocessingCanvas" xmlns:cx="http://schemas.microsoft.com/office/drawing/2014/chartex" xmlns:cx1="http://schemas.microsoft.com/office/drawing/2015/9/8/chartex" xmlns:cx2="http://schemas.microsoft.com/office/drawing/2015/10/21/chartex" xmlns:cx3="http://schemas.microsoft.com/office/drawing/2016/5/9/chartex" xmlns:cx4="http://schemas.microsoft.com/office/drawing/2016/5/10/chartex" xmlns:cx5="http://schemas.microsoft.com/office/drawing/2016/5/11/chartex" xmlns:cx6="http://schemas.microsoft.com/office/drawing/2016/5/12/chartex" xmlns:cx7="http://schemas.microsoft.com/office/drawing/2016/5/13/chartex" xmlns:cx8="http://schemas.microsoft.com/office/drawing/2016/5/14/chartex" xmlns:mc="http://schemas.openxmlformats.org/markup-compatibility/2006" xmlns:aink="http://schemas.microsoft.com/office/drawing/2016/ink" xmlns:am3d="http://schemas.microsoft.com/office/drawing/2017/model3d" xmlns:o="urn:schemas-microsoft-com:office:office" xmlns:oel="http://schemas.microsoft.com/office/2019/extlst" xmlns:r="http://schemas.openxmlformats.org/officeDocument/2006/relationships" xmlns:m="http://schemas.openxmlformats.org/officeDocument/2006/math" xmlns:v="urn:schemas-microsoft-com:vml" xmlns:wp14="http://schemas.microsoft.com/office/word/2010/wordprocessingDrawing" xmlns:wp="http://schemas.openxmlformats.org/drawingml/2006/wordprocessingDrawing" xmlns:w10="urn:schemas-microsoft-com:office:word" xmlns:w="http://schemas.openxmlformats.org/wordprocessingml/2006/main" xmlns:w14="http://schemas.microsoft.com/office/word/2010/wordml" xmlns:w15="http://schemas.microsoft.com/office/word/2012/wordml" xmlns:w16cex="http://schemas.microsoft.com/office/word/2018/wordml/cex" xmlns:w16cid="http://schemas.microsoft.com/office/word/2016/wordml/cid" xmlns:w16="http://schemas.microsoft.com/office/word/2018/wordml" xmlns:w16du="http://schemas.microsoft.com/office/word/2023/wordml/word16du" xmlns:w16sdtdh="http://schemas.microsoft.com/office/word/2020/wordml/sdtdatahash" xmlns:w16sdtfl="http://schemas.microsoft.com/office/word/2024/wordml/sdtformatlock" xmlns:w16se="http://schemas.microsoft.com/office/word/2015/wordml/symex" xmlns:wpg="http://schemas.microsoft.com/office/word/2010/wordprocessingGroup" xmlns:wpi="http://schemas.microsoft.com/office/word/2010/wordprocessingInk" xmlns:wne="http://schemas.microsoft.com/office/word/2006/wordml" xmlns:wps="http://schemas.microsoft.com/office/word/2010/wordprocessingShape" mc:Ignorable="w14 w15 w16se w16cid w16 w16cex w16sdtdh w16sdtfl w16du wp14">
+<w:hdr xmlns:wpc="http://schemas.microsoft.com/office/word/2010/wordprocessingCanvas" xmlns:cx="http://schemas.microsoft.com/office/drawing/2014/chartex" xmlns:cx1="http://schemas.microsoft.com/office/drawing/2015/9/8/chartex" xmlns:cx2="http://schemas.microsoft.com/office/drawing/2015/10/21/chartex" xmlns:cx3="http://schemas.microsoft.com/office/drawing/2016/5/9/chartex" xmlns:cx4="http://schemas.microsoft.com/office/drawing/2016/5/10/chartex" xmlns:cx5="http://schemas.microsoft.com/office/drawing/2016/5/11/chartex" xmlns:cx6="http://schemas.microsoft.com/office/drawing/2016/5/12/chartex" xmlns:cx7="http://schemas.microsoft.com/office/drawing/2016/5/13/chartex" xmlns:cx8="http://schemas.microsoft.com/office/drawing/2016/5/14/chartex" xmlns:mc="http://schemas.openxmlformats.org/markup-compatibility/2006" xmlns:aink="http://schemas.microsoft.com/office/drawing/2016/ink" xmlns:am3d="http://schemas.microsoft.com/office/drawing/2017/model3d" xmlns:o="urn:schemas-microsoft-com:office:office" xmlns:r="http://schemas.openxmlformats.org/officeDocument/2006/relationships" xmlns:m="http://schemas.openxmlformats.org/officeDocument/2006/math" xmlns:v="urn:schemas-microsoft-com:vml" xmlns:wp14="http://schemas.microsoft.com/office/word/2010/wordprocessingDrawing" xmlns:wp="http://schemas.openxmlformats.org/drawingml/2006/wordprocessingDrawing" xmlns:w10="urn:schemas-microsoft-com:office:word" xmlns:w="http://schemas.openxmlformats.org/wordprocessingml/2006/main" xmlns:w14="http://schemas.microsoft.com/office/word/2010/wordml" xmlns:w15="http://schemas.microsoft.com/office/word/2012/wordml" xmlns:w16cid="http://schemas.microsoft.com/office/word/2016/wordml/cid" xmlns:w16se="http://schemas.microsoft.com/office/word/2015/wordml/symex" xmlns:wpg="http://schemas.microsoft.com/office/word/2010/wordprocessingGroup" xmlns:wpi="http://schemas.microsoft.com/office/word/2010/wordprocessingInk" xmlns:wne="http://schemas.microsoft.com/office/word/2006/wordml" xmlns:wps="http://schemas.microsoft.com/office/word/2010/wordprocessingShape" mc:Ignorable="w14 w15 w16se w16cid wp14">
   <w:tbl>
     <w:tblPr>
       <w:tblW w:w="0" w:type="auto"/>
@@ -6571,7 +6119,7 @@
 </file>
 
 <file path=word/header4.xml><?xml version="1.0" encoding="utf-8"?>
-<w:hdr xmlns:wpc="http://schemas.microsoft.com/office/word/2010/wordprocessingCanvas" xmlns:cx="http://schemas.microsoft.com/office/drawing/2014/chartex" xmlns:cx1="http://schemas.microsoft.com/office/drawing/2015/9/8/chartex" xmlns:cx2="http://schemas.microsoft.com/office/drawing/2015/10/21/chartex" xmlns:cx3="http://schemas.microsoft.com/office/drawing/2016/5/9/chartex" xmlns:cx4="http://schemas.microsoft.com/office/drawing/2016/5/10/chartex" xmlns:cx5="http://schemas.microsoft.com/office/drawing/2016/5/11/chartex" xmlns:cx6="http://schemas.microsoft.com/office/drawing/2016/5/12/chartex" xmlns:cx7="http://schemas.microsoft.com/office/drawing/2016/5/13/chartex" xmlns:cx8="http://schemas.microsoft.com/office/drawing/2016/5/14/chartex" xmlns:mc="http://schemas.openxmlformats.org/markup-compatibility/2006" xmlns:aink="http://schemas.microsoft.com/office/drawing/2016/ink" xmlns:am3d="http://schemas.microsoft.com/office/drawing/2017/model3d" xmlns:o="urn:schemas-microsoft-com:office:office" xmlns:oel="http://schemas.microsoft.com/office/2019/extlst" xmlns:r="http://schemas.openxmlformats.org/officeDocument/2006/relationships" xmlns:m="http://schemas.openxmlformats.org/officeDocument/2006/math" xmlns:v="urn:schemas-microsoft-com:vml" xmlns:wp14="http://schemas.microsoft.com/office/word/2010/wordprocessingDrawing" xmlns:wp="http://schemas.openxmlformats.org/drawingml/2006/wordprocessingDrawing" xmlns:w10="urn:schemas-microsoft-com:office:word" xmlns:w="http://schemas.openxmlformats.org/wordprocessingml/2006/main" xmlns:w14="http://schemas.microsoft.com/office/word/2010/wordml" xmlns:w15="http://schemas.microsoft.com/office/word/2012/wordml" xmlns:w16cex="http://schemas.microsoft.com/office/word/2018/wordml/cex" xmlns:w16cid="http://schemas.microsoft.com/office/word/2016/wordml/cid" xmlns:w16="http://schemas.microsoft.com/office/word/2018/wordml" xmlns:w16du="http://schemas.microsoft.com/office/word/2023/wordml/word16du" xmlns:w16sdtdh="http://schemas.microsoft.com/office/word/2020/wordml/sdtdatahash" xmlns:w16sdtfl="http://schemas.microsoft.com/office/word/2024/wordml/sdtformatlock" xmlns:w16se="http://schemas.microsoft.com/office/word/2015/wordml/symex" xmlns:wpg="http://schemas.microsoft.com/office/word/2010/wordprocessingGroup" xmlns:wpi="http://schemas.microsoft.com/office/word/2010/wordprocessingInk" xmlns:wne="http://schemas.microsoft.com/office/word/2006/wordml" xmlns:wps="http://schemas.microsoft.com/office/word/2010/wordprocessingShape" mc:Ignorable="w14 w15 w16se w16cid w16 w16cex w16sdtdh w16sdtfl w16du wp14">
+<w:hdr xmlns:wpc="http://schemas.microsoft.com/office/word/2010/wordprocessingCanvas" xmlns:cx="http://schemas.microsoft.com/office/drawing/2014/chartex" xmlns:cx1="http://schemas.microsoft.com/office/drawing/2015/9/8/chartex" xmlns:cx2="http://schemas.microsoft.com/office/drawing/2015/10/21/chartex" xmlns:cx3="http://schemas.microsoft.com/office/drawing/2016/5/9/chartex" xmlns:cx4="http://schemas.microsoft.com/office/drawing/2016/5/10/chartex" xmlns:cx5="http://schemas.microsoft.com/office/drawing/2016/5/11/chartex" xmlns:cx6="http://schemas.microsoft.com/office/drawing/2016/5/12/chartex" xmlns:cx7="http://schemas.microsoft.com/office/drawing/2016/5/13/chartex" xmlns:cx8="http://schemas.microsoft.com/office/drawing/2016/5/14/chartex" xmlns:mc="http://schemas.openxmlformats.org/markup-compatibility/2006" xmlns:aink="http://schemas.microsoft.com/office/drawing/2016/ink" xmlns:am3d="http://schemas.microsoft.com/office/drawing/2017/model3d" xmlns:o="urn:schemas-microsoft-com:office:office" xmlns:r="http://schemas.openxmlformats.org/officeDocument/2006/relationships" xmlns:m="http://schemas.openxmlformats.org/officeDocument/2006/math" xmlns:v="urn:schemas-microsoft-com:vml" xmlns:wp14="http://schemas.microsoft.com/office/word/2010/wordprocessingDrawing" xmlns:wp="http://schemas.openxmlformats.org/drawingml/2006/wordprocessingDrawing" xmlns:w10="urn:schemas-microsoft-com:office:word" xmlns:w="http://schemas.openxmlformats.org/wordprocessingml/2006/main" xmlns:w14="http://schemas.microsoft.com/office/word/2010/wordml" xmlns:w15="http://schemas.microsoft.com/office/word/2012/wordml" xmlns:w16cid="http://schemas.microsoft.com/office/word/2016/wordml/cid" xmlns:w16se="http://schemas.microsoft.com/office/word/2015/wordml/symex" xmlns:wpg="http://schemas.microsoft.com/office/word/2010/wordprocessingGroup" xmlns:wpi="http://schemas.microsoft.com/office/word/2010/wordprocessingInk" xmlns:wne="http://schemas.microsoft.com/office/word/2006/wordml" xmlns:wps="http://schemas.microsoft.com/office/word/2010/wordprocessingShape" mc:Ignorable="w14 w15 w16se w16cid wp14">
   <w:tbl>
     <w:tblPr>
       <w:tblW w:w="0" w:type="auto"/>
@@ -6632,7 +6180,7 @@
 </file>
 
 <file path=word/header5.xml><?xml version="1.0" encoding="utf-8"?>
-<w:hdr xmlns:wpc="http://schemas.microsoft.com/office/word/2010/wordprocessingCanvas" xmlns:cx="http://schemas.microsoft.com/office/drawing/2014/chartex" xmlns:cx1="http://schemas.microsoft.com/office/drawing/2015/9/8/chartex" xmlns:cx2="http://schemas.microsoft.com/office/drawing/2015/10/21/chartex" xmlns:cx3="http://schemas.microsoft.com/office/drawing/2016/5/9/chartex" xmlns:cx4="http://schemas.microsoft.com/office/drawing/2016/5/10/chartex" xmlns:cx5="http://schemas.microsoft.com/office/drawing/2016/5/11/chartex" xmlns:cx6="http://schemas.microsoft.com/office/drawing/2016/5/12/chartex" xmlns:cx7="http://schemas.microsoft.com/office/drawing/2016/5/13/chartex" xmlns:cx8="http://schemas.microsoft.com/office/drawing/2016/5/14/chartex" xmlns:mc="http://schemas.openxmlformats.org/markup-compatibility/2006" xmlns:aink="http://schemas.microsoft.com/office/drawing/2016/ink" xmlns:am3d="http://schemas.microsoft.com/office/drawing/2017/model3d" xmlns:o="urn:schemas-microsoft-com:office:office" xmlns:oel="http://schemas.microsoft.com/office/2019/extlst" xmlns:r="http://schemas.openxmlformats.org/officeDocument/2006/relationships" xmlns:m="http://schemas.openxmlformats.org/officeDocument/2006/math" xmlns:v="urn:schemas-microsoft-com:vml" xmlns:wp14="http://schemas.microsoft.com/office/word/2010/wordprocessingDrawing" xmlns:wp="http://schemas.openxmlformats.org/drawingml/2006/wordprocessingDrawing" xmlns:w10="urn:schemas-microsoft-com:office:word" xmlns:w="http://schemas.openxmlformats.org/wordprocessingml/2006/main" xmlns:w14="http://schemas.microsoft.com/office/word/2010/wordml" xmlns:w15="http://schemas.microsoft.com/office/word/2012/wordml" xmlns:w16cex="http://schemas.microsoft.com/office/word/2018/wordml/cex" xmlns:w16cid="http://schemas.microsoft.com/office/word/2016/wordml/cid" xmlns:w16="http://schemas.microsoft.com/office/word/2018/wordml" xmlns:w16du="http://schemas.microsoft.com/office/word/2023/wordml/word16du" xmlns:w16sdtdh="http://schemas.microsoft.com/office/word/2020/wordml/sdtdatahash" xmlns:w16sdtfl="http://schemas.microsoft.com/office/word/2024/wordml/sdtformatlock" xmlns:w16se="http://schemas.microsoft.com/office/word/2015/wordml/symex" xmlns:wpg="http://schemas.microsoft.com/office/word/2010/wordprocessingGroup" xmlns:wpi="http://schemas.microsoft.com/office/word/2010/wordprocessingInk" xmlns:wne="http://schemas.microsoft.com/office/word/2006/wordml" xmlns:wps="http://schemas.microsoft.com/office/word/2010/wordprocessingShape" mc:Ignorable="w14 w15 w16se w16cid w16 w16cex w16sdtdh w16sdtfl w16du wp14">
+<w:hdr xmlns:wpc="http://schemas.microsoft.com/office/word/2010/wordprocessingCanvas" xmlns:cx="http://schemas.microsoft.com/office/drawing/2014/chartex" xmlns:cx1="http://schemas.microsoft.com/office/drawing/2015/9/8/chartex" xmlns:cx2="http://schemas.microsoft.com/office/drawing/2015/10/21/chartex" xmlns:cx3="http://schemas.microsoft.com/office/drawing/2016/5/9/chartex" xmlns:cx4="http://schemas.microsoft.com/office/drawing/2016/5/10/chartex" xmlns:cx5="http://schemas.microsoft.com/office/drawing/2016/5/11/chartex" xmlns:cx6="http://schemas.microsoft.com/office/drawing/2016/5/12/chartex" xmlns:cx7="http://schemas.microsoft.com/office/drawing/2016/5/13/chartex" xmlns:cx8="http://schemas.microsoft.com/office/drawing/2016/5/14/chartex" xmlns:mc="http://schemas.openxmlformats.org/markup-compatibility/2006" xmlns:aink="http://schemas.microsoft.com/office/drawing/2016/ink" xmlns:am3d="http://schemas.microsoft.com/office/drawing/2017/model3d" xmlns:o="urn:schemas-microsoft-com:office:office" xmlns:r="http://schemas.openxmlformats.org/officeDocument/2006/relationships" xmlns:m="http://schemas.openxmlformats.org/officeDocument/2006/math" xmlns:v="urn:schemas-microsoft-com:vml" xmlns:wp14="http://schemas.microsoft.com/office/word/2010/wordprocessingDrawing" xmlns:wp="http://schemas.openxmlformats.org/drawingml/2006/wordprocessingDrawing" xmlns:w10="urn:schemas-microsoft-com:office:word" xmlns:w="http://schemas.openxmlformats.org/wordprocessingml/2006/main" xmlns:w14="http://schemas.microsoft.com/office/word/2010/wordml" xmlns:w15="http://schemas.microsoft.com/office/word/2012/wordml" xmlns:w16cid="http://schemas.microsoft.com/office/word/2016/wordml/cid" xmlns:w16se="http://schemas.microsoft.com/office/word/2015/wordml/symex" xmlns:wpg="http://schemas.microsoft.com/office/word/2010/wordprocessingGroup" xmlns:wpi="http://schemas.microsoft.com/office/word/2010/wordprocessingInk" xmlns:wne="http://schemas.microsoft.com/office/word/2006/wordml" xmlns:wps="http://schemas.microsoft.com/office/word/2010/wordprocessingShape" mc:Ignorable="w14 w15 w16se w16cid wp14">
   <w:tbl>
     <w:tblPr>
       <w:tblW w:w="0" w:type="auto"/>
@@ -6749,7 +6297,7 @@
 </file>
 
 <file path=word/numbering.xml><?xml version="1.0" encoding="utf-8"?>
-<w:numbering xmlns:wpc="http://schemas.microsoft.com/office/word/2010/wordprocessingCanvas" xmlns:cx="http://schemas.microsoft.com/office/drawing/2014/chartex" xmlns:cx1="http://schemas.microsoft.com/office/drawing/2015/9/8/chartex" xmlns:cx2="http://schemas.microsoft.com/office/drawing/2015/10/21/chartex" xmlns:cx3="http://schemas.microsoft.com/office/drawing/2016/5/9/chartex" xmlns:cx4="http://schemas.microsoft.com/office/drawing/2016/5/10/chartex" xmlns:cx5="http://schemas.microsoft.com/office/drawing/2016/5/11/chartex" xmlns:cx6="http://schemas.microsoft.com/office/drawing/2016/5/12/chartex" xmlns:cx7="http://schemas.microsoft.com/office/drawing/2016/5/13/chartex" xmlns:cx8="http://schemas.microsoft.com/office/drawing/2016/5/14/chartex" xmlns:mc="http://schemas.openxmlformats.org/markup-compatibility/2006" xmlns:aink="http://schemas.microsoft.com/office/drawing/2016/ink" xmlns:am3d="http://schemas.microsoft.com/office/drawing/2017/model3d" xmlns:o="urn:schemas-microsoft-com:office:office" xmlns:oel="http://schemas.microsoft.com/office/2019/extlst" xmlns:r="http://schemas.openxmlformats.org/officeDocument/2006/relationships" xmlns:m="http://schemas.openxmlformats.org/officeDocument/2006/math" xmlns:v="urn:schemas-microsoft-com:vml" xmlns:wp14="http://schemas.microsoft.com/office/word/2010/wordprocessingDrawing" xmlns:wp="http://schemas.openxmlformats.org/drawingml/2006/wordprocessingDrawing" xmlns:w10="urn:schemas-microsoft-com:office:word" xmlns:w="http://schemas.openxmlformats.org/wordprocessingml/2006/main" xmlns:w14="http://schemas.microsoft.com/office/word/2010/wordml" xmlns:w15="http://schemas.microsoft.com/office/word/2012/wordml" xmlns:w16cex="http://schemas.microsoft.com/office/word/2018/wordml/cex" xmlns:w16cid="http://schemas.microsoft.com/office/word/2016/wordml/cid" xmlns:w16="http://schemas.microsoft.com/office/word/2018/wordml" xmlns:w16du="http://schemas.microsoft.com/office/word/2023/wordml/word16du" xmlns:w16sdtdh="http://schemas.microsoft.com/office/word/2020/wordml/sdtdatahash" xmlns:w16sdtfl="http://schemas.microsoft.com/office/word/2024/wordml/sdtformatlock" xmlns:w16se="http://schemas.microsoft.com/office/word/2015/wordml/symex" xmlns:wpg="http://schemas.microsoft.com/office/word/2010/wordprocessingGroup" xmlns:wpi="http://schemas.microsoft.com/office/word/2010/wordprocessingInk" xmlns:wne="http://schemas.microsoft.com/office/word/2006/wordml" xmlns:wps="http://schemas.microsoft.com/office/word/2010/wordprocessingShape" mc:Ignorable="w14 w15 w16se w16cid w16 w16cex w16sdtdh w16sdtfl w16du wp14">
+<w:numbering xmlns:wpc="http://schemas.microsoft.com/office/word/2010/wordprocessingCanvas" xmlns:cx="http://schemas.microsoft.com/office/drawing/2014/chartex" xmlns:cx1="http://schemas.microsoft.com/office/drawing/2015/9/8/chartex" xmlns:cx2="http://schemas.microsoft.com/office/drawing/2015/10/21/chartex" xmlns:cx3="http://schemas.microsoft.com/office/drawing/2016/5/9/chartex" xmlns:cx4="http://schemas.microsoft.com/office/drawing/2016/5/10/chartex" xmlns:cx5="http://schemas.microsoft.com/office/drawing/2016/5/11/chartex" xmlns:cx6="http://schemas.microsoft.com/office/drawing/2016/5/12/chartex" xmlns:cx7="http://schemas.microsoft.com/office/drawing/2016/5/13/chartex" xmlns:cx8="http://schemas.microsoft.com/office/drawing/2016/5/14/chartex" xmlns:mc="http://schemas.openxmlformats.org/markup-compatibility/2006" xmlns:aink="http://schemas.microsoft.com/office/drawing/2016/ink" xmlns:am3d="http://schemas.microsoft.com/office/drawing/2017/model3d" xmlns:o="urn:schemas-microsoft-com:office:office" xmlns:r="http://schemas.openxmlformats.org/officeDocument/2006/relationships" xmlns:m="http://schemas.openxmlformats.org/officeDocument/2006/math" xmlns:v="urn:schemas-microsoft-com:vml" xmlns:wp14="http://schemas.microsoft.com/office/word/2010/wordprocessingDrawing" xmlns:wp="http://schemas.openxmlformats.org/drawingml/2006/wordprocessingDrawing" xmlns:w10="urn:schemas-microsoft-com:office:word" xmlns:w="http://schemas.openxmlformats.org/wordprocessingml/2006/main" xmlns:w14="http://schemas.microsoft.com/office/word/2010/wordml" xmlns:w15="http://schemas.microsoft.com/office/word/2012/wordml" xmlns:w16cid="http://schemas.microsoft.com/office/word/2016/wordml/cid" xmlns:w16se="http://schemas.microsoft.com/office/word/2015/wordml/symex" xmlns:wpg="http://schemas.microsoft.com/office/word/2010/wordprocessingGroup" xmlns:wpi="http://schemas.microsoft.com/office/word/2010/wordprocessingInk" xmlns:wne="http://schemas.microsoft.com/office/word/2006/wordml" xmlns:wps="http://schemas.microsoft.com/office/word/2010/wordprocessingShape" mc:Ignorable="w14 w15 w16se w16cid wp14">
   <w:abstractNum w:abstractNumId="0" w15:restartNumberingAfterBreak="0">
     <w:nsid w:val="FFFFFF1D"/>
     <w:multiLevelType w:val="multilevel"/>
@@ -8853,104 +8401,104 @@
       </w:rPr>
     </w:lvl>
   </w:abstractNum>
-  <w:num w:numId="1" w16cid:durableId="423065128">
+  <w:num w:numId="1">
     <w:abstractNumId w:val="14"/>
   </w:num>
-  <w:num w:numId="2" w16cid:durableId="367800568">
+  <w:num w:numId="2">
     <w:abstractNumId w:val="25"/>
   </w:num>
-  <w:num w:numId="3" w16cid:durableId="1012877738">
+  <w:num w:numId="3">
     <w:abstractNumId w:val="22"/>
   </w:num>
-  <w:num w:numId="4" w16cid:durableId="2072269421">
+  <w:num w:numId="4">
     <w:abstractNumId w:val="24"/>
   </w:num>
-  <w:num w:numId="5" w16cid:durableId="371459706">
+  <w:num w:numId="5">
     <w:abstractNumId w:val="20"/>
   </w:num>
-  <w:num w:numId="6" w16cid:durableId="384452654">
+  <w:num w:numId="6">
     <w:abstractNumId w:val="19"/>
   </w:num>
-  <w:num w:numId="7" w16cid:durableId="1696811731">
+  <w:num w:numId="7">
     <w:abstractNumId w:val="15"/>
   </w:num>
-  <w:num w:numId="8" w16cid:durableId="1862084316">
+  <w:num w:numId="8">
     <w:abstractNumId w:val="26"/>
   </w:num>
-  <w:num w:numId="9" w16cid:durableId="251015869">
+  <w:num w:numId="9">
     <w:abstractNumId w:val="13"/>
   </w:num>
-  <w:num w:numId="10" w16cid:durableId="413167980">
+  <w:num w:numId="10">
     <w:abstractNumId w:val="18"/>
   </w:num>
-  <w:num w:numId="11" w16cid:durableId="972715612">
+  <w:num w:numId="11">
     <w:abstractNumId w:val="18"/>
   </w:num>
-  <w:num w:numId="12" w16cid:durableId="861673663">
+  <w:num w:numId="12">
     <w:abstractNumId w:val="18"/>
   </w:num>
-  <w:num w:numId="13" w16cid:durableId="968703795">
+  <w:num w:numId="13">
     <w:abstractNumId w:val="18"/>
   </w:num>
-  <w:num w:numId="14" w16cid:durableId="77561427">
+  <w:num w:numId="14">
     <w:abstractNumId w:val="23"/>
   </w:num>
-  <w:num w:numId="15" w16cid:durableId="1439331920">
+  <w:num w:numId="15">
     <w:abstractNumId w:val="27"/>
   </w:num>
-  <w:num w:numId="16" w16cid:durableId="1436824525">
+  <w:num w:numId="16">
     <w:abstractNumId w:val="17"/>
   </w:num>
-  <w:num w:numId="17" w16cid:durableId="959343191">
+  <w:num w:numId="17">
     <w:abstractNumId w:val="12"/>
   </w:num>
-  <w:num w:numId="18" w16cid:durableId="1020084791">
+  <w:num w:numId="18">
     <w:abstractNumId w:val="11"/>
   </w:num>
-  <w:num w:numId="19" w16cid:durableId="289361977">
+  <w:num w:numId="19">
     <w:abstractNumId w:val="0"/>
   </w:num>
-  <w:num w:numId="20" w16cid:durableId="359817382">
+  <w:num w:numId="20">
     <w:abstractNumId w:val="10"/>
   </w:num>
-  <w:num w:numId="21" w16cid:durableId="622734098">
+  <w:num w:numId="21">
     <w:abstractNumId w:val="8"/>
   </w:num>
-  <w:num w:numId="22" w16cid:durableId="1236550723">
+  <w:num w:numId="22">
     <w:abstractNumId w:val="7"/>
   </w:num>
-  <w:num w:numId="23" w16cid:durableId="672948863">
+  <w:num w:numId="23">
     <w:abstractNumId w:val="6"/>
   </w:num>
-  <w:num w:numId="24" w16cid:durableId="787358313">
+  <w:num w:numId="24">
     <w:abstractNumId w:val="5"/>
   </w:num>
-  <w:num w:numId="25" w16cid:durableId="1850899716">
+  <w:num w:numId="25">
     <w:abstractNumId w:val="9"/>
   </w:num>
-  <w:num w:numId="26" w16cid:durableId="465783064">
+  <w:num w:numId="26">
     <w:abstractNumId w:val="4"/>
   </w:num>
-  <w:num w:numId="27" w16cid:durableId="1786121185">
+  <w:num w:numId="27">
     <w:abstractNumId w:val="3"/>
   </w:num>
-  <w:num w:numId="28" w16cid:durableId="537161873">
+  <w:num w:numId="28">
     <w:abstractNumId w:val="2"/>
   </w:num>
-  <w:num w:numId="29" w16cid:durableId="875197983">
+  <w:num w:numId="29">
     <w:abstractNumId w:val="1"/>
   </w:num>
-  <w:num w:numId="30" w16cid:durableId="1460489163">
+  <w:num w:numId="30">
     <w:abstractNumId w:val="21"/>
   </w:num>
-  <w:num w:numId="31" w16cid:durableId="1143354432">
+  <w:num w:numId="31">
     <w:abstractNumId w:val="16"/>
   </w:num>
 </w:numbering>
 </file>
 
 <file path=word/styles.xml><?xml version="1.0" encoding="utf-8"?>
-<w:styles xmlns:mc="http://schemas.openxmlformats.org/markup-compatibility/2006" xmlns:r="http://schemas.openxmlformats.org/officeDocument/2006/relationships" xmlns:w="http://schemas.openxmlformats.org/wordprocessingml/2006/main" xmlns:w14="http://schemas.microsoft.com/office/word/2010/wordml" xmlns:w15="http://schemas.microsoft.com/office/word/2012/wordml" xmlns:w16cex="http://schemas.microsoft.com/office/word/2018/wordml/cex" xmlns:w16cid="http://schemas.microsoft.com/office/word/2016/wordml/cid" xmlns:w16="http://schemas.microsoft.com/office/word/2018/wordml" xmlns:w16du="http://schemas.microsoft.com/office/word/2023/wordml/word16du" xmlns:w16sdtdh="http://schemas.microsoft.com/office/word/2020/wordml/sdtdatahash" xmlns:w16sdtfl="http://schemas.microsoft.com/office/word/2024/wordml/sdtformatlock" xmlns:w16se="http://schemas.microsoft.com/office/word/2015/wordml/symex" mc:Ignorable="w14 w15 w16se w16cid w16 w16cex w16sdtdh w16sdtfl w16du">
+<w:styles xmlns:mc="http://schemas.openxmlformats.org/markup-compatibility/2006" xmlns:r="http://schemas.openxmlformats.org/officeDocument/2006/relationships" xmlns:w="http://schemas.openxmlformats.org/wordprocessingml/2006/main" xmlns:w14="http://schemas.microsoft.com/office/word/2010/wordml" xmlns:w15="http://schemas.microsoft.com/office/word/2012/wordml" xmlns:w16cid="http://schemas.microsoft.com/office/word/2016/wordml/cid" xmlns:w16se="http://schemas.microsoft.com/office/word/2015/wordml/symex" mc:Ignorable="w14 w15 w16se w16cid">
   <w:docDefaults>
     <w:rPrDefault>
       <w:rPr>
@@ -8960,7 +8508,7 @@
     </w:rPrDefault>
     <w:pPrDefault/>
   </w:docDefaults>
-  <w:latentStyles w:defLockedState="0" w:defUIPriority="0" w:defSemiHidden="0" w:defUnhideWhenUsed="0" w:defQFormat="0" w:count="376">
+  <w:latentStyles w:defLockedState="0" w:defUIPriority="0" w:defSemiHidden="0" w:defUnhideWhenUsed="0" w:defQFormat="0" w:count="375">
     <w:lsdException w:name="Normal" w:qFormat="1"/>
     <w:lsdException w:name="heading 1" w:uiPriority="9" w:qFormat="1"/>
     <w:lsdException w:name="heading 2" w:qFormat="1"/>
@@ -9245,7 +8793,6 @@
     <w:lsdException w:name="Smart Hyperlink" w:semiHidden="1" w:uiPriority="99" w:unhideWhenUsed="1"/>
     <w:lsdException w:name="Hashtag" w:semiHidden="1" w:uiPriority="99" w:unhideWhenUsed="1"/>
     <w:lsdException w:name="Unresolved Mention" w:semiHidden="1" w:uiPriority="99" w:unhideWhenUsed="1"/>
-    <w:lsdException w:name="Smart Link" w:semiHidden="1" w:uiPriority="99" w:unhideWhenUsed="1"/>
   </w:latentStyles>
   <w:style w:type="paragraph" w:default="1" w:styleId="Normal">
     <w:name w:val="Normal"/>
@@ -9371,6 +8918,7 @@
   <w:style w:type="character" w:default="1" w:styleId="DefaultParagraphFont">
     <w:name w:val="Default Paragraph Font"/>
     <w:uiPriority w:val="1"/>
+    <w:semiHidden/>
     <w:unhideWhenUsed/>
   </w:style>
   <w:style w:type="table" w:default="1" w:styleId="TableNormal">
@@ -10284,7 +9832,7 @@
 </file>
 
 <file path=customXml/itemProps1.xml><?xml version="1.0" encoding="utf-8"?>
-<ds:datastoreItem xmlns:ds="http://schemas.openxmlformats.org/officeDocument/2006/customXml" ds:itemID="{3BFD9963-2DCC-4486-BF41-80642938DC9D}">
+<ds:datastoreItem xmlns:ds="http://schemas.openxmlformats.org/officeDocument/2006/customXml" ds:itemID="{C0D17E4E-B5C9-4610-A37C-214F4A450476}">
   <ds:schemaRefs>
     <ds:schemaRef ds:uri="http://schemas.openxmlformats.org/officeDocument/2006/bibliography"/>
   </ds:schemaRefs>

--- a/source/Samples/ApprovedMultiSequenceLearningNew/Documentation/Approve Prediction of Multisequence Learning_Git_Gurdians-Paper.docx
+++ b/source/Samples/ApprovedMultiSequenceLearningNew/Documentation/Approve Prediction of Multisequence Learning_Git_Gurdians-Paper.docx
@@ -1,6 +1,6 @@
 
 <file path=word/document.xml><?xml version="1.0" encoding="utf-8"?>
-<w:document xmlns:wpc="http://schemas.microsoft.com/office/word/2010/wordprocessingCanvas" xmlns:cx="http://schemas.microsoft.com/office/drawing/2014/chartex" xmlns:cx1="http://schemas.microsoft.com/office/drawing/2015/9/8/chartex" xmlns:cx2="http://schemas.microsoft.com/office/drawing/2015/10/21/chartex" xmlns:cx3="http://schemas.microsoft.com/office/drawing/2016/5/9/chartex" xmlns:cx4="http://schemas.microsoft.com/office/drawing/2016/5/10/chartex" xmlns:cx5="http://schemas.microsoft.com/office/drawing/2016/5/11/chartex" xmlns:cx6="http://schemas.microsoft.com/office/drawing/2016/5/12/chartex" xmlns:cx7="http://schemas.microsoft.com/office/drawing/2016/5/13/chartex" xmlns:cx8="http://schemas.microsoft.com/office/drawing/2016/5/14/chartex" xmlns:mc="http://schemas.openxmlformats.org/markup-compatibility/2006" xmlns:aink="http://schemas.microsoft.com/office/drawing/2016/ink" xmlns:am3d="http://schemas.microsoft.com/office/drawing/2017/model3d" xmlns:o="urn:schemas-microsoft-com:office:office" xmlns:r="http://schemas.openxmlformats.org/officeDocument/2006/relationships" xmlns:m="http://schemas.openxmlformats.org/officeDocument/2006/math" xmlns:v="urn:schemas-microsoft-com:vml" xmlns:wp14="http://schemas.microsoft.com/office/word/2010/wordprocessingDrawing" xmlns:wp="http://schemas.openxmlformats.org/drawingml/2006/wordprocessingDrawing" xmlns:w10="urn:schemas-microsoft-com:office:word" xmlns:w="http://schemas.openxmlformats.org/wordprocessingml/2006/main" xmlns:w14="http://schemas.microsoft.com/office/word/2010/wordml" xmlns:w15="http://schemas.microsoft.com/office/word/2012/wordml" xmlns:w16cid="http://schemas.microsoft.com/office/word/2016/wordml/cid" xmlns:w16se="http://schemas.microsoft.com/office/word/2015/wordml/symex" xmlns:wpg="http://schemas.microsoft.com/office/word/2010/wordprocessingGroup" xmlns:wpi="http://schemas.microsoft.com/office/word/2010/wordprocessingInk" xmlns:wne="http://schemas.microsoft.com/office/word/2006/wordml" xmlns:wps="http://schemas.microsoft.com/office/word/2010/wordprocessingShape" mc:Ignorable="w14 w15 w16se w16cid wp14">
+<w:document xmlns:wpc="http://schemas.microsoft.com/office/word/2010/wordprocessingCanvas" xmlns:cx="http://schemas.microsoft.com/office/drawing/2014/chartex" xmlns:cx1="http://schemas.microsoft.com/office/drawing/2015/9/8/chartex" xmlns:cx2="http://schemas.microsoft.com/office/drawing/2015/10/21/chartex" xmlns:cx3="http://schemas.microsoft.com/office/drawing/2016/5/9/chartex" xmlns:cx4="http://schemas.microsoft.com/office/drawing/2016/5/10/chartex" xmlns:cx5="http://schemas.microsoft.com/office/drawing/2016/5/11/chartex" xmlns:cx6="http://schemas.microsoft.com/office/drawing/2016/5/12/chartex" xmlns:cx7="http://schemas.microsoft.com/office/drawing/2016/5/13/chartex" xmlns:cx8="http://schemas.microsoft.com/office/drawing/2016/5/14/chartex" xmlns:mc="http://schemas.openxmlformats.org/markup-compatibility/2006" xmlns:aink="http://schemas.microsoft.com/office/drawing/2016/ink" xmlns:am3d="http://schemas.microsoft.com/office/drawing/2017/model3d" xmlns:o="urn:schemas-microsoft-com:office:office" xmlns:oel="http://schemas.microsoft.com/office/2019/extlst" xmlns:r="http://schemas.openxmlformats.org/officeDocument/2006/relationships" xmlns:m="http://schemas.openxmlformats.org/officeDocument/2006/math" xmlns:v="urn:schemas-microsoft-com:vml" xmlns:wp14="http://schemas.microsoft.com/office/word/2010/wordprocessingDrawing" xmlns:wp="http://schemas.openxmlformats.org/drawingml/2006/wordprocessingDrawing" xmlns:w10="urn:schemas-microsoft-com:office:word" xmlns:w="http://schemas.openxmlformats.org/wordprocessingml/2006/main" xmlns:w14="http://schemas.microsoft.com/office/word/2010/wordml" xmlns:w15="http://schemas.microsoft.com/office/word/2012/wordml" xmlns:w16cex="http://schemas.microsoft.com/office/word/2018/wordml/cex" xmlns:w16cid="http://schemas.microsoft.com/office/word/2016/wordml/cid" xmlns:w16="http://schemas.microsoft.com/office/word/2018/wordml" xmlns:w16du="http://schemas.microsoft.com/office/word/2023/wordml/word16du" xmlns:w16sdtdh="http://schemas.microsoft.com/office/word/2020/wordml/sdtdatahash" xmlns:w16sdtfl="http://schemas.microsoft.com/office/word/2024/wordml/sdtformatlock" xmlns:w16se="http://schemas.microsoft.com/office/word/2015/wordml/symex" xmlns:wpg="http://schemas.microsoft.com/office/word/2010/wordprocessingGroup" xmlns:wpi="http://schemas.microsoft.com/office/word/2010/wordprocessingInk" xmlns:wne="http://schemas.microsoft.com/office/word/2006/wordml" xmlns:wps="http://schemas.microsoft.com/office/word/2010/wordprocessingShape" mc:Ignorable="w14 w15 w16se w16cid w16 w16cex w16sdtdh w16sdtfl w16du wp14">
   <w:body>
     <w:p>
       <w:pPr>
@@ -235,25 +235,7 @@
           <w:bCs/>
           <w:lang w:val="en-US"/>
         </w:rPr>
-        <w:t xml:space="preserve">This project presents an innovative Hierarchical Temporal Memory (HTM)-based solution for learning and predicting sequences composed of numeric and character data. By leveraging the Spatial Pooler (SP) and Temporal Memory (TM) algorithms from the </w:t>
-      </w:r>
-      <w:proofErr w:type="spellStart"/>
-      <w:r>
-        <w:rPr>
-          <w:b/>
-          <w:bCs/>
-          <w:lang w:val="en-US"/>
-        </w:rPr>
-        <w:t>NeoCortex</w:t>
-      </w:r>
-      <w:proofErr w:type="spellEnd"/>
-      <w:r>
-        <w:rPr>
-          <w:b/>
-          <w:bCs/>
-          <w:lang w:val="en-US"/>
-        </w:rPr>
-        <w:t xml:space="preserve"> API, our system processes user-defined JSON datasets through a scalar encoder that transforms raw data into Sparse Distributed Representations (SDRs). The SP extracts stable, recurring patterns while the TM captures temporal dependencies, enabling robust next-step predictions. The modular architecture, featuring specialized classes for sequence ingestion, learning management, and performance monitoring, supports a range of applications—from cancer prediction to power consumption forecasting. Our results demonstrate that multiple passes of SP–TM training significantly enhance predictive accuracy, underscoring the potential of HTM’s biologically inspired approach for solving complex, real-world sequence prediction challenges.</w:t>
+        <w:t>This project presents an innovative Hierarchical Temporal Memory (HTM)-based solution for learning and predicting sequences composed of numeric and character data. By leveraging the Spatial Pooler (SP) and Temporal Memory (TM) algorithms from the NeoCortex API, our system processes user-defined JSON datasets through a scalar encoder that transforms raw data into Sparse Distributed Representations (SDRs). The SP extracts stable, recurring patterns while the TM captures temporal dependencies, enabling robust next-step predictions. The modular architecture, featuring specialized classes for sequence ingestion, learning management, and performance monitoring, supports a range of applications—from cancer prediction to power consumption forecasting. Our results demonstrate that multiple passes of SP–TM training significantly enhance predictive accuracy, underscoring the potential of HTM’s biologically inspired approach for solving complex, real-world sequence prediction challenges.</w:t>
       </w:r>
     </w:p>
     <w:p>
@@ -321,7 +303,6 @@
           <w:id w:val="-1908299397"/>
           <w:citation/>
         </w:sdtPr>
-        <w:sdtEndPr/>
         <w:sdtContent>
           <w:r>
             <w:fldChar w:fldCharType="begin"/>
@@ -368,7 +349,6 @@
           <w:id w:val="143402575"/>
           <w:citation/>
         </w:sdtPr>
-        <w:sdtEndPr/>
         <w:sdtContent>
           <w:r>
             <w:fldChar w:fldCharType="begin"/>
@@ -577,33 +557,63 @@
           <w:sz w:val="20"/>
           <w:szCs w:val="20"/>
         </w:rPr>
-        <w:t xml:space="preserve">Practically, the use of multisequence learning in C# (and other languages) is usually through frameworks that provide packages for building sequence models and GPGPU acceleration. Frameworks like ML.NET or TensorFlow and </w:t>
-      </w:r>
-      <w:proofErr w:type="spellStart"/>
+        <w:t>Practically, the use of multisequence learning in C# (and other languages) is usually through frameworks that provide packages for building sequence models and GPGPU acceleration. Frameworks like ML.NET or TensorFlow and PyTorch bindings may provide special modules to process sequential data input, organize training pipelines, and simplify model deployment. These features allow integration of multisequence learning in production systems for prediction, classification, clustering, and content creation</w:t>
+      </w:r>
       <w:r>
         <w:rPr>
           <w:color w:val="000000"/>
           <w:sz w:val="20"/>
           <w:szCs w:val="20"/>
         </w:rPr>
-        <w:t>PyTorch</w:t>
-      </w:r>
-      <w:proofErr w:type="spellEnd"/>
+        <w:t xml:space="preserve"> </w:t>
+      </w:r>
       <w:r>
         <w:rPr>
           <w:color w:val="000000"/>
           <w:sz w:val="20"/>
           <w:szCs w:val="20"/>
         </w:rPr>
-        <w:t xml:space="preserve"> bindings may provide special modules to process sequential data input, organize training pipelines, and simplify model deployment. These features allow integration of multisequence learning in production systems for prediction, classification, clustering, and content creation</w:t>
-      </w:r>
+        <w:lastRenderedPageBreak/>
+        <w:t>with the potential advantage of being able to capture cross-sequence dependencies.</w:t>
+      </w:r>
+    </w:p>
+    <w:p>
+      <w:pPr>
+        <w:ind w:firstLine="288"/>
+        <w:jc w:val="both"/>
+        <w:rPr>
+          <w:rFonts w:eastAsia="Times New Roman"/>
+          <w:noProof/>
+        </w:rPr>
+      </w:pPr>
+    </w:p>
+    <w:p>
+      <w:pPr>
+        <w:jc w:val="both"/>
+      </w:pPr>
+    </w:p>
+    <w:p>
+      <w:pPr>
+        <w:pStyle w:val="Heading2"/>
+        <w:spacing w:after="0"/>
+      </w:pPr>
+      <w:r>
+        <w:t>Hierarchical Temporal Memory</w:t>
+      </w:r>
+    </w:p>
+    <w:p>
+      <w:pPr>
+        <w:pStyle w:val="NormalWeb"/>
+        <w:spacing w:before="0" w:beforeAutospacing="0" w:after="0" w:afterAutospacing="0"/>
+        <w:jc w:val="both"/>
+      </w:pPr>
       <w:r>
         <w:rPr>
           <w:color w:val="000000"/>
           <w:sz w:val="20"/>
           <w:szCs w:val="20"/>
         </w:rPr>
-        <w:t xml:space="preserve"> </w:t>
+        <w:t xml:space="preserve">Hierarchical Temporal Memory (HTM) is a biologically inspired approach founded upon the structure and organizational framework of the neocortex with the goal of replicating the manner in which the human brain processes various forms of sensory input—e.g., vision, audition, and behavior—and ultimately generates memory and predictions. Rather than relying on pre-programmed rules, HTM networks learn by being exposed to data and can therefore be put </w:t>
       </w:r>
       <w:r>
         <w:rPr>
@@ -611,47 +621,15 @@
           <w:sz w:val="20"/>
           <w:szCs w:val="20"/>
         </w:rPr>
-        <w:lastRenderedPageBreak/>
-        <w:t>with the potential advantage of being able to capture cross-sequence dependencies.</w:t>
-      </w:r>
-    </w:p>
-    <w:p>
-      <w:pPr>
-        <w:ind w:firstLine="288"/>
-        <w:jc w:val="both"/>
-        <w:rPr>
-          <w:rFonts w:eastAsia="Times New Roman"/>
-          <w:noProof/>
-        </w:rPr>
-      </w:pPr>
-    </w:p>
-    <w:p>
-      <w:pPr>
-        <w:jc w:val="both"/>
-      </w:pPr>
-    </w:p>
-    <w:p>
-      <w:pPr>
-        <w:pStyle w:val="Heading2"/>
-        <w:spacing w:after="0"/>
-      </w:pPr>
-      <w:r>
-        <w:t>Hierarchical Temporal Memory</w:t>
-      </w:r>
-    </w:p>
-    <w:p>
-      <w:pPr>
-        <w:pStyle w:val="NormalWeb"/>
-        <w:spacing w:before="0" w:beforeAutospacing="0" w:after="0" w:afterAutospacing="0"/>
-        <w:jc w:val="both"/>
-      </w:pPr>
+        <w:t>into</w:t>
+      </w:r>
       <w:r>
         <w:rPr>
           <w:color w:val="000000"/>
           <w:sz w:val="20"/>
           <w:szCs w:val="20"/>
         </w:rPr>
-        <w:t>Hierarchical Temporal Memory (HTM) is a biologically inspired approach founded upon the structure and organizational framework of the neocortex with the goal of replicating the manner in which the human brain processes various forms of sensory input—e.g., vision, audition, and behavior—and ultimately generates memory and predictions. Rather than relying on pre-programmed rules, HTM networks learn by being exposed to data and can therefore be put to a wide variety of applications relating to the modeling of complex sensory streams</w:t>
+        <w:t xml:space="preserve"> a wide variety of applications relating to the modeling of complex sensory streams</w:t>
       </w:r>
       <w:sdt>
         <w:sdtPr>
@@ -663,7 +641,6 @@
           <w:id w:val="1714236585"/>
           <w:citation/>
         </w:sdtPr>
-        <w:sdtEndPr/>
         <w:sdtContent>
           <w:r>
             <w:rPr>
@@ -746,7 +723,6 @@
           <w:id w:val="-305002154"/>
           <w:citation/>
         </w:sdtPr>
-        <w:sdtEndPr/>
         <w:sdtContent>
           <w:r>
             <w:rPr>
@@ -817,7 +793,23 @@
           <w:sz w:val="20"/>
           <w:szCs w:val="20"/>
         </w:rPr>
-        <w:t>The network matches each new pattern to those that it has previously viewed within only a few training iterations. In order to enable the effective prediction of future elements, it is critical that input patterns are adequately distinct, thus enabling HTM to form strong representations</w:t>
+        <w:t xml:space="preserve">The network matches each new pattern to those that it has previously viewed within only a few training iterations. </w:t>
+      </w:r>
+      <w:r>
+        <w:rPr>
+          <w:color w:val="000000"/>
+          <w:sz w:val="20"/>
+          <w:szCs w:val="20"/>
+        </w:rPr>
+        <w:t>To</w:t>
+      </w:r>
+      <w:r>
+        <w:rPr>
+          <w:color w:val="000000"/>
+          <w:sz w:val="20"/>
+          <w:szCs w:val="20"/>
+        </w:rPr>
+        <w:t xml:space="preserve"> enable the effective prediction of future elements, it is critical that input patterns are adequately distinct, thus enabling HTM to form strong representations</w:t>
       </w:r>
       <w:sdt>
         <w:sdtPr>
@@ -829,7 +821,6 @@
           <w:id w:val="619108136"/>
           <w:citation/>
         </w:sdtPr>
-        <w:sdtEndPr/>
         <w:sdtContent>
           <w:r>
             <w:rPr>
@@ -1002,7 +993,6 @@
                 <w:lang w:val="en-IN" w:eastAsia="ja-JP"/>
               </w:rPr>
             </w:pPr>
-            <w:proofErr w:type="spellStart"/>
             <w:r>
               <w:rPr>
                 <w:color w:val="000000"/>
@@ -1010,7 +1000,6 @@
               </w:rPr>
               <w:t>inputBits</w:t>
             </w:r>
-            <w:proofErr w:type="spellEnd"/>
           </w:p>
         </w:tc>
         <w:tc>
@@ -1056,7 +1045,6 @@
                 <w:lang w:val="en-IN" w:eastAsia="ja-JP"/>
               </w:rPr>
             </w:pPr>
-            <w:proofErr w:type="spellStart"/>
             <w:r>
               <w:rPr>
                 <w:color w:val="000000"/>
@@ -1064,7 +1052,6 @@
               </w:rPr>
               <w:t>numColumns</w:t>
             </w:r>
-            <w:proofErr w:type="spellEnd"/>
           </w:p>
         </w:tc>
         <w:tc>
@@ -1106,7 +1093,6 @@
             <w:pPr>
               <w:jc w:val="left"/>
             </w:pPr>
-            <w:proofErr w:type="spellStart"/>
             <w:r>
               <w:rPr>
                 <w:color w:val="000000"/>
@@ -1114,7 +1100,6 @@
               </w:rPr>
               <w:t>CellsPerColumn</w:t>
             </w:r>
-            <w:proofErr w:type="spellEnd"/>
           </w:p>
         </w:tc>
         <w:tc>
@@ -1156,7 +1141,6 @@
             <w:pPr>
               <w:jc w:val="left"/>
             </w:pPr>
-            <w:proofErr w:type="spellStart"/>
             <w:r>
               <w:rPr>
                 <w:color w:val="000000"/>
@@ -1164,7 +1148,6 @@
               </w:rPr>
               <w:t>GlobalInhibition</w:t>
             </w:r>
-            <w:proofErr w:type="spellEnd"/>
           </w:p>
         </w:tc>
         <w:tc>
@@ -1206,7 +1189,6 @@
             <w:pPr>
               <w:jc w:val="left"/>
             </w:pPr>
-            <w:proofErr w:type="spellStart"/>
             <w:r>
               <w:rPr>
                 <w:color w:val="000000"/>
@@ -1214,7 +1196,6 @@
               </w:rPr>
               <w:t>LocalAreaDensity</w:t>
             </w:r>
-            <w:proofErr w:type="spellEnd"/>
           </w:p>
         </w:tc>
         <w:tc>
@@ -1260,7 +1241,6 @@
                 <w:lang w:val="en-IN" w:eastAsia="ja-JP"/>
               </w:rPr>
             </w:pPr>
-            <w:proofErr w:type="spellStart"/>
             <w:r>
               <w:rPr>
                 <w:color w:val="000000"/>
@@ -1268,13 +1248,11 @@
               </w:rPr>
               <w:t>NumActiveColumns</w:t>
             </w:r>
-            <w:proofErr w:type="spellEnd"/>
           </w:p>
           <w:p>
             <w:pPr>
               <w:jc w:val="left"/>
             </w:pPr>
-            <w:proofErr w:type="spellStart"/>
             <w:r>
               <w:rPr>
                 <w:color w:val="000000"/>
@@ -1282,7 +1260,6 @@
               </w:rPr>
               <w:t>PerInhArea</w:t>
             </w:r>
-            <w:proofErr w:type="spellEnd"/>
           </w:p>
         </w:tc>
         <w:tc>
@@ -1303,17 +1280,8 @@
                 <w:color w:val="000000"/>
                 <w:lang w:val="en-IN" w:eastAsia="ja-JP"/>
               </w:rPr>
-              <w:t xml:space="preserve">0.02 * </w:t>
-            </w:r>
-            <w:proofErr w:type="spellStart"/>
-            <w:r>
-              <w:rPr>
-                <w:color w:val="000000"/>
-                <w:lang w:val="en-IN" w:eastAsia="ja-JP"/>
-              </w:rPr>
-              <w:t>numColumns</w:t>
-            </w:r>
-            <w:proofErr w:type="spellEnd"/>
+              <w:t>0.02 * numColumns</w:t>
+            </w:r>
           </w:p>
         </w:tc>
         <w:tc>
@@ -1330,17 +1298,8 @@
                 <w:color w:val="000000"/>
                 <w:lang w:val="en-IN" w:eastAsia="ja-JP"/>
               </w:rPr>
-              <w:t xml:space="preserve">0.02 * </w:t>
-            </w:r>
-            <w:proofErr w:type="spellStart"/>
-            <w:r>
-              <w:rPr>
-                <w:color w:val="000000"/>
-                <w:lang w:val="en-IN" w:eastAsia="ja-JP"/>
-              </w:rPr>
-              <w:t>numColumns</w:t>
-            </w:r>
-            <w:proofErr w:type="spellEnd"/>
+              <w:t>0.02 * numColumns</w:t>
+            </w:r>
           </w:p>
         </w:tc>
       </w:tr>
@@ -1354,7 +1313,6 @@
             <w:pPr>
               <w:jc w:val="left"/>
             </w:pPr>
-            <w:proofErr w:type="spellStart"/>
             <w:r>
               <w:rPr>
                 <w:color w:val="000000"/>
@@ -1362,7 +1320,6 @@
               </w:rPr>
               <w:t>PotentialRadius</w:t>
             </w:r>
-            <w:proofErr w:type="spellEnd"/>
           </w:p>
         </w:tc>
         <w:tc>
@@ -1397,17 +1354,8 @@
                 <w:color w:val="000000"/>
                 <w:lang w:val="en-IN" w:eastAsia="ja-JP"/>
               </w:rPr>
-              <w:t xml:space="preserve"> * </w:t>
-            </w:r>
-            <w:proofErr w:type="spellStart"/>
-            <w:r>
-              <w:rPr>
-                <w:color w:val="000000"/>
-                <w:lang w:val="en-IN" w:eastAsia="ja-JP"/>
-              </w:rPr>
-              <w:t>inputBits</w:t>
-            </w:r>
-            <w:proofErr w:type="spellEnd"/>
+              <w:t xml:space="preserve"> * inputBits</w:t>
+            </w:r>
           </w:p>
         </w:tc>
         <w:tc>
@@ -1424,17 +1372,8 @@
                 <w:color w:val="000000"/>
                 <w:lang w:val="en-IN" w:eastAsia="ja-JP"/>
               </w:rPr>
-              <w:t xml:space="preserve">0.15 * </w:t>
-            </w:r>
-            <w:proofErr w:type="spellStart"/>
-            <w:r>
-              <w:rPr>
-                <w:color w:val="000000"/>
-                <w:lang w:val="en-IN" w:eastAsia="ja-JP"/>
-              </w:rPr>
-              <w:t>inputBits</w:t>
-            </w:r>
-            <w:proofErr w:type="spellEnd"/>
+              <w:t>0.15 * inputBits</w:t>
+            </w:r>
           </w:p>
         </w:tc>
       </w:tr>
@@ -1448,7 +1387,6 @@
             <w:pPr>
               <w:jc w:val="left"/>
             </w:pPr>
-            <w:proofErr w:type="spellStart"/>
             <w:r>
               <w:rPr>
                 <w:color w:val="000000"/>
@@ -1456,7 +1394,6 @@
               </w:rPr>
               <w:t>MaxBoost</w:t>
             </w:r>
-            <w:proofErr w:type="spellEnd"/>
           </w:p>
         </w:tc>
         <w:tc>
@@ -1498,7 +1435,6 @@
             <w:pPr>
               <w:jc w:val="left"/>
             </w:pPr>
-            <w:proofErr w:type="spellStart"/>
             <w:r>
               <w:rPr>
                 <w:color w:val="000000"/>
@@ -1506,7 +1442,6 @@
               </w:rPr>
               <w:t>DutyCyclePeriod</w:t>
             </w:r>
-            <w:proofErr w:type="spellEnd"/>
           </w:p>
         </w:tc>
         <w:tc>
@@ -1548,7 +1483,6 @@
             <w:pPr>
               <w:jc w:val="left"/>
             </w:pPr>
-            <w:proofErr w:type="spellStart"/>
             <w:r>
               <w:rPr>
                 <w:color w:val="000000"/>
@@ -1556,7 +1490,6 @@
               </w:rPr>
               <w:t>MinPctOverlapDutyCycles</w:t>
             </w:r>
-            <w:proofErr w:type="spellEnd"/>
           </w:p>
         </w:tc>
         <w:tc>
@@ -1598,7 +1531,6 @@
             <w:pPr>
               <w:jc w:val="left"/>
             </w:pPr>
-            <w:proofErr w:type="spellStart"/>
             <w:r>
               <w:rPr>
                 <w:color w:val="000000"/>
@@ -1606,7 +1538,6 @@
               </w:rPr>
               <w:t>MaxSynapsesPerSegment</w:t>
             </w:r>
-            <w:proofErr w:type="spellEnd"/>
           </w:p>
         </w:tc>
         <w:tc>
@@ -1627,17 +1558,8 @@
                 <w:color w:val="000000"/>
                 <w:lang w:val="en-IN" w:eastAsia="ja-JP"/>
               </w:rPr>
-              <w:t xml:space="preserve">0.02 * </w:t>
-            </w:r>
-            <w:proofErr w:type="spellStart"/>
-            <w:r>
-              <w:rPr>
-                <w:color w:val="000000"/>
-                <w:lang w:val="en-IN" w:eastAsia="ja-JP"/>
-              </w:rPr>
-              <w:t>numColumns</w:t>
-            </w:r>
-            <w:proofErr w:type="spellEnd"/>
+              <w:t>0.02 * numColumns</w:t>
+            </w:r>
           </w:p>
         </w:tc>
         <w:tc>
@@ -1654,17 +1576,8 @@
                 <w:color w:val="000000"/>
                 <w:lang w:val="en-IN" w:eastAsia="ja-JP"/>
               </w:rPr>
-              <w:t xml:space="preserve">0.02 * </w:t>
-            </w:r>
-            <w:proofErr w:type="spellStart"/>
-            <w:r>
-              <w:rPr>
-                <w:color w:val="000000"/>
-                <w:lang w:val="en-IN" w:eastAsia="ja-JP"/>
-              </w:rPr>
-              <w:t>numColumns</w:t>
-            </w:r>
-            <w:proofErr w:type="spellEnd"/>
+              <w:t>0.02 * numColumns</w:t>
+            </w:r>
           </w:p>
         </w:tc>
       </w:tr>
@@ -2017,7 +1930,19 @@
         <w:rPr>
           <w:color w:val="000000"/>
         </w:rPr>
-        <w:t>In contrast, the human brain utilizes a method called Sparse Distributed Representation (SDR) to encode information. SDRs play a central role to biological intelligence and serve as a basis both to represent information and to compute in the brain. In practice, SDRs act as the brain's language, allowing for the flexible and creative handling of data. There are a large number of bits in an SDR but few of them at a time enabled (set to 1), with all the remaining bits in disabled (set to 0) state. All bits in the encoding exist to represent information, as do those in the brain—where an active bit corresponds to an active neuron, and an inactive bit represents a neuron that is less engaged. This sparse coding mechanism not only provides robustness against noise but also allows for the efficient representation of complex patterns, making it a highly desirable approach for artificial systems that aim to emulate human-like intelligence</w:t>
+        <w:t xml:space="preserve">In contrast, the human brain utilizes a method called Sparse Distributed Representation (SDR) to encode information. SDRs play a central role </w:t>
+      </w:r>
+      <w:r>
+        <w:rPr>
+          <w:color w:val="000000"/>
+        </w:rPr>
+        <w:t>in</w:t>
+      </w:r>
+      <w:r>
+        <w:rPr>
+          <w:color w:val="000000"/>
+        </w:rPr>
+        <w:t xml:space="preserve"> biological intelligence and serve as a basis both to represent information and to compute in the brain. In practice, SDRs act as the brain's language, allowing for the flexible and creative handling of data. There are a large number of bits in an SDR but few of them at a time enabled (set to 1), with all the remaining bits in disabled (set to 0) state. All bits in the encoding exist to represent information, as do those in the brain—where an active bit corresponds to an active neuron, and an inactive bit represents a neuron that is less engaged. This sparse coding mechanism not only provides robustness against noise but also allows for the efficient representation of complex patterns, making it a highly desirable approach for artificial systems that aim to emulate human-like intelligence</w:t>
       </w:r>
       <w:sdt>
         <w:sdtPr>
@@ -2027,7 +1952,6 @@
           <w:id w:val="-1912537932"/>
           <w:citation/>
         </w:sdtPr>
-        <w:sdtEndPr/>
         <w:sdtContent>
           <w:r>
             <w:rPr>
@@ -2154,7 +2078,6 @@
           <w:id w:val="-1003274201"/>
           <w:citation/>
         </w:sdtPr>
-        <w:sdtEndPr/>
         <w:sdtContent>
           <w:r>
             <w:rPr>
@@ -2275,7 +2198,6 @@
           <w:id w:val="-1850242877"/>
           <w:citation/>
         </w:sdtPr>
-        <w:sdtEndPr/>
         <w:sdtContent>
           <w:r>
             <w:rPr>
@@ -2417,7 +2339,19 @@
         <w:rPr>
           <w:rFonts w:eastAsia="Times New Roman"/>
         </w:rPr>
-        <w:t>C# Neocortex is a smart monitoring system that learns your application behavior during runtime to forecast future issues and optimization potential. Instead of simply reacting to errors, it continuously observes code execution, data flows, and performance patterns to build a dynamic model of your application. By analyzing historical performance data and correlating it with specific code paths, the C# Neocortex can detect potential bottlenecks and predict anomalies before they occur. Predictive insight means that issues can be addressed in advance and coded for optimally with improved performance. In addition, through interactive feedback and acquired experience, the system is capable of contributing to behavior prediction by user and guiding intelligent design and allowing for applications to be flexible and resilient</w:t>
+        <w:t xml:space="preserve">C# Neocortex is a smart monitoring system that learns your application behavior during runtime to forecast future issues and optimization potential. Instead of simply reacting to errors, it continuously observes code execution, data flows, and performance patterns to build a dynamic model of your application. By analyzing historical performance data and correlating it with specific code paths, the C# Neocortex can detect potential bottlenecks and predict anomalies before they occur. Predictive insight means that issues can be addressed in advance and coded for optimally with improved performance. In addition, through interactive feedback and acquired experience, the system </w:t>
+      </w:r>
+      <w:r>
+        <w:rPr>
+          <w:rFonts w:eastAsia="Times New Roman"/>
+        </w:rPr>
+        <w:t>can contribute</w:t>
+      </w:r>
+      <w:r>
+        <w:rPr>
+          <w:rFonts w:eastAsia="Times New Roman"/>
+        </w:rPr>
+        <w:t xml:space="preserve"> to behavior prediction by user and guiding intelligent design and allowing for applications to be flexible and resilient</w:t>
       </w:r>
       <w:sdt>
         <w:sdtPr>
@@ -2427,7 +2361,6 @@
           <w:id w:val="-277797801"/>
           <w:citation/>
         </w:sdtPr>
-        <w:sdtEndPr/>
         <w:sdtContent>
           <w:r>
             <w:rPr>
@@ -2533,7 +2466,21 @@
           <w:rFonts w:eastAsia="Times New Roman"/>
           <w:lang w:val="en-US"/>
         </w:rPr>
-        <w:t>Encoder to convert input data to sparse representations, a Spatial Pooler to learn static patterns which is trained, and then a Temporal Memory module to learn sequential transitions, with a classifier mapping these states to specific predictions. The system processes test sequences character by character, contrasting the forthcoming predicted element with the actual one, calculating prediction accuracy, and maintaining detailed results in a report, thus demonstrating HTM's capacity for modeling and predicting complex sequential data</w:t>
+        <w:t xml:space="preserve">Encoder to convert input data to sparse representations, a Spatial Pooler to learn static patterns which </w:t>
+      </w:r>
+      <w:r>
+        <w:rPr>
+          <w:rFonts w:eastAsia="Times New Roman"/>
+          <w:lang w:val="en-US"/>
+        </w:rPr>
+        <w:t>are</w:t>
+      </w:r>
+      <w:r>
+        <w:rPr>
+          <w:rFonts w:eastAsia="Times New Roman"/>
+          <w:lang w:val="en-US"/>
+        </w:rPr>
+        <w:t xml:space="preserve"> trained, and then a Temporal Memory module to learn sequential transitions, with a classifier mapping these states to specific predictions. The system processes test sequences character by character, contrasting the forthcoming predicted element with the actual one, calculating prediction accuracy, and maintaining detailed results in a report, thus demonstrating HTM's capacity for modeling and predicting complex sequential data</w:t>
       </w:r>
     </w:p>
     <w:p>
@@ -2562,7 +2509,19 @@
         <w:rPr>
           <w:rFonts w:eastAsia="Times New Roman"/>
         </w:rPr>
-        <w:t>Our dataset is an organized list of sequential data in the form of JSON, and every entry consists of a labeled sequence of digits or characters compiled by systematic study and observation. Each sequence is framed to detect underlying trends and patterns, and they form the groundwork for our input to the Multi Sequence Learning project. This data set is not just filled with raw numerical or categorical information but also holds these data in an order that corresponds to real-world phenomena, enabling the HTM predictive engine to learn and predict future items based on historical patterns. By providing a steady and well-classified sequence of data sets, our data set is instrumental in training the Spatial Pooler and Temporal Memory mechanisms, which eventually result in streamlined analysis and accurate predictive output.</w:t>
+        <w:t xml:space="preserve">Our dataset is an organized list of sequential data in the form of JSON, and every entry consists of a labeled sequence of digits or characters compiled by systematic study and observation. Each sequence is framed to detect underlying trends and patterns, and they form the groundwork for our input to the Multi Sequence Learning project. This data set is not just filled with raw numerical or categorical information but also holds </w:t>
+      </w:r>
+      <w:r>
+        <w:rPr>
+          <w:rFonts w:eastAsia="Times New Roman"/>
+        </w:rPr>
+        <w:t>this</w:t>
+      </w:r>
+      <w:r>
+        <w:rPr>
+          <w:rFonts w:eastAsia="Times New Roman"/>
+        </w:rPr>
+        <w:t xml:space="preserve"> data in an order that corresponds to real-world phenomena, enabling the HTM predictive engine to learn and predict future items based on historical patterns. By providing a steady and well-classified sequence of data sets, our data set is instrumental in training the Spatial Pooler and Temporal Memory mechanisms, which eventually result in streamlined analysis and accurate predictive output.</w:t>
       </w:r>
     </w:p>
     <w:p>
@@ -2584,7 +2543,31 @@
         <w:rPr>
           <w:rFonts w:eastAsia="Calibri"/>
         </w:rPr>
-        <w:t>Multiple sequence of numbers and alphabetic in JSON file for two different scenario. Figure 0-0 shows the testing and training data sets for power consumption prediction.</w:t>
+        <w:t xml:space="preserve">Multiple sequence of numbers and </w:t>
+      </w:r>
+      <w:r>
+        <w:rPr>
+          <w:rFonts w:eastAsia="Calibri"/>
+        </w:rPr>
+        <w:t>alphabet</w:t>
+      </w:r>
+      <w:r>
+        <w:rPr>
+          <w:rFonts w:eastAsia="Calibri"/>
+        </w:rPr>
+        <w:t xml:space="preserve"> in JSON file for two different </w:t>
+      </w:r>
+      <w:r>
+        <w:rPr>
+          <w:rFonts w:eastAsia="Calibri"/>
+        </w:rPr>
+        <w:t>scenarios</w:t>
+      </w:r>
+      <w:r>
+        <w:rPr>
+          <w:rFonts w:eastAsia="Calibri"/>
+        </w:rPr>
+        <w:t>. Figure 0-0 shows the testing and training data sets for power consumption prediction.</w:t>
       </w:r>
     </w:p>
     <w:p>
@@ -3199,7 +3182,6 @@
           <w:id w:val="-5602282"/>
           <w:citation/>
         </w:sdtPr>
-        <w:sdtEndPr/>
         <w:sdtContent>
           <w:r>
             <w:rPr>
@@ -3340,7 +3322,6 @@
                 <w:bCs/>
               </w:rPr>
             </w:pPr>
-            <w:proofErr w:type="spellStart"/>
             <w:r>
               <w:rPr>
                 <w:b/>
@@ -3355,7 +3336,6 @@
               </w:rPr>
               <w:t>.cs</w:t>
             </w:r>
-            <w:proofErr w:type="spellEnd"/>
           </w:p>
         </w:tc>
       </w:tr>
@@ -3377,7 +3357,21 @@
                 <w:b/>
                 <w:bCs/>
               </w:rPr>
-              <w:t>Line on : 53-70</w:t>
+              <w:t xml:space="preserve">Line </w:t>
+            </w:r>
+            <w:r>
+              <w:rPr>
+                <w:b/>
+                <w:bCs/>
+              </w:rPr>
+              <w:t>on:</w:t>
+            </w:r>
+            <w:r>
+              <w:rPr>
+                <w:b/>
+                <w:bCs/>
+              </w:rPr>
+              <w:t xml:space="preserve"> 53-70</w:t>
             </w:r>
           </w:p>
           <w:p>
@@ -3393,13 +3387,8 @@
             <w:r>
               <w:t xml:space="preserve"> </w:t>
             </w:r>
-            <w:proofErr w:type="spellStart"/>
-            <w:r>
-              <w:t>RunAll</w:t>
-            </w:r>
-            <w:proofErr w:type="spellEnd"/>
-            <w:r>
-              <w:t>(</w:t>
+            <w:r>
+              <w:t>RunAll (</w:t>
             </w:r>
             <w:r>
               <w:rPr>
@@ -3410,13 +3399,11 @@
             <w:r>
               <w:t xml:space="preserve"> </w:t>
             </w:r>
-            <w:proofErr w:type="spellStart"/>
-            <w:r>
-              <w:t>datasetFileName</w:t>
-            </w:r>
-            <w:proofErr w:type="spellEnd"/>
-            <w:r>
-              <w:t xml:space="preserve"> , </w:t>
+            <w:r>
+              <w:t>datasetFileName,</w:t>
+            </w:r>
+            <w:r>
+              <w:t xml:space="preserve"> </w:t>
             </w:r>
             <w:r>
               <w:rPr>
@@ -3425,13 +3412,8 @@
               <w:t>string</w:t>
             </w:r>
             <w:r>
-              <w:t xml:space="preserve"> </w:t>
-            </w:r>
-            <w:proofErr w:type="spellStart"/>
-            <w:r>
-              <w:t>testsetFileName</w:t>
-            </w:r>
-            <w:proofErr w:type="spellEnd"/>
+              <w:t xml:space="preserve"> testsetFileName</w:t>
+            </w:r>
             <w:r>
               <w:t>)</w:t>
             </w:r>
@@ -3454,7 +3436,21 @@
                 <w:b/>
                 <w:bCs/>
               </w:rPr>
-              <w:t>Line on : 410-415</w:t>
+              <w:t xml:space="preserve">Line </w:t>
+            </w:r>
+            <w:r>
+              <w:rPr>
+                <w:b/>
+                <w:bCs/>
+              </w:rPr>
+              <w:t>on:</w:t>
+            </w:r>
+            <w:r>
+              <w:rPr>
+                <w:b/>
+                <w:bCs/>
+              </w:rPr>
+              <w:t xml:space="preserve"> 410-415</w:t>
             </w:r>
           </w:p>
           <w:p>
@@ -3467,13 +3463,8 @@
               </w:rPr>
               <w:t xml:space="preserve">private static string </w:t>
             </w:r>
-            <w:proofErr w:type="spellStart"/>
-            <w:r>
-              <w:t>EnsureDirectory</w:t>
-            </w:r>
-            <w:proofErr w:type="spellEnd"/>
-            <w:r>
-              <w:t>(</w:t>
+            <w:r>
+              <w:t>EnsureDirectory (</w:t>
             </w:r>
             <w:r>
               <w:rPr>
@@ -3506,7 +3497,21 @@
                 <w:b/>
                 <w:bCs/>
               </w:rPr>
-              <w:t>Line on : 421-425</w:t>
+              <w:t xml:space="preserve">Line </w:t>
+            </w:r>
+            <w:r>
+              <w:rPr>
+                <w:b/>
+                <w:bCs/>
+              </w:rPr>
+              <w:t>on:</w:t>
+            </w:r>
+            <w:r>
+              <w:rPr>
+                <w:b/>
+                <w:bCs/>
+              </w:rPr>
+              <w:t xml:space="preserve"> 421-425</w:t>
             </w:r>
           </w:p>
           <w:p>
@@ -3519,13 +3524,8 @@
               </w:rPr>
               <w:t xml:space="preserve">private static int </w:t>
             </w:r>
-            <w:proofErr w:type="spellStart"/>
-            <w:r>
-              <w:t>CharToIndex</w:t>
-            </w:r>
-            <w:proofErr w:type="spellEnd"/>
-            <w:r>
-              <w:t>(</w:t>
+            <w:r>
+              <w:t>CharToIndex (</w:t>
             </w:r>
             <w:r>
               <w:rPr>
@@ -3575,7 +3575,6 @@
                 <w:bCs/>
               </w:rPr>
             </w:pPr>
-            <w:proofErr w:type="spellStart"/>
             <w:r>
               <w:rPr>
                 <w:b/>
@@ -3583,7 +3582,6 @@
               </w:rPr>
               <w:t>HelperMethods.cs</w:t>
             </w:r>
-            <w:proofErr w:type="spellEnd"/>
           </w:p>
         </w:tc>
       </w:tr>
@@ -3605,7 +3603,21 @@
                 <w:b/>
                 <w:bCs/>
               </w:rPr>
-              <w:t>Line on : 39-60</w:t>
+              <w:t xml:space="preserve">Line </w:t>
+            </w:r>
+            <w:r>
+              <w:rPr>
+                <w:b/>
+                <w:bCs/>
+              </w:rPr>
+              <w:t>on:</w:t>
+            </w:r>
+            <w:r>
+              <w:rPr>
+                <w:b/>
+                <w:bCs/>
+              </w:rPr>
+              <w:t xml:space="preserve"> 39-60</w:t>
             </w:r>
           </w:p>
           <w:p>
@@ -3616,54 +3628,28 @@
               <w:rPr>
                 <w:color w:val="4472C4" w:themeColor="accent1"/>
               </w:rPr>
-              <w:t xml:space="preserve">public static </w:t>
-            </w:r>
-            <w:proofErr w:type="spellStart"/>
+              <w:t xml:space="preserve">public static HtmConfig </w:t>
+            </w:r>
+            <w:r>
+              <w:t>FetchEnhancedHTMConfig (</w:t>
+            </w:r>
             <w:r>
               <w:rPr>
                 <w:color w:val="4472C4" w:themeColor="accent1"/>
               </w:rPr>
-              <w:t>HtmConfig</w:t>
-            </w:r>
-            <w:proofErr w:type="spellEnd"/>
+              <w:t xml:space="preserve">int </w:t>
+            </w:r>
+            <w:r>
+              <w:t>inputBits</w:t>
+            </w:r>
             <w:r>
               <w:rPr>
                 <w:color w:val="4472C4" w:themeColor="accent1"/>
               </w:rPr>
-              <w:t xml:space="preserve"> </w:t>
-            </w:r>
-            <w:proofErr w:type="spellStart"/>
-            <w:r>
-              <w:t>FetchEnhancedHTMConfig</w:t>
-            </w:r>
-            <w:proofErr w:type="spellEnd"/>
-            <w:r>
-              <w:t>(</w:t>
-            </w:r>
-            <w:r>
-              <w:rPr>
-                <w:color w:val="4472C4" w:themeColor="accent1"/>
-              </w:rPr>
-              <w:t xml:space="preserve">int </w:t>
-            </w:r>
-            <w:proofErr w:type="spellStart"/>
-            <w:r>
-              <w:t>inputBits</w:t>
-            </w:r>
-            <w:proofErr w:type="spellEnd"/>
-            <w:r>
-              <w:rPr>
-                <w:color w:val="4472C4" w:themeColor="accent1"/>
-              </w:rPr>
               <w:t xml:space="preserve">, int </w:t>
             </w:r>
-            <w:proofErr w:type="spellStart"/>
-            <w:r>
-              <w:t>numColumns</w:t>
-            </w:r>
-            <w:proofErr w:type="spellEnd"/>
-            <w:r>
-              <w:t>)</w:t>
+            <w:r>
+              <w:t>numColumns)</w:t>
             </w:r>
           </w:p>
           <w:p>
@@ -3684,7 +3670,21 @@
                 <w:b/>
                 <w:bCs/>
               </w:rPr>
-              <w:t>Line on : 67-82</w:t>
+              <w:t xml:space="preserve">Line </w:t>
+            </w:r>
+            <w:r>
+              <w:rPr>
+                <w:b/>
+                <w:bCs/>
+              </w:rPr>
+              <w:t>on:</w:t>
+            </w:r>
+            <w:r>
+              <w:rPr>
+                <w:b/>
+                <w:bCs/>
+              </w:rPr>
+              <w:t xml:space="preserve"> 67-82</w:t>
             </w:r>
           </w:p>
           <w:p>
@@ -3695,43 +3695,19 @@
               <w:rPr>
                 <w:color w:val="4472C4" w:themeColor="accent1"/>
               </w:rPr>
-              <w:t xml:space="preserve">public static </w:t>
-            </w:r>
-            <w:proofErr w:type="spellStart"/>
+              <w:t xml:space="preserve">public static EncoderBase </w:t>
+            </w:r>
+            <w:r>
+              <w:t>GetEnhancedEncoder (</w:t>
+            </w:r>
             <w:r>
               <w:rPr>
                 <w:color w:val="4472C4" w:themeColor="accent1"/>
               </w:rPr>
-              <w:t>EncoderBase</w:t>
-            </w:r>
-            <w:proofErr w:type="spellEnd"/>
-            <w:r>
-              <w:rPr>
-                <w:color w:val="4472C4" w:themeColor="accent1"/>
-              </w:rPr>
-              <w:t xml:space="preserve"> </w:t>
-            </w:r>
-            <w:proofErr w:type="spellStart"/>
-            <w:r>
-              <w:t>GetEnhancedEncoder</w:t>
-            </w:r>
-            <w:proofErr w:type="spellEnd"/>
-            <w:r>
-              <w:t>(</w:t>
-            </w:r>
-            <w:r>
-              <w:rPr>
-                <w:color w:val="4472C4" w:themeColor="accent1"/>
-              </w:rPr>
               <w:t xml:space="preserve">int </w:t>
             </w:r>
-            <w:proofErr w:type="spellStart"/>
-            <w:r>
-              <w:t>inputBits</w:t>
-            </w:r>
-            <w:proofErr w:type="spellEnd"/>
-            <w:r>
-              <w:t>)</w:t>
+            <w:r>
+              <w:t>inputBits)</w:t>
             </w:r>
           </w:p>
         </w:tc>
@@ -3767,7 +3743,6 @@
                 <w:bCs/>
               </w:rPr>
             </w:pPr>
-            <w:proofErr w:type="spellStart"/>
             <w:r>
               <w:rPr>
                 <w:b/>
@@ -3782,7 +3757,6 @@
               </w:rPr>
               <w:t>.cs</w:t>
             </w:r>
-            <w:proofErr w:type="spellEnd"/>
           </w:p>
         </w:tc>
       </w:tr>
@@ -3804,7 +3778,21 @@
                 <w:b/>
                 <w:bCs/>
               </w:rPr>
-              <w:t xml:space="preserve">Line on : </w:t>
+              <w:t xml:space="preserve">Line </w:t>
+            </w:r>
+            <w:r>
+              <w:rPr>
+                <w:b/>
+                <w:bCs/>
+              </w:rPr>
+              <w:t>on:</w:t>
+            </w:r>
+            <w:r>
+              <w:rPr>
+                <w:b/>
+                <w:bCs/>
+              </w:rPr>
+              <w:t xml:space="preserve"> </w:t>
             </w:r>
             <w:r>
               <w:rPr>
@@ -3841,13 +3829,8 @@
               </w:rPr>
               <w:t xml:space="preserve">private static string </w:t>
             </w:r>
-            <w:proofErr w:type="spellStart"/>
-            <w:r>
-              <w:t>PredictElement</w:t>
-            </w:r>
-            <w:proofErr w:type="spellEnd"/>
-            <w:r>
-              <w:t>(</w:t>
+            <w:r>
+              <w:t>PredictElement (</w:t>
             </w:r>
             <w:r>
               <w:rPr>
@@ -3882,13 +3865,8 @@
               </w:rPr>
               <w:t xml:space="preserve">, ref int </w:t>
             </w:r>
-            <w:proofErr w:type="spellStart"/>
-            <w:r>
-              <w:t>matchCount</w:t>
-            </w:r>
-            <w:proofErr w:type="spellEnd"/>
-            <w:r>
-              <w:t>)</w:t>
+            <w:r>
+              <w:t>matchCount)</w:t>
             </w:r>
           </w:p>
           <w:p>
@@ -3909,7 +3887,21 @@
                 <w:b/>
                 <w:bCs/>
               </w:rPr>
-              <w:t xml:space="preserve">Line on : </w:t>
+              <w:t xml:space="preserve">Line </w:t>
+            </w:r>
+            <w:r>
+              <w:rPr>
+                <w:b/>
+                <w:bCs/>
+              </w:rPr>
+              <w:t>on:</w:t>
+            </w:r>
+            <w:r>
+              <w:rPr>
+                <w:b/>
+                <w:bCs/>
+              </w:rPr>
+              <w:t xml:space="preserve"> </w:t>
             </w:r>
             <w:r>
               <w:rPr>
@@ -3946,13 +3938,8 @@
               </w:rPr>
               <w:t xml:space="preserve">private static double </w:t>
             </w:r>
-            <w:proofErr w:type="spellStart"/>
-            <w:r>
-              <w:t>CalculateAccuracy</w:t>
-            </w:r>
-            <w:proofErr w:type="spellEnd"/>
-            <w:r>
-              <w:t>(</w:t>
+            <w:r>
+              <w:t>CalculateAccuracy (</w:t>
             </w:r>
             <w:r>
               <w:rPr>
@@ -3960,11 +3947,9 @@
               </w:rPr>
               <w:t xml:space="preserve">int </w:t>
             </w:r>
-            <w:proofErr w:type="spellStart"/>
             <w:r>
               <w:t>matchCount</w:t>
             </w:r>
-            <w:proofErr w:type="spellEnd"/>
             <w:r>
               <w:rPr>
                 <w:color w:val="4472C4" w:themeColor="accent1"/>
@@ -4013,7 +3998,6 @@
                 <w:bCs/>
               </w:rPr>
             </w:pPr>
-            <w:proofErr w:type="spellStart"/>
             <w:r>
               <w:rPr>
                 <w:b/>
@@ -4028,7 +4012,6 @@
               </w:rPr>
               <w:t>.cs</w:t>
             </w:r>
-            <w:proofErr w:type="spellEnd"/>
           </w:p>
         </w:tc>
       </w:tr>
@@ -4050,7 +4033,21 @@
                 <w:b/>
                 <w:bCs/>
               </w:rPr>
-              <w:t>Line on : 34-227</w:t>
+              <w:t xml:space="preserve">Line </w:t>
+            </w:r>
+            <w:r>
+              <w:rPr>
+                <w:b/>
+                <w:bCs/>
+              </w:rPr>
+              <w:t>on:</w:t>
+            </w:r>
+            <w:r>
+              <w:rPr>
+                <w:b/>
+                <w:bCs/>
+              </w:rPr>
+              <w:t xml:space="preserve"> 34-227</w:t>
             </w:r>
           </w:p>
           <w:p>
@@ -4063,13 +4060,8 @@
               </w:rPr>
               <w:t xml:space="preserve">private Predictor </w:t>
             </w:r>
-            <w:proofErr w:type="spellStart"/>
-            <w:r>
-              <w:t>RunExperiment</w:t>
-            </w:r>
-            <w:proofErr w:type="spellEnd"/>
-            <w:r>
-              <w:t>(</w:t>
+            <w:r>
+              <w:t>RunExperiment (</w:t>
             </w:r>
             <w:r>
               <w:rPr>
@@ -4077,55 +4069,23 @@
               </w:rPr>
               <w:t xml:space="preserve">int </w:t>
             </w:r>
-            <w:proofErr w:type="spellStart"/>
             <w:r>
               <w:t>inputBits</w:t>
             </w:r>
-            <w:proofErr w:type="spellEnd"/>
             <w:r>
               <w:rPr>
                 <w:color w:val="4472C4" w:themeColor="accent1"/>
               </w:rPr>
-              <w:t xml:space="preserve">, </w:t>
-            </w:r>
-            <w:proofErr w:type="spellStart"/>
+              <w:t xml:space="preserve">, HtmConfig </w:t>
+            </w:r>
+            <w:r>
+              <w:t>cfg</w:t>
+            </w:r>
             <w:r>
               <w:rPr>
                 <w:color w:val="4472C4" w:themeColor="accent1"/>
               </w:rPr>
-              <w:t>HtmConfig</w:t>
-            </w:r>
-            <w:proofErr w:type="spellEnd"/>
-            <w:r>
-              <w:rPr>
-                <w:color w:val="4472C4" w:themeColor="accent1"/>
-              </w:rPr>
-              <w:t xml:space="preserve"> </w:t>
-            </w:r>
-            <w:proofErr w:type="spellStart"/>
-            <w:r>
-              <w:t>cfg</w:t>
-            </w:r>
-            <w:proofErr w:type="spellEnd"/>
-            <w:r>
-              <w:rPr>
-                <w:color w:val="4472C4" w:themeColor="accent1"/>
-              </w:rPr>
-              <w:t xml:space="preserve">, </w:t>
-            </w:r>
-            <w:proofErr w:type="spellStart"/>
-            <w:r>
-              <w:rPr>
-                <w:color w:val="4472C4" w:themeColor="accent1"/>
-              </w:rPr>
-              <w:t>EncoderBase</w:t>
-            </w:r>
-            <w:proofErr w:type="spellEnd"/>
-            <w:r>
-              <w:rPr>
-                <w:color w:val="4472C4" w:themeColor="accent1"/>
-              </w:rPr>
-              <w:t xml:space="preserve"> </w:t>
+              <w:t xml:space="preserve">, EncoderBase </w:t>
             </w:r>
             <w:r>
               <w:t>encoder</w:t>
@@ -4645,7 +4605,21 @@
           <w:i/>
           <w:iCs/>
         </w:rPr>
-        <w:t>Figure 9 shows the Prediction of next elements with accuracy for the Power Consumption</w:t>
+        <w:t xml:space="preserve">Figure 9 shows the Prediction of </w:t>
+      </w:r>
+      <w:r>
+        <w:rPr>
+          <w:i/>
+          <w:iCs/>
+        </w:rPr>
+        <w:t>the next</w:t>
+      </w:r>
+      <w:r>
+        <w:rPr>
+          <w:i/>
+          <w:iCs/>
+        </w:rPr>
+        <w:t xml:space="preserve"> elements with accuracy for the Power Consumption</w:t>
       </w:r>
       <w:r>
         <w:rPr>
@@ -4661,7 +4635,21 @@
           <w:i/>
           <w:iCs/>
         </w:rPr>
-        <w:t xml:space="preserve">scenario. For example the sequence {3, 4, 7, 8, 9} predicted next elements with 100% accuracy. </w:t>
+        <w:t xml:space="preserve">scenario. For </w:t>
+      </w:r>
+      <w:r>
+        <w:rPr>
+          <w:i/>
+          <w:iCs/>
+        </w:rPr>
+        <w:t>example,</w:t>
+      </w:r>
+      <w:r>
+        <w:rPr>
+          <w:i/>
+          <w:iCs/>
+        </w:rPr>
+        <w:t xml:space="preserve"> the sequence {3, 4, 7, 8, 9} predicted next elements with 100% accuracy. </w:t>
       </w:r>
     </w:p>
     <w:p>
@@ -4845,15 +4833,7 @@
         <w:rPr>
           <w:rFonts w:eastAsia="Times New Roman"/>
         </w:rPr>
-        <w:t xml:space="preserve">Through testing, we proved the effectiveness of our technique in properly predicting sequences, confirming its value for a wide range of applications. In essence, our study not only explains the principles of Multisequence Learning, but it also pioneers a streamlined way for propelling sequence prediction toward speedier and more reliable outcomes, </w:t>
-      </w:r>
-      <w:bookmarkStart w:id="0" w:name="_GoBack"/>
-      <w:bookmarkEnd w:id="0"/>
-      <w:r>
-        <w:rPr>
-          <w:rFonts w:eastAsia="Times New Roman"/>
-        </w:rPr>
-        <w:t>supporting innovation and development in predictive modeling paradigms.</w:t>
+        <w:t>Through testing, we proved the effectiveness of our technique in properly predicting sequences, confirming its value for a wide range of applications. In essence, our study not only explains the principles of Multisequence Learning, but it also pioneers a streamlined way for propelling sequence prediction toward speedier and more reliable outcomes, supporting innovation and development in predictive modeling paradigms.</w:t>
       </w:r>
     </w:p>
     <w:p>
@@ -4948,7 +4928,6 @@
             <w:id w:val="-573587230"/>
             <w:bibliography/>
           </w:sdtPr>
-          <w:sdtEndPr/>
           <w:sdtContent>
             <w:p>
               <w:pPr>
@@ -5529,7 +5508,7 @@
 </file>
 
 <file path=word/endnotes.xml><?xml version="1.0" encoding="utf-8"?>
-<w:endnotes xmlns:wpc="http://schemas.microsoft.com/office/word/2010/wordprocessingCanvas" xmlns:cx="http://schemas.microsoft.com/office/drawing/2014/chartex" xmlns:cx1="http://schemas.microsoft.com/office/drawing/2015/9/8/chartex" xmlns:cx2="http://schemas.microsoft.com/office/drawing/2015/10/21/chartex" xmlns:cx3="http://schemas.microsoft.com/office/drawing/2016/5/9/chartex" xmlns:cx4="http://schemas.microsoft.com/office/drawing/2016/5/10/chartex" xmlns:cx5="http://schemas.microsoft.com/office/drawing/2016/5/11/chartex" xmlns:cx6="http://schemas.microsoft.com/office/drawing/2016/5/12/chartex" xmlns:cx7="http://schemas.microsoft.com/office/drawing/2016/5/13/chartex" xmlns:cx8="http://schemas.microsoft.com/office/drawing/2016/5/14/chartex" xmlns:mc="http://schemas.openxmlformats.org/markup-compatibility/2006" xmlns:aink="http://schemas.microsoft.com/office/drawing/2016/ink" xmlns:am3d="http://schemas.microsoft.com/office/drawing/2017/model3d" xmlns:o="urn:schemas-microsoft-com:office:office" xmlns:r="http://schemas.openxmlformats.org/officeDocument/2006/relationships" xmlns:m="http://schemas.openxmlformats.org/officeDocument/2006/math" xmlns:v="urn:schemas-microsoft-com:vml" xmlns:wp14="http://schemas.microsoft.com/office/word/2010/wordprocessingDrawing" xmlns:wp="http://schemas.openxmlformats.org/drawingml/2006/wordprocessingDrawing" xmlns:w10="urn:schemas-microsoft-com:office:word" xmlns:w="http://schemas.openxmlformats.org/wordprocessingml/2006/main" xmlns:w14="http://schemas.microsoft.com/office/word/2010/wordml" xmlns:w15="http://schemas.microsoft.com/office/word/2012/wordml" xmlns:w16cid="http://schemas.microsoft.com/office/word/2016/wordml/cid" xmlns:w16se="http://schemas.microsoft.com/office/word/2015/wordml/symex" xmlns:wpg="http://schemas.microsoft.com/office/word/2010/wordprocessingGroup" xmlns:wpi="http://schemas.microsoft.com/office/word/2010/wordprocessingInk" xmlns:wne="http://schemas.microsoft.com/office/word/2006/wordml" xmlns:wps="http://schemas.microsoft.com/office/word/2010/wordprocessingShape" mc:Ignorable="w14 w15 w16se w16cid wp14">
+<w:endnotes xmlns:wpc="http://schemas.microsoft.com/office/word/2010/wordprocessingCanvas" xmlns:cx="http://schemas.microsoft.com/office/drawing/2014/chartex" xmlns:cx1="http://schemas.microsoft.com/office/drawing/2015/9/8/chartex" xmlns:cx2="http://schemas.microsoft.com/office/drawing/2015/10/21/chartex" xmlns:cx3="http://schemas.microsoft.com/office/drawing/2016/5/9/chartex" xmlns:cx4="http://schemas.microsoft.com/office/drawing/2016/5/10/chartex" xmlns:cx5="http://schemas.microsoft.com/office/drawing/2016/5/11/chartex" xmlns:cx6="http://schemas.microsoft.com/office/drawing/2016/5/12/chartex" xmlns:cx7="http://schemas.microsoft.com/office/drawing/2016/5/13/chartex" xmlns:cx8="http://schemas.microsoft.com/office/drawing/2016/5/14/chartex" xmlns:mc="http://schemas.openxmlformats.org/markup-compatibility/2006" xmlns:aink="http://schemas.microsoft.com/office/drawing/2016/ink" xmlns:am3d="http://schemas.microsoft.com/office/drawing/2017/model3d" xmlns:o="urn:schemas-microsoft-com:office:office" xmlns:oel="http://schemas.microsoft.com/office/2019/extlst" xmlns:r="http://schemas.openxmlformats.org/officeDocument/2006/relationships" xmlns:m="http://schemas.openxmlformats.org/officeDocument/2006/math" xmlns:v="urn:schemas-microsoft-com:vml" xmlns:wp14="http://schemas.microsoft.com/office/word/2010/wordprocessingDrawing" xmlns:wp="http://schemas.openxmlformats.org/drawingml/2006/wordprocessingDrawing" xmlns:w10="urn:schemas-microsoft-com:office:word" xmlns:w="http://schemas.openxmlformats.org/wordprocessingml/2006/main" xmlns:w14="http://schemas.microsoft.com/office/word/2010/wordml" xmlns:w15="http://schemas.microsoft.com/office/word/2012/wordml" xmlns:w16cex="http://schemas.microsoft.com/office/word/2018/wordml/cex" xmlns:w16cid="http://schemas.microsoft.com/office/word/2016/wordml/cid" xmlns:w16="http://schemas.microsoft.com/office/word/2018/wordml" xmlns:w16du="http://schemas.microsoft.com/office/word/2023/wordml/word16du" xmlns:w16sdtdh="http://schemas.microsoft.com/office/word/2020/wordml/sdtdatahash" xmlns:w16sdtfl="http://schemas.microsoft.com/office/word/2024/wordml/sdtformatlock" xmlns:w16se="http://schemas.microsoft.com/office/word/2015/wordml/symex" xmlns:wpg="http://schemas.microsoft.com/office/word/2010/wordprocessingGroup" xmlns:wpi="http://schemas.microsoft.com/office/word/2010/wordprocessingInk" xmlns:wne="http://schemas.microsoft.com/office/word/2006/wordml" xmlns:wps="http://schemas.microsoft.com/office/word/2010/wordprocessingShape" mc:Ignorable="w14 w15 w16se w16cid w16 w16cex w16sdtdh w16sdtfl w16du wp14">
   <w:endnote w:type="separator" w:id="-1">
     <w:p>
       <w:r>
@@ -5551,7 +5530,7 @@
 </file>
 
 <file path=word/footer1.xml><?xml version="1.0" encoding="utf-8"?>
-<w:ftr xmlns:wpc="http://schemas.microsoft.com/office/word/2010/wordprocessingCanvas" xmlns:cx="http://schemas.microsoft.com/office/drawing/2014/chartex" xmlns:cx1="http://schemas.microsoft.com/office/drawing/2015/9/8/chartex" xmlns:cx2="http://schemas.microsoft.com/office/drawing/2015/10/21/chartex" xmlns:cx3="http://schemas.microsoft.com/office/drawing/2016/5/9/chartex" xmlns:cx4="http://schemas.microsoft.com/office/drawing/2016/5/10/chartex" xmlns:cx5="http://schemas.microsoft.com/office/drawing/2016/5/11/chartex" xmlns:cx6="http://schemas.microsoft.com/office/drawing/2016/5/12/chartex" xmlns:cx7="http://schemas.microsoft.com/office/drawing/2016/5/13/chartex" xmlns:cx8="http://schemas.microsoft.com/office/drawing/2016/5/14/chartex" xmlns:mc="http://schemas.openxmlformats.org/markup-compatibility/2006" xmlns:aink="http://schemas.microsoft.com/office/drawing/2016/ink" xmlns:am3d="http://schemas.microsoft.com/office/drawing/2017/model3d" xmlns:o="urn:schemas-microsoft-com:office:office" xmlns:r="http://schemas.openxmlformats.org/officeDocument/2006/relationships" xmlns:m="http://schemas.openxmlformats.org/officeDocument/2006/math" xmlns:v="urn:schemas-microsoft-com:vml" xmlns:wp14="http://schemas.microsoft.com/office/word/2010/wordprocessingDrawing" xmlns:wp="http://schemas.openxmlformats.org/drawingml/2006/wordprocessingDrawing" xmlns:w10="urn:schemas-microsoft-com:office:word" xmlns:w="http://schemas.openxmlformats.org/wordprocessingml/2006/main" xmlns:w14="http://schemas.microsoft.com/office/word/2010/wordml" xmlns:w15="http://schemas.microsoft.com/office/word/2012/wordml" xmlns:w16cid="http://schemas.microsoft.com/office/word/2016/wordml/cid" xmlns:w16se="http://schemas.microsoft.com/office/word/2015/wordml/symex" xmlns:wpg="http://schemas.microsoft.com/office/word/2010/wordprocessingGroup" xmlns:wpi="http://schemas.microsoft.com/office/word/2010/wordprocessingInk" xmlns:wne="http://schemas.microsoft.com/office/word/2006/wordml" xmlns:wps="http://schemas.microsoft.com/office/word/2010/wordprocessingShape" mc:Ignorable="w14 w15 w16se w16cid wp14">
+<w:ftr xmlns:wpc="http://schemas.microsoft.com/office/word/2010/wordprocessingCanvas" xmlns:cx="http://schemas.microsoft.com/office/drawing/2014/chartex" xmlns:cx1="http://schemas.microsoft.com/office/drawing/2015/9/8/chartex" xmlns:cx2="http://schemas.microsoft.com/office/drawing/2015/10/21/chartex" xmlns:cx3="http://schemas.microsoft.com/office/drawing/2016/5/9/chartex" xmlns:cx4="http://schemas.microsoft.com/office/drawing/2016/5/10/chartex" xmlns:cx5="http://schemas.microsoft.com/office/drawing/2016/5/11/chartex" xmlns:cx6="http://schemas.microsoft.com/office/drawing/2016/5/12/chartex" xmlns:cx7="http://schemas.microsoft.com/office/drawing/2016/5/13/chartex" xmlns:cx8="http://schemas.microsoft.com/office/drawing/2016/5/14/chartex" xmlns:mc="http://schemas.openxmlformats.org/markup-compatibility/2006" xmlns:aink="http://schemas.microsoft.com/office/drawing/2016/ink" xmlns:am3d="http://schemas.microsoft.com/office/drawing/2017/model3d" xmlns:o="urn:schemas-microsoft-com:office:office" xmlns:oel="http://schemas.microsoft.com/office/2019/extlst" xmlns:r="http://schemas.openxmlformats.org/officeDocument/2006/relationships" xmlns:m="http://schemas.openxmlformats.org/officeDocument/2006/math" xmlns:v="urn:schemas-microsoft-com:vml" xmlns:wp14="http://schemas.microsoft.com/office/word/2010/wordprocessingDrawing" xmlns:wp="http://schemas.openxmlformats.org/drawingml/2006/wordprocessingDrawing" xmlns:w10="urn:schemas-microsoft-com:office:word" xmlns:w="http://schemas.openxmlformats.org/wordprocessingml/2006/main" xmlns:w14="http://schemas.microsoft.com/office/word/2010/wordml" xmlns:w15="http://schemas.microsoft.com/office/word/2012/wordml" xmlns:w16cex="http://schemas.microsoft.com/office/word/2018/wordml/cex" xmlns:w16cid="http://schemas.microsoft.com/office/word/2016/wordml/cid" xmlns:w16="http://schemas.microsoft.com/office/word/2018/wordml" xmlns:w16du="http://schemas.microsoft.com/office/word/2023/wordml/word16du" xmlns:w16sdtdh="http://schemas.microsoft.com/office/word/2020/wordml/sdtdatahash" xmlns:w16sdtfl="http://schemas.microsoft.com/office/word/2024/wordml/sdtformatlock" xmlns:w16se="http://schemas.microsoft.com/office/word/2015/wordml/symex" xmlns:wpg="http://schemas.microsoft.com/office/word/2010/wordprocessingGroup" xmlns:wpi="http://schemas.microsoft.com/office/word/2010/wordprocessingInk" xmlns:wne="http://schemas.microsoft.com/office/word/2006/wordml" xmlns:wps="http://schemas.microsoft.com/office/word/2010/wordprocessingShape" mc:Ignorable="w14 w15 w16se w16cid w16 w16cex w16sdtdh w16sdtfl w16du wp14">
   <w:tbl>
     <w:tblPr>
       <w:tblW w:w="0" w:type="auto"/>
@@ -5612,7 +5591,7 @@
 </file>
 
 <file path=word/footer2.xml><?xml version="1.0" encoding="utf-8"?>
-<w:ftr xmlns:wpc="http://schemas.microsoft.com/office/word/2010/wordprocessingCanvas" xmlns:cx="http://schemas.microsoft.com/office/drawing/2014/chartex" xmlns:cx1="http://schemas.microsoft.com/office/drawing/2015/9/8/chartex" xmlns:cx2="http://schemas.microsoft.com/office/drawing/2015/10/21/chartex" xmlns:cx3="http://schemas.microsoft.com/office/drawing/2016/5/9/chartex" xmlns:cx4="http://schemas.microsoft.com/office/drawing/2016/5/10/chartex" xmlns:cx5="http://schemas.microsoft.com/office/drawing/2016/5/11/chartex" xmlns:cx6="http://schemas.microsoft.com/office/drawing/2016/5/12/chartex" xmlns:cx7="http://schemas.microsoft.com/office/drawing/2016/5/13/chartex" xmlns:cx8="http://schemas.microsoft.com/office/drawing/2016/5/14/chartex" xmlns:mc="http://schemas.openxmlformats.org/markup-compatibility/2006" xmlns:aink="http://schemas.microsoft.com/office/drawing/2016/ink" xmlns:am3d="http://schemas.microsoft.com/office/drawing/2017/model3d" xmlns:o="urn:schemas-microsoft-com:office:office" xmlns:r="http://schemas.openxmlformats.org/officeDocument/2006/relationships" xmlns:m="http://schemas.openxmlformats.org/officeDocument/2006/math" xmlns:v="urn:schemas-microsoft-com:vml" xmlns:wp14="http://schemas.microsoft.com/office/word/2010/wordprocessingDrawing" xmlns:wp="http://schemas.openxmlformats.org/drawingml/2006/wordprocessingDrawing" xmlns:w10="urn:schemas-microsoft-com:office:word" xmlns:w="http://schemas.openxmlformats.org/wordprocessingml/2006/main" xmlns:w14="http://schemas.microsoft.com/office/word/2010/wordml" xmlns:w15="http://schemas.microsoft.com/office/word/2012/wordml" xmlns:w16cid="http://schemas.microsoft.com/office/word/2016/wordml/cid" xmlns:w16se="http://schemas.microsoft.com/office/word/2015/wordml/symex" xmlns:wpg="http://schemas.microsoft.com/office/word/2010/wordprocessingGroup" xmlns:wpi="http://schemas.microsoft.com/office/word/2010/wordprocessingInk" xmlns:wne="http://schemas.microsoft.com/office/word/2006/wordml" xmlns:wps="http://schemas.microsoft.com/office/word/2010/wordprocessingShape" mc:Ignorable="w14 w15 w16se w16cid wp14">
+<w:ftr xmlns:wpc="http://schemas.microsoft.com/office/word/2010/wordprocessingCanvas" xmlns:cx="http://schemas.microsoft.com/office/drawing/2014/chartex" xmlns:cx1="http://schemas.microsoft.com/office/drawing/2015/9/8/chartex" xmlns:cx2="http://schemas.microsoft.com/office/drawing/2015/10/21/chartex" xmlns:cx3="http://schemas.microsoft.com/office/drawing/2016/5/9/chartex" xmlns:cx4="http://schemas.microsoft.com/office/drawing/2016/5/10/chartex" xmlns:cx5="http://schemas.microsoft.com/office/drawing/2016/5/11/chartex" xmlns:cx6="http://schemas.microsoft.com/office/drawing/2016/5/12/chartex" xmlns:cx7="http://schemas.microsoft.com/office/drawing/2016/5/13/chartex" xmlns:cx8="http://schemas.microsoft.com/office/drawing/2016/5/14/chartex" xmlns:mc="http://schemas.openxmlformats.org/markup-compatibility/2006" xmlns:aink="http://schemas.microsoft.com/office/drawing/2016/ink" xmlns:am3d="http://schemas.microsoft.com/office/drawing/2017/model3d" xmlns:o="urn:schemas-microsoft-com:office:office" xmlns:oel="http://schemas.microsoft.com/office/2019/extlst" xmlns:r="http://schemas.openxmlformats.org/officeDocument/2006/relationships" xmlns:m="http://schemas.openxmlformats.org/officeDocument/2006/math" xmlns:v="urn:schemas-microsoft-com:vml" xmlns:wp14="http://schemas.microsoft.com/office/word/2010/wordprocessingDrawing" xmlns:wp="http://schemas.openxmlformats.org/drawingml/2006/wordprocessingDrawing" xmlns:w10="urn:schemas-microsoft-com:office:word" xmlns:w="http://schemas.openxmlformats.org/wordprocessingml/2006/main" xmlns:w14="http://schemas.microsoft.com/office/word/2010/wordml" xmlns:w15="http://schemas.microsoft.com/office/word/2012/wordml" xmlns:w16cex="http://schemas.microsoft.com/office/word/2018/wordml/cex" xmlns:w16cid="http://schemas.microsoft.com/office/word/2016/wordml/cid" xmlns:w16="http://schemas.microsoft.com/office/word/2018/wordml" xmlns:w16du="http://schemas.microsoft.com/office/word/2023/wordml/word16du" xmlns:w16sdtdh="http://schemas.microsoft.com/office/word/2020/wordml/sdtdatahash" xmlns:w16sdtfl="http://schemas.microsoft.com/office/word/2024/wordml/sdtformatlock" xmlns:w16se="http://schemas.microsoft.com/office/word/2015/wordml/symex" xmlns:wpg="http://schemas.microsoft.com/office/word/2010/wordprocessingGroup" xmlns:wpi="http://schemas.microsoft.com/office/word/2010/wordprocessingInk" xmlns:wne="http://schemas.microsoft.com/office/word/2006/wordml" xmlns:wps="http://schemas.microsoft.com/office/word/2010/wordprocessingShape" mc:Ignorable="w14 w15 w16se w16cid w16 w16cex w16sdtdh w16sdtfl w16du wp14">
   <w:p>
     <w:pPr>
       <w:pStyle w:val="Footer"/>
@@ -5648,7 +5627,7 @@
 </file>
 
 <file path=word/footer3.xml><?xml version="1.0" encoding="utf-8"?>
-<w:ftr xmlns:wpc="http://schemas.microsoft.com/office/word/2010/wordprocessingCanvas" xmlns:cx="http://schemas.microsoft.com/office/drawing/2014/chartex" xmlns:cx1="http://schemas.microsoft.com/office/drawing/2015/9/8/chartex" xmlns:cx2="http://schemas.microsoft.com/office/drawing/2015/10/21/chartex" xmlns:cx3="http://schemas.microsoft.com/office/drawing/2016/5/9/chartex" xmlns:cx4="http://schemas.microsoft.com/office/drawing/2016/5/10/chartex" xmlns:cx5="http://schemas.microsoft.com/office/drawing/2016/5/11/chartex" xmlns:cx6="http://schemas.microsoft.com/office/drawing/2016/5/12/chartex" xmlns:cx7="http://schemas.microsoft.com/office/drawing/2016/5/13/chartex" xmlns:cx8="http://schemas.microsoft.com/office/drawing/2016/5/14/chartex" xmlns:mc="http://schemas.openxmlformats.org/markup-compatibility/2006" xmlns:aink="http://schemas.microsoft.com/office/drawing/2016/ink" xmlns:am3d="http://schemas.microsoft.com/office/drawing/2017/model3d" xmlns:o="urn:schemas-microsoft-com:office:office" xmlns:r="http://schemas.openxmlformats.org/officeDocument/2006/relationships" xmlns:m="http://schemas.openxmlformats.org/officeDocument/2006/math" xmlns:v="urn:schemas-microsoft-com:vml" xmlns:wp14="http://schemas.microsoft.com/office/word/2010/wordprocessingDrawing" xmlns:wp="http://schemas.openxmlformats.org/drawingml/2006/wordprocessingDrawing" xmlns:w10="urn:schemas-microsoft-com:office:word" xmlns:w="http://schemas.openxmlformats.org/wordprocessingml/2006/main" xmlns:w14="http://schemas.microsoft.com/office/word/2010/wordml" xmlns:w15="http://schemas.microsoft.com/office/word/2012/wordml" xmlns:w16cid="http://schemas.microsoft.com/office/word/2016/wordml/cid" xmlns:w16se="http://schemas.microsoft.com/office/word/2015/wordml/symex" xmlns:wpg="http://schemas.microsoft.com/office/word/2010/wordprocessingGroup" xmlns:wpi="http://schemas.microsoft.com/office/word/2010/wordprocessingInk" xmlns:wne="http://schemas.microsoft.com/office/word/2006/wordml" xmlns:wps="http://schemas.microsoft.com/office/word/2010/wordprocessingShape" mc:Ignorable="w14 w15 w16se w16cid wp14">
+<w:ftr xmlns:wpc="http://schemas.microsoft.com/office/word/2010/wordprocessingCanvas" xmlns:cx="http://schemas.microsoft.com/office/drawing/2014/chartex" xmlns:cx1="http://schemas.microsoft.com/office/drawing/2015/9/8/chartex" xmlns:cx2="http://schemas.microsoft.com/office/drawing/2015/10/21/chartex" xmlns:cx3="http://schemas.microsoft.com/office/drawing/2016/5/9/chartex" xmlns:cx4="http://schemas.microsoft.com/office/drawing/2016/5/10/chartex" xmlns:cx5="http://schemas.microsoft.com/office/drawing/2016/5/11/chartex" xmlns:cx6="http://schemas.microsoft.com/office/drawing/2016/5/12/chartex" xmlns:cx7="http://schemas.microsoft.com/office/drawing/2016/5/13/chartex" xmlns:cx8="http://schemas.microsoft.com/office/drawing/2016/5/14/chartex" xmlns:mc="http://schemas.openxmlformats.org/markup-compatibility/2006" xmlns:aink="http://schemas.microsoft.com/office/drawing/2016/ink" xmlns:am3d="http://schemas.microsoft.com/office/drawing/2017/model3d" xmlns:o="urn:schemas-microsoft-com:office:office" xmlns:oel="http://schemas.microsoft.com/office/2019/extlst" xmlns:r="http://schemas.openxmlformats.org/officeDocument/2006/relationships" xmlns:m="http://schemas.openxmlformats.org/officeDocument/2006/math" xmlns:v="urn:schemas-microsoft-com:vml" xmlns:wp14="http://schemas.microsoft.com/office/word/2010/wordprocessingDrawing" xmlns:wp="http://schemas.openxmlformats.org/drawingml/2006/wordprocessingDrawing" xmlns:w10="urn:schemas-microsoft-com:office:word" xmlns:w="http://schemas.openxmlformats.org/wordprocessingml/2006/main" xmlns:w14="http://schemas.microsoft.com/office/word/2010/wordml" xmlns:w15="http://schemas.microsoft.com/office/word/2012/wordml" xmlns:w16cex="http://schemas.microsoft.com/office/word/2018/wordml/cex" xmlns:w16cid="http://schemas.microsoft.com/office/word/2016/wordml/cid" xmlns:w16="http://schemas.microsoft.com/office/word/2018/wordml" xmlns:w16du="http://schemas.microsoft.com/office/word/2023/wordml/word16du" xmlns:w16sdtdh="http://schemas.microsoft.com/office/word/2020/wordml/sdtdatahash" xmlns:w16sdtfl="http://schemas.microsoft.com/office/word/2024/wordml/sdtformatlock" xmlns:w16se="http://schemas.microsoft.com/office/word/2015/wordml/symex" xmlns:wpg="http://schemas.microsoft.com/office/word/2010/wordprocessingGroup" xmlns:wpi="http://schemas.microsoft.com/office/word/2010/wordprocessingInk" xmlns:wne="http://schemas.microsoft.com/office/word/2006/wordml" xmlns:wps="http://schemas.microsoft.com/office/word/2010/wordprocessingShape" mc:Ignorable="w14 w15 w16se w16cid w16 w16cex w16sdtdh w16sdtfl w16du wp14">
   <w:tbl>
     <w:tblPr>
       <w:tblW w:w="0" w:type="auto"/>
@@ -5709,7 +5688,7 @@
 </file>
 
 <file path=word/footer4.xml><?xml version="1.0" encoding="utf-8"?>
-<w:ftr xmlns:wpc="http://schemas.microsoft.com/office/word/2010/wordprocessingCanvas" xmlns:cx="http://schemas.microsoft.com/office/drawing/2014/chartex" xmlns:cx1="http://schemas.microsoft.com/office/drawing/2015/9/8/chartex" xmlns:cx2="http://schemas.microsoft.com/office/drawing/2015/10/21/chartex" xmlns:cx3="http://schemas.microsoft.com/office/drawing/2016/5/9/chartex" xmlns:cx4="http://schemas.microsoft.com/office/drawing/2016/5/10/chartex" xmlns:cx5="http://schemas.microsoft.com/office/drawing/2016/5/11/chartex" xmlns:cx6="http://schemas.microsoft.com/office/drawing/2016/5/12/chartex" xmlns:cx7="http://schemas.microsoft.com/office/drawing/2016/5/13/chartex" xmlns:cx8="http://schemas.microsoft.com/office/drawing/2016/5/14/chartex" xmlns:mc="http://schemas.openxmlformats.org/markup-compatibility/2006" xmlns:aink="http://schemas.microsoft.com/office/drawing/2016/ink" xmlns:am3d="http://schemas.microsoft.com/office/drawing/2017/model3d" xmlns:o="urn:schemas-microsoft-com:office:office" xmlns:r="http://schemas.openxmlformats.org/officeDocument/2006/relationships" xmlns:m="http://schemas.openxmlformats.org/officeDocument/2006/math" xmlns:v="urn:schemas-microsoft-com:vml" xmlns:wp14="http://schemas.microsoft.com/office/word/2010/wordprocessingDrawing" xmlns:wp="http://schemas.openxmlformats.org/drawingml/2006/wordprocessingDrawing" xmlns:w10="urn:schemas-microsoft-com:office:word" xmlns:w="http://schemas.openxmlformats.org/wordprocessingml/2006/main" xmlns:w14="http://schemas.microsoft.com/office/word/2010/wordml" xmlns:w15="http://schemas.microsoft.com/office/word/2012/wordml" xmlns:w16cid="http://schemas.microsoft.com/office/word/2016/wordml/cid" xmlns:w16se="http://schemas.microsoft.com/office/word/2015/wordml/symex" xmlns:wpg="http://schemas.microsoft.com/office/word/2010/wordprocessingGroup" xmlns:wpi="http://schemas.microsoft.com/office/word/2010/wordprocessingInk" xmlns:wne="http://schemas.microsoft.com/office/word/2006/wordml" xmlns:wps="http://schemas.microsoft.com/office/word/2010/wordprocessingShape" mc:Ignorable="w14 w15 w16se w16cid wp14">
+<w:ftr xmlns:wpc="http://schemas.microsoft.com/office/word/2010/wordprocessingCanvas" xmlns:cx="http://schemas.microsoft.com/office/drawing/2014/chartex" xmlns:cx1="http://schemas.microsoft.com/office/drawing/2015/9/8/chartex" xmlns:cx2="http://schemas.microsoft.com/office/drawing/2015/10/21/chartex" xmlns:cx3="http://schemas.microsoft.com/office/drawing/2016/5/9/chartex" xmlns:cx4="http://schemas.microsoft.com/office/drawing/2016/5/10/chartex" xmlns:cx5="http://schemas.microsoft.com/office/drawing/2016/5/11/chartex" xmlns:cx6="http://schemas.microsoft.com/office/drawing/2016/5/12/chartex" xmlns:cx7="http://schemas.microsoft.com/office/drawing/2016/5/13/chartex" xmlns:cx8="http://schemas.microsoft.com/office/drawing/2016/5/14/chartex" xmlns:mc="http://schemas.openxmlformats.org/markup-compatibility/2006" xmlns:aink="http://schemas.microsoft.com/office/drawing/2016/ink" xmlns:am3d="http://schemas.microsoft.com/office/drawing/2017/model3d" xmlns:o="urn:schemas-microsoft-com:office:office" xmlns:oel="http://schemas.microsoft.com/office/2019/extlst" xmlns:r="http://schemas.openxmlformats.org/officeDocument/2006/relationships" xmlns:m="http://schemas.openxmlformats.org/officeDocument/2006/math" xmlns:v="urn:schemas-microsoft-com:vml" xmlns:wp14="http://schemas.microsoft.com/office/word/2010/wordprocessingDrawing" xmlns:wp="http://schemas.openxmlformats.org/drawingml/2006/wordprocessingDrawing" xmlns:w10="urn:schemas-microsoft-com:office:word" xmlns:w="http://schemas.openxmlformats.org/wordprocessingml/2006/main" xmlns:w14="http://schemas.microsoft.com/office/word/2010/wordml" xmlns:w15="http://schemas.microsoft.com/office/word/2012/wordml" xmlns:w16cex="http://schemas.microsoft.com/office/word/2018/wordml/cex" xmlns:w16cid="http://schemas.microsoft.com/office/word/2016/wordml/cid" xmlns:w16="http://schemas.microsoft.com/office/word/2018/wordml" xmlns:w16du="http://schemas.microsoft.com/office/word/2023/wordml/word16du" xmlns:w16sdtdh="http://schemas.microsoft.com/office/word/2020/wordml/sdtdatahash" xmlns:w16sdtfl="http://schemas.microsoft.com/office/word/2024/wordml/sdtformatlock" xmlns:w16se="http://schemas.microsoft.com/office/word/2015/wordml/symex" xmlns:wpg="http://schemas.microsoft.com/office/word/2010/wordprocessingGroup" xmlns:wpi="http://schemas.microsoft.com/office/word/2010/wordprocessingInk" xmlns:wne="http://schemas.microsoft.com/office/word/2006/wordml" xmlns:wps="http://schemas.microsoft.com/office/word/2010/wordprocessingShape" mc:Ignorable="w14 w15 w16se w16cid w16 w16cex w16sdtdh w16sdtfl w16du wp14">
   <w:tbl>
     <w:tblPr>
       <w:tblW w:w="0" w:type="auto"/>
@@ -5770,7 +5749,7 @@
 </file>
 
 <file path=word/footer5.xml><?xml version="1.0" encoding="utf-8"?>
-<w:ftr xmlns:wpc="http://schemas.microsoft.com/office/word/2010/wordprocessingCanvas" xmlns:cx="http://schemas.microsoft.com/office/drawing/2014/chartex" xmlns:cx1="http://schemas.microsoft.com/office/drawing/2015/9/8/chartex" xmlns:cx2="http://schemas.microsoft.com/office/drawing/2015/10/21/chartex" xmlns:cx3="http://schemas.microsoft.com/office/drawing/2016/5/9/chartex" xmlns:cx4="http://schemas.microsoft.com/office/drawing/2016/5/10/chartex" xmlns:cx5="http://schemas.microsoft.com/office/drawing/2016/5/11/chartex" xmlns:cx6="http://schemas.microsoft.com/office/drawing/2016/5/12/chartex" xmlns:cx7="http://schemas.microsoft.com/office/drawing/2016/5/13/chartex" xmlns:cx8="http://schemas.microsoft.com/office/drawing/2016/5/14/chartex" xmlns:mc="http://schemas.openxmlformats.org/markup-compatibility/2006" xmlns:aink="http://schemas.microsoft.com/office/drawing/2016/ink" xmlns:am3d="http://schemas.microsoft.com/office/drawing/2017/model3d" xmlns:o="urn:schemas-microsoft-com:office:office" xmlns:r="http://schemas.openxmlformats.org/officeDocument/2006/relationships" xmlns:m="http://schemas.openxmlformats.org/officeDocument/2006/math" xmlns:v="urn:schemas-microsoft-com:vml" xmlns:wp14="http://schemas.microsoft.com/office/word/2010/wordprocessingDrawing" xmlns:wp="http://schemas.openxmlformats.org/drawingml/2006/wordprocessingDrawing" xmlns:w10="urn:schemas-microsoft-com:office:word" xmlns:w="http://schemas.openxmlformats.org/wordprocessingml/2006/main" xmlns:w14="http://schemas.microsoft.com/office/word/2010/wordml" xmlns:w15="http://schemas.microsoft.com/office/word/2012/wordml" xmlns:w16cid="http://schemas.microsoft.com/office/word/2016/wordml/cid" xmlns:w16se="http://schemas.microsoft.com/office/word/2015/wordml/symex" xmlns:wpg="http://schemas.microsoft.com/office/word/2010/wordprocessingGroup" xmlns:wpi="http://schemas.microsoft.com/office/word/2010/wordprocessingInk" xmlns:wne="http://schemas.microsoft.com/office/word/2006/wordml" xmlns:wps="http://schemas.microsoft.com/office/word/2010/wordprocessingShape" mc:Ignorable="w14 w15 w16se w16cid wp14">
+<w:ftr xmlns:wpc="http://schemas.microsoft.com/office/word/2010/wordprocessingCanvas" xmlns:cx="http://schemas.microsoft.com/office/drawing/2014/chartex" xmlns:cx1="http://schemas.microsoft.com/office/drawing/2015/9/8/chartex" xmlns:cx2="http://schemas.microsoft.com/office/drawing/2015/10/21/chartex" xmlns:cx3="http://schemas.microsoft.com/office/drawing/2016/5/9/chartex" xmlns:cx4="http://schemas.microsoft.com/office/drawing/2016/5/10/chartex" xmlns:cx5="http://schemas.microsoft.com/office/drawing/2016/5/11/chartex" xmlns:cx6="http://schemas.microsoft.com/office/drawing/2016/5/12/chartex" xmlns:cx7="http://schemas.microsoft.com/office/drawing/2016/5/13/chartex" xmlns:cx8="http://schemas.microsoft.com/office/drawing/2016/5/14/chartex" xmlns:mc="http://schemas.openxmlformats.org/markup-compatibility/2006" xmlns:aink="http://schemas.microsoft.com/office/drawing/2016/ink" xmlns:am3d="http://schemas.microsoft.com/office/drawing/2017/model3d" xmlns:o="urn:schemas-microsoft-com:office:office" xmlns:oel="http://schemas.microsoft.com/office/2019/extlst" xmlns:r="http://schemas.openxmlformats.org/officeDocument/2006/relationships" xmlns:m="http://schemas.openxmlformats.org/officeDocument/2006/math" xmlns:v="urn:schemas-microsoft-com:vml" xmlns:wp14="http://schemas.microsoft.com/office/word/2010/wordprocessingDrawing" xmlns:wp="http://schemas.openxmlformats.org/drawingml/2006/wordprocessingDrawing" xmlns:w10="urn:schemas-microsoft-com:office:word" xmlns:w="http://schemas.openxmlformats.org/wordprocessingml/2006/main" xmlns:w14="http://schemas.microsoft.com/office/word/2010/wordml" xmlns:w15="http://schemas.microsoft.com/office/word/2012/wordml" xmlns:w16cex="http://schemas.microsoft.com/office/word/2018/wordml/cex" xmlns:w16cid="http://schemas.microsoft.com/office/word/2016/wordml/cid" xmlns:w16="http://schemas.microsoft.com/office/word/2018/wordml" xmlns:w16du="http://schemas.microsoft.com/office/word/2023/wordml/word16du" xmlns:w16sdtdh="http://schemas.microsoft.com/office/word/2020/wordml/sdtdatahash" xmlns:w16sdtfl="http://schemas.microsoft.com/office/word/2024/wordml/sdtformatlock" xmlns:w16se="http://schemas.microsoft.com/office/word/2015/wordml/symex" xmlns:wpg="http://schemas.microsoft.com/office/word/2010/wordprocessingGroup" xmlns:wpi="http://schemas.microsoft.com/office/word/2010/wordprocessingInk" xmlns:wne="http://schemas.microsoft.com/office/word/2006/wordml" xmlns:wps="http://schemas.microsoft.com/office/word/2010/wordprocessingShape" mc:Ignorable="w14 w15 w16se w16cid w16 w16cex w16sdtdh w16sdtfl w16du wp14">
   <w:tbl>
     <w:tblPr>
       <w:tblW w:w="0" w:type="auto"/>
@@ -5831,7 +5810,7 @@
 </file>
 
 <file path=word/footnotes.xml><?xml version="1.0" encoding="utf-8"?>
-<w:footnotes xmlns:wpc="http://schemas.microsoft.com/office/word/2010/wordprocessingCanvas" xmlns:cx="http://schemas.microsoft.com/office/drawing/2014/chartex" xmlns:cx1="http://schemas.microsoft.com/office/drawing/2015/9/8/chartex" xmlns:cx2="http://schemas.microsoft.com/office/drawing/2015/10/21/chartex" xmlns:cx3="http://schemas.microsoft.com/office/drawing/2016/5/9/chartex" xmlns:cx4="http://schemas.microsoft.com/office/drawing/2016/5/10/chartex" xmlns:cx5="http://schemas.microsoft.com/office/drawing/2016/5/11/chartex" xmlns:cx6="http://schemas.microsoft.com/office/drawing/2016/5/12/chartex" xmlns:cx7="http://schemas.microsoft.com/office/drawing/2016/5/13/chartex" xmlns:cx8="http://schemas.microsoft.com/office/drawing/2016/5/14/chartex" xmlns:mc="http://schemas.openxmlformats.org/markup-compatibility/2006" xmlns:aink="http://schemas.microsoft.com/office/drawing/2016/ink" xmlns:am3d="http://schemas.microsoft.com/office/drawing/2017/model3d" xmlns:o="urn:schemas-microsoft-com:office:office" xmlns:r="http://schemas.openxmlformats.org/officeDocument/2006/relationships" xmlns:m="http://schemas.openxmlformats.org/officeDocument/2006/math" xmlns:v="urn:schemas-microsoft-com:vml" xmlns:wp14="http://schemas.microsoft.com/office/word/2010/wordprocessingDrawing" xmlns:wp="http://schemas.openxmlformats.org/drawingml/2006/wordprocessingDrawing" xmlns:w10="urn:schemas-microsoft-com:office:word" xmlns:w="http://schemas.openxmlformats.org/wordprocessingml/2006/main" xmlns:w14="http://schemas.microsoft.com/office/word/2010/wordml" xmlns:w15="http://schemas.microsoft.com/office/word/2012/wordml" xmlns:w16cid="http://schemas.microsoft.com/office/word/2016/wordml/cid" xmlns:w16se="http://schemas.microsoft.com/office/word/2015/wordml/symex" xmlns:wpg="http://schemas.microsoft.com/office/word/2010/wordprocessingGroup" xmlns:wpi="http://schemas.microsoft.com/office/word/2010/wordprocessingInk" xmlns:wne="http://schemas.microsoft.com/office/word/2006/wordml" xmlns:wps="http://schemas.microsoft.com/office/word/2010/wordprocessingShape" mc:Ignorable="w14 w15 w16se w16cid wp14">
+<w:footnotes xmlns:wpc="http://schemas.microsoft.com/office/word/2010/wordprocessingCanvas" xmlns:cx="http://schemas.microsoft.com/office/drawing/2014/chartex" xmlns:cx1="http://schemas.microsoft.com/office/drawing/2015/9/8/chartex" xmlns:cx2="http://schemas.microsoft.com/office/drawing/2015/10/21/chartex" xmlns:cx3="http://schemas.microsoft.com/office/drawing/2016/5/9/chartex" xmlns:cx4="http://schemas.microsoft.com/office/drawing/2016/5/10/chartex" xmlns:cx5="http://schemas.microsoft.com/office/drawing/2016/5/11/chartex" xmlns:cx6="http://schemas.microsoft.com/office/drawing/2016/5/12/chartex" xmlns:cx7="http://schemas.microsoft.com/office/drawing/2016/5/13/chartex" xmlns:cx8="http://schemas.microsoft.com/office/drawing/2016/5/14/chartex" xmlns:mc="http://schemas.openxmlformats.org/markup-compatibility/2006" xmlns:aink="http://schemas.microsoft.com/office/drawing/2016/ink" xmlns:am3d="http://schemas.microsoft.com/office/drawing/2017/model3d" xmlns:o="urn:schemas-microsoft-com:office:office" xmlns:oel="http://schemas.microsoft.com/office/2019/extlst" xmlns:r="http://schemas.openxmlformats.org/officeDocument/2006/relationships" xmlns:m="http://schemas.openxmlformats.org/officeDocument/2006/math" xmlns:v="urn:schemas-microsoft-com:vml" xmlns:wp14="http://schemas.microsoft.com/office/word/2010/wordprocessingDrawing" xmlns:wp="http://schemas.openxmlformats.org/drawingml/2006/wordprocessingDrawing" xmlns:w10="urn:schemas-microsoft-com:office:word" xmlns:w="http://schemas.openxmlformats.org/wordprocessingml/2006/main" xmlns:w14="http://schemas.microsoft.com/office/word/2010/wordml" xmlns:w15="http://schemas.microsoft.com/office/word/2012/wordml" xmlns:w16cex="http://schemas.microsoft.com/office/word/2018/wordml/cex" xmlns:w16cid="http://schemas.microsoft.com/office/word/2016/wordml/cid" xmlns:w16="http://schemas.microsoft.com/office/word/2018/wordml" xmlns:w16du="http://schemas.microsoft.com/office/word/2023/wordml/word16du" xmlns:w16sdtdh="http://schemas.microsoft.com/office/word/2020/wordml/sdtdatahash" xmlns:w16sdtfl="http://schemas.microsoft.com/office/word/2024/wordml/sdtformatlock" xmlns:w16se="http://schemas.microsoft.com/office/word/2015/wordml/symex" xmlns:wpg="http://schemas.microsoft.com/office/word/2010/wordprocessingGroup" xmlns:wpi="http://schemas.microsoft.com/office/word/2010/wordprocessingInk" xmlns:wne="http://schemas.microsoft.com/office/word/2006/wordml" xmlns:wps="http://schemas.microsoft.com/office/word/2010/wordprocessingShape" mc:Ignorable="w14 w15 w16se w16cid w16 w16cex w16sdtdh w16sdtfl w16du wp14">
   <w:footnote w:type="separator" w:id="-1">
     <w:p>
       <w:r>
@@ -5853,7 +5832,7 @@
 </file>
 
 <file path=word/header1.xml><?xml version="1.0" encoding="utf-8"?>
-<w:hdr xmlns:wpc="http://schemas.microsoft.com/office/word/2010/wordprocessingCanvas" xmlns:cx="http://schemas.microsoft.com/office/drawing/2014/chartex" xmlns:cx1="http://schemas.microsoft.com/office/drawing/2015/9/8/chartex" xmlns:cx2="http://schemas.microsoft.com/office/drawing/2015/10/21/chartex" xmlns:cx3="http://schemas.microsoft.com/office/drawing/2016/5/9/chartex" xmlns:cx4="http://schemas.microsoft.com/office/drawing/2016/5/10/chartex" xmlns:cx5="http://schemas.microsoft.com/office/drawing/2016/5/11/chartex" xmlns:cx6="http://schemas.microsoft.com/office/drawing/2016/5/12/chartex" xmlns:cx7="http://schemas.microsoft.com/office/drawing/2016/5/13/chartex" xmlns:cx8="http://schemas.microsoft.com/office/drawing/2016/5/14/chartex" xmlns:mc="http://schemas.openxmlformats.org/markup-compatibility/2006" xmlns:aink="http://schemas.microsoft.com/office/drawing/2016/ink" xmlns:am3d="http://schemas.microsoft.com/office/drawing/2017/model3d" xmlns:o="urn:schemas-microsoft-com:office:office" xmlns:r="http://schemas.openxmlformats.org/officeDocument/2006/relationships" xmlns:m="http://schemas.openxmlformats.org/officeDocument/2006/math" xmlns:v="urn:schemas-microsoft-com:vml" xmlns:wp14="http://schemas.microsoft.com/office/word/2010/wordprocessingDrawing" xmlns:wp="http://schemas.openxmlformats.org/drawingml/2006/wordprocessingDrawing" xmlns:w10="urn:schemas-microsoft-com:office:word" xmlns:w="http://schemas.openxmlformats.org/wordprocessingml/2006/main" xmlns:w14="http://schemas.microsoft.com/office/word/2010/wordml" xmlns:w15="http://schemas.microsoft.com/office/word/2012/wordml" xmlns:w16cid="http://schemas.microsoft.com/office/word/2016/wordml/cid" xmlns:w16se="http://schemas.microsoft.com/office/word/2015/wordml/symex" xmlns:wpg="http://schemas.microsoft.com/office/word/2010/wordprocessingGroup" xmlns:wpi="http://schemas.microsoft.com/office/word/2010/wordprocessingInk" xmlns:wne="http://schemas.microsoft.com/office/word/2006/wordml" xmlns:wps="http://schemas.microsoft.com/office/word/2010/wordprocessingShape" mc:Ignorable="w14 w15 w16se w16cid wp14">
+<w:hdr xmlns:wpc="http://schemas.microsoft.com/office/word/2010/wordprocessingCanvas" xmlns:cx="http://schemas.microsoft.com/office/drawing/2014/chartex" xmlns:cx1="http://schemas.microsoft.com/office/drawing/2015/9/8/chartex" xmlns:cx2="http://schemas.microsoft.com/office/drawing/2015/10/21/chartex" xmlns:cx3="http://schemas.microsoft.com/office/drawing/2016/5/9/chartex" xmlns:cx4="http://schemas.microsoft.com/office/drawing/2016/5/10/chartex" xmlns:cx5="http://schemas.microsoft.com/office/drawing/2016/5/11/chartex" xmlns:cx6="http://schemas.microsoft.com/office/drawing/2016/5/12/chartex" xmlns:cx7="http://schemas.microsoft.com/office/drawing/2016/5/13/chartex" xmlns:cx8="http://schemas.microsoft.com/office/drawing/2016/5/14/chartex" xmlns:mc="http://schemas.openxmlformats.org/markup-compatibility/2006" xmlns:aink="http://schemas.microsoft.com/office/drawing/2016/ink" xmlns:am3d="http://schemas.microsoft.com/office/drawing/2017/model3d" xmlns:o="urn:schemas-microsoft-com:office:office" xmlns:oel="http://schemas.microsoft.com/office/2019/extlst" xmlns:r="http://schemas.openxmlformats.org/officeDocument/2006/relationships" xmlns:m="http://schemas.openxmlformats.org/officeDocument/2006/math" xmlns:v="urn:schemas-microsoft-com:vml" xmlns:wp14="http://schemas.microsoft.com/office/word/2010/wordprocessingDrawing" xmlns:wp="http://schemas.openxmlformats.org/drawingml/2006/wordprocessingDrawing" xmlns:w10="urn:schemas-microsoft-com:office:word" xmlns:w="http://schemas.openxmlformats.org/wordprocessingml/2006/main" xmlns:w14="http://schemas.microsoft.com/office/word/2010/wordml" xmlns:w15="http://schemas.microsoft.com/office/word/2012/wordml" xmlns:w16cex="http://schemas.microsoft.com/office/word/2018/wordml/cex" xmlns:w16cid="http://schemas.microsoft.com/office/word/2016/wordml/cid" xmlns:w16="http://schemas.microsoft.com/office/word/2018/wordml" xmlns:w16du="http://schemas.microsoft.com/office/word/2023/wordml/word16du" xmlns:w16sdtdh="http://schemas.microsoft.com/office/word/2020/wordml/sdtdatahash" xmlns:w16sdtfl="http://schemas.microsoft.com/office/word/2024/wordml/sdtformatlock" xmlns:w16se="http://schemas.microsoft.com/office/word/2015/wordml/symex" xmlns:wpg="http://schemas.microsoft.com/office/word/2010/wordprocessingGroup" xmlns:wpi="http://schemas.microsoft.com/office/word/2010/wordprocessingInk" xmlns:wne="http://schemas.microsoft.com/office/word/2006/wordml" xmlns:wps="http://schemas.microsoft.com/office/word/2010/wordprocessingShape" mc:Ignorable="w14 w15 w16se w16cid w16 w16cex w16sdtdh w16sdtfl w16du wp14">
   <w:tbl>
     <w:tblPr>
       <w:tblW w:w="0" w:type="auto"/>
@@ -5914,7 +5893,7 @@
 </file>
 
 <file path=word/header2.xml><?xml version="1.0" encoding="utf-8"?>
-<w:hdr xmlns:wpc="http://schemas.microsoft.com/office/word/2010/wordprocessingCanvas" xmlns:cx="http://schemas.microsoft.com/office/drawing/2014/chartex" xmlns:cx1="http://schemas.microsoft.com/office/drawing/2015/9/8/chartex" xmlns:cx2="http://schemas.microsoft.com/office/drawing/2015/10/21/chartex" xmlns:cx3="http://schemas.microsoft.com/office/drawing/2016/5/9/chartex" xmlns:cx4="http://schemas.microsoft.com/office/drawing/2016/5/10/chartex" xmlns:cx5="http://schemas.microsoft.com/office/drawing/2016/5/11/chartex" xmlns:cx6="http://schemas.microsoft.com/office/drawing/2016/5/12/chartex" xmlns:cx7="http://schemas.microsoft.com/office/drawing/2016/5/13/chartex" xmlns:cx8="http://schemas.microsoft.com/office/drawing/2016/5/14/chartex" xmlns:mc="http://schemas.openxmlformats.org/markup-compatibility/2006" xmlns:aink="http://schemas.microsoft.com/office/drawing/2016/ink" xmlns:am3d="http://schemas.microsoft.com/office/drawing/2017/model3d" xmlns:o="urn:schemas-microsoft-com:office:office" xmlns:r="http://schemas.openxmlformats.org/officeDocument/2006/relationships" xmlns:m="http://schemas.openxmlformats.org/officeDocument/2006/math" xmlns:v="urn:schemas-microsoft-com:vml" xmlns:wp14="http://schemas.microsoft.com/office/word/2010/wordprocessingDrawing" xmlns:wp="http://schemas.openxmlformats.org/drawingml/2006/wordprocessingDrawing" xmlns:w10="urn:schemas-microsoft-com:office:word" xmlns:w="http://schemas.openxmlformats.org/wordprocessingml/2006/main" xmlns:w14="http://schemas.microsoft.com/office/word/2010/wordml" xmlns:w15="http://schemas.microsoft.com/office/word/2012/wordml" xmlns:w16cid="http://schemas.microsoft.com/office/word/2016/wordml/cid" xmlns:w16se="http://schemas.microsoft.com/office/word/2015/wordml/symex" xmlns:wpg="http://schemas.microsoft.com/office/word/2010/wordprocessingGroup" xmlns:wpi="http://schemas.microsoft.com/office/word/2010/wordprocessingInk" xmlns:wne="http://schemas.microsoft.com/office/word/2006/wordml" xmlns:wps="http://schemas.microsoft.com/office/word/2010/wordprocessingShape" mc:Ignorable="w14 w15 w16se w16cid wp14">
+<w:hdr xmlns:wpc="http://schemas.microsoft.com/office/word/2010/wordprocessingCanvas" xmlns:cx="http://schemas.microsoft.com/office/drawing/2014/chartex" xmlns:cx1="http://schemas.microsoft.com/office/drawing/2015/9/8/chartex" xmlns:cx2="http://schemas.microsoft.com/office/drawing/2015/10/21/chartex" xmlns:cx3="http://schemas.microsoft.com/office/drawing/2016/5/9/chartex" xmlns:cx4="http://schemas.microsoft.com/office/drawing/2016/5/10/chartex" xmlns:cx5="http://schemas.microsoft.com/office/drawing/2016/5/11/chartex" xmlns:cx6="http://schemas.microsoft.com/office/drawing/2016/5/12/chartex" xmlns:cx7="http://schemas.microsoft.com/office/drawing/2016/5/13/chartex" xmlns:cx8="http://schemas.microsoft.com/office/drawing/2016/5/14/chartex" xmlns:mc="http://schemas.openxmlformats.org/markup-compatibility/2006" xmlns:aink="http://schemas.microsoft.com/office/drawing/2016/ink" xmlns:am3d="http://schemas.microsoft.com/office/drawing/2017/model3d" xmlns:o="urn:schemas-microsoft-com:office:office" xmlns:oel="http://schemas.microsoft.com/office/2019/extlst" xmlns:r="http://schemas.openxmlformats.org/officeDocument/2006/relationships" xmlns:m="http://schemas.openxmlformats.org/officeDocument/2006/math" xmlns:v="urn:schemas-microsoft-com:vml" xmlns:wp14="http://schemas.microsoft.com/office/word/2010/wordprocessingDrawing" xmlns:wp="http://schemas.openxmlformats.org/drawingml/2006/wordprocessingDrawing" xmlns:w10="urn:schemas-microsoft-com:office:word" xmlns:w="http://schemas.openxmlformats.org/wordprocessingml/2006/main" xmlns:w14="http://schemas.microsoft.com/office/word/2010/wordml" xmlns:w15="http://schemas.microsoft.com/office/word/2012/wordml" xmlns:w16cex="http://schemas.microsoft.com/office/word/2018/wordml/cex" xmlns:w16cid="http://schemas.microsoft.com/office/word/2016/wordml/cid" xmlns:w16="http://schemas.microsoft.com/office/word/2018/wordml" xmlns:w16du="http://schemas.microsoft.com/office/word/2023/wordml/word16du" xmlns:w16sdtdh="http://schemas.microsoft.com/office/word/2020/wordml/sdtdatahash" xmlns:w16sdtfl="http://schemas.microsoft.com/office/word/2024/wordml/sdtformatlock" xmlns:w16se="http://schemas.microsoft.com/office/word/2015/wordml/symex" xmlns:wpg="http://schemas.microsoft.com/office/word/2010/wordprocessingGroup" xmlns:wpi="http://schemas.microsoft.com/office/word/2010/wordprocessingInk" xmlns:wne="http://schemas.microsoft.com/office/word/2006/wordml" xmlns:wps="http://schemas.microsoft.com/office/word/2010/wordprocessingShape" mc:Ignorable="w14 w15 w16se w16cid w16 w16cex w16sdtdh w16sdtfl w16du wp14">
   <w:tbl>
     <w:tblPr>
       <w:tblW w:w="0" w:type="auto"/>
@@ -6058,7 +6037,7 @@
 </file>
 
 <file path=word/header3.xml><?xml version="1.0" encoding="utf-8"?>
-<w:hdr xmlns:wpc="http://schemas.microsoft.com/office/word/2010/wordprocessingCanvas" xmlns:cx="http://schemas.microsoft.com/office/drawing/2014/chartex" xmlns:cx1="http://schemas.microsoft.com/office/drawing/2015/9/8/chartex" xmlns:cx2="http://schemas.microsoft.com/office/drawing/2015/10/21/chartex" xmlns:cx3="http://schemas.microsoft.com/office/drawing/2016/5/9/chartex" xmlns:cx4="http://schemas.microsoft.com/office/drawing/2016/5/10/chartex" xmlns:cx5="http://schemas.microsoft.com/office/drawing/2016/5/11/chartex" xmlns:cx6="http://schemas.microsoft.com/office/drawing/2016/5/12/chartex" xmlns:cx7="http://schemas.microsoft.com/office/drawing/2016/5/13/chartex" xmlns:cx8="http://schemas.microsoft.com/office/drawing/2016/5/14/chartex" xmlns:mc="http://schemas.openxmlformats.org/markup-compatibility/2006" xmlns:aink="http://schemas.microsoft.com/office/drawing/2016/ink" xmlns:am3d="http://schemas.microsoft.com/office/drawing/2017/model3d" xmlns:o="urn:schemas-microsoft-com:office:office" xmlns:r="http://schemas.openxmlformats.org/officeDocument/2006/relationships" xmlns:m="http://schemas.openxmlformats.org/officeDocument/2006/math" xmlns:v="urn:schemas-microsoft-com:vml" xmlns:wp14="http://schemas.microsoft.com/office/word/2010/wordprocessingDrawing" xmlns:wp="http://schemas.openxmlformats.org/drawingml/2006/wordprocessingDrawing" xmlns:w10="urn:schemas-microsoft-com:office:word" xmlns:w="http://schemas.openxmlformats.org/wordprocessingml/2006/main" xmlns:w14="http://schemas.microsoft.com/office/word/2010/wordml" xmlns:w15="http://schemas.microsoft.com/office/word/2012/wordml" xmlns:w16cid="http://schemas.microsoft.com/office/word/2016/wordml/cid" xmlns:w16se="http://schemas.microsoft.com/office/word/2015/wordml/symex" xmlns:wpg="http://schemas.microsoft.com/office/word/2010/wordprocessingGroup" xmlns:wpi="http://schemas.microsoft.com/office/word/2010/wordprocessingInk" xmlns:wne="http://schemas.microsoft.com/office/word/2006/wordml" xmlns:wps="http://schemas.microsoft.com/office/word/2010/wordprocessingShape" mc:Ignorable="w14 w15 w16se w16cid wp14">
+<w:hdr xmlns:wpc="http://schemas.microsoft.com/office/word/2010/wordprocessingCanvas" xmlns:cx="http://schemas.microsoft.com/office/drawing/2014/chartex" xmlns:cx1="http://schemas.microsoft.com/office/drawing/2015/9/8/chartex" xmlns:cx2="http://schemas.microsoft.com/office/drawing/2015/10/21/chartex" xmlns:cx3="http://schemas.microsoft.com/office/drawing/2016/5/9/chartex" xmlns:cx4="http://schemas.microsoft.com/office/drawing/2016/5/10/chartex" xmlns:cx5="http://schemas.microsoft.com/office/drawing/2016/5/11/chartex" xmlns:cx6="http://schemas.microsoft.com/office/drawing/2016/5/12/chartex" xmlns:cx7="http://schemas.microsoft.com/office/drawing/2016/5/13/chartex" xmlns:cx8="http://schemas.microsoft.com/office/drawing/2016/5/14/chartex" xmlns:mc="http://schemas.openxmlformats.org/markup-compatibility/2006" xmlns:aink="http://schemas.microsoft.com/office/drawing/2016/ink" xmlns:am3d="http://schemas.microsoft.com/office/drawing/2017/model3d" xmlns:o="urn:schemas-microsoft-com:office:office" xmlns:oel="http://schemas.microsoft.com/office/2019/extlst" xmlns:r="http://schemas.openxmlformats.org/officeDocument/2006/relationships" xmlns:m="http://schemas.openxmlformats.org/officeDocument/2006/math" xmlns:v="urn:schemas-microsoft-com:vml" xmlns:wp14="http://schemas.microsoft.com/office/word/2010/wordprocessingDrawing" xmlns:wp="http://schemas.openxmlformats.org/drawingml/2006/wordprocessingDrawing" xmlns:w10="urn:schemas-microsoft-com:office:word" xmlns:w="http://schemas.openxmlformats.org/wordprocessingml/2006/main" xmlns:w14="http://schemas.microsoft.com/office/word/2010/wordml" xmlns:w15="http://schemas.microsoft.com/office/word/2012/wordml" xmlns:w16cex="http://schemas.microsoft.com/office/word/2018/wordml/cex" xmlns:w16cid="http://schemas.microsoft.com/office/word/2016/wordml/cid" xmlns:w16="http://schemas.microsoft.com/office/word/2018/wordml" xmlns:w16du="http://schemas.microsoft.com/office/word/2023/wordml/word16du" xmlns:w16sdtdh="http://schemas.microsoft.com/office/word/2020/wordml/sdtdatahash" xmlns:w16sdtfl="http://schemas.microsoft.com/office/word/2024/wordml/sdtformatlock" xmlns:w16se="http://schemas.microsoft.com/office/word/2015/wordml/symex" xmlns:wpg="http://schemas.microsoft.com/office/word/2010/wordprocessingGroup" xmlns:wpi="http://schemas.microsoft.com/office/word/2010/wordprocessingInk" xmlns:wne="http://schemas.microsoft.com/office/word/2006/wordml" xmlns:wps="http://schemas.microsoft.com/office/word/2010/wordprocessingShape" mc:Ignorable="w14 w15 w16se w16cid w16 w16cex w16sdtdh w16sdtfl w16du wp14">
   <w:tbl>
     <w:tblPr>
       <w:tblW w:w="0" w:type="auto"/>
@@ -6119,7 +6098,7 @@
 </file>
 
 <file path=word/header4.xml><?xml version="1.0" encoding="utf-8"?>
-<w:hdr xmlns:wpc="http://schemas.microsoft.com/office/word/2010/wordprocessingCanvas" xmlns:cx="http://schemas.microsoft.com/office/drawing/2014/chartex" xmlns:cx1="http://schemas.microsoft.com/office/drawing/2015/9/8/chartex" xmlns:cx2="http://schemas.microsoft.com/office/drawing/2015/10/21/chartex" xmlns:cx3="http://schemas.microsoft.com/office/drawing/2016/5/9/chartex" xmlns:cx4="http://schemas.microsoft.com/office/drawing/2016/5/10/chartex" xmlns:cx5="http://schemas.microsoft.com/office/drawing/2016/5/11/chartex" xmlns:cx6="http://schemas.microsoft.com/office/drawing/2016/5/12/chartex" xmlns:cx7="http://schemas.microsoft.com/office/drawing/2016/5/13/chartex" xmlns:cx8="http://schemas.microsoft.com/office/drawing/2016/5/14/chartex" xmlns:mc="http://schemas.openxmlformats.org/markup-compatibility/2006" xmlns:aink="http://schemas.microsoft.com/office/drawing/2016/ink" xmlns:am3d="http://schemas.microsoft.com/office/drawing/2017/model3d" xmlns:o="urn:schemas-microsoft-com:office:office" xmlns:r="http://schemas.openxmlformats.org/officeDocument/2006/relationships" xmlns:m="http://schemas.openxmlformats.org/officeDocument/2006/math" xmlns:v="urn:schemas-microsoft-com:vml" xmlns:wp14="http://schemas.microsoft.com/office/word/2010/wordprocessingDrawing" xmlns:wp="http://schemas.openxmlformats.org/drawingml/2006/wordprocessingDrawing" xmlns:w10="urn:schemas-microsoft-com:office:word" xmlns:w="http://schemas.openxmlformats.org/wordprocessingml/2006/main" xmlns:w14="http://schemas.microsoft.com/office/word/2010/wordml" xmlns:w15="http://schemas.microsoft.com/office/word/2012/wordml" xmlns:w16cid="http://schemas.microsoft.com/office/word/2016/wordml/cid" xmlns:w16se="http://schemas.microsoft.com/office/word/2015/wordml/symex" xmlns:wpg="http://schemas.microsoft.com/office/word/2010/wordprocessingGroup" xmlns:wpi="http://schemas.microsoft.com/office/word/2010/wordprocessingInk" xmlns:wne="http://schemas.microsoft.com/office/word/2006/wordml" xmlns:wps="http://schemas.microsoft.com/office/word/2010/wordprocessingShape" mc:Ignorable="w14 w15 w16se w16cid wp14">
+<w:hdr xmlns:wpc="http://schemas.microsoft.com/office/word/2010/wordprocessingCanvas" xmlns:cx="http://schemas.microsoft.com/office/drawing/2014/chartex" xmlns:cx1="http://schemas.microsoft.com/office/drawing/2015/9/8/chartex" xmlns:cx2="http://schemas.microsoft.com/office/drawing/2015/10/21/chartex" xmlns:cx3="http://schemas.microsoft.com/office/drawing/2016/5/9/chartex" xmlns:cx4="http://schemas.microsoft.com/office/drawing/2016/5/10/chartex" xmlns:cx5="http://schemas.microsoft.com/office/drawing/2016/5/11/chartex" xmlns:cx6="http://schemas.microsoft.com/office/drawing/2016/5/12/chartex" xmlns:cx7="http://schemas.microsoft.com/office/drawing/2016/5/13/chartex" xmlns:cx8="http://schemas.microsoft.com/office/drawing/2016/5/14/chartex" xmlns:mc="http://schemas.openxmlformats.org/markup-compatibility/2006" xmlns:aink="http://schemas.microsoft.com/office/drawing/2016/ink" xmlns:am3d="http://schemas.microsoft.com/office/drawing/2017/model3d" xmlns:o="urn:schemas-microsoft-com:office:office" xmlns:oel="http://schemas.microsoft.com/office/2019/extlst" xmlns:r="http://schemas.openxmlformats.org/officeDocument/2006/relationships" xmlns:m="http://schemas.openxmlformats.org/officeDocument/2006/math" xmlns:v="urn:schemas-microsoft-com:vml" xmlns:wp14="http://schemas.microsoft.com/office/word/2010/wordprocessingDrawing" xmlns:wp="http://schemas.openxmlformats.org/drawingml/2006/wordprocessingDrawing" xmlns:w10="urn:schemas-microsoft-com:office:word" xmlns:w="http://schemas.openxmlformats.org/wordprocessingml/2006/main" xmlns:w14="http://schemas.microsoft.com/office/word/2010/wordml" xmlns:w15="http://schemas.microsoft.com/office/word/2012/wordml" xmlns:w16cex="http://schemas.microsoft.com/office/word/2018/wordml/cex" xmlns:w16cid="http://schemas.microsoft.com/office/word/2016/wordml/cid" xmlns:w16="http://schemas.microsoft.com/office/word/2018/wordml" xmlns:w16du="http://schemas.microsoft.com/office/word/2023/wordml/word16du" xmlns:w16sdtdh="http://schemas.microsoft.com/office/word/2020/wordml/sdtdatahash" xmlns:w16sdtfl="http://schemas.microsoft.com/office/word/2024/wordml/sdtformatlock" xmlns:w16se="http://schemas.microsoft.com/office/word/2015/wordml/symex" xmlns:wpg="http://schemas.microsoft.com/office/word/2010/wordprocessingGroup" xmlns:wpi="http://schemas.microsoft.com/office/word/2010/wordprocessingInk" xmlns:wne="http://schemas.microsoft.com/office/word/2006/wordml" xmlns:wps="http://schemas.microsoft.com/office/word/2010/wordprocessingShape" mc:Ignorable="w14 w15 w16se w16cid w16 w16cex w16sdtdh w16sdtfl w16du wp14">
   <w:tbl>
     <w:tblPr>
       <w:tblW w:w="0" w:type="auto"/>
@@ -6180,7 +6159,7 @@
 </file>
 
 <file path=word/header5.xml><?xml version="1.0" encoding="utf-8"?>
-<w:hdr xmlns:wpc="http://schemas.microsoft.com/office/word/2010/wordprocessingCanvas" xmlns:cx="http://schemas.microsoft.com/office/drawing/2014/chartex" xmlns:cx1="http://schemas.microsoft.com/office/drawing/2015/9/8/chartex" xmlns:cx2="http://schemas.microsoft.com/office/drawing/2015/10/21/chartex" xmlns:cx3="http://schemas.microsoft.com/office/drawing/2016/5/9/chartex" xmlns:cx4="http://schemas.microsoft.com/office/drawing/2016/5/10/chartex" xmlns:cx5="http://schemas.microsoft.com/office/drawing/2016/5/11/chartex" xmlns:cx6="http://schemas.microsoft.com/office/drawing/2016/5/12/chartex" xmlns:cx7="http://schemas.microsoft.com/office/drawing/2016/5/13/chartex" xmlns:cx8="http://schemas.microsoft.com/office/drawing/2016/5/14/chartex" xmlns:mc="http://schemas.openxmlformats.org/markup-compatibility/2006" xmlns:aink="http://schemas.microsoft.com/office/drawing/2016/ink" xmlns:am3d="http://schemas.microsoft.com/office/drawing/2017/model3d" xmlns:o="urn:schemas-microsoft-com:office:office" xmlns:r="http://schemas.openxmlformats.org/officeDocument/2006/relationships" xmlns:m="http://schemas.openxmlformats.org/officeDocument/2006/math" xmlns:v="urn:schemas-microsoft-com:vml" xmlns:wp14="http://schemas.microsoft.com/office/word/2010/wordprocessingDrawing" xmlns:wp="http://schemas.openxmlformats.org/drawingml/2006/wordprocessingDrawing" xmlns:w10="urn:schemas-microsoft-com:office:word" xmlns:w="http://schemas.openxmlformats.org/wordprocessingml/2006/main" xmlns:w14="http://schemas.microsoft.com/office/word/2010/wordml" xmlns:w15="http://schemas.microsoft.com/office/word/2012/wordml" xmlns:w16cid="http://schemas.microsoft.com/office/word/2016/wordml/cid" xmlns:w16se="http://schemas.microsoft.com/office/word/2015/wordml/symex" xmlns:wpg="http://schemas.microsoft.com/office/word/2010/wordprocessingGroup" xmlns:wpi="http://schemas.microsoft.com/office/word/2010/wordprocessingInk" xmlns:wne="http://schemas.microsoft.com/office/word/2006/wordml" xmlns:wps="http://schemas.microsoft.com/office/word/2010/wordprocessingShape" mc:Ignorable="w14 w15 w16se w16cid wp14">
+<w:hdr xmlns:wpc="http://schemas.microsoft.com/office/word/2010/wordprocessingCanvas" xmlns:cx="http://schemas.microsoft.com/office/drawing/2014/chartex" xmlns:cx1="http://schemas.microsoft.com/office/drawing/2015/9/8/chartex" xmlns:cx2="http://schemas.microsoft.com/office/drawing/2015/10/21/chartex" xmlns:cx3="http://schemas.microsoft.com/office/drawing/2016/5/9/chartex" xmlns:cx4="http://schemas.microsoft.com/office/drawing/2016/5/10/chartex" xmlns:cx5="http://schemas.microsoft.com/office/drawing/2016/5/11/chartex" xmlns:cx6="http://schemas.microsoft.com/office/drawing/2016/5/12/chartex" xmlns:cx7="http://schemas.microsoft.com/office/drawing/2016/5/13/chartex" xmlns:cx8="http://schemas.microsoft.com/office/drawing/2016/5/14/chartex" xmlns:mc="http://schemas.openxmlformats.org/markup-compatibility/2006" xmlns:aink="http://schemas.microsoft.com/office/drawing/2016/ink" xmlns:am3d="http://schemas.microsoft.com/office/drawing/2017/model3d" xmlns:o="urn:schemas-microsoft-com:office:office" xmlns:oel="http://schemas.microsoft.com/office/2019/extlst" xmlns:r="http://schemas.openxmlformats.org/officeDocument/2006/relationships" xmlns:m="http://schemas.openxmlformats.org/officeDocument/2006/math" xmlns:v="urn:schemas-microsoft-com:vml" xmlns:wp14="http://schemas.microsoft.com/office/word/2010/wordprocessingDrawing" xmlns:wp="http://schemas.openxmlformats.org/drawingml/2006/wordprocessingDrawing" xmlns:w10="urn:schemas-microsoft-com:office:word" xmlns:w="http://schemas.openxmlformats.org/wordprocessingml/2006/main" xmlns:w14="http://schemas.microsoft.com/office/word/2010/wordml" xmlns:w15="http://schemas.microsoft.com/office/word/2012/wordml" xmlns:w16cex="http://schemas.microsoft.com/office/word/2018/wordml/cex" xmlns:w16cid="http://schemas.microsoft.com/office/word/2016/wordml/cid" xmlns:w16="http://schemas.microsoft.com/office/word/2018/wordml" xmlns:w16du="http://schemas.microsoft.com/office/word/2023/wordml/word16du" xmlns:w16sdtdh="http://schemas.microsoft.com/office/word/2020/wordml/sdtdatahash" xmlns:w16sdtfl="http://schemas.microsoft.com/office/word/2024/wordml/sdtformatlock" xmlns:w16se="http://schemas.microsoft.com/office/word/2015/wordml/symex" xmlns:wpg="http://schemas.microsoft.com/office/word/2010/wordprocessingGroup" xmlns:wpi="http://schemas.microsoft.com/office/word/2010/wordprocessingInk" xmlns:wne="http://schemas.microsoft.com/office/word/2006/wordml" xmlns:wps="http://schemas.microsoft.com/office/word/2010/wordprocessingShape" mc:Ignorable="w14 w15 w16se w16cid w16 w16cex w16sdtdh w16sdtfl w16du wp14">
   <w:tbl>
     <w:tblPr>
       <w:tblW w:w="0" w:type="auto"/>
@@ -6297,7 +6276,7 @@
 </file>
 
 <file path=word/numbering.xml><?xml version="1.0" encoding="utf-8"?>
-<w:numbering xmlns:wpc="http://schemas.microsoft.com/office/word/2010/wordprocessingCanvas" xmlns:cx="http://schemas.microsoft.com/office/drawing/2014/chartex" xmlns:cx1="http://schemas.microsoft.com/office/drawing/2015/9/8/chartex" xmlns:cx2="http://schemas.microsoft.com/office/drawing/2015/10/21/chartex" xmlns:cx3="http://schemas.microsoft.com/office/drawing/2016/5/9/chartex" xmlns:cx4="http://schemas.microsoft.com/office/drawing/2016/5/10/chartex" xmlns:cx5="http://schemas.microsoft.com/office/drawing/2016/5/11/chartex" xmlns:cx6="http://schemas.microsoft.com/office/drawing/2016/5/12/chartex" xmlns:cx7="http://schemas.microsoft.com/office/drawing/2016/5/13/chartex" xmlns:cx8="http://schemas.microsoft.com/office/drawing/2016/5/14/chartex" xmlns:mc="http://schemas.openxmlformats.org/markup-compatibility/2006" xmlns:aink="http://schemas.microsoft.com/office/drawing/2016/ink" xmlns:am3d="http://schemas.microsoft.com/office/drawing/2017/model3d" xmlns:o="urn:schemas-microsoft-com:office:office" xmlns:r="http://schemas.openxmlformats.org/officeDocument/2006/relationships" xmlns:m="http://schemas.openxmlformats.org/officeDocument/2006/math" xmlns:v="urn:schemas-microsoft-com:vml" xmlns:wp14="http://schemas.microsoft.com/office/word/2010/wordprocessingDrawing" xmlns:wp="http://schemas.openxmlformats.org/drawingml/2006/wordprocessingDrawing" xmlns:w10="urn:schemas-microsoft-com:office:word" xmlns:w="http://schemas.openxmlformats.org/wordprocessingml/2006/main" xmlns:w14="http://schemas.microsoft.com/office/word/2010/wordml" xmlns:w15="http://schemas.microsoft.com/office/word/2012/wordml" xmlns:w16cid="http://schemas.microsoft.com/office/word/2016/wordml/cid" xmlns:w16se="http://schemas.microsoft.com/office/word/2015/wordml/symex" xmlns:wpg="http://schemas.microsoft.com/office/word/2010/wordprocessingGroup" xmlns:wpi="http://schemas.microsoft.com/office/word/2010/wordprocessingInk" xmlns:wne="http://schemas.microsoft.com/office/word/2006/wordml" xmlns:wps="http://schemas.microsoft.com/office/word/2010/wordprocessingShape" mc:Ignorable="w14 w15 w16se w16cid wp14">
+<w:numbering xmlns:wpc="http://schemas.microsoft.com/office/word/2010/wordprocessingCanvas" xmlns:cx="http://schemas.microsoft.com/office/drawing/2014/chartex" xmlns:cx1="http://schemas.microsoft.com/office/drawing/2015/9/8/chartex" xmlns:cx2="http://schemas.microsoft.com/office/drawing/2015/10/21/chartex" xmlns:cx3="http://schemas.microsoft.com/office/drawing/2016/5/9/chartex" xmlns:cx4="http://schemas.microsoft.com/office/drawing/2016/5/10/chartex" xmlns:cx5="http://schemas.microsoft.com/office/drawing/2016/5/11/chartex" xmlns:cx6="http://schemas.microsoft.com/office/drawing/2016/5/12/chartex" xmlns:cx7="http://schemas.microsoft.com/office/drawing/2016/5/13/chartex" xmlns:cx8="http://schemas.microsoft.com/office/drawing/2016/5/14/chartex" xmlns:mc="http://schemas.openxmlformats.org/markup-compatibility/2006" xmlns:aink="http://schemas.microsoft.com/office/drawing/2016/ink" xmlns:am3d="http://schemas.microsoft.com/office/drawing/2017/model3d" xmlns:o="urn:schemas-microsoft-com:office:office" xmlns:oel="http://schemas.microsoft.com/office/2019/extlst" xmlns:r="http://schemas.openxmlformats.org/officeDocument/2006/relationships" xmlns:m="http://schemas.openxmlformats.org/officeDocument/2006/math" xmlns:v="urn:schemas-microsoft-com:vml" xmlns:wp14="http://schemas.microsoft.com/office/word/2010/wordprocessingDrawing" xmlns:wp="http://schemas.openxmlformats.org/drawingml/2006/wordprocessingDrawing" xmlns:w10="urn:schemas-microsoft-com:office:word" xmlns:w="http://schemas.openxmlformats.org/wordprocessingml/2006/main" xmlns:w14="http://schemas.microsoft.com/office/word/2010/wordml" xmlns:w15="http://schemas.microsoft.com/office/word/2012/wordml" xmlns:w16cex="http://schemas.microsoft.com/office/word/2018/wordml/cex" xmlns:w16cid="http://schemas.microsoft.com/office/word/2016/wordml/cid" xmlns:w16="http://schemas.microsoft.com/office/word/2018/wordml" xmlns:w16du="http://schemas.microsoft.com/office/word/2023/wordml/word16du" xmlns:w16sdtdh="http://schemas.microsoft.com/office/word/2020/wordml/sdtdatahash" xmlns:w16sdtfl="http://schemas.microsoft.com/office/word/2024/wordml/sdtformatlock" xmlns:w16se="http://schemas.microsoft.com/office/word/2015/wordml/symex" xmlns:wpg="http://schemas.microsoft.com/office/word/2010/wordprocessingGroup" xmlns:wpi="http://schemas.microsoft.com/office/word/2010/wordprocessingInk" xmlns:wne="http://schemas.microsoft.com/office/word/2006/wordml" xmlns:wps="http://schemas.microsoft.com/office/word/2010/wordprocessingShape" mc:Ignorable="w14 w15 w16se w16cid w16 w16cex w16sdtdh w16sdtfl w16du wp14">
   <w:abstractNum w:abstractNumId="0" w15:restartNumberingAfterBreak="0">
     <w:nsid w:val="FFFFFF1D"/>
     <w:multiLevelType w:val="multilevel"/>
@@ -8401,104 +8380,104 @@
       </w:rPr>
     </w:lvl>
   </w:abstractNum>
-  <w:num w:numId="1">
+  <w:num w:numId="1" w16cid:durableId="802432416">
     <w:abstractNumId w:val="14"/>
   </w:num>
-  <w:num w:numId="2">
+  <w:num w:numId="2" w16cid:durableId="139419053">
     <w:abstractNumId w:val="25"/>
   </w:num>
-  <w:num w:numId="3">
+  <w:num w:numId="3" w16cid:durableId="1573933245">
     <w:abstractNumId w:val="22"/>
   </w:num>
-  <w:num w:numId="4">
+  <w:num w:numId="4" w16cid:durableId="769937242">
     <w:abstractNumId w:val="24"/>
   </w:num>
-  <w:num w:numId="5">
+  <w:num w:numId="5" w16cid:durableId="2018774482">
     <w:abstractNumId w:val="20"/>
   </w:num>
-  <w:num w:numId="6">
+  <w:num w:numId="6" w16cid:durableId="737479816">
     <w:abstractNumId w:val="19"/>
   </w:num>
-  <w:num w:numId="7">
+  <w:num w:numId="7" w16cid:durableId="1971936240">
     <w:abstractNumId w:val="15"/>
   </w:num>
-  <w:num w:numId="8">
+  <w:num w:numId="8" w16cid:durableId="651059985">
     <w:abstractNumId w:val="26"/>
   </w:num>
-  <w:num w:numId="9">
+  <w:num w:numId="9" w16cid:durableId="2006319190">
     <w:abstractNumId w:val="13"/>
   </w:num>
-  <w:num w:numId="10">
+  <w:num w:numId="10" w16cid:durableId="766123537">
     <w:abstractNumId w:val="18"/>
   </w:num>
-  <w:num w:numId="11">
+  <w:num w:numId="11" w16cid:durableId="204024988">
     <w:abstractNumId w:val="18"/>
   </w:num>
-  <w:num w:numId="12">
+  <w:num w:numId="12" w16cid:durableId="1845507467">
     <w:abstractNumId w:val="18"/>
   </w:num>
-  <w:num w:numId="13">
+  <w:num w:numId="13" w16cid:durableId="241527495">
     <w:abstractNumId w:val="18"/>
   </w:num>
-  <w:num w:numId="14">
+  <w:num w:numId="14" w16cid:durableId="547104603">
     <w:abstractNumId w:val="23"/>
   </w:num>
-  <w:num w:numId="15">
+  <w:num w:numId="15" w16cid:durableId="912275526">
     <w:abstractNumId w:val="27"/>
   </w:num>
-  <w:num w:numId="16">
+  <w:num w:numId="16" w16cid:durableId="893345635">
     <w:abstractNumId w:val="17"/>
   </w:num>
-  <w:num w:numId="17">
+  <w:num w:numId="17" w16cid:durableId="1693454641">
     <w:abstractNumId w:val="12"/>
   </w:num>
-  <w:num w:numId="18">
+  <w:num w:numId="18" w16cid:durableId="1577324657">
     <w:abstractNumId w:val="11"/>
   </w:num>
-  <w:num w:numId="19">
+  <w:num w:numId="19" w16cid:durableId="106656366">
     <w:abstractNumId w:val="0"/>
   </w:num>
-  <w:num w:numId="20">
+  <w:num w:numId="20" w16cid:durableId="1595556885">
     <w:abstractNumId w:val="10"/>
   </w:num>
-  <w:num w:numId="21">
+  <w:num w:numId="21" w16cid:durableId="112790466">
     <w:abstractNumId w:val="8"/>
   </w:num>
-  <w:num w:numId="22">
+  <w:num w:numId="22" w16cid:durableId="507215545">
     <w:abstractNumId w:val="7"/>
   </w:num>
-  <w:num w:numId="23">
+  <w:num w:numId="23" w16cid:durableId="959258913">
     <w:abstractNumId w:val="6"/>
   </w:num>
-  <w:num w:numId="24">
+  <w:num w:numId="24" w16cid:durableId="1469392559">
     <w:abstractNumId w:val="5"/>
   </w:num>
-  <w:num w:numId="25">
+  <w:num w:numId="25" w16cid:durableId="307637299">
     <w:abstractNumId w:val="9"/>
   </w:num>
-  <w:num w:numId="26">
+  <w:num w:numId="26" w16cid:durableId="687635835">
     <w:abstractNumId w:val="4"/>
   </w:num>
-  <w:num w:numId="27">
+  <w:num w:numId="27" w16cid:durableId="20251285">
     <w:abstractNumId w:val="3"/>
   </w:num>
-  <w:num w:numId="28">
+  <w:num w:numId="28" w16cid:durableId="671227122">
     <w:abstractNumId w:val="2"/>
   </w:num>
-  <w:num w:numId="29">
+  <w:num w:numId="29" w16cid:durableId="1603489307">
     <w:abstractNumId w:val="1"/>
   </w:num>
-  <w:num w:numId="30">
+  <w:num w:numId="30" w16cid:durableId="49698985">
     <w:abstractNumId w:val="21"/>
   </w:num>
-  <w:num w:numId="31">
+  <w:num w:numId="31" w16cid:durableId="1935748452">
     <w:abstractNumId w:val="16"/>
   </w:num>
 </w:numbering>
 </file>
 
 <file path=word/styles.xml><?xml version="1.0" encoding="utf-8"?>
-<w:styles xmlns:mc="http://schemas.openxmlformats.org/markup-compatibility/2006" xmlns:r="http://schemas.openxmlformats.org/officeDocument/2006/relationships" xmlns:w="http://schemas.openxmlformats.org/wordprocessingml/2006/main" xmlns:w14="http://schemas.microsoft.com/office/word/2010/wordml" xmlns:w15="http://schemas.microsoft.com/office/word/2012/wordml" xmlns:w16cid="http://schemas.microsoft.com/office/word/2016/wordml/cid" xmlns:w16se="http://schemas.microsoft.com/office/word/2015/wordml/symex" mc:Ignorable="w14 w15 w16se w16cid">
+<w:styles xmlns:mc="http://schemas.openxmlformats.org/markup-compatibility/2006" xmlns:r="http://schemas.openxmlformats.org/officeDocument/2006/relationships" xmlns:w="http://schemas.openxmlformats.org/wordprocessingml/2006/main" xmlns:w14="http://schemas.microsoft.com/office/word/2010/wordml" xmlns:w15="http://schemas.microsoft.com/office/word/2012/wordml" xmlns:w16cex="http://schemas.microsoft.com/office/word/2018/wordml/cex" xmlns:w16cid="http://schemas.microsoft.com/office/word/2016/wordml/cid" xmlns:w16="http://schemas.microsoft.com/office/word/2018/wordml" xmlns:w16du="http://schemas.microsoft.com/office/word/2023/wordml/word16du" xmlns:w16sdtdh="http://schemas.microsoft.com/office/word/2020/wordml/sdtdatahash" xmlns:w16sdtfl="http://schemas.microsoft.com/office/word/2024/wordml/sdtformatlock" xmlns:w16se="http://schemas.microsoft.com/office/word/2015/wordml/symex" mc:Ignorable="w14 w15 w16se w16cid w16 w16cex w16sdtdh w16sdtfl w16du">
   <w:docDefaults>
     <w:rPrDefault>
       <w:rPr>
@@ -8508,7 +8487,7 @@
     </w:rPrDefault>
     <w:pPrDefault/>
   </w:docDefaults>
-  <w:latentStyles w:defLockedState="0" w:defUIPriority="0" w:defSemiHidden="0" w:defUnhideWhenUsed="0" w:defQFormat="0" w:count="375">
+  <w:latentStyles w:defLockedState="0" w:defUIPriority="0" w:defSemiHidden="0" w:defUnhideWhenUsed="0" w:defQFormat="0" w:count="376">
     <w:lsdException w:name="Normal" w:qFormat="1"/>
     <w:lsdException w:name="heading 1" w:uiPriority="9" w:qFormat="1"/>
     <w:lsdException w:name="heading 2" w:qFormat="1"/>
@@ -8793,6 +8772,7 @@
     <w:lsdException w:name="Smart Hyperlink" w:semiHidden="1" w:uiPriority="99" w:unhideWhenUsed="1"/>
     <w:lsdException w:name="Hashtag" w:semiHidden="1" w:uiPriority="99" w:unhideWhenUsed="1"/>
     <w:lsdException w:name="Unresolved Mention" w:semiHidden="1" w:uiPriority="99" w:unhideWhenUsed="1"/>
+    <w:lsdException w:name="Smart Link" w:semiHidden="1" w:uiPriority="99" w:unhideWhenUsed="1"/>
   </w:latentStyles>
   <w:style w:type="paragraph" w:default="1" w:styleId="Normal">
     <w:name w:val="Normal"/>

--- a/source/Samples/ApprovedMultiSequenceLearningNew/Documentation/Approve Prediction of Multisequence Learning_Git_Gurdians-Paper.docx
+++ b/source/Samples/ApprovedMultiSequenceLearningNew/Documentation/Approve Prediction of Multisequence Learning_Git_Gurdians-Paper.docx
@@ -16,6 +16,20 @@
           <w:szCs w:val="40"/>
         </w:rPr>
       </w:pPr>
+      <w:r>
+        <w:rPr>
+          <w:sz w:val="40"/>
+          <w:szCs w:val="40"/>
+        </w:rPr>
+        <w:t>ML-23/24-09</w:t>
+      </w:r>
+      <w:r>
+        <w:rPr>
+          <w:sz w:val="40"/>
+          <w:szCs w:val="40"/>
+        </w:rPr>
+        <w:t xml:space="preserve"> </w:t>
+      </w:r>
       <w:r>
         <w:rPr>
           <w:sz w:val="40"/>
@@ -214,17 +228,8 @@
         <w:rPr>
           <w:b/>
           <w:bCs/>
-          <w:i/>
-          <w:iCs/>
-        </w:rPr>
-        <w:t>Abstract</w:t>
-      </w:r>
-      <w:r>
-        <w:rPr>
-          <w:b/>
-          <w:bCs/>
-        </w:rPr>
-        <w:t>—</w:t>
+        </w:rPr>
+        <w:t>Abstract—</w:t>
       </w:r>
       <w:r>
         <w:t xml:space="preserve"> </w:t>
@@ -250,20 +255,38 @@
     <w:p>
       <w:pPr>
         <w:pStyle w:val="Keywords"/>
-      </w:pPr>
-      <w:r>
+        <w:rPr>
+          <w:i w:val="0"/>
+        </w:rPr>
+      </w:pPr>
+      <w:r>
+        <w:rPr>
+          <w:i w:val="0"/>
+        </w:rPr>
         <w:t xml:space="preserve">Keywords—Hierarchical Temporal Memory (HTM), Prediction code, Local Area Density, </w:t>
       </w:r>
       <w:r>
+        <w:rPr>
+          <w:i w:val="0"/>
+        </w:rPr>
         <w:t>SDR</w:t>
       </w:r>
       <w:r>
+        <w:rPr>
+          <w:i w:val="0"/>
+        </w:rPr>
         <w:t xml:space="preserve">, </w:t>
       </w:r>
       <w:r>
+        <w:rPr>
+          <w:i w:val="0"/>
+        </w:rPr>
         <w:t>AI</w:t>
       </w:r>
       <w:r>
+        <w:rPr>
+          <w:i w:val="0"/>
+        </w:rPr>
         <w:t>, HTM Prediction Engine).</w:t>
       </w:r>
     </w:p>
@@ -308,7 +331,7 @@
             <w:fldChar w:fldCharType="begin"/>
           </w:r>
           <w:r>
-            <w:instrText xml:space="preserve"> CITATION Haw04 \l 1033 </w:instrText>
+            <w:instrText xml:space="preserve">CITATION Haw04 \l 1033 </w:instrText>
           </w:r>
           <w:r>
             <w:fldChar w:fldCharType="separate"/>
@@ -354,7 +377,7 @@
             <w:fldChar w:fldCharType="begin"/>
           </w:r>
           <w:r>
-            <w:instrText xml:space="preserve"> CITATION Haw04 \l 1033 </w:instrText>
+            <w:instrText xml:space="preserve">CITATION Haw04 \l 1033 </w:instrText>
           </w:r>
           <w:r>
             <w:fldChar w:fldCharType="separate"/>
@@ -414,44 +437,42 @@
         <w:ind w:firstLine="288"/>
         <w:jc w:val="both"/>
         <w:rPr>
-          <w:sz w:val="20"/>
-          <w:szCs w:val="20"/>
-        </w:rPr>
-      </w:pPr>
-      <w:r>
-        <w:rPr>
           <w:color w:val="000000"/>
           <w:sz w:val="20"/>
           <w:szCs w:val="20"/>
         </w:rPr>
-        <w:t>Multisequence learning is a subfield of machine learning that is committed to the joint study and modeling of various sequences of information. It can cover the whole variety of modalities of data sequences</w:t>
-      </w:r>
+      </w:pPr>
       <w:r>
         <w:rPr>
           <w:color w:val="000000"/>
           <w:sz w:val="20"/>
           <w:szCs w:val="20"/>
         </w:rPr>
-        <w:t xml:space="preserve"> </w:t>
-      </w:r>
-      <w:r>
+        <w:t>Multisequence learning is a subfield of machine learning that is committed to the joint study and modeling of various sequences of information. It can cover the whole variety of modalities of data sequences time-series data (stock markets or sensor readings, for example), string inputs (words or documents, for instance), biological sequences (DNA or proteins, for example), and other kinds of sequential inputs. The main objective of multisequence learning is to model intra-sequence dependencies (relationships within a given sequence) and inter-sequence dependencies (the way sequences can interact or complement each other).</w:t>
+      </w:r>
+    </w:p>
+    <w:p>
+      <w:pPr>
+        <w:pStyle w:val="NormalWeb"/>
+        <w:spacing w:before="0" w:beforeAutospacing="0" w:after="0" w:afterAutospacing="0"/>
+        <w:ind w:firstLine="288"/>
+        <w:jc w:val="both"/>
+        <w:rPr>
+          <w:sz w:val="20"/>
+          <w:szCs w:val="20"/>
+        </w:rPr>
+      </w:pPr>
+    </w:p>
+    <w:p>
+      <w:pPr>
+        <w:pStyle w:val="NormalWeb"/>
+        <w:spacing w:before="0" w:beforeAutospacing="0" w:after="0" w:afterAutospacing="0"/>
+        <w:jc w:val="both"/>
         <w:rPr>
           <w:color w:val="000000"/>
           <w:sz w:val="20"/>
           <w:szCs w:val="20"/>
         </w:rPr>
-        <w:t>time-series data (stock markets or sensor readings, for example), string inputs (words or documents, for instance), biological sequences (DNA or proteins, for example), and other kinds of sequential inputs. The main objective of multisequence learning is to model intra-sequence dependencies (relationships within a given sequence) and inter-sequence dependencies (the way sequences can interact or complement each other).</w:t>
-      </w:r>
-    </w:p>
-    <w:p>
-      <w:pPr>
-        <w:pStyle w:val="NormalWeb"/>
-        <w:spacing w:before="0" w:beforeAutospacing="0" w:after="0" w:afterAutospacing="0"/>
-        <w:jc w:val="both"/>
-        <w:rPr>
-          <w:sz w:val="20"/>
-          <w:szCs w:val="20"/>
-        </w:rPr>
       </w:pPr>
       <w:r>
         <w:rPr>
@@ -459,177 +480,7 @@
           <w:sz w:val="20"/>
           <w:szCs w:val="20"/>
         </w:rPr>
-        <w:t>By analyzing multiple sequences simultaneously, models can capture latent high-order correlations that would not be apparent when each sequence is considered in isolation. In time-series forecasting, for example, it can help to see various</w:t>
-      </w:r>
-      <w:r>
-        <w:rPr>
-          <w:color w:val="000000"/>
-          <w:sz w:val="20"/>
-          <w:szCs w:val="20"/>
-        </w:rPr>
-        <w:t xml:space="preserve"> </w:t>
-      </w:r>
-      <w:r>
-        <w:rPr>
-          <w:color w:val="000000"/>
-          <w:sz w:val="20"/>
-          <w:szCs w:val="20"/>
-        </w:rPr>
-        <w:t>but perhaps related</w:t>
-      </w:r>
-      <w:r>
-        <w:rPr>
-          <w:color w:val="000000"/>
-          <w:sz w:val="20"/>
-          <w:szCs w:val="20"/>
-        </w:rPr>
-        <w:t xml:space="preserve"> </w:t>
-      </w:r>
-      <w:r>
-        <w:rPr>
-          <w:color w:val="000000"/>
-          <w:sz w:val="20"/>
-          <w:szCs w:val="20"/>
-        </w:rPr>
-        <w:t>streams (e.g., temperature and humidity readings). In text processing, parallel sequences (e.g., bilingual text corpora) can be used to aid tasks like translation or classification. At the same time, biological studies are frequently advantaged by considering several genetic or protein sequences together, using common patterns of structure to enhance classification or anomaly detection.</w:t>
-      </w:r>
-    </w:p>
-    <w:p>
-      <w:pPr>
-        <w:pStyle w:val="NormalWeb"/>
-        <w:spacing w:before="0" w:beforeAutospacing="0" w:after="0" w:afterAutospacing="0"/>
-        <w:jc w:val="both"/>
-      </w:pPr>
-      <w:r>
-        <w:rPr>
-          <w:color w:val="000000"/>
-          <w:sz w:val="20"/>
-          <w:szCs w:val="20"/>
-        </w:rPr>
-        <w:t>Certain deep learning models are particularly suited to multisequence learning, such as Recurrent Neural Networks (RNNs), Convolutional Neural Networks (CNNs), and Transformer-based models. These models can all be combined with attention mechanisms, which allow the model to concentrate on the most important section of a sequence</w:t>
-      </w:r>
-      <w:r>
-        <w:rPr>
-          <w:color w:val="000000"/>
-          <w:sz w:val="20"/>
-          <w:szCs w:val="20"/>
-        </w:rPr>
-        <w:t xml:space="preserve"> </w:t>
-      </w:r>
-      <w:r>
-        <w:rPr>
-          <w:color w:val="000000"/>
-          <w:sz w:val="20"/>
-          <w:szCs w:val="20"/>
-        </w:rPr>
-        <w:t>or multiple sequences</w:t>
-      </w:r>
-      <w:r>
-        <w:rPr>
-          <w:color w:val="000000"/>
-          <w:sz w:val="20"/>
-          <w:szCs w:val="20"/>
-        </w:rPr>
-        <w:t xml:space="preserve"> </w:t>
-      </w:r>
-      <w:r>
-        <w:rPr>
-          <w:color w:val="000000"/>
-          <w:sz w:val="20"/>
-          <w:szCs w:val="20"/>
-        </w:rPr>
-        <w:t>when making a prediction. Hybrid models that combine recurrence and attention are also gaining popularity, as they are better able to capture both local and long-distance dependencies.</w:t>
-      </w:r>
-    </w:p>
-    <w:p>
-      <w:pPr>
-        <w:pStyle w:val="NormalWeb"/>
-        <w:spacing w:before="0" w:beforeAutospacing="0" w:after="0" w:afterAutospacing="0"/>
-        <w:jc w:val="both"/>
-        <w:rPr>
-          <w:sz w:val="20"/>
-          <w:szCs w:val="20"/>
-        </w:rPr>
-      </w:pPr>
-      <w:r>
-        <w:rPr>
-          <w:color w:val="000000"/>
-          <w:sz w:val="20"/>
-          <w:szCs w:val="20"/>
-        </w:rPr>
-        <w:t>Practically, the use of multisequence learning in C# (and other languages) is usually through frameworks that provide packages for building sequence models and GPGPU acceleration. Frameworks like ML.NET or TensorFlow and PyTorch bindings may provide special modules to process sequential data input, organize training pipelines, and simplify model deployment. These features allow integration of multisequence learning in production systems for prediction, classification, clustering, and content creation</w:t>
-      </w:r>
-      <w:r>
-        <w:rPr>
-          <w:color w:val="000000"/>
-          <w:sz w:val="20"/>
-          <w:szCs w:val="20"/>
-        </w:rPr>
-        <w:t xml:space="preserve"> </w:t>
-      </w:r>
-      <w:r>
-        <w:rPr>
-          <w:color w:val="000000"/>
-          <w:sz w:val="20"/>
-          <w:szCs w:val="20"/>
-        </w:rPr>
-        <w:lastRenderedPageBreak/>
-        <w:t>with the potential advantage of being able to capture cross-sequence dependencies.</w:t>
-      </w:r>
-    </w:p>
-    <w:p>
-      <w:pPr>
-        <w:ind w:firstLine="288"/>
-        <w:jc w:val="both"/>
-        <w:rPr>
-          <w:rFonts w:eastAsia="Times New Roman"/>
-          <w:noProof/>
-        </w:rPr>
-      </w:pPr>
-    </w:p>
-    <w:p>
-      <w:pPr>
-        <w:jc w:val="both"/>
-      </w:pPr>
-    </w:p>
-    <w:p>
-      <w:pPr>
-        <w:pStyle w:val="Heading2"/>
-        <w:spacing w:after="0"/>
-      </w:pPr>
-      <w:r>
-        <w:t>Hierarchical Temporal Memory</w:t>
-      </w:r>
-    </w:p>
-    <w:p>
-      <w:pPr>
-        <w:pStyle w:val="NormalWeb"/>
-        <w:spacing w:before="0" w:beforeAutospacing="0" w:after="0" w:afterAutospacing="0"/>
-        <w:jc w:val="both"/>
-      </w:pPr>
-      <w:r>
-        <w:rPr>
-          <w:color w:val="000000"/>
-          <w:sz w:val="20"/>
-          <w:szCs w:val="20"/>
-        </w:rPr>
-        <w:t xml:space="preserve">Hierarchical Temporal Memory (HTM) is a biologically inspired approach founded upon the structure and organizational framework of the neocortex with the goal of replicating the manner in which the human brain processes various forms of sensory input—e.g., vision, audition, and behavior—and ultimately generates memory and predictions. Rather than relying on pre-programmed rules, HTM networks learn by being exposed to data and can therefore be put </w:t>
-      </w:r>
-      <w:r>
-        <w:rPr>
-          <w:color w:val="000000"/>
-          <w:sz w:val="20"/>
-          <w:szCs w:val="20"/>
-        </w:rPr>
-        <w:t>into</w:t>
-      </w:r>
-      <w:r>
-        <w:rPr>
-          <w:color w:val="000000"/>
-          <w:sz w:val="20"/>
-          <w:szCs w:val="20"/>
-        </w:rPr>
-        <w:t xml:space="preserve"> a wide variety of applications relating to the modeling of complex sensory streams</w:t>
+        <w:t>By analyzing multiple sequences simultaneously, models can capture latent high-order correlations that would not be apparent when each sequence is considered in isolation. In time-series forecasting, for example, it can help to see various but perhaps related streams (e.g., temperature and humidity readings). In text processing, parallel sequences (e.g., bilingual text corpora) can be used to aid tasks like translation or classification. At the same time, biological studies are frequently advantaged by considering several genetic or protein sequences together, using common patterns of structure to enhance classification or anomaly detection</w:t>
       </w:r>
       <w:sdt>
         <w:sdtPr>
@@ -638,7 +489,7 @@
             <w:sz w:val="20"/>
             <w:szCs w:val="20"/>
           </w:rPr>
-          <w:id w:val="1714236585"/>
+          <w:id w:val="-359205239"/>
           <w:citation/>
         </w:sdtPr>
         <w:sdtContent>
@@ -656,7 +507,7 @@
               <w:sz w:val="20"/>
               <w:szCs w:val="20"/>
             </w:rPr>
-            <w:instrText xml:space="preserve"> CITATION Haw06 \l 1033 </w:instrText>
+            <w:instrText xml:space="preserve">CITATION Haw16 \l 1033 </w:instrText>
           </w:r>
           <w:r>
             <w:rPr>
@@ -702,16 +553,36 @@
         </w:rPr>
         <w:t>.</w:t>
       </w:r>
-      <w:r>
-        <w:t xml:space="preserve"> </w:t>
-      </w:r>
-      <w:r>
+    </w:p>
+    <w:p>
+      <w:pPr>
+        <w:pStyle w:val="NormalWeb"/>
+        <w:spacing w:before="0" w:beforeAutospacing="0" w:after="0" w:afterAutospacing="0"/>
+        <w:jc w:val="both"/>
+        <w:rPr>
+          <w:sz w:val="20"/>
+          <w:szCs w:val="20"/>
+        </w:rPr>
+      </w:pPr>
+    </w:p>
+    <w:p>
+      <w:pPr>
+        <w:pStyle w:val="NormalWeb"/>
+        <w:spacing w:before="0" w:beforeAutospacing="0" w:after="0" w:afterAutospacing="0"/>
+        <w:jc w:val="both"/>
         <w:rPr>
           <w:color w:val="000000"/>
           <w:sz w:val="20"/>
           <w:szCs w:val="20"/>
         </w:rPr>
-        <w:t>In HTM, the neurons are arranged in columns inside hierarchically connected regions so that the system can learn spatial and temporal patterns in the arriving data. The basic principles rely on two algorithms, which have been thoroughly explained in the original whitepaper</w:t>
+      </w:pPr>
+      <w:r>
+        <w:rPr>
+          <w:color w:val="000000"/>
+          <w:sz w:val="20"/>
+          <w:szCs w:val="20"/>
+        </w:rPr>
+        <w:t>Certain deep learning models are particularly suited to multisequence learning, such as Recurrent Neural Networks (RNNs), Convolutional Neural Networks (CNNs), and Transformer-based models. These models can all be combined with attention mechanisms, which allow the model to concentrate on the most important section of a sequence or multiple sequences when making a prediction. Hybrid models that combine recurrence and attention are also gaining popularity, as they are better able to capture both local and long-distance dependencies</w:t>
       </w:r>
       <w:sdt>
         <w:sdtPr>
@@ -720,7 +591,7 @@
             <w:sz w:val="20"/>
             <w:szCs w:val="20"/>
           </w:rPr>
-          <w:id w:val="-305002154"/>
+          <w:id w:val="-1976818896"/>
           <w:citation/>
         </w:sdtPr>
         <w:sdtContent>
@@ -738,7 +609,173 @@
               <w:sz w:val="20"/>
               <w:szCs w:val="20"/>
             </w:rPr>
-            <w:instrText xml:space="preserve"> CITATION Haw11 \l 1033 </w:instrText>
+            <w:instrText xml:space="preserve">CITATION Haw16 \l 1033 </w:instrText>
+          </w:r>
+          <w:r>
+            <w:rPr>
+              <w:color w:val="000000"/>
+              <w:sz w:val="20"/>
+              <w:szCs w:val="20"/>
+            </w:rPr>
+            <w:fldChar w:fldCharType="separate"/>
+          </w:r>
+          <w:r>
+            <w:rPr>
+              <w:noProof/>
+              <w:color w:val="000000"/>
+              <w:sz w:val="20"/>
+              <w:szCs w:val="20"/>
+            </w:rPr>
+            <w:t xml:space="preserve"> </w:t>
+          </w:r>
+          <w:r>
+            <w:rPr>
+              <w:noProof/>
+              <w:color w:val="000000"/>
+              <w:sz w:val="20"/>
+              <w:szCs w:val="20"/>
+            </w:rPr>
+            <w:t>[2]</w:t>
+          </w:r>
+          <w:r>
+            <w:rPr>
+              <w:color w:val="000000"/>
+              <w:sz w:val="20"/>
+              <w:szCs w:val="20"/>
+            </w:rPr>
+            <w:fldChar w:fldCharType="end"/>
+          </w:r>
+        </w:sdtContent>
+      </w:sdt>
+      <w:r>
+        <w:rPr>
+          <w:color w:val="000000"/>
+          <w:sz w:val="20"/>
+          <w:szCs w:val="20"/>
+        </w:rPr>
+        <w:t>.</w:t>
+      </w:r>
+    </w:p>
+    <w:p>
+      <w:pPr>
+        <w:pStyle w:val="NormalWeb"/>
+        <w:spacing w:before="0" w:beforeAutospacing="0" w:after="0" w:afterAutospacing="0"/>
+        <w:jc w:val="both"/>
+      </w:pPr>
+    </w:p>
+    <w:p>
+      <w:pPr>
+        <w:pStyle w:val="NormalWeb"/>
+        <w:spacing w:before="0" w:beforeAutospacing="0" w:after="0" w:afterAutospacing="0"/>
+        <w:jc w:val="both"/>
+        <w:rPr>
+          <w:sz w:val="20"/>
+          <w:szCs w:val="20"/>
+        </w:rPr>
+      </w:pPr>
+      <w:r>
+        <w:rPr>
+          <w:color w:val="000000"/>
+          <w:sz w:val="20"/>
+          <w:szCs w:val="20"/>
+        </w:rPr>
+        <w:t xml:space="preserve">Practically, the use of multisequence learning in C# (and other languages) is usually through frameworks that provide packages for building sequence models and GPGPU acceleration. Frameworks like ML.NET or TensorFlow and PyTorch bindings may provide special modules to process sequential data input, organize training pipelines, and simplify model deployment. These features allow integration </w:t>
+      </w:r>
+      <w:r>
+        <w:rPr>
+          <w:color w:val="000000"/>
+          <w:sz w:val="20"/>
+          <w:szCs w:val="20"/>
+        </w:rPr>
+        <w:lastRenderedPageBreak/>
+        <w:t>of multisequence learning in production systems for prediction, classification, clustering, and content creation with the potential advantage of being able to capture cross-sequence dependencies.</w:t>
+      </w:r>
+    </w:p>
+    <w:p>
+      <w:pPr>
+        <w:ind w:firstLine="288"/>
+        <w:jc w:val="both"/>
+        <w:rPr>
+          <w:rFonts w:eastAsia="Times New Roman"/>
+          <w:noProof/>
+        </w:rPr>
+      </w:pPr>
+    </w:p>
+    <w:p>
+      <w:pPr>
+        <w:jc w:val="both"/>
+      </w:pPr>
+    </w:p>
+    <w:p>
+      <w:pPr>
+        <w:pStyle w:val="Heading2"/>
+        <w:spacing w:after="0"/>
+      </w:pPr>
+      <w:r>
+        <w:t>Hierarchical Temporal Memory</w:t>
+      </w:r>
+    </w:p>
+    <w:p>
+      <w:pPr>
+        <w:pStyle w:val="NormalWeb"/>
+        <w:spacing w:before="0" w:beforeAutospacing="0" w:after="0" w:afterAutospacing="0"/>
+        <w:jc w:val="both"/>
+        <w:rPr>
+          <w:color w:val="000000"/>
+          <w:sz w:val="20"/>
+          <w:szCs w:val="20"/>
+        </w:rPr>
+      </w:pPr>
+      <w:r>
+        <w:rPr>
+          <w:color w:val="000000"/>
+          <w:sz w:val="20"/>
+          <w:szCs w:val="20"/>
+        </w:rPr>
+        <w:t xml:space="preserve">Hierarchical Temporal Memory (HTM) is a biologically inspired approach founded upon the structure and organizational framework of the neocortex with the goal of replicating the manner in which the human brain processes various forms of sensory input—e.g., vision, audition, and behavior—and ultimately generates memory and predictions. Rather than relying on pre-programmed rules, HTM networks learn by being exposed to data and can therefore be put </w:t>
+      </w:r>
+      <w:r>
+        <w:rPr>
+          <w:color w:val="000000"/>
+          <w:sz w:val="20"/>
+          <w:szCs w:val="20"/>
+        </w:rPr>
+        <w:t>into</w:t>
+      </w:r>
+      <w:r>
+        <w:rPr>
+          <w:color w:val="000000"/>
+          <w:sz w:val="20"/>
+          <w:szCs w:val="20"/>
+        </w:rPr>
+        <w:t xml:space="preserve"> a wide variety of applications relating to the modeling of complex sensory streams</w:t>
+      </w:r>
+      <w:sdt>
+        <w:sdtPr>
+          <w:rPr>
+            <w:color w:val="000000"/>
+            <w:sz w:val="20"/>
+            <w:szCs w:val="20"/>
+          </w:rPr>
+          <w:id w:val="1714236585"/>
+          <w:citation/>
+        </w:sdtPr>
+        <w:sdtContent>
+          <w:r>
+            <w:rPr>
+              <w:color w:val="000000"/>
+              <w:sz w:val="20"/>
+              <w:szCs w:val="20"/>
+            </w:rPr>
+            <w:fldChar w:fldCharType="begin"/>
+          </w:r>
+          <w:r>
+            <w:rPr>
+              <w:color w:val="000000"/>
+              <w:sz w:val="20"/>
+              <w:szCs w:val="20"/>
+            </w:rPr>
+            <w:instrText xml:space="preserve">CITATION Haw06 \l 1033 </w:instrText>
           </w:r>
           <w:r>
             <w:rPr>
@@ -793,23 +830,7 @@
           <w:sz w:val="20"/>
           <w:szCs w:val="20"/>
         </w:rPr>
-        <w:t xml:space="preserve">The network matches each new pattern to those that it has previously viewed within only a few training iterations. </w:t>
-      </w:r>
-      <w:r>
-        <w:rPr>
-          <w:color w:val="000000"/>
-          <w:sz w:val="20"/>
-          <w:szCs w:val="20"/>
-        </w:rPr>
-        <w:t>To</w:t>
-      </w:r>
-      <w:r>
-        <w:rPr>
-          <w:color w:val="000000"/>
-          <w:sz w:val="20"/>
-          <w:szCs w:val="20"/>
-        </w:rPr>
-        <w:t xml:space="preserve"> enable the effective prediction of future elements, it is critical that input patterns are adequately distinct, thus enabling HTM to form strong representations</w:t>
+        <w:t>In HTM, the neurons are arranged in columns inside hierarchically connected regions so that the system can learn spatial and temporal patterns in the arriving data. The basic principles rely on two algorithms, which have been thoroughly explained in the original whitepaper</w:t>
       </w:r>
       <w:sdt>
         <w:sdtPr>
@@ -818,7 +839,7 @@
             <w:sz w:val="20"/>
             <w:szCs w:val="20"/>
           </w:rPr>
-          <w:id w:val="619108136"/>
+          <w:id w:val="-305002154"/>
           <w:citation/>
         </w:sdtPr>
         <w:sdtContent>
@@ -836,7 +857,7 @@
               <w:sz w:val="20"/>
               <w:szCs w:val="20"/>
             </w:rPr>
-            <w:instrText xml:space="preserve"> CITATION Haw16 \l 1033 </w:instrText>
+            <w:instrText xml:space="preserve">CITATION Haw11 \l 1033 </w:instrText>
           </w:r>
           <w:r>
             <w:rPr>
@@ -882,1008 +903,111 @@
         </w:rPr>
         <w:t>.</w:t>
       </w:r>
-    </w:p>
-    <w:tbl>
-      <w:tblPr>
-        <w:tblpPr w:leftFromText="180" w:rightFromText="180" w:vertAnchor="text" w:horzAnchor="margin" w:tblpY="226"/>
-        <w:tblW w:w="4945" w:type="dxa"/>
-        <w:tblBorders>
-          <w:top w:val="single" w:sz="4" w:space="0" w:color="auto"/>
-          <w:left w:val="single" w:sz="4" w:space="0" w:color="auto"/>
-          <w:bottom w:val="single" w:sz="4" w:space="0" w:color="auto"/>
-          <w:right w:val="single" w:sz="4" w:space="0" w:color="auto"/>
-          <w:insideH w:val="single" w:sz="4" w:space="0" w:color="auto"/>
-          <w:insideV w:val="single" w:sz="4" w:space="0" w:color="auto"/>
-        </w:tblBorders>
-        <w:tblLayout w:type="fixed"/>
-        <w:tblLook w:val="04A0" w:firstRow="1" w:lastRow="0" w:firstColumn="1" w:lastColumn="0" w:noHBand="0" w:noVBand="1"/>
-      </w:tblPr>
-      <w:tblGrid>
-        <w:gridCol w:w="2155"/>
-        <w:gridCol w:w="1440"/>
-        <w:gridCol w:w="1350"/>
-      </w:tblGrid>
-      <w:tr>
-        <w:tc>
-          <w:tcPr>
-            <w:tcW w:w="2155" w:type="dxa"/>
-            <w:shd w:val="clear" w:color="auto" w:fill="BDD6EE"/>
-          </w:tcPr>
-          <w:p>
-            <w:pPr>
-              <w:jc w:val="left"/>
-            </w:pPr>
-            <w:r>
-              <w:rPr>
-                <w:b/>
-                <w:bCs/>
-              </w:rPr>
-              <w:t>Parameters</w:t>
-            </w:r>
-          </w:p>
-        </w:tc>
-        <w:tc>
-          <w:tcPr>
-            <w:tcW w:w="1440" w:type="dxa"/>
-            <w:shd w:val="clear" w:color="auto" w:fill="BDD6EE"/>
-          </w:tcPr>
-          <w:p>
-            <w:pPr>
-              <w:jc w:val="left"/>
-              <w:rPr>
-                <w:b/>
-                <w:bCs/>
-              </w:rPr>
-            </w:pPr>
-            <w:r>
-              <w:rPr>
-                <w:b/>
-                <w:bCs/>
-              </w:rPr>
-              <w:t>Power</w:t>
-            </w:r>
-          </w:p>
-          <w:p>
-            <w:pPr>
-              <w:jc w:val="left"/>
-              <w:rPr>
-                <w:b/>
-                <w:bCs/>
-              </w:rPr>
-            </w:pPr>
-            <w:r>
-              <w:rPr>
-                <w:b/>
-                <w:bCs/>
-              </w:rPr>
-              <w:t>Consumption</w:t>
-            </w:r>
-          </w:p>
-        </w:tc>
-        <w:tc>
-          <w:tcPr>
-            <w:tcW w:w="1350" w:type="dxa"/>
-            <w:shd w:val="clear" w:color="auto" w:fill="BDD6EE"/>
-          </w:tcPr>
-          <w:p>
-            <w:pPr>
-              <w:jc w:val="left"/>
-            </w:pPr>
-            <w:r>
-              <w:rPr>
-                <w:b/>
-                <w:bCs/>
-              </w:rPr>
-              <w:t>Cancer prediction</w:t>
-            </w:r>
-          </w:p>
-        </w:tc>
-      </w:tr>
-      <w:tr>
-        <w:tc>
-          <w:tcPr>
-            <w:tcW w:w="2155" w:type="dxa"/>
-            <w:shd w:val="clear" w:color="auto" w:fill="E2EFD9"/>
-          </w:tcPr>
-          <w:p>
-            <w:pPr>
-              <w:jc w:val="left"/>
-              <w:rPr>
-                <w:color w:val="000000"/>
-                <w:lang w:val="en-IN" w:eastAsia="ja-JP"/>
-              </w:rPr>
-            </w:pPr>
-            <w:r>
-              <w:rPr>
-                <w:color w:val="000000"/>
-                <w:lang w:val="en-IN" w:eastAsia="ja-JP"/>
-              </w:rPr>
-              <w:t>inputBits</w:t>
-            </w:r>
-          </w:p>
-        </w:tc>
-        <w:tc>
-          <w:tcPr>
-            <w:tcW w:w="1440" w:type="dxa"/>
-            <w:shd w:val="clear" w:color="auto" w:fill="E2EFD9"/>
-          </w:tcPr>
-          <w:p>
-            <w:pPr>
-              <w:jc w:val="left"/>
-            </w:pPr>
-            <w:r>
-              <w:t>100</w:t>
-            </w:r>
-          </w:p>
-        </w:tc>
-        <w:tc>
-          <w:tcPr>
-            <w:tcW w:w="1350" w:type="dxa"/>
-            <w:shd w:val="clear" w:color="auto" w:fill="E2EFD9"/>
-          </w:tcPr>
-          <w:p>
-            <w:pPr>
-              <w:jc w:val="left"/>
-            </w:pPr>
-            <w:r>
-              <w:t>100</w:t>
-            </w:r>
-          </w:p>
-        </w:tc>
-      </w:tr>
-      <w:tr>
-        <w:tc>
-          <w:tcPr>
-            <w:tcW w:w="2155" w:type="dxa"/>
-            <w:shd w:val="clear" w:color="auto" w:fill="E2EFD9"/>
-          </w:tcPr>
-          <w:p>
-            <w:pPr>
-              <w:jc w:val="left"/>
-              <w:rPr>
-                <w:color w:val="000000"/>
-                <w:lang w:val="en-IN" w:eastAsia="ja-JP"/>
-              </w:rPr>
-            </w:pPr>
-            <w:r>
-              <w:rPr>
-                <w:color w:val="000000"/>
-                <w:lang w:val="en-IN" w:eastAsia="ja-JP"/>
-              </w:rPr>
-              <w:t>numColumns</w:t>
-            </w:r>
-          </w:p>
-        </w:tc>
-        <w:tc>
-          <w:tcPr>
-            <w:tcW w:w="1440" w:type="dxa"/>
-            <w:shd w:val="clear" w:color="auto" w:fill="E2EFD9"/>
-          </w:tcPr>
-          <w:p>
-            <w:pPr>
-              <w:jc w:val="left"/>
-            </w:pPr>
-            <w:r>
-              <w:t>1024</w:t>
-            </w:r>
-          </w:p>
-        </w:tc>
-        <w:tc>
-          <w:tcPr>
-            <w:tcW w:w="1350" w:type="dxa"/>
-            <w:shd w:val="clear" w:color="auto" w:fill="E2EFD9"/>
-          </w:tcPr>
-          <w:p>
-            <w:pPr>
-              <w:jc w:val="left"/>
-            </w:pPr>
-            <w:r>
-              <w:t>1024</w:t>
-            </w:r>
-          </w:p>
-        </w:tc>
-      </w:tr>
-      <w:tr>
-        <w:tc>
-          <w:tcPr>
-            <w:tcW w:w="2155" w:type="dxa"/>
-            <w:shd w:val="clear" w:color="auto" w:fill="E2EFD9"/>
-          </w:tcPr>
-          <w:p>
-            <w:pPr>
-              <w:jc w:val="left"/>
-            </w:pPr>
-            <w:r>
-              <w:rPr>
-                <w:color w:val="000000"/>
-                <w:lang w:val="en-IN" w:eastAsia="ja-JP"/>
-              </w:rPr>
-              <w:t>CellsPerColumn</w:t>
-            </w:r>
-          </w:p>
-        </w:tc>
-        <w:tc>
-          <w:tcPr>
-            <w:tcW w:w="1440" w:type="dxa"/>
-            <w:shd w:val="clear" w:color="auto" w:fill="E2EFD9"/>
-          </w:tcPr>
-          <w:p>
-            <w:pPr>
-              <w:jc w:val="left"/>
-            </w:pPr>
-            <w:r>
-              <w:t>32</w:t>
-            </w:r>
-          </w:p>
-        </w:tc>
-        <w:tc>
-          <w:tcPr>
-            <w:tcW w:w="1350" w:type="dxa"/>
-            <w:shd w:val="clear" w:color="auto" w:fill="E2EFD9"/>
-          </w:tcPr>
-          <w:p>
-            <w:pPr>
-              <w:jc w:val="left"/>
-            </w:pPr>
-            <w:r>
-              <w:t>25</w:t>
-            </w:r>
-          </w:p>
-        </w:tc>
-      </w:tr>
-      <w:tr>
-        <w:tc>
-          <w:tcPr>
-            <w:tcW w:w="2155" w:type="dxa"/>
-            <w:shd w:val="clear" w:color="auto" w:fill="E2EFD9"/>
-          </w:tcPr>
-          <w:p>
-            <w:pPr>
-              <w:jc w:val="left"/>
-            </w:pPr>
-            <w:r>
-              <w:rPr>
-                <w:color w:val="000000"/>
-                <w:lang w:val="en-IN" w:eastAsia="ja-JP"/>
-              </w:rPr>
-              <w:t>GlobalInhibition</w:t>
-            </w:r>
-          </w:p>
-        </w:tc>
-        <w:tc>
-          <w:tcPr>
-            <w:tcW w:w="1440" w:type="dxa"/>
-            <w:shd w:val="clear" w:color="auto" w:fill="E2EFD9"/>
-          </w:tcPr>
-          <w:p>
-            <w:pPr>
-              <w:jc w:val="left"/>
-            </w:pPr>
-            <w:r>
-              <w:t>false</w:t>
-            </w:r>
-          </w:p>
-        </w:tc>
-        <w:tc>
-          <w:tcPr>
-            <w:tcW w:w="1350" w:type="dxa"/>
-            <w:shd w:val="clear" w:color="auto" w:fill="E2EFD9"/>
-          </w:tcPr>
-          <w:p>
-            <w:pPr>
-              <w:jc w:val="left"/>
-            </w:pPr>
-            <w:r>
-              <w:t>true</w:t>
-            </w:r>
-          </w:p>
-        </w:tc>
-      </w:tr>
-      <w:tr>
-        <w:tc>
-          <w:tcPr>
-            <w:tcW w:w="2155" w:type="dxa"/>
-            <w:shd w:val="clear" w:color="auto" w:fill="E2EFD9"/>
-          </w:tcPr>
-          <w:p>
-            <w:pPr>
-              <w:jc w:val="left"/>
-            </w:pPr>
-            <w:r>
-              <w:rPr>
-                <w:color w:val="000000"/>
-                <w:lang w:val="en-IN" w:eastAsia="ja-JP"/>
-              </w:rPr>
-              <w:t>LocalAreaDensity</w:t>
-            </w:r>
-          </w:p>
-        </w:tc>
-        <w:tc>
-          <w:tcPr>
-            <w:tcW w:w="1440" w:type="dxa"/>
-            <w:shd w:val="clear" w:color="auto" w:fill="E2EFD9"/>
-          </w:tcPr>
-          <w:p>
-            <w:pPr>
-              <w:jc w:val="left"/>
-            </w:pPr>
-            <w:r>
-              <w:t>0.03</w:t>
-            </w:r>
-          </w:p>
-        </w:tc>
-        <w:tc>
-          <w:tcPr>
-            <w:tcW w:w="1350" w:type="dxa"/>
-            <w:shd w:val="clear" w:color="auto" w:fill="E2EFD9"/>
-          </w:tcPr>
-          <w:p>
-            <w:pPr>
-              <w:jc w:val="left"/>
-            </w:pPr>
-            <w:r>
-              <w:t>-1</w:t>
-            </w:r>
-          </w:p>
-        </w:tc>
-      </w:tr>
-      <w:tr>
-        <w:tc>
-          <w:tcPr>
-            <w:tcW w:w="2155" w:type="dxa"/>
-            <w:shd w:val="clear" w:color="auto" w:fill="E2EFD9"/>
-          </w:tcPr>
-          <w:p>
-            <w:pPr>
-              <w:jc w:val="left"/>
-              <w:rPr>
-                <w:color w:val="000000"/>
-                <w:lang w:val="en-IN" w:eastAsia="ja-JP"/>
-              </w:rPr>
-            </w:pPr>
-            <w:r>
-              <w:rPr>
-                <w:color w:val="000000"/>
-                <w:lang w:val="en-IN" w:eastAsia="ja-JP"/>
-              </w:rPr>
-              <w:t>NumActiveColumns</w:t>
-            </w:r>
-          </w:p>
-          <w:p>
-            <w:pPr>
-              <w:jc w:val="left"/>
-            </w:pPr>
-            <w:r>
-              <w:rPr>
-                <w:color w:val="000000"/>
-                <w:lang w:val="en-IN" w:eastAsia="ja-JP"/>
-              </w:rPr>
-              <w:t>PerInhArea</w:t>
-            </w:r>
-          </w:p>
-        </w:tc>
-        <w:tc>
-          <w:tcPr>
-            <w:tcW w:w="1440" w:type="dxa"/>
-            <w:shd w:val="clear" w:color="auto" w:fill="E2EFD9"/>
-          </w:tcPr>
-          <w:p>
-            <w:pPr>
-              <w:jc w:val="left"/>
-              <w:rPr>
-                <w:color w:val="000000"/>
-                <w:lang w:val="en-IN" w:eastAsia="ja-JP"/>
-              </w:rPr>
-            </w:pPr>
-            <w:r>
-              <w:rPr>
-                <w:color w:val="000000"/>
-                <w:lang w:val="en-IN" w:eastAsia="ja-JP"/>
-              </w:rPr>
-              <w:t>0.02 * numColumns</w:t>
-            </w:r>
-          </w:p>
-        </w:tc>
-        <w:tc>
-          <w:tcPr>
-            <w:tcW w:w="1350" w:type="dxa"/>
-            <w:shd w:val="clear" w:color="auto" w:fill="E2EFD9"/>
-          </w:tcPr>
-          <w:p>
-            <w:pPr>
-              <w:jc w:val="left"/>
-            </w:pPr>
-            <w:r>
-              <w:rPr>
-                <w:color w:val="000000"/>
-                <w:lang w:val="en-IN" w:eastAsia="ja-JP"/>
-              </w:rPr>
-              <w:t>0.02 * numColumns</w:t>
-            </w:r>
-          </w:p>
-        </w:tc>
-      </w:tr>
-      <w:tr>
-        <w:tc>
-          <w:tcPr>
-            <w:tcW w:w="2155" w:type="dxa"/>
-            <w:shd w:val="clear" w:color="auto" w:fill="E2EFD9"/>
-          </w:tcPr>
-          <w:p>
-            <w:pPr>
-              <w:jc w:val="left"/>
-            </w:pPr>
-            <w:r>
-              <w:rPr>
-                <w:color w:val="000000"/>
-                <w:lang w:val="en-IN" w:eastAsia="ja-JP"/>
-              </w:rPr>
-              <w:t>PotentialRadius</w:t>
-            </w:r>
-          </w:p>
-        </w:tc>
-        <w:tc>
-          <w:tcPr>
-            <w:tcW w:w="1440" w:type="dxa"/>
-            <w:shd w:val="clear" w:color="auto" w:fill="E2EFD9"/>
-          </w:tcPr>
-          <w:p>
-            <w:pPr>
-              <w:jc w:val="left"/>
-              <w:rPr>
-                <w:color w:val="000000"/>
-                <w:lang w:val="en-IN" w:eastAsia="ja-JP"/>
-              </w:rPr>
-            </w:pPr>
-            <w:r>
-              <w:rPr>
-                <w:color w:val="000000"/>
-                <w:lang w:val="en-IN" w:eastAsia="ja-JP"/>
-              </w:rPr>
-              <w:t>0.</w:t>
-            </w:r>
-            <w:r>
-              <w:rPr>
-                <w:color w:val="000000"/>
-                <w:lang w:val="en-IN" w:eastAsia="ja-JP"/>
-              </w:rPr>
-              <w:t>5</w:t>
-            </w:r>
-            <w:r>
-              <w:rPr>
-                <w:color w:val="000000"/>
-                <w:lang w:val="en-IN" w:eastAsia="ja-JP"/>
-              </w:rPr>
-              <w:t xml:space="preserve"> * inputBits</w:t>
-            </w:r>
-          </w:p>
-        </w:tc>
-        <w:tc>
-          <w:tcPr>
-            <w:tcW w:w="1350" w:type="dxa"/>
-            <w:shd w:val="clear" w:color="auto" w:fill="E2EFD9"/>
-          </w:tcPr>
-          <w:p>
-            <w:pPr>
-              <w:jc w:val="left"/>
-            </w:pPr>
-            <w:r>
-              <w:rPr>
-                <w:color w:val="000000"/>
-                <w:lang w:val="en-IN" w:eastAsia="ja-JP"/>
-              </w:rPr>
-              <w:t>0.15 * inputBits</w:t>
-            </w:r>
-          </w:p>
-        </w:tc>
-      </w:tr>
-      <w:tr>
-        <w:tc>
-          <w:tcPr>
-            <w:tcW w:w="2155" w:type="dxa"/>
-            <w:shd w:val="clear" w:color="auto" w:fill="E2EFD9"/>
-          </w:tcPr>
-          <w:p>
-            <w:pPr>
-              <w:jc w:val="left"/>
-            </w:pPr>
-            <w:r>
-              <w:rPr>
-                <w:color w:val="000000"/>
-                <w:lang w:val="en-IN" w:eastAsia="ja-JP"/>
-              </w:rPr>
-              <w:t>MaxBoost</w:t>
-            </w:r>
-          </w:p>
-        </w:tc>
-        <w:tc>
-          <w:tcPr>
-            <w:tcW w:w="1440" w:type="dxa"/>
-            <w:shd w:val="clear" w:color="auto" w:fill="E2EFD9"/>
-          </w:tcPr>
-          <w:p>
-            <w:pPr>
-              <w:jc w:val="left"/>
-            </w:pPr>
-            <w:r>
-              <w:t>10.0</w:t>
-            </w:r>
-          </w:p>
-        </w:tc>
-        <w:tc>
-          <w:tcPr>
-            <w:tcW w:w="1350" w:type="dxa"/>
-            <w:shd w:val="clear" w:color="auto" w:fill="E2EFD9"/>
-          </w:tcPr>
-          <w:p>
-            <w:pPr>
-              <w:jc w:val="left"/>
-            </w:pPr>
-            <w:r>
-              <w:t>10.0</w:t>
-            </w:r>
-          </w:p>
-        </w:tc>
-      </w:tr>
-      <w:tr>
-        <w:tc>
-          <w:tcPr>
-            <w:tcW w:w="2155" w:type="dxa"/>
-            <w:shd w:val="clear" w:color="auto" w:fill="E2EFD9"/>
-          </w:tcPr>
-          <w:p>
-            <w:pPr>
-              <w:jc w:val="left"/>
-            </w:pPr>
-            <w:r>
-              <w:rPr>
-                <w:color w:val="000000"/>
-                <w:lang w:val="en-IN" w:eastAsia="ja-JP"/>
-              </w:rPr>
-              <w:t>DutyCyclePeriod</w:t>
-            </w:r>
-          </w:p>
-        </w:tc>
-        <w:tc>
-          <w:tcPr>
-            <w:tcW w:w="1440" w:type="dxa"/>
-            <w:shd w:val="clear" w:color="auto" w:fill="E2EFD9"/>
-          </w:tcPr>
-          <w:p>
-            <w:pPr>
-              <w:jc w:val="left"/>
-            </w:pPr>
-            <w:r>
-              <w:t>25</w:t>
-            </w:r>
-          </w:p>
-        </w:tc>
-        <w:tc>
-          <w:tcPr>
-            <w:tcW w:w="1350" w:type="dxa"/>
-            <w:shd w:val="clear" w:color="auto" w:fill="E2EFD9"/>
-          </w:tcPr>
-          <w:p>
-            <w:pPr>
-              <w:jc w:val="left"/>
-            </w:pPr>
-            <w:r>
-              <w:t>25</w:t>
-            </w:r>
-          </w:p>
-        </w:tc>
-      </w:tr>
-      <w:tr>
-        <w:tc>
-          <w:tcPr>
-            <w:tcW w:w="2155" w:type="dxa"/>
-            <w:shd w:val="clear" w:color="auto" w:fill="E2EFD9"/>
-          </w:tcPr>
-          <w:p>
-            <w:pPr>
-              <w:jc w:val="left"/>
-            </w:pPr>
-            <w:r>
-              <w:rPr>
-                <w:color w:val="000000"/>
-                <w:lang w:val="en-IN" w:eastAsia="ja-JP"/>
-              </w:rPr>
-              <w:t>MinPctOverlapDutyCycles</w:t>
-            </w:r>
-          </w:p>
-        </w:tc>
-        <w:tc>
-          <w:tcPr>
-            <w:tcW w:w="1440" w:type="dxa"/>
-            <w:shd w:val="clear" w:color="auto" w:fill="E2EFD9"/>
-          </w:tcPr>
-          <w:p>
-            <w:pPr>
-              <w:jc w:val="left"/>
-            </w:pPr>
-            <w:r>
-              <w:t>0.75</w:t>
-            </w:r>
-          </w:p>
-        </w:tc>
-        <w:tc>
-          <w:tcPr>
-            <w:tcW w:w="1350" w:type="dxa"/>
-            <w:shd w:val="clear" w:color="auto" w:fill="E2EFD9"/>
-          </w:tcPr>
-          <w:p>
-            <w:pPr>
-              <w:jc w:val="left"/>
-            </w:pPr>
-            <w:r>
-              <w:t>0.75</w:t>
-            </w:r>
-          </w:p>
-        </w:tc>
-      </w:tr>
-      <w:tr>
-        <w:tc>
-          <w:tcPr>
-            <w:tcW w:w="2155" w:type="dxa"/>
-            <w:shd w:val="clear" w:color="auto" w:fill="E2EFD9"/>
-          </w:tcPr>
-          <w:p>
-            <w:pPr>
-              <w:jc w:val="left"/>
-            </w:pPr>
-            <w:r>
-              <w:rPr>
-                <w:color w:val="000000"/>
-                <w:lang w:val="en-IN" w:eastAsia="ja-JP"/>
-              </w:rPr>
-              <w:t>MaxSynapsesPerSegment</w:t>
-            </w:r>
-          </w:p>
-        </w:tc>
-        <w:tc>
-          <w:tcPr>
-            <w:tcW w:w="1440" w:type="dxa"/>
-            <w:shd w:val="clear" w:color="auto" w:fill="E2EFD9"/>
-          </w:tcPr>
-          <w:p>
-            <w:pPr>
-              <w:jc w:val="left"/>
-              <w:rPr>
-                <w:color w:val="000000"/>
-                <w:lang w:val="en-IN" w:eastAsia="ja-JP"/>
-              </w:rPr>
-            </w:pPr>
-            <w:r>
-              <w:rPr>
-                <w:color w:val="000000"/>
-                <w:lang w:val="en-IN" w:eastAsia="ja-JP"/>
-              </w:rPr>
-              <w:t>0.02 * numColumns</w:t>
-            </w:r>
-          </w:p>
-        </w:tc>
-        <w:tc>
-          <w:tcPr>
-            <w:tcW w:w="1350" w:type="dxa"/>
-            <w:shd w:val="clear" w:color="auto" w:fill="E2EFD9"/>
-          </w:tcPr>
-          <w:p>
-            <w:pPr>
-              <w:jc w:val="left"/>
-            </w:pPr>
-            <w:r>
-              <w:rPr>
-                <w:color w:val="000000"/>
-                <w:lang w:val="en-IN" w:eastAsia="ja-JP"/>
-              </w:rPr>
-              <w:t>0.02 * numColumns</w:t>
-            </w:r>
-          </w:p>
-        </w:tc>
-      </w:tr>
-      <w:tr>
-        <w:tc>
-          <w:tcPr>
-            <w:tcW w:w="2155" w:type="dxa"/>
-            <w:shd w:val="clear" w:color="auto" w:fill="E2EFD9"/>
-          </w:tcPr>
-          <w:p>
-            <w:pPr>
-              <w:jc w:val="left"/>
-            </w:pPr>
-            <w:r>
-              <w:rPr>
-                <w:color w:val="000000"/>
-                <w:lang w:val="en-IN" w:eastAsia="ja-JP"/>
-              </w:rPr>
-              <w:t>Activation Threshold</w:t>
-            </w:r>
-          </w:p>
-        </w:tc>
-        <w:tc>
-          <w:tcPr>
-            <w:tcW w:w="1440" w:type="dxa"/>
-            <w:shd w:val="clear" w:color="auto" w:fill="E2EFD9"/>
-          </w:tcPr>
-          <w:p>
-            <w:pPr>
-              <w:jc w:val="left"/>
-            </w:pPr>
-            <w:r>
-              <w:t>1</w:t>
-            </w:r>
-            <w:r>
-              <w:t>0</w:t>
-            </w:r>
-          </w:p>
-        </w:tc>
-        <w:tc>
-          <w:tcPr>
-            <w:tcW w:w="1350" w:type="dxa"/>
-            <w:shd w:val="clear" w:color="auto" w:fill="E2EFD9"/>
-          </w:tcPr>
-          <w:p>
-            <w:pPr>
-              <w:jc w:val="left"/>
-            </w:pPr>
-            <w:r>
-              <w:t>15</w:t>
-            </w:r>
-          </w:p>
-        </w:tc>
-      </w:tr>
-      <w:tr>
-        <w:tc>
-          <w:tcPr>
-            <w:tcW w:w="2155" w:type="dxa"/>
-            <w:shd w:val="clear" w:color="auto" w:fill="E2EFD9"/>
-          </w:tcPr>
-          <w:p>
-            <w:pPr>
-              <w:jc w:val="left"/>
-            </w:pPr>
-            <w:r>
-              <w:rPr>
-                <w:color w:val="000000"/>
-                <w:lang w:val="en-IN" w:eastAsia="ja-JP"/>
-              </w:rPr>
-              <w:t>Connected Permanence</w:t>
-            </w:r>
-          </w:p>
-        </w:tc>
-        <w:tc>
-          <w:tcPr>
-            <w:tcW w:w="1440" w:type="dxa"/>
-            <w:shd w:val="clear" w:color="auto" w:fill="E2EFD9"/>
-          </w:tcPr>
-          <w:p>
-            <w:pPr>
-              <w:jc w:val="left"/>
-            </w:pPr>
-            <w:r>
-              <w:t>0.</w:t>
-            </w:r>
-            <w:r>
-              <w:t>2</w:t>
-            </w:r>
-          </w:p>
-        </w:tc>
-        <w:tc>
-          <w:tcPr>
-            <w:tcW w:w="1350" w:type="dxa"/>
-            <w:shd w:val="clear" w:color="auto" w:fill="E2EFD9"/>
-          </w:tcPr>
-          <w:p>
-            <w:pPr>
-              <w:jc w:val="left"/>
-            </w:pPr>
-            <w:r>
-              <w:t>0.5</w:t>
-            </w:r>
-          </w:p>
-        </w:tc>
-      </w:tr>
-      <w:tr>
-        <w:tc>
-          <w:tcPr>
-            <w:tcW w:w="2155" w:type="dxa"/>
-            <w:shd w:val="clear" w:color="auto" w:fill="E2EFD9"/>
-          </w:tcPr>
-          <w:p>
-            <w:pPr>
-              <w:jc w:val="left"/>
-            </w:pPr>
-            <w:r>
-              <w:rPr>
-                <w:color w:val="000000"/>
-                <w:lang w:val="en-IN" w:eastAsia="ja-JP"/>
-              </w:rPr>
-              <w:t>Permanence Decrement</w:t>
-            </w:r>
-          </w:p>
-        </w:tc>
-        <w:tc>
-          <w:tcPr>
-            <w:tcW w:w="1440" w:type="dxa"/>
-            <w:shd w:val="clear" w:color="auto" w:fill="E2EFD9"/>
-          </w:tcPr>
-          <w:p>
-            <w:pPr>
-              <w:jc w:val="left"/>
-            </w:pPr>
-            <w:r>
-              <w:t>0.</w:t>
-            </w:r>
-            <w:r>
-              <w:t>01</w:t>
-            </w:r>
-          </w:p>
-        </w:tc>
-        <w:tc>
-          <w:tcPr>
-            <w:tcW w:w="1350" w:type="dxa"/>
-            <w:shd w:val="clear" w:color="auto" w:fill="E2EFD9"/>
-          </w:tcPr>
-          <w:p>
-            <w:pPr>
-              <w:jc w:val="left"/>
-            </w:pPr>
-            <w:r>
-              <w:t>0.2</w:t>
-            </w:r>
-            <w:r>
-              <w:t>5</w:t>
-            </w:r>
-          </w:p>
-        </w:tc>
-      </w:tr>
-      <w:tr>
-        <w:tc>
-          <w:tcPr>
-            <w:tcW w:w="2155" w:type="dxa"/>
-            <w:shd w:val="clear" w:color="auto" w:fill="E2EFD9"/>
-          </w:tcPr>
-          <w:p>
-            <w:pPr>
-              <w:jc w:val="left"/>
-            </w:pPr>
-            <w:r>
-              <w:rPr>
-                <w:color w:val="000000"/>
-                <w:lang w:val="en-IN" w:eastAsia="ja-JP"/>
-              </w:rPr>
-              <w:t>Permanence Increment</w:t>
-            </w:r>
-          </w:p>
-        </w:tc>
-        <w:tc>
-          <w:tcPr>
-            <w:tcW w:w="1440" w:type="dxa"/>
-            <w:shd w:val="clear" w:color="auto" w:fill="E2EFD9"/>
-          </w:tcPr>
-          <w:p>
-            <w:pPr>
-              <w:jc w:val="left"/>
-            </w:pPr>
-            <w:r>
-              <w:t>0.</w:t>
-            </w:r>
-            <w:r>
-              <w:t>03</w:t>
-            </w:r>
-          </w:p>
-        </w:tc>
-        <w:tc>
-          <w:tcPr>
-            <w:tcW w:w="1350" w:type="dxa"/>
-            <w:shd w:val="clear" w:color="auto" w:fill="E2EFD9"/>
-          </w:tcPr>
-          <w:p>
-            <w:pPr>
-              <w:jc w:val="left"/>
-            </w:pPr>
-            <w:r>
-              <w:t>0.15</w:t>
-            </w:r>
-          </w:p>
-        </w:tc>
-      </w:tr>
-      <w:tr>
-        <w:tc>
-          <w:tcPr>
-            <w:tcW w:w="2155" w:type="dxa"/>
-            <w:shd w:val="clear" w:color="auto" w:fill="E2EFD9"/>
-          </w:tcPr>
-          <w:p>
-            <w:pPr>
-              <w:jc w:val="left"/>
-            </w:pPr>
-            <w:r>
-              <w:rPr>
-                <w:color w:val="000000"/>
-                <w:lang w:val="en-IN" w:eastAsia="ja-JP"/>
-              </w:rPr>
-              <w:t>Predicted Segment Decrement</w:t>
-            </w:r>
-          </w:p>
-        </w:tc>
-        <w:tc>
-          <w:tcPr>
-            <w:tcW w:w="1440" w:type="dxa"/>
-            <w:shd w:val="clear" w:color="auto" w:fill="E2EFD9"/>
-          </w:tcPr>
-          <w:p>
-            <w:pPr>
-              <w:jc w:val="left"/>
-            </w:pPr>
-            <w:r>
-              <w:t>0.</w:t>
-            </w:r>
-            <w:r>
-              <w:t>005</w:t>
-            </w:r>
-          </w:p>
-        </w:tc>
-        <w:tc>
-          <w:tcPr>
-            <w:tcW w:w="1350" w:type="dxa"/>
-            <w:shd w:val="clear" w:color="auto" w:fill="E2EFD9"/>
-          </w:tcPr>
-          <w:p>
-            <w:pPr>
-              <w:jc w:val="left"/>
-            </w:pPr>
-            <w:r>
-              <w:t>0.1</w:t>
-            </w:r>
-          </w:p>
-        </w:tc>
-      </w:tr>
-    </w:tbl>
-    <w:p>
-      <w:pPr>
-        <w:pStyle w:val="BodyText"/>
-        <w:spacing w:line="240" w:lineRule="auto"/>
-        <w:ind w:firstLine="0"/>
-        <w:rPr>
-          <w:rFonts w:eastAsia="Times New Roman"/>
-          <w:lang w:val="en-US"/>
-        </w:rPr>
-      </w:pPr>
-    </w:p>
-    <w:p>
-      <w:pPr>
-        <w:pStyle w:val="BodyText"/>
-        <w:spacing w:line="240" w:lineRule="auto"/>
-        <w:rPr>
-          <w:i/>
-          <w:iCs/>
-          <w:lang w:val="en-US"/>
-        </w:rPr>
-      </w:pPr>
-      <w:r>
-        <w:rPr>
-          <w:i/>
-          <w:iCs/>
-          <w:lang w:val="en-US"/>
-        </w:rPr>
-        <w:t xml:space="preserve">                </w:t>
-      </w:r>
-      <w:r>
-        <w:rPr>
-          <w:i/>
-          <w:iCs/>
-          <w:lang w:val="en-US"/>
-        </w:rPr>
-        <w:t>Table.1:</w:t>
-      </w:r>
-      <w:r>
-        <w:rPr>
-          <w:i/>
-          <w:iCs/>
-        </w:rPr>
-        <w:t xml:space="preserve"> HTM Config parameters</w:t>
-      </w:r>
+      <w:r>
+        <w:t xml:space="preserve"> </w:t>
+      </w:r>
+      <w:r>
+        <w:rPr>
+          <w:color w:val="000000"/>
+          <w:sz w:val="20"/>
+          <w:szCs w:val="20"/>
+        </w:rPr>
+        <w:t xml:space="preserve">The network matches each new pattern to those that it has previously viewed within only a few training iterations. </w:t>
+      </w:r>
+      <w:r>
+        <w:rPr>
+          <w:color w:val="000000"/>
+          <w:sz w:val="20"/>
+          <w:szCs w:val="20"/>
+        </w:rPr>
+        <w:t>To</w:t>
+      </w:r>
+      <w:r>
+        <w:rPr>
+          <w:color w:val="000000"/>
+          <w:sz w:val="20"/>
+          <w:szCs w:val="20"/>
+        </w:rPr>
+        <w:t xml:space="preserve"> enable the effective prediction of future elements, it is critical that input patterns are adequately distinct, thus enabling HTM to form strong representations</w:t>
+      </w:r>
+      <w:sdt>
+        <w:sdtPr>
+          <w:rPr>
+            <w:color w:val="000000"/>
+            <w:sz w:val="20"/>
+            <w:szCs w:val="20"/>
+          </w:rPr>
+          <w:id w:val="619108136"/>
+          <w:citation/>
+        </w:sdtPr>
+        <w:sdtContent>
+          <w:r>
+            <w:rPr>
+              <w:color w:val="000000"/>
+              <w:sz w:val="20"/>
+              <w:szCs w:val="20"/>
+            </w:rPr>
+            <w:fldChar w:fldCharType="begin"/>
+          </w:r>
+          <w:r>
+            <w:rPr>
+              <w:color w:val="000000"/>
+              <w:sz w:val="20"/>
+              <w:szCs w:val="20"/>
+            </w:rPr>
+            <w:instrText xml:space="preserve">CITATION Haw16 \l 1033 </w:instrText>
+          </w:r>
+          <w:r>
+            <w:rPr>
+              <w:color w:val="000000"/>
+              <w:sz w:val="20"/>
+              <w:szCs w:val="20"/>
+            </w:rPr>
+            <w:fldChar w:fldCharType="separate"/>
+          </w:r>
+          <w:r>
+            <w:rPr>
+              <w:noProof/>
+              <w:color w:val="000000"/>
+              <w:sz w:val="20"/>
+              <w:szCs w:val="20"/>
+            </w:rPr>
+            <w:t xml:space="preserve"> </w:t>
+          </w:r>
+          <w:r>
+            <w:rPr>
+              <w:noProof/>
+              <w:color w:val="000000"/>
+              <w:sz w:val="20"/>
+              <w:szCs w:val="20"/>
+            </w:rPr>
+            <w:t>[2]</w:t>
+          </w:r>
+          <w:r>
+            <w:rPr>
+              <w:color w:val="000000"/>
+              <w:sz w:val="20"/>
+              <w:szCs w:val="20"/>
+            </w:rPr>
+            <w:fldChar w:fldCharType="end"/>
+          </w:r>
+        </w:sdtContent>
+      </w:sdt>
+      <w:r>
+        <w:rPr>
+          <w:color w:val="000000"/>
+          <w:sz w:val="20"/>
+          <w:szCs w:val="20"/>
+        </w:rPr>
+        <w:t>.</w:t>
+      </w:r>
+    </w:p>
+    <w:p>
+      <w:pPr>
+        <w:pStyle w:val="NormalWeb"/>
+        <w:spacing w:before="0" w:beforeAutospacing="0" w:after="0" w:afterAutospacing="0"/>
+        <w:jc w:val="both"/>
+      </w:pPr>
     </w:p>
     <w:p>
       <w:pPr>
@@ -1912,13 +1036,7 @@
         <w:rPr>
           <w:color w:val="000000"/>
         </w:rPr>
-        <w:t xml:space="preserve">One of the fundamental challenges of artificial intelligence is devising an effective method of knowledge representation. Most methods in mainstream computer science are inadequate for representing common sense notions and their interrelations in a form that is readily </w:t>
-      </w:r>
-      <w:r>
-        <w:rPr>
-          <w:color w:val="000000"/>
-        </w:rPr>
-        <w:t>processable by computers. This difficulty stems from the fact that our understanding of the world is not organized into discrete, easily separable facts but rather as a complex network of interrelated ideas. Conventional data formats fall short in capturing these intricate and often ambiguous connections between concepts.</w:t>
+        <w:t>One of the fundamental challenges of artificial intelligence is devising an effective method of knowledge representation. Most methods in mainstream computer science are inadequate for representing common sense notions and their interrelations in a form that is readily processable by computers. This difficulty stems from the fact that our understanding of the world is not organized into discrete, easily separable facts but rather as a complex network of interrelated ideas. Conventional data formats fall short in capturing these intricate and often ambiguous connections between concepts.</w:t>
       </w:r>
       <w:r>
         <w:rPr>
@@ -2007,128 +1125,6 @@
           <w:rFonts w:eastAsia="Times New Roman"/>
         </w:rPr>
       </w:pPr>
-      <w:r>
-        <w:rPr>
-          <w:noProof/>
-        </w:rPr>
-        <w:drawing>
-          <wp:inline distT="0" distB="0" distL="0" distR="0" wp14:anchorId="5A7756D0" wp14:editId="3E0BD4E1">
-            <wp:extent cx="2923540" cy="1555750"/>
-            <wp:effectExtent l="0" t="0" r="0" b="6350"/>
-            <wp:docPr id="2" name="Picture 5"/>
-            <wp:cNvGraphicFramePr>
-              <a:graphicFrameLocks xmlns:a="http://schemas.openxmlformats.org/drawingml/2006/main" noChangeAspect="1"/>
-            </wp:cNvGraphicFramePr>
-            <a:graphic xmlns:a="http://schemas.openxmlformats.org/drawingml/2006/main">
-              <a:graphicData uri="http://schemas.openxmlformats.org/drawingml/2006/picture">
-                <pic:pic xmlns:pic="http://schemas.openxmlformats.org/drawingml/2006/picture">
-                  <pic:nvPicPr>
-                    <pic:cNvPr id="0" name="Picture 2"/>
-                    <pic:cNvPicPr>
-                      <a:picLocks noChangeAspect="1" noChangeArrowheads="1"/>
-                    </pic:cNvPicPr>
-                  </pic:nvPicPr>
-                  <pic:blipFill>
-                    <a:blip r:embed="rId16">
-                      <a:extLst>
-                        <a:ext uri="{28A0092B-C50C-407E-A947-70E740481C1C}">
-                          <a14:useLocalDpi xmlns:a14="http://schemas.microsoft.com/office/drawing/2010/main" val="0"/>
-                        </a:ext>
-                      </a:extLst>
-                    </a:blip>
-                    <a:srcRect/>
-                    <a:stretch>
-                      <a:fillRect/>
-                    </a:stretch>
-                  </pic:blipFill>
-                  <pic:spPr bwMode="auto">
-                    <a:xfrm>
-                      <a:off x="0" y="0"/>
-                      <a:ext cx="2933444" cy="1561020"/>
-                    </a:xfrm>
-                    <a:prstGeom prst="rect">
-                      <a:avLst/>
-                    </a:prstGeom>
-                    <a:noFill/>
-                    <a:ln>
-                      <a:noFill/>
-                    </a:ln>
-                  </pic:spPr>
-                </pic:pic>
-              </a:graphicData>
-            </a:graphic>
-          </wp:inline>
-        </w:drawing>
-      </w:r>
-      <w:r>
-        <w:rPr>
-          <w:rFonts w:eastAsia="Times New Roman"/>
-          <w:i/>
-          <w:iCs/>
-        </w:rPr>
-        <w:t>Fig.1: SDR Representation</w:t>
-      </w:r>
-      <w:sdt>
-        <w:sdtPr>
-          <w:rPr>
-            <w:rFonts w:eastAsia="Times New Roman"/>
-            <w:i/>
-            <w:iCs/>
-          </w:rPr>
-          <w:id w:val="-1003274201"/>
-          <w:citation/>
-        </w:sdtPr>
-        <w:sdtContent>
-          <w:r>
-            <w:rPr>
-              <w:rFonts w:eastAsia="Times New Roman"/>
-              <w:i/>
-              <w:iCs/>
-            </w:rPr>
-            <w:fldChar w:fldCharType="begin"/>
-          </w:r>
-          <w:r>
-            <w:rPr>
-              <w:rFonts w:eastAsia="Times New Roman"/>
-              <w:i/>
-              <w:iCs/>
-            </w:rPr>
-            <w:instrText xml:space="preserve"> CITATION ALa22 \l 1033 </w:instrText>
-          </w:r>
-          <w:r>
-            <w:rPr>
-              <w:rFonts w:eastAsia="Times New Roman"/>
-              <w:i/>
-              <w:iCs/>
-            </w:rPr>
-            <w:fldChar w:fldCharType="separate"/>
-          </w:r>
-          <w:r>
-            <w:rPr>
-              <w:rFonts w:eastAsia="Times New Roman"/>
-              <w:i/>
-              <w:iCs/>
-              <w:noProof/>
-            </w:rPr>
-            <w:t xml:space="preserve"> </w:t>
-          </w:r>
-          <w:r>
-            <w:rPr>
-              <w:rFonts w:eastAsia="Times New Roman"/>
-              <w:noProof/>
-            </w:rPr>
-            <w:t>[6]</w:t>
-          </w:r>
-          <w:r>
-            <w:rPr>
-              <w:rFonts w:eastAsia="Times New Roman"/>
-              <w:i/>
-              <w:iCs/>
-            </w:rPr>
-            <w:fldChar w:fldCharType="end"/>
-          </w:r>
-        </w:sdtContent>
-      </w:sdt>
     </w:p>
     <w:p>
       <w:pPr>
@@ -2239,7 +1235,7 @@
               <w:sz w:val="20"/>
               <w:szCs w:val="20"/>
             </w:rPr>
-            <w:t>[7]</w:t>
+            <w:t>[6]</w:t>
           </w:r>
           <w:r>
             <w:rPr>
@@ -2272,7 +1268,6 @@
         <w:rPr>
           <w:rFonts w:eastAsia="Times New Roman"/>
         </w:rPr>
-        <w:lastRenderedPageBreak/>
         <w:t>Memory</w:t>
       </w:r>
     </w:p>
@@ -2289,7 +1284,61 @@
           <w:rFonts w:eastAsia="Times New Roman"/>
           <w:noProof/>
         </w:rPr>
-        <w:t>Memory is often viewed as the brain's system for handling information both in terms of conscious (explicit) and unconscious (implicit) processing. It comprises distinct components such as a sensory processor, short-term (or working) memory, and long-term memory. This idea is connected to how neurons work, suggesting a complicated interaction between neurobiology and memory processes.</w:t>
+        <w:t>Memory is often viewed as the brain's system for handling information both in terms of conscious (explicit) and unconscious (implicit) processing. It comprises distinct components such as a sensory processor, short-term (or working) memory, and long-term memory. This idea is connected to how neurons work, suggesting a complicated interaction between neurobiology and memory processes</w:t>
+      </w:r>
+      <w:sdt>
+        <w:sdtPr>
+          <w:rPr>
+            <w:rFonts w:eastAsia="Times New Roman"/>
+            <w:noProof/>
+          </w:rPr>
+          <w:id w:val="-717126922"/>
+          <w:citation/>
+        </w:sdtPr>
+        <w:sdtContent>
+          <w:r>
+            <w:rPr>
+              <w:rFonts w:eastAsia="Times New Roman"/>
+              <w:noProof/>
+            </w:rPr>
+            <w:fldChar w:fldCharType="begin"/>
+          </w:r>
+          <w:r>
+            <w:rPr>
+              <w:rFonts w:eastAsia="Times New Roman"/>
+              <w:noProof/>
+            </w:rPr>
+            <w:instrText xml:space="preserve"> CITATION Kan98 \l 1033 </w:instrText>
+          </w:r>
+          <w:r>
+            <w:rPr>
+              <w:rFonts w:eastAsia="Times New Roman"/>
+              <w:noProof/>
+            </w:rPr>
+            <w:fldChar w:fldCharType="separate"/>
+          </w:r>
+          <w:r>
+            <w:rPr>
+              <w:rFonts w:eastAsia="Times New Roman"/>
+              <w:noProof/>
+            </w:rPr>
+            <w:t xml:space="preserve"> [5]</w:t>
+          </w:r>
+          <w:r>
+            <w:rPr>
+              <w:rFonts w:eastAsia="Times New Roman"/>
+              <w:noProof/>
+            </w:rPr>
+            <w:fldChar w:fldCharType="end"/>
+          </w:r>
+        </w:sdtContent>
+      </w:sdt>
+      <w:r>
+        <w:rPr>
+          <w:rFonts w:eastAsia="Times New Roman"/>
+          <w:noProof/>
+        </w:rPr>
+        <w:t>.</w:t>
       </w:r>
     </w:p>
     <w:p>
@@ -2385,7 +1434,7 @@
               <w:rFonts w:eastAsia="Times New Roman"/>
               <w:noProof/>
             </w:rPr>
-            <w:t xml:space="preserve"> [8]</w:t>
+            <w:t xml:space="preserve"> [7]</w:t>
           </w:r>
           <w:r>
             <w:rPr>
@@ -2439,6 +1488,7 @@
         <w:ind w:firstLine="720"/>
         <w:rPr>
           <w:rFonts w:eastAsia="Times New Roman"/>
+          <w:lang w:val="en-US"/>
         </w:rPr>
       </w:pPr>
       <w:r>
@@ -2480,16 +1530,175 @@
           <w:rFonts w:eastAsia="Times New Roman"/>
           <w:lang w:val="en-US"/>
         </w:rPr>
-        <w:t xml:space="preserve"> trained, and then a Temporal Memory module to learn sequential transitions, with a classifier mapping these states to specific predictions. The system processes test sequences character by character, contrasting the forthcoming predicted element with the actual one, calculating prediction accuracy, and maintaining detailed results in a report, thus demonstrating HTM's capacity for modeling and predicting complex sequential data</w:t>
-      </w:r>
+        <w:t xml:space="preserve"> trained, and then a Temporal Memory module to learn sequential transitions, with a classifier mapping these states to specific predictions. The system processes test sequences character by character, contrasting the forthcoming predicted </w:t>
+      </w:r>
+      <w:r>
+        <w:rPr>
+          <w:rFonts w:eastAsia="Times New Roman"/>
+          <w:lang w:val="en-US"/>
+        </w:rPr>
+        <w:lastRenderedPageBreak/>
+        <w:t>element with the actual one, calculating prediction accuracy, and maintaining detailed results in a report, thus demonstrating HTM's capacity for modeling and predicting complex sequential data</w:t>
+      </w:r>
+      <w:r>
+        <w:rPr>
+          <w:rFonts w:eastAsia="Times New Roman"/>
+          <w:lang w:val="en-US"/>
+        </w:rPr>
+        <w:t xml:space="preserve">. </w:t>
+      </w:r>
+    </w:p>
+    <w:p>
+      <w:pPr>
+        <w:pStyle w:val="BodyText"/>
+        <w:ind w:firstLine="0"/>
+        <w:rPr>
+          <w:rFonts w:eastAsia="Times New Roman"/>
+        </w:rPr>
+      </w:pPr>
+      <w:r>
+        <w:rPr>
+          <w:rFonts w:eastAsia="Times New Roman"/>
+        </w:rPr>
+        <w:t xml:space="preserve">Figure </w:t>
+      </w:r>
+      <w:r>
+        <w:rPr>
+          <w:rFonts w:eastAsia="Times New Roman"/>
+        </w:rPr>
+        <w:t>1</w:t>
+      </w:r>
+      <w:r>
+        <w:rPr>
+          <w:rFonts w:eastAsia="Times New Roman"/>
+        </w:rPr>
+        <w:t xml:space="preserve"> shows the flow chart how this complete experiment and accuracy is calculated</w:t>
+      </w:r>
+    </w:p>
+    <w:p>
+      <w:pPr>
+        <w:pStyle w:val="NormalWeb"/>
+        <w:spacing w:after="0" w:afterAutospacing="0"/>
+        <w:jc w:val="center"/>
+      </w:pPr>
+      <w:r>
+        <w:rPr>
+          <w:noProof/>
+        </w:rPr>
+        <w:drawing>
+          <wp:inline distT="0" distB="0" distL="0" distR="0" wp14:anchorId="2ACDC2DB" wp14:editId="07293A2F">
+            <wp:extent cx="2953673" cy="3840480"/>
+            <wp:effectExtent l="0" t="0" r="0" b="7620"/>
+            <wp:docPr id="756755430" name="Picture 6" descr="A diagram of a flowchart&#10;&#10;AI-generated content may be incorrect."/>
+            <wp:cNvGraphicFramePr>
+              <a:graphicFrameLocks xmlns:a="http://schemas.openxmlformats.org/drawingml/2006/main" noChangeAspect="1"/>
+            </wp:cNvGraphicFramePr>
+            <a:graphic xmlns:a="http://schemas.openxmlformats.org/drawingml/2006/main">
+              <a:graphicData uri="http://schemas.openxmlformats.org/drawingml/2006/picture">
+                <pic:pic xmlns:pic="http://schemas.openxmlformats.org/drawingml/2006/picture">
+                  <pic:nvPicPr>
+                    <pic:cNvPr id="756755430" name="Picture 6" descr="A diagram of a flowchart&#10;&#10;AI-generated content may be incorrect."/>
+                    <pic:cNvPicPr>
+                      <a:picLocks noChangeAspect="1" noChangeArrowheads="1"/>
+                    </pic:cNvPicPr>
+                  </pic:nvPicPr>
+                  <pic:blipFill>
+                    <a:blip r:embed="rId16" cstate="print">
+                      <a:extLst>
+                        <a:ext uri="{28A0092B-C50C-407E-A947-70E740481C1C}">
+                          <a14:useLocalDpi xmlns:a14="http://schemas.microsoft.com/office/drawing/2010/main" val="0"/>
+                        </a:ext>
+                      </a:extLst>
+                    </a:blip>
+                    <a:srcRect/>
+                    <a:stretch>
+                      <a:fillRect/>
+                    </a:stretch>
+                  </pic:blipFill>
+                  <pic:spPr bwMode="auto">
+                    <a:xfrm>
+                      <a:off x="0" y="0"/>
+                      <a:ext cx="2985349" cy="3881666"/>
+                    </a:xfrm>
+                    <a:prstGeom prst="rect">
+                      <a:avLst/>
+                    </a:prstGeom>
+                    <a:noFill/>
+                    <a:ln>
+                      <a:noFill/>
+                    </a:ln>
+                  </pic:spPr>
+                </pic:pic>
+              </a:graphicData>
+            </a:graphic>
+          </wp:inline>
+        </w:drawing>
+      </w:r>
+    </w:p>
+    <w:p>
+      <w:pPr>
+        <w:jc w:val="both"/>
+        <w:rPr>
+          <w:rFonts w:eastAsia="Times New Roman"/>
+          <w:noProof/>
+        </w:rPr>
+      </w:pPr>
+      <w:r>
+        <w:t>Fig.</w:t>
+      </w:r>
+      <w:r>
+        <w:t>1</w:t>
+      </w:r>
+      <w:r>
+        <w:t>: Flow chart for Multi Sequence Learning Experiment</w:t>
+      </w:r>
+      <w:r>
+        <w:rPr>
+          <w:rFonts w:eastAsia="Times New Roman"/>
+          <w:noProof/>
+        </w:rPr>
+        <w:t xml:space="preserve">  </w:t>
+      </w:r>
+    </w:p>
+    <w:p>
+      <w:pPr>
+        <w:pStyle w:val="BodyText"/>
+        <w:spacing w:line="240" w:lineRule="auto"/>
+        <w:ind w:firstLine="720"/>
+        <w:rPr>
+          <w:rFonts w:eastAsia="Times New Roman"/>
+          <w:lang w:val="en-US"/>
+        </w:rPr>
+      </w:pPr>
     </w:p>
     <w:p>
       <w:pPr>
         <w:pStyle w:val="Heading2"/>
+        <w:numPr>
+          <w:ilvl w:val="0"/>
+          <w:numId w:val="0"/>
+        </w:numPr>
+        <w:ind w:left="288" w:hanging="288"/>
         <w:rPr>
           <w:rFonts w:eastAsia="Times New Roman"/>
-        </w:rPr>
-      </w:pPr>
+          <w:i w:val="0"/>
+          <w:iCs w:val="0"/>
+        </w:rPr>
+      </w:pPr>
+      <w:r>
+        <w:rPr>
+          <w:rFonts w:eastAsia="Times New Roman"/>
+          <w:i w:val="0"/>
+          <w:iCs w:val="0"/>
+        </w:rPr>
+        <w:t>A.</w:t>
+      </w:r>
+      <w:r>
+        <w:rPr>
+          <w:rFonts w:eastAsia="Times New Roman"/>
+        </w:rPr>
+        <w:t xml:space="preserve"> </w:t>
+      </w:r>
       <w:r>
         <w:rPr>
           <w:rFonts w:eastAsia="Times New Roman"/>
@@ -2567,7 +1776,43 @@
         <w:rPr>
           <w:rFonts w:eastAsia="Calibri"/>
         </w:rPr>
-        <w:t>. Figure 0-0 shows the testing and training data sets for power consumption prediction.</w:t>
+        <w:t xml:space="preserve">. Figure </w:t>
+      </w:r>
+      <w:r>
+        <w:rPr>
+          <w:rFonts w:eastAsia="Calibri"/>
+        </w:rPr>
+        <w:t>2</w:t>
+      </w:r>
+      <w:r>
+        <w:rPr>
+          <w:rFonts w:eastAsia="Calibri"/>
+        </w:rPr>
+        <w:t>-</w:t>
+      </w:r>
+      <w:r>
+        <w:rPr>
+          <w:rFonts w:eastAsia="Calibri"/>
+        </w:rPr>
+        <w:t>5</w:t>
+      </w:r>
+      <w:r>
+        <w:rPr>
+          <w:rFonts w:eastAsia="Calibri"/>
+        </w:rPr>
+        <w:t xml:space="preserve"> shows the testing and training data sets for </w:t>
+      </w:r>
+      <w:r>
+        <w:rPr>
+          <w:rFonts w:eastAsia="Calibri"/>
+        </w:rPr>
+        <w:t>both scenarios</w:t>
+      </w:r>
+      <w:r>
+        <w:rPr>
+          <w:rFonts w:eastAsia="Calibri"/>
+        </w:rPr>
+        <w:t>.</w:t>
       </w:r>
     </w:p>
     <w:p>
@@ -2649,32 +1894,26 @@
       <w:r>
         <w:rPr>
           <w:rFonts w:eastAsia="Calibri"/>
-          <w:i/>
-          <w:iCs/>
-        </w:rPr>
-        <w:t>Fig:</w:t>
+        </w:rPr>
+        <w:t>Fig</w:t>
       </w:r>
       <w:r>
         <w:rPr>
           <w:rFonts w:eastAsia="Calibri"/>
-          <w:i/>
-          <w:iCs/>
+        </w:rPr>
+        <w:t>.</w:t>
+      </w:r>
+      <w:r>
+        <w:rPr>
+          <w:rFonts w:eastAsia="Calibri"/>
         </w:rPr>
         <w:t>2</w:t>
       </w:r>
       <w:r>
         <w:rPr>
           <w:rFonts w:eastAsia="Calibri"/>
-          <w:i/>
-          <w:iCs/>
-        </w:rPr>
-        <w:t xml:space="preserve"> Training dataset for power consumption scenario</w:t>
-      </w:r>
-      <w:r>
-        <w:rPr>
-          <w:rFonts w:eastAsia="Calibri"/>
-        </w:rPr>
-        <w:t>.</w:t>
+        </w:rPr>
+        <w:t>: Training dataset for power consumption scenario.</w:t>
       </w:r>
     </w:p>
     <w:p>
@@ -2749,14 +1988,16 @@
     </w:p>
     <w:p>
       <w:r>
-        <w:rPr>
-          <w:i/>
-          <w:iCs/>
-        </w:rPr>
-        <w:t>Fig:3 Training dataset for cancer prediction scenario</w:t>
+        <w:t>Fig</w:t>
       </w:r>
       <w:r>
         <w:t>.</w:t>
+      </w:r>
+      <w:r>
+        <w:t>3</w:t>
+      </w:r>
+      <w:r>
+        <w:t>: Training dataset for cancer prediction scenario.</w:t>
       </w:r>
     </w:p>
     <w:p/>
@@ -2817,14 +2058,13 @@
     </w:p>
     <w:p>
       <w:r>
-        <w:rPr>
-          <w:i/>
-          <w:iCs/>
-        </w:rPr>
-        <w:t>Fig:3 Test dataset for power consumption scenario</w:t>
-      </w:r>
-      <w:r>
-        <w:t>.</w:t>
+        <w:t>Fig</w:t>
+      </w:r>
+      <w:r>
+        <w:t>.4</w:t>
+      </w:r>
+      <w:r>
+        <w:t>: Test dataset for power consumption scenario.</w:t>
       </w:r>
     </w:p>
     <w:p/>
@@ -2885,20 +2125,23 @@
     </w:p>
     <w:p>
       <w:r>
-        <w:rPr>
-          <w:i/>
-          <w:iCs/>
-        </w:rPr>
-        <w:t>Fig:3 Test dataset for cancer prediction scenario</w:t>
-      </w:r>
-      <w:r>
-        <w:t>.</w:t>
+        <w:t>Fig</w:t>
+      </w:r>
+      <w:r>
+        <w:t>.5</w:t>
+      </w:r>
+      <w:r>
+        <w:t>: Test dataset for cancer prediction scenario.</w:t>
       </w:r>
     </w:p>
     <w:p/>
     <w:p>
       <w:pPr>
         <w:pStyle w:val="Heading2"/>
+        <w:numPr>
+          <w:ilvl w:val="1"/>
+          <w:numId w:val="32"/>
+        </w:numPr>
         <w:rPr>
           <w:rFonts w:eastAsia="Times New Roman"/>
         </w:rPr>
@@ -2924,7 +2167,7 @@
           <w:rFonts w:eastAsia="Times New Roman"/>
           <w:noProof/>
         </w:rPr>
-        <w:t xml:space="preserve">In HTM systems, the role of the encoder is to transform raw input data numeric values, categorical data, or otherwise into Sparse Distributed Representations (SDRs), which are high-dimensional binary vectors with a small percentage of active (1) bits out of a large number of inactive (0) bits. This </w:t>
+        <w:t xml:space="preserve">In HTM systems, the role of the encoder is to transform raw input data numeric values, categorical data, or otherwise into Sparse Distributed Representations (SDRs), which are high-dimensional binary vectors with a small percentage of active (1) bits out of a large number of inactive (0) bits. This transformation is valuable as the HTM network processes SDRs exclusively, not merely normalizing the input form but also semantic relations encoding: similar inputs in the semantic sense result in SDRs that are highly overlapping in </w:t>
       </w:r>
       <w:r>
         <w:rPr>
@@ -2932,96 +2175,10 @@
           <w:noProof/>
         </w:rPr>
         <w:lastRenderedPageBreak/>
-        <w:t>transformation is valuable as the HTM network processes SDRs exclusively, not merely normalizing the input form but also semantic relations encoding: similar inputs in the semantic sense result in SDRs that are highly overlapping in their active bits, making the network pattern detection and prediction feasible from partial similarity. The scalar encoder, which is the primary encoder of the HTM system, accomplishes this by mapping continuous scalar inputs into a fixed-length binary vector through a process of dividing the input range into overlapping buckets, with each bucket setting a specific set of bits. This method guarantees determinism any identical input will always produce the same SDR and provides a consistent dimensionality for all encoded outputs, which is important for effective pattern matching and learning within the HTM architecture. In addition, parameters like the total number of bits, the number of active bits, and overlap between successive buckets need to be fine-tuned in a very subtle balance between sensitivity and generalization so that the network can discriminate strongly between close but different inputs and, at the same time, recognize underlying trends and sequences.</w:t>
-      </w:r>
-    </w:p>
-    <w:p>
-      <w:r>
-        <w:rPr>
-          <w:noProof/>
-          <w:color w:val="000000"/>
-          <w:bdr w:val="none" w:sz="0" w:space="0" w:color="auto" w:frame="1"/>
-        </w:rPr>
-        <w:drawing>
-          <wp:inline distT="0" distB="0" distL="0" distR="0" wp14:anchorId="52313746" wp14:editId="6E7A3417">
-            <wp:extent cx="3089910" cy="1209040"/>
-            <wp:effectExtent l="0" t="0" r="0" b="0"/>
-            <wp:docPr id="876781365" name="Picture 9" descr="A diagram of a computer&#10;&#10;AI-generated content may be incorrect."/>
-            <wp:cNvGraphicFramePr>
-              <a:graphicFrameLocks xmlns:a="http://schemas.openxmlformats.org/drawingml/2006/main" noChangeAspect="1"/>
-            </wp:cNvGraphicFramePr>
-            <a:graphic xmlns:a="http://schemas.openxmlformats.org/drawingml/2006/main">
-              <a:graphicData uri="http://schemas.openxmlformats.org/drawingml/2006/picture">
-                <pic:pic xmlns:pic="http://schemas.openxmlformats.org/drawingml/2006/picture">
-                  <pic:nvPicPr>
-                    <pic:cNvPr id="876781365" name="Picture 9" descr="A diagram of a computer&#10;&#10;AI-generated content may be incorrect."/>
-                    <pic:cNvPicPr>
-                      <a:picLocks noChangeAspect="1" noChangeArrowheads="1"/>
-                    </pic:cNvPicPr>
-                  </pic:nvPicPr>
-                  <pic:blipFill>
-                    <a:blip r:embed="rId21">
-                      <a:extLst>
-                        <a:ext uri="{28A0092B-C50C-407E-A947-70E740481C1C}">
-                          <a14:useLocalDpi xmlns:a14="http://schemas.microsoft.com/office/drawing/2010/main" val="0"/>
-                        </a:ext>
-                      </a:extLst>
-                    </a:blip>
-                    <a:srcRect/>
-                    <a:stretch>
-                      <a:fillRect/>
-                    </a:stretch>
-                  </pic:blipFill>
-                  <pic:spPr bwMode="auto">
-                    <a:xfrm>
-                      <a:off x="0" y="0"/>
-                      <a:ext cx="3089910" cy="1209040"/>
-                    </a:xfrm>
-                    <a:prstGeom prst="rect">
-                      <a:avLst/>
-                    </a:prstGeom>
-                    <a:noFill/>
-                    <a:ln>
-                      <a:noFill/>
-                    </a:ln>
-                  </pic:spPr>
-                </pic:pic>
-              </a:graphicData>
-            </a:graphic>
-          </wp:inline>
-        </w:drawing>
-      </w:r>
-    </w:p>
-    <w:p>
-      <w:r>
-        <w:rPr>
-          <w:i/>
-          <w:iCs/>
-        </w:rPr>
-        <w:t>Fig.</w:t>
-      </w:r>
-      <w:r>
-        <w:rPr>
-          <w:i/>
-          <w:iCs/>
-        </w:rPr>
-        <w:t>5</w:t>
-      </w:r>
-      <w:r>
-        <w:rPr>
-          <w:i/>
-          <w:iCs/>
-        </w:rPr>
-        <w:t xml:space="preserve">: Digital </w:t>
-      </w:r>
-      <w:r>
-        <w:rPr>
-          <w:i/>
-          <w:iCs/>
-        </w:rPr>
-        <w:t>Encoder</w:t>
-      </w:r>
-    </w:p>
+        <w:t>their active bits, making the network pattern detection and prediction feasible from partial similarity. The scalar encoder, which is the primary encoder of the HTM system, accomplishes this by mapping continuous scalar inputs into a fixed-length binary vector through a process of dividing the input range into overlapping buckets, with each bucket setting a specific set of bits. This method guarantees determinism any identical input will always produce the same SDR and provides a consistent dimensionality for all encoded outputs, which is important for effective pattern matching and learning within the HTM architecture. In addition, parameters like the total number of bits, the number of active bits, and overlap between successive buckets need to be fine-tuned in a very subtle balance between sensitivity and generalization so that the network can discriminate strongly between close but different inputs and, at the same time, recognize underlying trends and sequences.</w:t>
+      </w:r>
+    </w:p>
+    <w:p/>
     <w:p>
       <w:pPr>
         <w:pStyle w:val="Heading2"/>
@@ -3049,209 +2206,974 @@
     </w:p>
     <w:p>
       <w:pPr>
+        <w:pStyle w:val="Heading2"/>
+        <w:rPr>
+          <w:rFonts w:eastAsia="Times New Roman"/>
+        </w:rPr>
+      </w:pPr>
+      <w:r>
+        <w:rPr>
+          <w:rFonts w:eastAsia="Times New Roman"/>
+        </w:rPr>
+        <w:t>Temporal Memory</w:t>
+      </w:r>
+    </w:p>
+    <w:p>
+      <w:pPr>
+        <w:ind w:firstLine="288"/>
         <w:jc w:val="both"/>
         <w:rPr>
           <w:rFonts w:eastAsia="Times New Roman"/>
           <w:noProof/>
         </w:rPr>
       </w:pPr>
-    </w:p>
-    <w:p>
-      <w:pPr>
-        <w:jc w:val="both"/>
+      <w:r>
         <w:rPr>
           <w:rFonts w:eastAsia="Times New Roman"/>
           <w:noProof/>
         </w:rPr>
-      </w:pPr>
-    </w:p>
-    <w:p>
-      <w:pPr>
-        <w:rPr>
-          <w:rFonts w:eastAsia="Times New Roman"/>
-          <w:i/>
-          <w:iCs/>
-          <w:noProof/>
-        </w:rPr>
-      </w:pPr>
-      <w:r>
-        <w:rPr>
-          <w:noProof/>
-        </w:rPr>
-        <w:drawing>
-          <wp:inline distT="0" distB="0" distL="0" distR="0" wp14:anchorId="42B513A9" wp14:editId="69C1367F">
-            <wp:extent cx="2329733" cy="1740577"/>
-            <wp:effectExtent l="0" t="0" r="0" b="0"/>
-            <wp:docPr id="5" name="Picture 2046913159"/>
-            <wp:cNvGraphicFramePr>
-              <a:graphicFrameLocks xmlns:a="http://schemas.openxmlformats.org/drawingml/2006/main" noChangeAspect="1"/>
-            </wp:cNvGraphicFramePr>
-            <a:graphic xmlns:a="http://schemas.openxmlformats.org/drawingml/2006/main">
-              <a:graphicData uri="http://schemas.openxmlformats.org/drawingml/2006/picture">
-                <pic:pic xmlns:pic="http://schemas.openxmlformats.org/drawingml/2006/picture">
-                  <pic:nvPicPr>
-                    <pic:cNvPr id="0" name="Picture 2046913159"/>
-                    <pic:cNvPicPr>
-                      <a:picLocks noChangeAspect="1" noChangeArrowheads="1"/>
-                    </pic:cNvPicPr>
-                  </pic:nvPicPr>
-                  <pic:blipFill>
-                    <a:blip r:embed="rId22" cstate="print">
-                      <a:extLst>
-                        <a:ext uri="{28A0092B-C50C-407E-A947-70E740481C1C}">
-                          <a14:useLocalDpi xmlns:a14="http://schemas.microsoft.com/office/drawing/2010/main" val="0"/>
-                        </a:ext>
-                      </a:extLst>
-                    </a:blip>
-                    <a:srcRect/>
-                    <a:stretch>
-                      <a:fillRect/>
-                    </a:stretch>
-                  </pic:blipFill>
-                  <pic:spPr bwMode="auto">
-                    <a:xfrm>
-                      <a:off x="0" y="0"/>
-                      <a:ext cx="2371039" cy="1771437"/>
-                    </a:xfrm>
-                    <a:prstGeom prst="rect">
-                      <a:avLst/>
-                    </a:prstGeom>
-                    <a:noFill/>
-                    <a:ln>
-                      <a:noFill/>
-                    </a:ln>
-                  </pic:spPr>
-                </pic:pic>
-              </a:graphicData>
-            </a:graphic>
-          </wp:inline>
-        </w:drawing>
-      </w:r>
-    </w:p>
-    <w:p>
-      <w:pPr>
+        <w:t xml:space="preserve">Hierarchical Temporal Memory (HTM) emulates neocortical processing by first converting raw input data into Sparse Distributed Representations (SDRs) using an encoder, typically a scalar encoder, which maps similar inputs to overlapping high-dimensional binary vectors. These SDRs are then fed into the Spatial Pooler, the network's initial layer, where each column computes an overlap score based on its synaptic connections to the active bits in the SDR. Through a competitive inhibition mechanism, only a fixed percentage of columns become active, ensuring consistent sparsity and effectively normalizing the input while preserving its semantic features. Building on this spatial representation, the Temporal Memory module captures the dynamic, sequential aspects of the data by forming hierarchical connections across multiple dendritic segments. This allows neurons to learn sequences, enter predictive states when recognizing familiar </w:t>
+      </w:r>
+      <w:r>
         <w:rPr>
           <w:rFonts w:eastAsia="Times New Roman"/>
           <w:noProof/>
         </w:rPr>
-      </w:pPr>
+        <w:t>patterns, and handle multiple potential future outcomes simultaneously. By integrating these spatial and temporal processes, HTM not only generates accurate predictions based on historical patterns but also adapts to new data, making it particularly effective for applications like natural language processing, anomaly detection, and sensor data analysis.</w:t>
+      </w:r>
       <w:r>
         <w:rPr>
           <w:rFonts w:eastAsia="Times New Roman"/>
-          <w:i/>
-          <w:iCs/>
           <w:noProof/>
         </w:rPr>
-        <w:t>F</w:t>
-      </w:r>
-      <w:r>
-        <w:rPr>
-          <w:rFonts w:eastAsia="Times New Roman"/>
-          <w:i/>
-          <w:iCs/>
-          <w:noProof/>
-        </w:rPr>
-        <w:t>ig.</w:t>
-      </w:r>
-      <w:r>
-        <w:rPr>
-          <w:rFonts w:eastAsia="Times New Roman"/>
-          <w:i/>
-          <w:iCs/>
-          <w:noProof/>
-        </w:rPr>
-        <w:t>6</w:t>
-      </w:r>
-      <w:r>
-        <w:rPr>
-          <w:rFonts w:eastAsia="Times New Roman"/>
-          <w:i/>
-          <w:iCs/>
-          <w:noProof/>
-        </w:rPr>
-        <w:t>: Spatial pooler-algorithm</w:t>
-      </w:r>
-      <w:sdt>
-        <w:sdtPr>
-          <w:rPr>
-            <w:rFonts w:eastAsia="Times New Roman"/>
-            <w:i/>
-            <w:iCs/>
-            <w:noProof/>
-          </w:rPr>
-          <w:id w:val="-5602282"/>
-          <w:citation/>
-        </w:sdtPr>
-        <w:sdtContent>
-          <w:r>
-            <w:rPr>
-              <w:rFonts w:eastAsia="Times New Roman"/>
-              <w:i/>
-              <w:iCs/>
-              <w:noProof/>
-            </w:rPr>
-            <w:fldChar w:fldCharType="begin"/>
-          </w:r>
-          <w:r>
-            <w:rPr>
-              <w:rFonts w:eastAsia="Times New Roman"/>
-              <w:i/>
-              <w:iCs/>
-              <w:noProof/>
-            </w:rPr>
-            <w:instrText xml:space="preserve"> CITATION shi24 \l 1033 </w:instrText>
-          </w:r>
-          <w:r>
-            <w:rPr>
-              <w:rFonts w:eastAsia="Times New Roman"/>
-              <w:i/>
-              <w:iCs/>
-              <w:noProof/>
-            </w:rPr>
-            <w:fldChar w:fldCharType="separate"/>
-          </w:r>
-          <w:r>
-            <w:rPr>
-              <w:rFonts w:eastAsia="Times New Roman"/>
-              <w:i/>
-              <w:iCs/>
-              <w:noProof/>
-            </w:rPr>
-            <w:t xml:space="preserve"> </w:t>
-          </w:r>
-          <w:r>
-            <w:rPr>
-              <w:rFonts w:eastAsia="Times New Roman"/>
-              <w:noProof/>
-            </w:rPr>
-            <w:t>[9]</w:t>
-          </w:r>
-          <w:r>
-            <w:rPr>
-              <w:rFonts w:eastAsia="Times New Roman"/>
-              <w:i/>
-              <w:iCs/>
-              <w:noProof/>
-            </w:rPr>
-            <w:fldChar w:fldCharType="end"/>
-          </w:r>
-        </w:sdtContent>
-      </w:sdt>
-    </w:p>
-    <w:p>
-      <w:pPr>
-        <w:pStyle w:val="Heading2"/>
-        <w:rPr>
-          <w:rFonts w:eastAsia="Times New Roman"/>
-        </w:rPr>
-      </w:pPr>
-      <w:r>
-        <w:rPr>
-          <w:rFonts w:eastAsia="Times New Roman"/>
-        </w:rPr>
-        <w:t>Temporal Memory</w:t>
-      </w:r>
-    </w:p>
+        <w:t xml:space="preserve">  </w:t>
+      </w:r>
+    </w:p>
+    <w:tbl>
+      <w:tblPr>
+        <w:tblpPr w:leftFromText="180" w:rightFromText="180" w:vertAnchor="text" w:horzAnchor="margin" w:tblpXSpec="right" w:tblpY="90"/>
+        <w:tblW w:w="4945" w:type="dxa"/>
+        <w:tblBorders>
+          <w:top w:val="single" w:sz="4" w:space="0" w:color="auto"/>
+          <w:left w:val="single" w:sz="4" w:space="0" w:color="auto"/>
+          <w:bottom w:val="single" w:sz="4" w:space="0" w:color="auto"/>
+          <w:right w:val="single" w:sz="4" w:space="0" w:color="auto"/>
+          <w:insideH w:val="single" w:sz="4" w:space="0" w:color="auto"/>
+          <w:insideV w:val="single" w:sz="4" w:space="0" w:color="auto"/>
+        </w:tblBorders>
+        <w:tblLayout w:type="fixed"/>
+        <w:tblLook w:val="04A0" w:firstRow="1" w:lastRow="0" w:firstColumn="1" w:lastColumn="0" w:noHBand="0" w:noVBand="1"/>
+      </w:tblPr>
+      <w:tblGrid>
+        <w:gridCol w:w="2155"/>
+        <w:gridCol w:w="1440"/>
+        <w:gridCol w:w="1350"/>
+      </w:tblGrid>
+      <w:tr>
+        <w:tc>
+          <w:tcPr>
+            <w:tcW w:w="2155" w:type="dxa"/>
+            <w:shd w:val="clear" w:color="auto" w:fill="BDD6EE"/>
+          </w:tcPr>
+          <w:p>
+            <w:pPr>
+              <w:jc w:val="left"/>
+            </w:pPr>
+            <w:r>
+              <w:rPr>
+                <w:b/>
+                <w:bCs/>
+              </w:rPr>
+              <w:t>Parameters</w:t>
+            </w:r>
+          </w:p>
+        </w:tc>
+        <w:tc>
+          <w:tcPr>
+            <w:tcW w:w="1440" w:type="dxa"/>
+            <w:shd w:val="clear" w:color="auto" w:fill="BDD6EE"/>
+          </w:tcPr>
+          <w:p>
+            <w:pPr>
+              <w:jc w:val="left"/>
+              <w:rPr>
+                <w:b/>
+                <w:bCs/>
+              </w:rPr>
+            </w:pPr>
+            <w:r>
+              <w:rPr>
+                <w:b/>
+                <w:bCs/>
+              </w:rPr>
+              <w:t>Power</w:t>
+            </w:r>
+          </w:p>
+          <w:p>
+            <w:pPr>
+              <w:jc w:val="left"/>
+              <w:rPr>
+                <w:b/>
+                <w:bCs/>
+              </w:rPr>
+            </w:pPr>
+            <w:r>
+              <w:rPr>
+                <w:b/>
+                <w:bCs/>
+              </w:rPr>
+              <w:t>Consumption</w:t>
+            </w:r>
+          </w:p>
+        </w:tc>
+        <w:tc>
+          <w:tcPr>
+            <w:tcW w:w="1350" w:type="dxa"/>
+            <w:shd w:val="clear" w:color="auto" w:fill="BDD6EE"/>
+          </w:tcPr>
+          <w:p>
+            <w:pPr>
+              <w:jc w:val="left"/>
+            </w:pPr>
+            <w:r>
+              <w:rPr>
+                <w:b/>
+                <w:bCs/>
+              </w:rPr>
+              <w:t>Cancer prediction</w:t>
+            </w:r>
+          </w:p>
+        </w:tc>
+      </w:tr>
+      <w:tr>
+        <w:tc>
+          <w:tcPr>
+            <w:tcW w:w="2155" w:type="dxa"/>
+            <w:shd w:val="clear" w:color="auto" w:fill="E2EFD9"/>
+          </w:tcPr>
+          <w:p>
+            <w:pPr>
+              <w:jc w:val="left"/>
+              <w:rPr>
+                <w:color w:val="000000"/>
+                <w:lang w:val="en-IN" w:eastAsia="ja-JP"/>
+              </w:rPr>
+            </w:pPr>
+            <w:r>
+              <w:rPr>
+                <w:color w:val="000000"/>
+                <w:lang w:val="en-IN" w:eastAsia="ja-JP"/>
+              </w:rPr>
+              <w:t>inputBits</w:t>
+            </w:r>
+          </w:p>
+        </w:tc>
+        <w:tc>
+          <w:tcPr>
+            <w:tcW w:w="1440" w:type="dxa"/>
+            <w:shd w:val="clear" w:color="auto" w:fill="E2EFD9"/>
+          </w:tcPr>
+          <w:p>
+            <w:pPr>
+              <w:jc w:val="left"/>
+            </w:pPr>
+            <w:r>
+              <w:t>100</w:t>
+            </w:r>
+          </w:p>
+        </w:tc>
+        <w:tc>
+          <w:tcPr>
+            <w:tcW w:w="1350" w:type="dxa"/>
+            <w:shd w:val="clear" w:color="auto" w:fill="E2EFD9"/>
+          </w:tcPr>
+          <w:p>
+            <w:pPr>
+              <w:jc w:val="left"/>
+            </w:pPr>
+            <w:r>
+              <w:t>100</w:t>
+            </w:r>
+          </w:p>
+        </w:tc>
+      </w:tr>
+      <w:tr>
+        <w:tc>
+          <w:tcPr>
+            <w:tcW w:w="2155" w:type="dxa"/>
+            <w:shd w:val="clear" w:color="auto" w:fill="E2EFD9"/>
+          </w:tcPr>
+          <w:p>
+            <w:pPr>
+              <w:jc w:val="left"/>
+              <w:rPr>
+                <w:color w:val="000000"/>
+                <w:lang w:val="en-IN" w:eastAsia="ja-JP"/>
+              </w:rPr>
+            </w:pPr>
+            <w:r>
+              <w:rPr>
+                <w:color w:val="000000"/>
+                <w:lang w:val="en-IN" w:eastAsia="ja-JP"/>
+              </w:rPr>
+              <w:t>numColumns</w:t>
+            </w:r>
+          </w:p>
+        </w:tc>
+        <w:tc>
+          <w:tcPr>
+            <w:tcW w:w="1440" w:type="dxa"/>
+            <w:shd w:val="clear" w:color="auto" w:fill="E2EFD9"/>
+          </w:tcPr>
+          <w:p>
+            <w:pPr>
+              <w:jc w:val="left"/>
+            </w:pPr>
+            <w:r>
+              <w:t>1024</w:t>
+            </w:r>
+          </w:p>
+        </w:tc>
+        <w:tc>
+          <w:tcPr>
+            <w:tcW w:w="1350" w:type="dxa"/>
+            <w:shd w:val="clear" w:color="auto" w:fill="E2EFD9"/>
+          </w:tcPr>
+          <w:p>
+            <w:pPr>
+              <w:jc w:val="left"/>
+            </w:pPr>
+            <w:r>
+              <w:t>1024</w:t>
+            </w:r>
+          </w:p>
+        </w:tc>
+      </w:tr>
+      <w:tr>
+        <w:tc>
+          <w:tcPr>
+            <w:tcW w:w="2155" w:type="dxa"/>
+            <w:shd w:val="clear" w:color="auto" w:fill="E2EFD9"/>
+          </w:tcPr>
+          <w:p>
+            <w:pPr>
+              <w:jc w:val="left"/>
+            </w:pPr>
+            <w:r>
+              <w:rPr>
+                <w:color w:val="000000"/>
+                <w:lang w:val="en-IN" w:eastAsia="ja-JP"/>
+              </w:rPr>
+              <w:t>CellsPerColumn</w:t>
+            </w:r>
+          </w:p>
+        </w:tc>
+        <w:tc>
+          <w:tcPr>
+            <w:tcW w:w="1440" w:type="dxa"/>
+            <w:shd w:val="clear" w:color="auto" w:fill="E2EFD9"/>
+          </w:tcPr>
+          <w:p>
+            <w:pPr>
+              <w:jc w:val="left"/>
+            </w:pPr>
+            <w:r>
+              <w:t>32</w:t>
+            </w:r>
+          </w:p>
+        </w:tc>
+        <w:tc>
+          <w:tcPr>
+            <w:tcW w:w="1350" w:type="dxa"/>
+            <w:shd w:val="clear" w:color="auto" w:fill="E2EFD9"/>
+          </w:tcPr>
+          <w:p>
+            <w:pPr>
+              <w:jc w:val="left"/>
+            </w:pPr>
+            <w:r>
+              <w:t>25</w:t>
+            </w:r>
+          </w:p>
+        </w:tc>
+      </w:tr>
+      <w:tr>
+        <w:tc>
+          <w:tcPr>
+            <w:tcW w:w="2155" w:type="dxa"/>
+            <w:shd w:val="clear" w:color="auto" w:fill="E2EFD9"/>
+          </w:tcPr>
+          <w:p>
+            <w:pPr>
+              <w:jc w:val="left"/>
+            </w:pPr>
+            <w:r>
+              <w:rPr>
+                <w:color w:val="000000"/>
+                <w:lang w:val="en-IN" w:eastAsia="ja-JP"/>
+              </w:rPr>
+              <w:t>GlobalInhibition</w:t>
+            </w:r>
+          </w:p>
+        </w:tc>
+        <w:tc>
+          <w:tcPr>
+            <w:tcW w:w="1440" w:type="dxa"/>
+            <w:shd w:val="clear" w:color="auto" w:fill="E2EFD9"/>
+          </w:tcPr>
+          <w:p>
+            <w:pPr>
+              <w:jc w:val="left"/>
+            </w:pPr>
+            <w:r>
+              <w:t>false</w:t>
+            </w:r>
+          </w:p>
+        </w:tc>
+        <w:tc>
+          <w:tcPr>
+            <w:tcW w:w="1350" w:type="dxa"/>
+            <w:shd w:val="clear" w:color="auto" w:fill="E2EFD9"/>
+          </w:tcPr>
+          <w:p>
+            <w:pPr>
+              <w:jc w:val="left"/>
+            </w:pPr>
+            <w:r>
+              <w:t>true</w:t>
+            </w:r>
+          </w:p>
+        </w:tc>
+      </w:tr>
+      <w:tr>
+        <w:tc>
+          <w:tcPr>
+            <w:tcW w:w="2155" w:type="dxa"/>
+            <w:shd w:val="clear" w:color="auto" w:fill="E2EFD9"/>
+          </w:tcPr>
+          <w:p>
+            <w:pPr>
+              <w:jc w:val="left"/>
+            </w:pPr>
+            <w:r>
+              <w:rPr>
+                <w:color w:val="000000"/>
+                <w:lang w:val="en-IN" w:eastAsia="ja-JP"/>
+              </w:rPr>
+              <w:t>LocalAreaDensity</w:t>
+            </w:r>
+          </w:p>
+        </w:tc>
+        <w:tc>
+          <w:tcPr>
+            <w:tcW w:w="1440" w:type="dxa"/>
+            <w:shd w:val="clear" w:color="auto" w:fill="E2EFD9"/>
+          </w:tcPr>
+          <w:p>
+            <w:pPr>
+              <w:jc w:val="left"/>
+            </w:pPr>
+            <w:r>
+              <w:t>0.03</w:t>
+            </w:r>
+          </w:p>
+        </w:tc>
+        <w:tc>
+          <w:tcPr>
+            <w:tcW w:w="1350" w:type="dxa"/>
+            <w:shd w:val="clear" w:color="auto" w:fill="E2EFD9"/>
+          </w:tcPr>
+          <w:p>
+            <w:pPr>
+              <w:jc w:val="left"/>
+            </w:pPr>
+            <w:r>
+              <w:t>-1</w:t>
+            </w:r>
+          </w:p>
+        </w:tc>
+      </w:tr>
+      <w:tr>
+        <w:tc>
+          <w:tcPr>
+            <w:tcW w:w="2155" w:type="dxa"/>
+            <w:shd w:val="clear" w:color="auto" w:fill="E2EFD9"/>
+          </w:tcPr>
+          <w:p>
+            <w:pPr>
+              <w:jc w:val="left"/>
+              <w:rPr>
+                <w:color w:val="000000"/>
+                <w:lang w:val="en-IN" w:eastAsia="ja-JP"/>
+              </w:rPr>
+            </w:pPr>
+            <w:r>
+              <w:rPr>
+                <w:color w:val="000000"/>
+                <w:lang w:val="en-IN" w:eastAsia="ja-JP"/>
+              </w:rPr>
+              <w:t>NumActiveColumns</w:t>
+            </w:r>
+          </w:p>
+          <w:p>
+            <w:pPr>
+              <w:jc w:val="left"/>
+            </w:pPr>
+            <w:r>
+              <w:rPr>
+                <w:color w:val="000000"/>
+                <w:lang w:val="en-IN" w:eastAsia="ja-JP"/>
+              </w:rPr>
+              <w:t>PerInhArea</w:t>
+            </w:r>
+          </w:p>
+        </w:tc>
+        <w:tc>
+          <w:tcPr>
+            <w:tcW w:w="1440" w:type="dxa"/>
+            <w:shd w:val="clear" w:color="auto" w:fill="E2EFD9"/>
+          </w:tcPr>
+          <w:p>
+            <w:pPr>
+              <w:jc w:val="left"/>
+              <w:rPr>
+                <w:color w:val="000000"/>
+                <w:lang w:val="en-IN" w:eastAsia="ja-JP"/>
+              </w:rPr>
+            </w:pPr>
+            <w:r>
+              <w:rPr>
+                <w:color w:val="000000"/>
+                <w:lang w:val="en-IN" w:eastAsia="ja-JP"/>
+              </w:rPr>
+              <w:t>0.02 * numColumns</w:t>
+            </w:r>
+          </w:p>
+        </w:tc>
+        <w:tc>
+          <w:tcPr>
+            <w:tcW w:w="1350" w:type="dxa"/>
+            <w:shd w:val="clear" w:color="auto" w:fill="E2EFD9"/>
+          </w:tcPr>
+          <w:p>
+            <w:pPr>
+              <w:jc w:val="left"/>
+            </w:pPr>
+            <w:r>
+              <w:rPr>
+                <w:color w:val="000000"/>
+                <w:lang w:val="en-IN" w:eastAsia="ja-JP"/>
+              </w:rPr>
+              <w:t>0.02 * numColumns</w:t>
+            </w:r>
+          </w:p>
+        </w:tc>
+      </w:tr>
+      <w:tr>
+        <w:tc>
+          <w:tcPr>
+            <w:tcW w:w="2155" w:type="dxa"/>
+            <w:shd w:val="clear" w:color="auto" w:fill="E2EFD9"/>
+          </w:tcPr>
+          <w:p>
+            <w:pPr>
+              <w:jc w:val="left"/>
+            </w:pPr>
+            <w:r>
+              <w:rPr>
+                <w:color w:val="000000"/>
+                <w:lang w:val="en-IN" w:eastAsia="ja-JP"/>
+              </w:rPr>
+              <w:t>PotentialRadius</w:t>
+            </w:r>
+          </w:p>
+        </w:tc>
+        <w:tc>
+          <w:tcPr>
+            <w:tcW w:w="1440" w:type="dxa"/>
+            <w:shd w:val="clear" w:color="auto" w:fill="E2EFD9"/>
+          </w:tcPr>
+          <w:p>
+            <w:pPr>
+              <w:jc w:val="left"/>
+              <w:rPr>
+                <w:color w:val="000000"/>
+                <w:lang w:val="en-IN" w:eastAsia="ja-JP"/>
+              </w:rPr>
+            </w:pPr>
+            <w:r>
+              <w:rPr>
+                <w:color w:val="000000"/>
+                <w:lang w:val="en-IN" w:eastAsia="ja-JP"/>
+              </w:rPr>
+              <w:t>0.5 * inputBits</w:t>
+            </w:r>
+          </w:p>
+        </w:tc>
+        <w:tc>
+          <w:tcPr>
+            <w:tcW w:w="1350" w:type="dxa"/>
+            <w:shd w:val="clear" w:color="auto" w:fill="E2EFD9"/>
+          </w:tcPr>
+          <w:p>
+            <w:pPr>
+              <w:jc w:val="left"/>
+            </w:pPr>
+            <w:r>
+              <w:rPr>
+                <w:color w:val="000000"/>
+                <w:lang w:val="en-IN" w:eastAsia="ja-JP"/>
+              </w:rPr>
+              <w:t>0.15 * inputBits</w:t>
+            </w:r>
+          </w:p>
+        </w:tc>
+      </w:tr>
+      <w:tr>
+        <w:tc>
+          <w:tcPr>
+            <w:tcW w:w="2155" w:type="dxa"/>
+            <w:shd w:val="clear" w:color="auto" w:fill="E2EFD9"/>
+          </w:tcPr>
+          <w:p>
+            <w:pPr>
+              <w:jc w:val="left"/>
+            </w:pPr>
+            <w:r>
+              <w:rPr>
+                <w:color w:val="000000"/>
+                <w:lang w:val="en-IN" w:eastAsia="ja-JP"/>
+              </w:rPr>
+              <w:t>MaxBoost</w:t>
+            </w:r>
+          </w:p>
+        </w:tc>
+        <w:tc>
+          <w:tcPr>
+            <w:tcW w:w="1440" w:type="dxa"/>
+            <w:shd w:val="clear" w:color="auto" w:fill="E2EFD9"/>
+          </w:tcPr>
+          <w:p>
+            <w:pPr>
+              <w:jc w:val="left"/>
+            </w:pPr>
+            <w:r>
+              <w:t>10.0</w:t>
+            </w:r>
+          </w:p>
+        </w:tc>
+        <w:tc>
+          <w:tcPr>
+            <w:tcW w:w="1350" w:type="dxa"/>
+            <w:shd w:val="clear" w:color="auto" w:fill="E2EFD9"/>
+          </w:tcPr>
+          <w:p>
+            <w:pPr>
+              <w:jc w:val="left"/>
+            </w:pPr>
+            <w:r>
+              <w:t>10.0</w:t>
+            </w:r>
+          </w:p>
+        </w:tc>
+      </w:tr>
+      <w:tr>
+        <w:tc>
+          <w:tcPr>
+            <w:tcW w:w="2155" w:type="dxa"/>
+            <w:shd w:val="clear" w:color="auto" w:fill="E2EFD9"/>
+          </w:tcPr>
+          <w:p>
+            <w:pPr>
+              <w:jc w:val="left"/>
+            </w:pPr>
+            <w:r>
+              <w:rPr>
+                <w:color w:val="000000"/>
+                <w:lang w:val="en-IN" w:eastAsia="ja-JP"/>
+              </w:rPr>
+              <w:t>DutyCyclePeriod</w:t>
+            </w:r>
+          </w:p>
+        </w:tc>
+        <w:tc>
+          <w:tcPr>
+            <w:tcW w:w="1440" w:type="dxa"/>
+            <w:shd w:val="clear" w:color="auto" w:fill="E2EFD9"/>
+          </w:tcPr>
+          <w:p>
+            <w:pPr>
+              <w:jc w:val="left"/>
+            </w:pPr>
+            <w:r>
+              <w:t>25</w:t>
+            </w:r>
+          </w:p>
+        </w:tc>
+        <w:tc>
+          <w:tcPr>
+            <w:tcW w:w="1350" w:type="dxa"/>
+            <w:shd w:val="clear" w:color="auto" w:fill="E2EFD9"/>
+          </w:tcPr>
+          <w:p>
+            <w:pPr>
+              <w:jc w:val="left"/>
+            </w:pPr>
+            <w:r>
+              <w:t>25</w:t>
+            </w:r>
+          </w:p>
+        </w:tc>
+      </w:tr>
+      <w:tr>
+        <w:tc>
+          <w:tcPr>
+            <w:tcW w:w="2155" w:type="dxa"/>
+            <w:shd w:val="clear" w:color="auto" w:fill="E2EFD9"/>
+          </w:tcPr>
+          <w:p>
+            <w:pPr>
+              <w:jc w:val="left"/>
+            </w:pPr>
+            <w:r>
+              <w:rPr>
+                <w:color w:val="000000"/>
+                <w:lang w:val="en-IN" w:eastAsia="ja-JP"/>
+              </w:rPr>
+              <w:t>MinPctOverlapDutyCycles</w:t>
+            </w:r>
+          </w:p>
+        </w:tc>
+        <w:tc>
+          <w:tcPr>
+            <w:tcW w:w="1440" w:type="dxa"/>
+            <w:shd w:val="clear" w:color="auto" w:fill="E2EFD9"/>
+          </w:tcPr>
+          <w:p>
+            <w:pPr>
+              <w:jc w:val="left"/>
+            </w:pPr>
+            <w:r>
+              <w:t>0.75</w:t>
+            </w:r>
+          </w:p>
+        </w:tc>
+        <w:tc>
+          <w:tcPr>
+            <w:tcW w:w="1350" w:type="dxa"/>
+            <w:shd w:val="clear" w:color="auto" w:fill="E2EFD9"/>
+          </w:tcPr>
+          <w:p>
+            <w:pPr>
+              <w:jc w:val="left"/>
+            </w:pPr>
+            <w:r>
+              <w:t>0.75</w:t>
+            </w:r>
+          </w:p>
+        </w:tc>
+      </w:tr>
+      <w:tr>
+        <w:tc>
+          <w:tcPr>
+            <w:tcW w:w="2155" w:type="dxa"/>
+            <w:shd w:val="clear" w:color="auto" w:fill="E2EFD9"/>
+          </w:tcPr>
+          <w:p>
+            <w:pPr>
+              <w:jc w:val="left"/>
+            </w:pPr>
+            <w:r>
+              <w:rPr>
+                <w:color w:val="000000"/>
+                <w:lang w:val="en-IN" w:eastAsia="ja-JP"/>
+              </w:rPr>
+              <w:t>MaxSynapsesPerSegment</w:t>
+            </w:r>
+          </w:p>
+        </w:tc>
+        <w:tc>
+          <w:tcPr>
+            <w:tcW w:w="1440" w:type="dxa"/>
+            <w:shd w:val="clear" w:color="auto" w:fill="E2EFD9"/>
+          </w:tcPr>
+          <w:p>
+            <w:pPr>
+              <w:jc w:val="left"/>
+              <w:rPr>
+                <w:color w:val="000000"/>
+                <w:lang w:val="en-IN" w:eastAsia="ja-JP"/>
+              </w:rPr>
+            </w:pPr>
+            <w:r>
+              <w:rPr>
+                <w:color w:val="000000"/>
+                <w:lang w:val="en-IN" w:eastAsia="ja-JP"/>
+              </w:rPr>
+              <w:t>0.02 * numColumns</w:t>
+            </w:r>
+          </w:p>
+        </w:tc>
+        <w:tc>
+          <w:tcPr>
+            <w:tcW w:w="1350" w:type="dxa"/>
+            <w:shd w:val="clear" w:color="auto" w:fill="E2EFD9"/>
+          </w:tcPr>
+          <w:p>
+            <w:pPr>
+              <w:jc w:val="left"/>
+            </w:pPr>
+            <w:r>
+              <w:rPr>
+                <w:color w:val="000000"/>
+                <w:lang w:val="en-IN" w:eastAsia="ja-JP"/>
+              </w:rPr>
+              <w:t>0.02 * numColumns</w:t>
+            </w:r>
+          </w:p>
+        </w:tc>
+      </w:tr>
+      <w:tr>
+        <w:tc>
+          <w:tcPr>
+            <w:tcW w:w="2155" w:type="dxa"/>
+            <w:shd w:val="clear" w:color="auto" w:fill="E2EFD9"/>
+          </w:tcPr>
+          <w:p>
+            <w:pPr>
+              <w:jc w:val="left"/>
+            </w:pPr>
+            <w:r>
+              <w:rPr>
+                <w:color w:val="000000"/>
+                <w:lang w:val="en-IN" w:eastAsia="ja-JP"/>
+              </w:rPr>
+              <w:t>Activation Threshold</w:t>
+            </w:r>
+          </w:p>
+        </w:tc>
+        <w:tc>
+          <w:tcPr>
+            <w:tcW w:w="1440" w:type="dxa"/>
+            <w:shd w:val="clear" w:color="auto" w:fill="E2EFD9"/>
+          </w:tcPr>
+          <w:p>
+            <w:pPr>
+              <w:jc w:val="left"/>
+            </w:pPr>
+            <w:r>
+              <w:t>10</w:t>
+            </w:r>
+          </w:p>
+        </w:tc>
+        <w:tc>
+          <w:tcPr>
+            <w:tcW w:w="1350" w:type="dxa"/>
+            <w:shd w:val="clear" w:color="auto" w:fill="E2EFD9"/>
+          </w:tcPr>
+          <w:p>
+            <w:pPr>
+              <w:jc w:val="left"/>
+            </w:pPr>
+            <w:r>
+              <w:t>15</w:t>
+            </w:r>
+          </w:p>
+        </w:tc>
+      </w:tr>
+      <w:tr>
+        <w:tc>
+          <w:tcPr>
+            <w:tcW w:w="2155" w:type="dxa"/>
+            <w:shd w:val="clear" w:color="auto" w:fill="E2EFD9"/>
+          </w:tcPr>
+          <w:p>
+            <w:pPr>
+              <w:jc w:val="left"/>
+            </w:pPr>
+            <w:r>
+              <w:rPr>
+                <w:color w:val="000000"/>
+                <w:lang w:val="en-IN" w:eastAsia="ja-JP"/>
+              </w:rPr>
+              <w:t>Connected Permanence</w:t>
+            </w:r>
+          </w:p>
+        </w:tc>
+        <w:tc>
+          <w:tcPr>
+            <w:tcW w:w="1440" w:type="dxa"/>
+            <w:shd w:val="clear" w:color="auto" w:fill="E2EFD9"/>
+          </w:tcPr>
+          <w:p>
+            <w:pPr>
+              <w:jc w:val="left"/>
+            </w:pPr>
+            <w:r>
+              <w:t>0.2</w:t>
+            </w:r>
+          </w:p>
+        </w:tc>
+        <w:tc>
+          <w:tcPr>
+            <w:tcW w:w="1350" w:type="dxa"/>
+            <w:shd w:val="clear" w:color="auto" w:fill="E2EFD9"/>
+          </w:tcPr>
+          <w:p>
+            <w:pPr>
+              <w:jc w:val="left"/>
+            </w:pPr>
+            <w:r>
+              <w:t>0.5</w:t>
+            </w:r>
+          </w:p>
+        </w:tc>
+      </w:tr>
+      <w:tr>
+        <w:tc>
+          <w:tcPr>
+            <w:tcW w:w="2155" w:type="dxa"/>
+            <w:shd w:val="clear" w:color="auto" w:fill="E2EFD9"/>
+          </w:tcPr>
+          <w:p>
+            <w:pPr>
+              <w:jc w:val="left"/>
+            </w:pPr>
+            <w:r>
+              <w:rPr>
+                <w:color w:val="000000"/>
+                <w:lang w:val="en-IN" w:eastAsia="ja-JP"/>
+              </w:rPr>
+              <w:t>Permanence Decrement</w:t>
+            </w:r>
+          </w:p>
+        </w:tc>
+        <w:tc>
+          <w:tcPr>
+            <w:tcW w:w="1440" w:type="dxa"/>
+            <w:shd w:val="clear" w:color="auto" w:fill="E2EFD9"/>
+          </w:tcPr>
+          <w:p>
+            <w:pPr>
+              <w:jc w:val="left"/>
+            </w:pPr>
+            <w:r>
+              <w:t>0.01</w:t>
+            </w:r>
+          </w:p>
+        </w:tc>
+        <w:tc>
+          <w:tcPr>
+            <w:tcW w:w="1350" w:type="dxa"/>
+            <w:shd w:val="clear" w:color="auto" w:fill="E2EFD9"/>
+          </w:tcPr>
+          <w:p>
+            <w:pPr>
+              <w:jc w:val="left"/>
+            </w:pPr>
+            <w:r>
+              <w:t>0.25</w:t>
+            </w:r>
+          </w:p>
+        </w:tc>
+      </w:tr>
+      <w:tr>
+        <w:tc>
+          <w:tcPr>
+            <w:tcW w:w="2155" w:type="dxa"/>
+            <w:shd w:val="clear" w:color="auto" w:fill="E2EFD9"/>
+          </w:tcPr>
+          <w:p>
+            <w:pPr>
+              <w:jc w:val="left"/>
+            </w:pPr>
+            <w:r>
+              <w:rPr>
+                <w:color w:val="000000"/>
+                <w:lang w:val="en-IN" w:eastAsia="ja-JP"/>
+              </w:rPr>
+              <w:t>Permanence Increment</w:t>
+            </w:r>
+          </w:p>
+        </w:tc>
+        <w:tc>
+          <w:tcPr>
+            <w:tcW w:w="1440" w:type="dxa"/>
+            <w:shd w:val="clear" w:color="auto" w:fill="E2EFD9"/>
+          </w:tcPr>
+          <w:p>
+            <w:pPr>
+              <w:jc w:val="left"/>
+            </w:pPr>
+            <w:r>
+              <w:t>0.03</w:t>
+            </w:r>
+          </w:p>
+        </w:tc>
+        <w:tc>
+          <w:tcPr>
+            <w:tcW w:w="1350" w:type="dxa"/>
+            <w:shd w:val="clear" w:color="auto" w:fill="E2EFD9"/>
+          </w:tcPr>
+          <w:p>
+            <w:pPr>
+              <w:jc w:val="left"/>
+            </w:pPr>
+            <w:r>
+              <w:t>0.15</w:t>
+            </w:r>
+          </w:p>
+        </w:tc>
+      </w:tr>
+      <w:tr>
+        <w:tc>
+          <w:tcPr>
+            <w:tcW w:w="2155" w:type="dxa"/>
+            <w:shd w:val="clear" w:color="auto" w:fill="E2EFD9"/>
+          </w:tcPr>
+          <w:p>
+            <w:pPr>
+              <w:jc w:val="left"/>
+            </w:pPr>
+            <w:r>
+              <w:rPr>
+                <w:color w:val="000000"/>
+                <w:lang w:val="en-IN" w:eastAsia="ja-JP"/>
+              </w:rPr>
+              <w:t>Predicted Segment Decrement</w:t>
+            </w:r>
+          </w:p>
+        </w:tc>
+        <w:tc>
+          <w:tcPr>
+            <w:tcW w:w="1440" w:type="dxa"/>
+            <w:shd w:val="clear" w:color="auto" w:fill="E2EFD9"/>
+          </w:tcPr>
+          <w:p>
+            <w:pPr>
+              <w:jc w:val="left"/>
+            </w:pPr>
+            <w:r>
+              <w:t>0.005</w:t>
+            </w:r>
+          </w:p>
+        </w:tc>
+        <w:tc>
+          <w:tcPr>
+            <w:tcW w:w="1350" w:type="dxa"/>
+            <w:shd w:val="clear" w:color="auto" w:fill="E2EFD9"/>
+          </w:tcPr>
+          <w:p>
+            <w:pPr>
+              <w:jc w:val="left"/>
+            </w:pPr>
+            <w:r>
+              <w:t>0.1</w:t>
+            </w:r>
+          </w:p>
+        </w:tc>
+      </w:tr>
+    </w:tbl>
     <w:p>
       <w:pPr>
         <w:ind w:firstLine="288"/>
@@ -3261,43 +3183,126 @@
           <w:noProof/>
         </w:rPr>
       </w:pPr>
-      <w:r>
+    </w:p>
+    <w:p>
+      <w:pPr>
+        <w:jc w:val="both"/>
+      </w:pPr>
+      <w:r>
+        <w:t xml:space="preserve">        </w:t>
+      </w:r>
+      <w:r>
+        <w:t>Table.1: HTM Config parameters</w:t>
+      </w:r>
+    </w:p>
+    <w:p>
+      <w:pPr>
+        <w:jc w:val="both"/>
         <w:rPr>
           <w:rFonts w:eastAsia="Times New Roman"/>
           <w:noProof/>
         </w:rPr>
-        <w:t>Hierarchical Temporal Memory (HTM) emulates neocortical processing by first converting raw input data into Sparse Distributed Representations (SDRs) using an encoder, typically a scalar encoder, which maps similar inputs to overlapping high-dimensional binary vectors. These SDRs are then fed into the Spatial Pooler, the network's initial layer, where each column computes an overlap score based on its synaptic connections to the active bits in the SDR. Through a competitive inhibition mechanism, only a fixed percentage of columns become active, ensuring consistent sparsity and effectively normalizing the input while preserving its semantic features. Building on this spatial representation, the Temporal Memory module captures the dynamic, sequential aspects of the data by forming hierarchical connections across multiple dendritic segments. This allows neurons to learn sequences, enter predictive states when recognizing familiar patterns, and handle multiple potential future outcomes simultaneously. By integrating these spatial and temporal processes, HTM not only generates accurate predictions based on historical patterns but also adapts to new data, making it particularly effective for applications like natural language processing, anomaly detection, and sensor data analysis.</w:t>
-      </w:r>
-    </w:p>
-    <w:p>
-      <w:pPr>
-        <w:pStyle w:val="Heading1"/>
-        <w:ind w:left="0" w:firstLine="0"/>
+      </w:pPr>
+    </w:p>
+    <w:p>
+      <w:pPr>
         <w:jc w:val="both"/>
         <w:rPr>
-          <w:b/>
-          <w:bCs/>
-        </w:rPr>
-      </w:pPr>
-      <w:r>
-        <w:rPr>
-          <w:b/>
-          <w:bCs/>
-        </w:rPr>
-        <w:t xml:space="preserve">new </w:t>
-      </w:r>
-      <w:r>
-        <w:rPr>
-          <w:b/>
-          <w:bCs/>
-        </w:rPr>
+          <w:rFonts w:eastAsia="Times New Roman"/>
+          <w:noProof/>
+        </w:rPr>
+      </w:pPr>
+      <w:r>
+        <w:rPr>
+          <w:rFonts w:eastAsia="Times New Roman"/>
+          <w:noProof/>
+        </w:rPr>
+        <w:t>This table shows the key configuration parameters for the Hierarchical Temporal Memory (HTM) model used in our project. Each parameter</w:t>
+      </w:r>
+      <w:r>
+        <w:rPr>
+          <w:rFonts w:eastAsia="Times New Roman"/>
+          <w:noProof/>
+        </w:rPr>
+        <w:t xml:space="preserve"> </w:t>
+      </w:r>
+      <w:r>
+        <w:rPr>
+          <w:rFonts w:eastAsia="Times New Roman"/>
+          <w:noProof/>
+        </w:rPr>
+        <w:t>such as the number of cells per column, the permanence thresholds, or the level of inhibition</w:t>
+      </w:r>
+      <w:r>
+        <w:rPr>
+          <w:rFonts w:eastAsia="Times New Roman"/>
+          <w:noProof/>
+        </w:rPr>
+        <w:t xml:space="preserve"> </w:t>
+      </w:r>
+      <w:r>
+        <w:rPr>
+          <w:rFonts w:eastAsia="Times New Roman"/>
+          <w:noProof/>
+        </w:rPr>
+        <w:t>helps determine how the Spatial Pooler and Temporal Memory learn and make predictions. For example, “CellsPerColumn” controls how many cells exist in each column for representing different contexts, “ConnectedPermanence” defines the threshold above which a synapse is considered connected, and “PotentialRadius” influences how widely columns can sample input bits. By tuning these values, we balance the HTM’s learning speed, predictive accuracy, and computational efficiency for our specific use case.</w:t>
+      </w:r>
+    </w:p>
+    <w:p>
+      <w:pPr>
+        <w:jc w:val="both"/>
+        <w:rPr>
+          <w:rFonts w:eastAsia="Times New Roman"/>
+          <w:noProof/>
+        </w:rPr>
+      </w:pPr>
+    </w:p>
+    <w:p>
+      <w:pPr>
+        <w:pStyle w:val="Heading2"/>
+      </w:pPr>
+      <w:r>
+        <w:t>How the project Works</w:t>
+      </w:r>
+    </w:p>
+    <w:p>
+      <w:pPr>
+        <w:jc w:val="both"/>
+      </w:pPr>
+      <w:r>
+        <w:t>The project begins by initializing the system and allowing the user to choose between two prediction cases</w:t>
+      </w:r>
+      <w:r>
+        <w:t xml:space="preserve"> </w:t>
+      </w:r>
+      <w:r>
+        <w:t>such as cancer prediction or power consumption prediction</w:t>
+      </w:r>
+      <w:r>
+        <w:t xml:space="preserve"> </w:t>
+      </w:r>
+      <w:r>
+        <w:t xml:space="preserve">after which it loads the training data from JSON files containing carefully structured sequences (numeric or character-based) that are kept small to minimize execution time. Once ingested, the raw data is passed through a Scalar Encoder, which converts it into Sparse Distributed Representations (SDRs) while preserving the inherent semantic similarities and temporal </w:t>
+      </w:r>
+      <w:r>
+        <w:lastRenderedPageBreak/>
+        <w:t>ordering of the input. These SDRs then feed into the Spatial Pooler, where the system identifies and extracts stable, active columns using a competitive inhibition mechanism that ensures fixed sparsity, analogous to normalization in traditional neural networks. Building on this spatial representation, the Temporal Memory module learns the sequential dependencies over time by forming hierarchical connections between neurons, thereby enabling the model to predict future elements based on past patterns. After multiple training cycles, the model automatically transitions to testing mode by loading separate test sequences from JSON files, where the Predictor module forecasts the next elements in each sequence. These predictions are then compared to the actual test data, and accuracy metrics are calculated to evaluate the model’s performance. Finally, the project generates a comprehensive performance report, documenting the predictive accuracy and providing insights for further refinement, before concluding or preparing to process new data based on user input.</w:t>
+      </w:r>
+    </w:p>
+    <w:p>
+      <w:pPr>
+        <w:pStyle w:val="Heading2"/>
+      </w:pPr>
+      <w:r>
+        <w:t>N</w:t>
+      </w:r>
+      <w:r>
+        <w:t xml:space="preserve">ew </w:t>
+      </w:r>
+      <w:r>
         <w:t>method</w:t>
       </w:r>
       <w:r>
-        <w:rPr>
-          <w:b/>
-          <w:bCs/>
-        </w:rPr>
         <w:t>s and class</w:t>
       </w:r>
     </w:p>
@@ -3327,14 +3332,7 @@
                 <w:b/>
                 <w:bCs/>
               </w:rPr>
-              <w:t>CancerPrediction</w:t>
-            </w:r>
-            <w:r>
-              <w:rPr>
-                <w:b/>
-                <w:bCs/>
-              </w:rPr>
-              <w:t>.cs</w:t>
+              <w:t>CancerPrediction.cs</w:t>
             </w:r>
           </w:p>
         </w:tc>
@@ -3357,14 +3355,14 @@
                 <w:b/>
                 <w:bCs/>
               </w:rPr>
-              <w:t xml:space="preserve">Line </w:t>
+              <w:t>Line</w:t>
             </w:r>
             <w:r>
               <w:rPr>
                 <w:b/>
                 <w:bCs/>
               </w:rPr>
-              <w:t>on:</w:t>
+              <w:t>s:</w:t>
             </w:r>
             <w:r>
               <w:rPr>
@@ -3436,14 +3434,21 @@
                 <w:b/>
                 <w:bCs/>
               </w:rPr>
-              <w:t xml:space="preserve">Line </w:t>
+              <w:t>Line</w:t>
             </w:r>
             <w:r>
               <w:rPr>
                 <w:b/>
                 <w:bCs/>
               </w:rPr>
-              <w:t>on:</w:t>
+              <w:t>s</w:t>
+            </w:r>
+            <w:r>
+              <w:rPr>
+                <w:b/>
+                <w:bCs/>
+              </w:rPr>
+              <w:t>:</w:t>
             </w:r>
             <w:r>
               <w:rPr>
@@ -3497,14 +3502,21 @@
                 <w:b/>
                 <w:bCs/>
               </w:rPr>
-              <w:t xml:space="preserve">Line </w:t>
+              <w:t>Line</w:t>
             </w:r>
             <w:r>
               <w:rPr>
                 <w:b/>
                 <w:bCs/>
               </w:rPr>
-              <w:t>on:</w:t>
+              <w:t>s</w:t>
+            </w:r>
+            <w:r>
+              <w:rPr>
+                <w:b/>
+                <w:bCs/>
+              </w:rPr>
+              <w:t>:</w:t>
             </w:r>
             <w:r>
               <w:rPr>
@@ -3603,14 +3615,21 @@
                 <w:b/>
                 <w:bCs/>
               </w:rPr>
-              <w:t xml:space="preserve">Line </w:t>
+              <w:t>Line</w:t>
             </w:r>
             <w:r>
               <w:rPr>
                 <w:b/>
                 <w:bCs/>
               </w:rPr>
-              <w:t>on:</w:t>
+              <w:t>s</w:t>
+            </w:r>
+            <w:r>
+              <w:rPr>
+                <w:b/>
+                <w:bCs/>
+              </w:rPr>
+              <w:t>:</w:t>
             </w:r>
             <w:r>
               <w:rPr>
@@ -3670,14 +3689,21 @@
                 <w:b/>
                 <w:bCs/>
               </w:rPr>
-              <w:t xml:space="preserve">Line </w:t>
+              <w:t>Line</w:t>
             </w:r>
             <w:r>
               <w:rPr>
                 <w:b/>
                 <w:bCs/>
               </w:rPr>
-              <w:t>on:</w:t>
+              <w:t>s</w:t>
+            </w:r>
+            <w:r>
+              <w:rPr>
+                <w:b/>
+                <w:bCs/>
+              </w:rPr>
+              <w:t>:</w:t>
             </w:r>
             <w:r>
               <w:rPr>
@@ -3778,14 +3804,21 @@
                 <w:b/>
                 <w:bCs/>
               </w:rPr>
-              <w:t xml:space="preserve">Line </w:t>
+              <w:t>Line</w:t>
             </w:r>
             <w:r>
               <w:rPr>
                 <w:b/>
                 <w:bCs/>
               </w:rPr>
-              <w:t>on:</w:t>
+              <w:t>s</w:t>
+            </w:r>
+            <w:r>
+              <w:rPr>
+                <w:b/>
+                <w:bCs/>
+              </w:rPr>
+              <w:t>:</w:t>
             </w:r>
             <w:r>
               <w:rPr>
@@ -3887,14 +3920,21 @@
                 <w:b/>
                 <w:bCs/>
               </w:rPr>
-              <w:t xml:space="preserve">Line </w:t>
+              <w:t>Line</w:t>
             </w:r>
             <w:r>
               <w:rPr>
                 <w:b/>
                 <w:bCs/>
               </w:rPr>
-              <w:t>on:</w:t>
+              <w:t>s</w:t>
+            </w:r>
+            <w:r>
+              <w:rPr>
+                <w:b/>
+                <w:bCs/>
+              </w:rPr>
+              <w:t>:</w:t>
             </w:r>
             <w:r>
               <w:rPr>
@@ -4003,14 +4043,7 @@
                 <w:b/>
                 <w:bCs/>
               </w:rPr>
-              <w:t>MultiSequenceLearning</w:t>
-            </w:r>
-            <w:r>
-              <w:rPr>
-                <w:b/>
-                <w:bCs/>
-              </w:rPr>
-              <w:t>.cs</w:t>
+              <w:t>MultiSequenceLearning.cs</w:t>
             </w:r>
           </w:p>
         </w:tc>
@@ -4033,14 +4066,21 @@
                 <w:b/>
                 <w:bCs/>
               </w:rPr>
-              <w:t xml:space="preserve">Line </w:t>
+              <w:t>Line</w:t>
             </w:r>
             <w:r>
               <w:rPr>
                 <w:b/>
                 <w:bCs/>
               </w:rPr>
-              <w:t>on:</w:t>
+              <w:t>s</w:t>
+            </w:r>
+            <w:r>
+              <w:rPr>
+                <w:b/>
+                <w:bCs/>
+              </w:rPr>
+              <w:t>:</w:t>
             </w:r>
             <w:r>
               <w:rPr>
@@ -4121,36 +4161,12 @@
       <w:pPr>
         <w:ind w:firstLine="720"/>
         <w:jc w:val="both"/>
-        <w:rPr>
-          <w:rFonts w:eastAsia="Times New Roman"/>
-          <w:noProof/>
-        </w:rPr>
-      </w:pPr>
-      <w:r>
-        <w:rPr>
-          <w:i/>
-          <w:iCs/>
-        </w:rPr>
-        <w:t>Table.</w:t>
-      </w:r>
-      <w:r>
-        <w:rPr>
-          <w:i/>
-          <w:iCs/>
-        </w:rPr>
-        <w:t>2</w:t>
-      </w:r>
-      <w:r>
-        <w:rPr>
-          <w:i/>
-          <w:iCs/>
-        </w:rPr>
-        <w:t>:</w:t>
-      </w:r>
-      <w:r>
-        <w:rPr>
-          <w:i/>
-          <w:iCs/>
+      </w:pPr>
+      <w:r>
+        <w:t>Table.2:</w:t>
+      </w:r>
+      <w:r>
+        <w:rPr>
           <w:sz w:val="18"/>
           <w:szCs w:val="18"/>
           <w:lang w:val="en-IN"/>
@@ -4158,11 +4174,28 @@
         <w:t xml:space="preserve"> </w:t>
       </w:r>
       <w:r>
-        <w:rPr>
-          <w:i/>
-          <w:iCs/>
-        </w:rPr>
         <w:t>Classes and Methods</w:t>
+      </w:r>
+    </w:p>
+    <w:p>
+      <w:pPr>
+        <w:jc w:val="both"/>
+        <w:rPr>
+          <w:rFonts w:eastAsia="Times New Roman"/>
+          <w:noProof/>
+        </w:rPr>
+      </w:pPr>
+      <w:r>
+        <w:t xml:space="preserve">In this given table 2 is represented the classes and methods that’s changes in our project code. </w:t>
+      </w:r>
+      <w:r>
+        <w:t xml:space="preserve">The given lines will </w:t>
+      </w:r>
+      <w:r>
+        <w:t>be found</w:t>
+      </w:r>
+      <w:r>
+        <w:t xml:space="preserve"> in the specific class. </w:t>
       </w:r>
     </w:p>
     <w:p>
@@ -4210,6 +4243,8 @@
         <w:jc w:val="both"/>
         <w:rPr>
           <w:rFonts w:eastAsia="Times New Roman"/>
+          <w:b/>
+          <w:bCs/>
           <w:noProof/>
         </w:rPr>
       </w:pPr>
@@ -4217,62 +4252,79 @@
     <w:p>
       <w:pPr>
         <w:jc w:val="both"/>
+        <w:rPr>
+          <w:rFonts w:eastAsia="Times New Roman"/>
+          <w:b/>
+          <w:bCs/>
+          <w:noProof/>
+        </w:rPr>
+      </w:pPr>
+      <w:r>
+        <w:rPr>
+          <w:rFonts w:eastAsia="Times New Roman"/>
+          <w:b/>
+          <w:bCs/>
+          <w:noProof/>
+        </w:rPr>
+        <w:t>Result for Cancer Prediction</w:t>
+      </w:r>
+    </w:p>
+    <w:p>
+      <w:pPr>
+        <w:jc w:val="both"/>
+        <w:rPr>
+          <w:rFonts w:eastAsia="Times New Roman"/>
+          <w:b/>
+          <w:bCs/>
+          <w:noProof/>
+        </w:rPr>
+      </w:pPr>
+      <w:r>
         <w:rPr>
           <w:rFonts w:eastAsia="Times New Roman"/>
           <w:noProof/>
         </w:rPr>
-      </w:pPr>
+        <w:t>Here the given figure</w:t>
+      </w:r>
       <w:r>
         <w:rPr>
           <w:rFonts w:eastAsia="Times New Roman"/>
           <w:noProof/>
         </w:rPr>
-        <w:t xml:space="preserve">Figure </w:t>
+        <w:t xml:space="preserve"> </w:t>
       </w:r>
       <w:r>
         <w:rPr>
           <w:rFonts w:eastAsia="Times New Roman"/>
           <w:noProof/>
         </w:rPr>
-        <w:t>7</w:t>
+        <w:t>6</w:t>
       </w:r>
       <w:r>
         <w:rPr>
           <w:rFonts w:eastAsia="Times New Roman"/>
           <w:noProof/>
         </w:rPr>
-        <w:t xml:space="preserve"> show</w:t>
-      </w:r>
-      <w:r>
-        <w:rPr>
-          <w:rFonts w:eastAsia="Times New Roman"/>
+        <w:t xml:space="preserve"> shown the prediction of the next element for the Cancer Prediction scenario. For example, the sequence CDGH predicted the next elements with 100% accuracy. </w:t>
+      </w:r>
+    </w:p>
+    <w:p>
+      <w:pPr>
+        <w:pStyle w:val="NormalWeb"/>
+      </w:pPr>
+      <w:r>
+        <w:rPr>
           <w:noProof/>
-        </w:rPr>
-        <w:t>s</w:t>
-      </w:r>
-      <w:r>
-        <w:rPr>
-          <w:rFonts w:eastAsia="Times New Roman"/>
-          <w:noProof/>
-        </w:rPr>
-        <w:t xml:space="preserve"> the flow chart how this complete experiment and accuracy is calculated</w:t>
-      </w:r>
-    </w:p>
-    <w:p>
-      <w:pPr>
-        <w:pStyle w:val="NormalWeb"/>
-        <w:spacing w:after="0" w:afterAutospacing="0"/>
-        <w:jc w:val="center"/>
-      </w:pPr>
-      <w:r>
-        <w:rPr>
-          <w:noProof/>
+          <w:color w:val="000000"/>
+          <w:sz w:val="20"/>
+          <w:szCs w:val="20"/>
+          <w:bdr w:val="none" w:sz="0" w:space="0" w:color="auto" w:frame="1"/>
         </w:rPr>
         <w:drawing>
-          <wp:inline distT="0" distB="0" distL="0" distR="0" wp14:anchorId="005044EE" wp14:editId="5B5374C9">
-            <wp:extent cx="2953673" cy="3840480"/>
-            <wp:effectExtent l="0" t="0" r="0" b="7620"/>
-            <wp:docPr id="756755430" name="Picture 6"/>
+          <wp:inline distT="0" distB="0" distL="0" distR="0" wp14:anchorId="0C361474" wp14:editId="1DB1E550">
+            <wp:extent cx="2812551" cy="4354045"/>
+            <wp:effectExtent l="0" t="0" r="6985" b="8890"/>
+            <wp:docPr id="950825137" name="Picture 14"/>
             <wp:cNvGraphicFramePr>
               <a:graphicFrameLocks xmlns:a="http://schemas.openxmlformats.org/drawingml/2006/main" noChangeAspect="1"/>
             </wp:cNvGraphicFramePr>
@@ -4280,20 +4332,19 @@
               <a:graphicData uri="http://schemas.openxmlformats.org/drawingml/2006/picture">
                 <pic:pic xmlns:pic="http://schemas.openxmlformats.org/drawingml/2006/picture">
                   <pic:nvPicPr>
-                    <pic:cNvPr id="0" name="Picture 80"/>
+                    <pic:cNvPr id="950825137" name="Picture 14"/>
                     <pic:cNvPicPr>
                       <a:picLocks noChangeAspect="1" noChangeArrowheads="1"/>
                     </pic:cNvPicPr>
                   </pic:nvPicPr>
                   <pic:blipFill>
-                    <a:blip r:embed="rId23" cstate="print">
+                    <a:blip r:embed="rId21">
                       <a:extLst>
                         <a:ext uri="{28A0092B-C50C-407E-A947-70E740481C1C}">
                           <a14:useLocalDpi xmlns:a14="http://schemas.microsoft.com/office/drawing/2010/main" val="0"/>
                         </a:ext>
                       </a:extLst>
                     </a:blip>
-                    <a:srcRect/>
                     <a:stretch>
                       <a:fillRect/>
                     </a:stretch>
@@ -4301,7 +4352,7 @@
                   <pic:spPr bwMode="auto">
                     <a:xfrm>
                       <a:off x="0" y="0"/>
-                      <a:ext cx="2985349" cy="3881666"/>
+                      <a:ext cx="2812551" cy="4354045"/>
                     </a:xfrm>
                     <a:prstGeom prst="rect">
                       <a:avLst/>
@@ -4320,40 +4371,28 @@
     </w:p>
     <w:p>
       <w:pPr>
-        <w:jc w:val="both"/>
-        <w:rPr>
-          <w:rFonts w:eastAsia="Times New Roman"/>
-          <w:noProof/>
-        </w:rPr>
-      </w:pPr>
-      <w:r>
-        <w:rPr>
-          <w:i/>
-          <w:iCs/>
-        </w:rPr>
+        <w:jc w:val="left"/>
+      </w:pPr>
+      <w:r>
         <w:t>Fig.</w:t>
       </w:r>
       <w:r>
-        <w:rPr>
-          <w:i/>
-          <w:iCs/>
-        </w:rPr>
-        <w:t>7</w:t>
-      </w:r>
-      <w:r>
-        <w:rPr>
-          <w:i/>
-          <w:iCs/>
-        </w:rPr>
-        <w:t>: Flow chart for Multi Sequence Learning Experiment</w:t>
-      </w:r>
-      <w:r>
-        <w:rPr>
-          <w:rFonts w:eastAsia="Times New Roman"/>
-          <w:noProof/>
-        </w:rPr>
-        <w:t xml:space="preserve">  </w:t>
-      </w:r>
+        <w:t>6</w:t>
+      </w:r>
+      <w:r>
+        <w:t>: Prediction of next elements with accuracy for Cancer</w:t>
+      </w:r>
+      <w:r>
+        <w:t xml:space="preserve"> </w:t>
+      </w:r>
+      <w:r>
+        <w:t>Prediction scenario</w:t>
+      </w:r>
+    </w:p>
+    <w:p>
+      <w:pPr>
+        <w:jc w:val="left"/>
+      </w:pPr>
     </w:p>
     <w:p>
       <w:pPr>
@@ -4365,115 +4404,73 @@
           <w:noProof/>
         </w:rPr>
       </w:pPr>
-    </w:p>
-    <w:p>
-      <w:pPr>
-        <w:jc w:val="both"/>
+      <w:r>
         <w:rPr>
           <w:rFonts w:eastAsia="Times New Roman"/>
           <w:b/>
           <w:bCs/>
           <w:noProof/>
         </w:rPr>
-      </w:pPr>
+        <w:t>Result for Power Consumption Prediction</w:t>
+      </w:r>
     </w:p>
     <w:p>
       <w:pPr>
         <w:jc w:val="both"/>
-        <w:rPr>
-          <w:rFonts w:eastAsia="Times New Roman"/>
+      </w:pPr>
+      <w:r>
+        <w:t xml:space="preserve">Figure </w:t>
+      </w:r>
+      <w:r>
+        <w:t>7</w:t>
+      </w:r>
+      <w:r>
+        <w:t xml:space="preserve"> shows the Prediction of </w:t>
+      </w:r>
+      <w:r>
+        <w:t>the next</w:t>
+      </w:r>
+      <w:r>
+        <w:t xml:space="preserve"> elements with accuracy for the Power Consumption</w:t>
+      </w:r>
+      <w:r>
+        <w:rPr>
           <w:b/>
           <w:bCs/>
-          <w:noProof/>
-        </w:rPr>
-      </w:pPr>
-      <w:r>
-        <w:rPr>
-          <w:rFonts w:eastAsia="Times New Roman"/>
-          <w:b/>
-          <w:bCs/>
-          <w:noProof/>
-        </w:rPr>
-        <w:t>Result for Cancer Prediction</w:t>
+        </w:rPr>
+        <w:t xml:space="preserve"> </w:t>
+      </w:r>
+      <w:r>
+        <w:t xml:space="preserve">scenario. For </w:t>
+      </w:r>
+      <w:r>
+        <w:t>example,</w:t>
+      </w:r>
+      <w:r>
+        <w:t xml:space="preserve"> the sequence {3, 4, 7, 8, 9} predicted next elements with 100% accuracy. </w:t>
       </w:r>
     </w:p>
     <w:p>
       <w:pPr>
         <w:jc w:val="both"/>
-        <w:rPr>
-          <w:rFonts w:eastAsia="Times New Roman"/>
-          <w:b/>
-          <w:bCs/>
-          <w:noProof/>
-        </w:rPr>
-      </w:pPr>
-      <w:r>
-        <w:rPr>
-          <w:rFonts w:eastAsia="Times New Roman"/>
-          <w:noProof/>
-        </w:rPr>
-        <w:t>Here the given figure shown the prediction of</w:t>
-      </w:r>
-      <w:r>
-        <w:rPr>
-          <w:rFonts w:eastAsia="Times New Roman"/>
-          <w:noProof/>
-        </w:rPr>
-        <w:t xml:space="preserve"> the</w:t>
-      </w:r>
-      <w:r>
-        <w:rPr>
-          <w:rFonts w:eastAsia="Times New Roman"/>
-          <w:noProof/>
-        </w:rPr>
-        <w:t xml:space="preserve"> next element for </w:t>
-      </w:r>
-      <w:r>
-        <w:rPr>
-          <w:rFonts w:eastAsia="Times New Roman"/>
-          <w:noProof/>
-        </w:rPr>
-        <w:t xml:space="preserve">the </w:t>
-      </w:r>
-      <w:r>
-        <w:rPr>
-          <w:rFonts w:eastAsia="Times New Roman"/>
-          <w:noProof/>
-        </w:rPr>
-        <w:t>Cancer Prediction scenario. For example</w:t>
-      </w:r>
-      <w:r>
-        <w:rPr>
-          <w:rFonts w:eastAsia="Times New Roman"/>
-          <w:noProof/>
-        </w:rPr>
-        <w:t>,</w:t>
-      </w:r>
-      <w:r>
-        <w:rPr>
-          <w:rFonts w:eastAsia="Times New Roman"/>
-          <w:noProof/>
-        </w:rPr>
-        <w:t xml:space="preserve"> the sequence CDGH predicted the next elements with 100% accuracy. </w:t>
-      </w:r>
-    </w:p>
-    <w:p>
-      <w:pPr>
-        <w:pStyle w:val="NormalWeb"/>
+      </w:pPr>
+    </w:p>
+    <w:p>
+      <w:pPr>
+        <w:jc w:val="both"/>
       </w:pPr>
       <w:r>
         <w:rPr>
           <w:noProof/>
           <w:color w:val="000000"/>
-          <w:sz w:val="20"/>
-          <w:szCs w:val="20"/>
           <w:bdr w:val="none" w:sz="0" w:space="0" w:color="auto" w:frame="1"/>
         </w:rPr>
+        <w:lastRenderedPageBreak/>
         <w:drawing>
-          <wp:inline distT="0" distB="0" distL="0" distR="0" wp14:anchorId="0C361474" wp14:editId="1050558C">
-            <wp:extent cx="2790190" cy="5343277"/>
+          <wp:inline distT="0" distB="0" distL="0" distR="0" wp14:anchorId="51E4DEAD" wp14:editId="1F9275D3">
+            <wp:extent cx="2996335" cy="4615976"/>
             <wp:effectExtent l="0" t="0" r="0" b="0"/>
-            <wp:docPr id="950825137" name="Picture 14" descr="A screenshot of a computer program&#10;&#10;AI-generated content may be incorrect."/>
+            <wp:docPr id="494123128" name="Picture 15"/>
             <wp:cNvGraphicFramePr>
               <a:graphicFrameLocks xmlns:a="http://schemas.openxmlformats.org/drawingml/2006/main" noChangeAspect="1"/>
             </wp:cNvGraphicFramePr>
@@ -4481,20 +4478,19 @@
               <a:graphicData uri="http://schemas.openxmlformats.org/drawingml/2006/picture">
                 <pic:pic xmlns:pic="http://schemas.openxmlformats.org/drawingml/2006/picture">
                   <pic:nvPicPr>
-                    <pic:cNvPr id="950825137" name="Picture 14" descr="A screenshot of a computer program&#10;&#10;AI-generated content may be incorrect."/>
+                    <pic:cNvPr id="494123128" name="Picture 15"/>
                     <pic:cNvPicPr>
                       <a:picLocks noChangeAspect="1" noChangeArrowheads="1"/>
                     </pic:cNvPicPr>
                   </pic:nvPicPr>
                   <pic:blipFill>
-                    <a:blip r:embed="rId24">
+                    <a:blip r:embed="rId22">
                       <a:extLst>
                         <a:ext uri="{28A0092B-C50C-407E-A947-70E740481C1C}">
                           <a14:useLocalDpi xmlns:a14="http://schemas.microsoft.com/office/drawing/2010/main" val="0"/>
                         </a:ext>
                       </a:extLst>
                     </a:blip>
-                    <a:srcRect/>
                     <a:stretch>
                       <a:fillRect/>
                     </a:stretch>
@@ -4502,7 +4498,7 @@
                   <pic:spPr bwMode="auto">
                     <a:xfrm>
                       <a:off x="0" y="0"/>
-                      <a:ext cx="2812551" cy="5386098"/>
+                      <a:ext cx="2996335" cy="4615976"/>
                     </a:xfrm>
                     <a:prstGeom prst="rect">
                       <a:avLst/>
@@ -4521,240 +4517,15 @@
     </w:p>
     <w:p>
       <w:pPr>
-        <w:jc w:val="left"/>
-        <w:rPr>
-          <w:i/>
-          <w:iCs/>
-        </w:rPr>
-      </w:pPr>
-      <w:r>
-        <w:rPr>
-          <w:i/>
-          <w:iCs/>
-        </w:rPr>
+        <w:jc w:val="both"/>
+      </w:pPr>
+      <w:r>
         <w:t>Fig.</w:t>
       </w:r>
       <w:r>
-        <w:rPr>
-          <w:i/>
-          <w:iCs/>
-        </w:rPr>
-        <w:t>8</w:t>
-      </w:r>
-      <w:r>
-        <w:rPr>
-          <w:i/>
-          <w:iCs/>
-        </w:rPr>
-        <w:t>: Prediction of next elements with accuracy for Cancer</w:t>
-      </w:r>
-      <w:r>
-        <w:rPr>
-          <w:i/>
-          <w:iCs/>
-        </w:rPr>
-        <w:t xml:space="preserve"> </w:t>
-      </w:r>
-      <w:r>
-        <w:rPr>
-          <w:i/>
-          <w:iCs/>
-        </w:rPr>
-        <w:t>Prediction scenario</w:t>
-      </w:r>
-    </w:p>
-    <w:p>
-      <w:pPr>
-        <w:jc w:val="left"/>
-        <w:rPr>
-          <w:i/>
-          <w:iCs/>
-        </w:rPr>
-      </w:pPr>
-    </w:p>
-    <w:p>
-      <w:pPr>
-        <w:jc w:val="both"/>
-        <w:rPr>
-          <w:rFonts w:eastAsia="Times New Roman"/>
-          <w:b/>
-          <w:bCs/>
-          <w:noProof/>
-        </w:rPr>
-      </w:pPr>
-      <w:r>
-        <w:rPr>
-          <w:rFonts w:eastAsia="Times New Roman"/>
-          <w:b/>
-          <w:bCs/>
-          <w:noProof/>
-        </w:rPr>
-        <w:t>Result for Power Consumption Prediction</w:t>
-      </w:r>
-    </w:p>
-    <w:p>
-      <w:pPr>
-        <w:jc w:val="both"/>
-        <w:rPr>
-          <w:i/>
-          <w:iCs/>
-        </w:rPr>
-      </w:pPr>
-      <w:r>
-        <w:rPr>
-          <w:i/>
-          <w:iCs/>
-        </w:rPr>
-        <w:t xml:space="preserve">Figure 9 shows the Prediction of </w:t>
-      </w:r>
-      <w:r>
-        <w:rPr>
-          <w:i/>
-          <w:iCs/>
-        </w:rPr>
-        <w:t>the next</w:t>
-      </w:r>
-      <w:r>
-        <w:rPr>
-          <w:i/>
-          <w:iCs/>
-        </w:rPr>
-        <w:t xml:space="preserve"> elements with accuracy for the Power Consumption</w:t>
-      </w:r>
-      <w:r>
-        <w:rPr>
-          <w:b/>
-          <w:bCs/>
-          <w:i/>
-          <w:iCs/>
-        </w:rPr>
-        <w:t xml:space="preserve"> </w:t>
-      </w:r>
-      <w:r>
-        <w:rPr>
-          <w:i/>
-          <w:iCs/>
-        </w:rPr>
-        <w:t xml:space="preserve">scenario. For </w:t>
-      </w:r>
-      <w:r>
-        <w:rPr>
-          <w:i/>
-          <w:iCs/>
-        </w:rPr>
-        <w:t>example,</w:t>
-      </w:r>
-      <w:r>
-        <w:rPr>
-          <w:i/>
-          <w:iCs/>
-        </w:rPr>
-        <w:t xml:space="preserve"> the sequence {3, 4, 7, 8, 9} predicted next elements with 100% accuracy. </w:t>
-      </w:r>
-    </w:p>
-    <w:p>
-      <w:pPr>
-        <w:jc w:val="both"/>
-        <w:rPr>
-          <w:i/>
-          <w:iCs/>
-        </w:rPr>
-      </w:pPr>
-    </w:p>
-    <w:p>
-      <w:pPr>
-        <w:jc w:val="both"/>
-        <w:rPr>
-          <w:i/>
-          <w:iCs/>
-        </w:rPr>
-      </w:pPr>
-      <w:r>
-        <w:rPr>
-          <w:i/>
-          <w:iCs/>
-          <w:noProof/>
-          <w:color w:val="000000"/>
-          <w:bdr w:val="none" w:sz="0" w:space="0" w:color="auto" w:frame="1"/>
-        </w:rPr>
-        <w:lastRenderedPageBreak/>
-        <w:drawing>
-          <wp:inline distT="0" distB="0" distL="0" distR="0" wp14:anchorId="51E4DEAD" wp14:editId="41E270B2">
-            <wp:extent cx="3088900" cy="4595854"/>
-            <wp:effectExtent l="0" t="0" r="0" b="0"/>
-            <wp:docPr id="494123128" name="Picture 15" descr="A screenshot of a computer screen&#10;&#10;AI-generated content may be incorrect."/>
-            <wp:cNvGraphicFramePr>
-              <a:graphicFrameLocks xmlns:a="http://schemas.openxmlformats.org/drawingml/2006/main" noChangeAspect="1"/>
-            </wp:cNvGraphicFramePr>
-            <a:graphic xmlns:a="http://schemas.openxmlformats.org/drawingml/2006/main">
-              <a:graphicData uri="http://schemas.openxmlformats.org/drawingml/2006/picture">
-                <pic:pic xmlns:pic="http://schemas.openxmlformats.org/drawingml/2006/picture">
-                  <pic:nvPicPr>
-                    <pic:cNvPr id="494123128" name="Picture 15" descr="A screenshot of a computer screen&#10;&#10;AI-generated content may be incorrect."/>
-                    <pic:cNvPicPr>
-                      <a:picLocks noChangeAspect="1" noChangeArrowheads="1"/>
-                    </pic:cNvPicPr>
-                  </pic:nvPicPr>
-                  <pic:blipFill>
-                    <a:blip r:embed="rId25">
-                      <a:extLst>
-                        <a:ext uri="{28A0092B-C50C-407E-A947-70E740481C1C}">
-                          <a14:useLocalDpi xmlns:a14="http://schemas.microsoft.com/office/drawing/2010/main" val="0"/>
-                        </a:ext>
-                      </a:extLst>
-                    </a:blip>
-                    <a:srcRect/>
-                    <a:stretch>
-                      <a:fillRect/>
-                    </a:stretch>
-                  </pic:blipFill>
-                  <pic:spPr bwMode="auto">
-                    <a:xfrm>
-                      <a:off x="0" y="0"/>
-                      <a:ext cx="3102424" cy="4615976"/>
-                    </a:xfrm>
-                    <a:prstGeom prst="rect">
-                      <a:avLst/>
-                    </a:prstGeom>
-                    <a:noFill/>
-                    <a:ln>
-                      <a:noFill/>
-                    </a:ln>
-                  </pic:spPr>
-                </pic:pic>
-              </a:graphicData>
-            </a:graphic>
-          </wp:inline>
-        </w:drawing>
-      </w:r>
-    </w:p>
-    <w:p>
-      <w:pPr>
-        <w:jc w:val="both"/>
-        <w:rPr>
-          <w:i/>
-          <w:iCs/>
-        </w:rPr>
-      </w:pPr>
-      <w:r>
-        <w:rPr>
-          <w:i/>
-          <w:iCs/>
-        </w:rPr>
-        <w:t>Fig.</w:t>
-      </w:r>
-      <w:r>
-        <w:rPr>
-          <w:i/>
-          <w:iCs/>
-        </w:rPr>
-        <w:t>9</w:t>
-      </w:r>
-      <w:r>
-        <w:rPr>
-          <w:i/>
-          <w:iCs/>
-        </w:rPr>
+        <w:t>7</w:t>
+      </w:r>
+      <w:r>
         <w:t>: Prediction of next elements with accuracy for power consumption scenario</w:t>
       </w:r>
     </w:p>
@@ -4776,25 +4547,7 @@
           <w:smallCaps w:val="0"/>
           <w:noProof w:val="0"/>
         </w:rPr>
-        <w:t xml:space="preserve">  </w:t>
-      </w:r>
-      <w:r>
-        <w:rPr>
-          <w:b/>
-          <w:bCs/>
-          <w:smallCaps w:val="0"/>
-          <w:noProof w:val="0"/>
-        </w:rPr>
-        <w:t xml:space="preserve">         </w:t>
-      </w:r>
-      <w:r>
-        <w:rPr>
-          <w:b/>
-          <w:bCs/>
-          <w:smallCaps w:val="0"/>
-          <w:noProof w:val="0"/>
-        </w:rPr>
-        <w:t>Conclusion</w:t>
+        <w:t xml:space="preserve">           Conclusion</w:t>
       </w:r>
     </w:p>
     <w:p>
@@ -4821,20 +4574,24 @@
         <w:rPr>
           <w:rFonts w:eastAsia="Times New Roman"/>
         </w:rPr>
-        <w:t xml:space="preserve"> files to increase efficiency and accuracy when compared to manual approaches. Our findings demonstrate the technique's application across a wide range of businesses, from power consumption forecasting to cancer prediction.</w:t>
-      </w:r>
-      <w:r>
+        <w:t xml:space="preserve"> files to increase efficiency and accuracy when compared to manual approaches. Our findings demonstrate the technique's application across a wide range of businesses, from power consumption forecasting to cancer prediction. Through testing, we proved the effectiveness of our technique in properly predicting sequences, confirming its value for a wide range of applications. In essence, our study not only explains the principles of Multisequence Learning, but it also pioneers a streamlined way for propelling sequence prediction toward speedier and more reliable outcomes, supporting innovation and development in predictive modeling paradigms.</w:t>
+      </w:r>
+    </w:p>
+    <w:p>
+      <w:pPr>
+        <w:jc w:val="both"/>
         <w:rPr>
           <w:rFonts w:eastAsia="Times New Roman"/>
         </w:rPr>
-        <w:t xml:space="preserve"> </w:t>
-      </w:r>
-      <w:r>
+      </w:pPr>
+    </w:p>
+    <w:p>
+      <w:pPr>
+        <w:jc w:val="both"/>
         <w:rPr>
           <w:rFonts w:eastAsia="Times New Roman"/>
         </w:rPr>
-        <w:t>Through testing, we proved the effectiveness of our technique in properly predicting sequences, confirming its value for a wide range of applications. In essence, our study not only explains the principles of Multisequence Learning, but it also pioneers a streamlined way for propelling sequence prediction toward speedier and more reliable outcomes, supporting innovation and development in predictive modeling paradigms.</w:t>
-      </w:r>
+      </w:pPr>
     </w:p>
     <w:p>
       <w:pPr>
@@ -4849,6 +4606,32 @@
         <w:jc w:val="both"/>
         <w:rPr>
           <w:rFonts w:eastAsia="Times New Roman"/>
+        </w:rPr>
+      </w:pPr>
+    </w:p>
+    <w:p>
+      <w:pPr>
+        <w:jc w:val="both"/>
+        <w:rPr>
+          <w:rFonts w:eastAsia="Times New Roman"/>
+        </w:rPr>
+      </w:pPr>
+    </w:p>
+    <w:p>
+      <w:pPr>
+        <w:jc w:val="both"/>
+        <w:rPr>
+          <w:rFonts w:eastAsia="Times New Roman"/>
+          <w:noProof/>
+        </w:rPr>
+      </w:pPr>
+    </w:p>
+    <w:p>
+      <w:pPr>
+        <w:jc w:val="both"/>
+        <w:rPr>
+          <w:rFonts w:eastAsia="Times New Roman"/>
+          <w:noProof/>
         </w:rPr>
       </w:pPr>
     </w:p>
@@ -4959,12 +4742,12 @@
                 <w:tblLook w:val="04A0" w:firstRow="1" w:lastRow="0" w:firstColumn="1" w:lastColumn="0" w:noHBand="0" w:noVBand="1"/>
               </w:tblPr>
               <w:tblGrid>
-                <w:gridCol w:w="409"/>
-                <w:gridCol w:w="4457"/>
+                <w:gridCol w:w="309"/>
+                <w:gridCol w:w="4557"/>
               </w:tblGrid>
               <w:tr>
                 <w:trPr>
-                  <w:divId w:val="169490508"/>
+                  <w:divId w:val="1871724380"/>
                   <w:tblCellSpacing w:w="15" w:type="dxa"/>
                 </w:trPr>
                 <w:tc>
@@ -5005,14 +4788,14 @@
                       <w:rPr>
                         <w:noProof/>
                       </w:rPr>
-                      <w:t xml:space="preserve">J. &amp;. B. S. Hawkins, On Intelligence. Times Books, 2004. </w:t>
+                      <w:t xml:space="preserve">J. H. &amp;. S. Blakeslee., On Intelligence. Times Books, 2004. </w:t>
                     </w:r>
                   </w:p>
                 </w:tc>
               </w:tr>
               <w:tr>
                 <w:trPr>
-                  <w:divId w:val="169490508"/>
+                  <w:divId w:val="1871724380"/>
                   <w:tblCellSpacing w:w="15" w:type="dxa"/>
                 </w:trPr>
                 <w:tc>
@@ -5051,14 +4834,14 @@
                       <w:rPr>
                         <w:noProof/>
                       </w:rPr>
-                      <w:t xml:space="preserve">J. &amp;. G. D. Hawkins, On Intelligence. New York,Times Books, 2006. </w:t>
+                      <w:t xml:space="preserve">J. H. &amp;. S. Ahmad, "Why Neurons Have Thousands of Synapses, a Theory of Sequence Memory in Neocortex," vol. 10, 2016. </w:t>
                     </w:r>
                   </w:p>
                 </w:tc>
               </w:tr>
               <w:tr>
                 <w:trPr>
-                  <w:divId w:val="169490508"/>
+                  <w:divId w:val="1871724380"/>
                   <w:tblCellSpacing w:w="15" w:type="dxa"/>
                 </w:trPr>
                 <w:tc>
@@ -5097,14 +4880,14 @@
                       <w:rPr>
                         <w:noProof/>
                       </w:rPr>
-                      <w:t xml:space="preserve">J. A. S. &amp;. D. D. Hawkins, HTM Cortical Learning Algorithms. Numenta Inc. Whitepaper, 2011. </w:t>
+                      <w:t xml:space="preserve">J. H. &amp;. S. Blakeslee, On Intelligence. New York,Times Books, 2006. </w:t>
                     </w:r>
                   </w:p>
                 </w:tc>
               </w:tr>
               <w:tr>
                 <w:trPr>
-                  <w:divId w:val="169490508"/>
+                  <w:divId w:val="1871724380"/>
                   <w:tblCellSpacing w:w="15" w:type="dxa"/>
                 </w:trPr>
                 <w:tc>
@@ -5143,14 +4926,14 @@
                       <w:rPr>
                         <w:noProof/>
                       </w:rPr>
-                      <w:t xml:space="preserve">J. &amp;. A. S. Hawkins, "Why Neurons Have Thousands of Synapses, a Theory of Sequence Memory in Neocortex," vol. 10, 2016. </w:t>
+                      <w:t xml:space="preserve">S. A. &amp;. D. D. Jeff Hawkins, HTM Cortical Learning Algorithms., Numenta Inc. Whitepaper, 2011. </w:t>
                     </w:r>
                   </w:p>
                 </w:tc>
               </w:tr>
               <w:tr>
                 <w:trPr>
-                  <w:divId w:val="169490508"/>
+                  <w:divId w:val="1871724380"/>
                   <w:tblCellSpacing w:w="15" w:type="dxa"/>
                 </w:trPr>
                 <w:tc>
@@ -5200,7 +4983,7 @@
               </w:tr>
               <w:tr>
                 <w:trPr>
-                  <w:divId w:val="169490508"/>
+                  <w:divId w:val="1871724380"/>
                   <w:tblCellSpacing w:w="15" w:type="dxa"/>
                 </w:trPr>
                 <w:tc>
@@ -5220,52 +5003,6 @@
                         <w:noProof/>
                       </w:rPr>
                       <w:t xml:space="preserve">[6] </w:t>
-                    </w:r>
-                  </w:p>
-                </w:tc>
-                <w:tc>
-                  <w:tcPr>
-                    <w:tcW w:w="0" w:type="auto"/>
-                    <w:hideMark/>
-                  </w:tcPr>
-                  <w:p>
-                    <w:pPr>
-                      <w:pStyle w:val="Bibliography"/>
-                      <w:rPr>
-                        <w:noProof/>
-                      </w:rPr>
-                    </w:pPr>
-                    <w:r>
-                      <w:rPr>
-                        <w:noProof/>
-                      </w:rPr>
-                      <w:t xml:space="preserve">S. A. J. H. C. L. A. Lavin, "Sparse Distributed Representations," 2022. </w:t>
-                    </w:r>
-                  </w:p>
-                </w:tc>
-              </w:tr>
-              <w:tr>
-                <w:trPr>
-                  <w:divId w:val="169490508"/>
-                  <w:tblCellSpacing w:w="15" w:type="dxa"/>
-                </w:trPr>
-                <w:tc>
-                  <w:tcPr>
-                    <w:tcW w:w="50" w:type="pct"/>
-                    <w:hideMark/>
-                  </w:tcPr>
-                  <w:p>
-                    <w:pPr>
-                      <w:pStyle w:val="Bibliography"/>
-                      <w:rPr>
-                        <w:noProof/>
-                      </w:rPr>
-                    </w:pPr>
-                    <w:r>
-                      <w:rPr>
-                        <w:noProof/>
-                      </w:rPr>
-                      <w:t xml:space="preserve">[7] </w:t>
                     </w:r>
                   </w:p>
                 </w:tc>
@@ -5306,7 +5043,7 @@
               </w:tr>
               <w:tr>
                 <w:trPr>
-                  <w:divId w:val="169490508"/>
+                  <w:divId w:val="1871724380"/>
                   <w:tblCellSpacing w:w="15" w:type="dxa"/>
                 </w:trPr>
                 <w:tc>
@@ -5325,7 +5062,7 @@
                       <w:rPr>
                         <w:noProof/>
                       </w:rPr>
-                      <w:t xml:space="preserve">[8] </w:t>
+                      <w:t xml:space="preserve">[7] </w:t>
                     </w:r>
                   </w:p>
                 </w:tc>
@@ -5366,7 +5103,7 @@
               </w:tr>
               <w:tr>
                 <w:trPr>
-                  <w:divId w:val="169490508"/>
+                  <w:divId w:val="1871724380"/>
                   <w:tblCellSpacing w:w="15" w:type="dxa"/>
                 </w:trPr>
                 <w:tc>
@@ -5385,53 +5122,7 @@
                       <w:rPr>
                         <w:noProof/>
                       </w:rPr>
-                      <w:t xml:space="preserve">[9] </w:t>
-                    </w:r>
-                  </w:p>
-                </w:tc>
-                <w:tc>
-                  <w:tcPr>
-                    <w:tcW w:w="0" w:type="auto"/>
-                    <w:hideMark/>
-                  </w:tcPr>
-                  <w:p>
-                    <w:pPr>
-                      <w:pStyle w:val="Bibliography"/>
-                      <w:rPr>
-                        <w:noProof/>
-                      </w:rPr>
-                    </w:pPr>
-                    <w:r>
-                      <w:rPr>
-                        <w:noProof/>
-                      </w:rPr>
-                      <w:t xml:space="preserve">m. R. a. H. shiva Sanati, "Performence Camparison of Different HTM-Spatial Pooler Algorithms Based on Information-Theoratic Measures," Feb 2024. </w:t>
-                    </w:r>
-                  </w:p>
-                </w:tc>
-              </w:tr>
-              <w:tr>
-                <w:trPr>
-                  <w:divId w:val="169490508"/>
-                  <w:tblCellSpacing w:w="15" w:type="dxa"/>
-                </w:trPr>
-                <w:tc>
-                  <w:tcPr>
-                    <w:tcW w:w="50" w:type="pct"/>
-                    <w:hideMark/>
-                  </w:tcPr>
-                  <w:p>
-                    <w:pPr>
-                      <w:pStyle w:val="Bibliography"/>
-                      <w:rPr>
-                        <w:noProof/>
-                      </w:rPr>
-                    </w:pPr>
-                    <w:r>
-                      <w:rPr>
-                        <w:noProof/>
-                      </w:rPr>
-                      <w:t xml:space="preserve">[10] </w:t>
+                      <w:t xml:space="preserve">[8] </w:t>
                     </w:r>
                   </w:p>
                 </w:tc>
@@ -5459,7 +5150,7 @@
             </w:tbl>
             <w:p>
               <w:pPr>
-                <w:divId w:val="169490508"/>
+                <w:divId w:val="1871724380"/>
                 <w:rPr>
                   <w:rFonts w:eastAsia="Times New Roman"/>
                   <w:noProof/>
@@ -5495,8 +5186,8 @@
       </w:pPr>
     </w:p>
     <w:sectPr>
-      <w:headerReference w:type="default" r:id="rId26"/>
-      <w:footerReference w:type="default" r:id="rId27"/>
+      <w:headerReference w:type="default" r:id="rId23"/>
+      <w:footerReference w:type="default" r:id="rId24"/>
       <w:type w:val="continuous"/>
       <w:pgSz w:w="11906" w:h="16838" w:code="9"/>
       <w:pgMar w:top="1080" w:right="907" w:bottom="1440" w:left="907" w:header="720" w:footer="720" w:gutter="0"/>
@@ -7354,7 +7045,7 @@
   <w:abstractNum w:abstractNumId="18" w15:restartNumberingAfterBreak="0">
     <w:nsid w:val="4189603E"/>
     <w:multiLevelType w:val="multilevel"/>
-    <w:tmpl w:val="0AB06E12"/>
+    <w:tmpl w:val="A740B85C"/>
     <w:lvl w:ilvl="0">
       <w:start w:val="1"/>
       <w:numFmt w:val="upperRoman"/>
@@ -7402,8 +7093,8 @@
         <w:rFonts w:ascii="Times New Roman" w:hAnsi="Times New Roman" w:hint="default"/>
         <w:b w:val="0"/>
         <w:bCs w:val="0"/>
-        <w:i/>
-        <w:iCs/>
+        <w:i w:val="0"/>
+        <w:iCs w:val="0"/>
         <w:caps w:val="0"/>
         <w:strike w:val="0"/>
         <w:dstrike w:val="0"/>
@@ -8472,6 +8163,15 @@
   </w:num>
   <w:num w:numId="31" w16cid:durableId="1935748452">
     <w:abstractNumId w:val="16"/>
+  </w:num>
+  <w:num w:numId="32" w16cid:durableId="791944342">
+    <w:abstractNumId w:val="18"/>
+    <w:lvlOverride w:ilvl="0">
+      <w:startOverride w:val="1"/>
+    </w:lvlOverride>
+    <w:lvlOverride w:ilvl="1">
+      <w:startOverride w:val="2"/>
+    </w:lvlOverride>
   </w:num>
 </w:numbering>
 </file>
@@ -8898,7 +8598,6 @@
   <w:style w:type="character" w:default="1" w:styleId="DefaultParagraphFont">
     <w:name w:val="Default Paragraph Font"/>
     <w:uiPriority w:val="1"/>
-    <w:semiHidden/>
     <w:unhideWhenUsed/>
   </w:style>
   <w:style w:type="table" w:default="1" w:styleId="TableNormal">
@@ -9650,7 +9349,7 @@
     <b:JournalName>INFOCOMMUNICATIONS JOURNAL</b:JournalName>
     <b:Pages>50</b:Pages>
     <b:Volume>12</b:Volume>
-    <b:RefOrder>7</b:RefOrder>
+    <b:RefOrder>6</b:RefOrder>
   </b:Source>
   <b:Source>
     <b:Tag>Sim15</b:Tag>
@@ -9671,27 +9370,7 @@
     <b:JournalName>HHS Author Manuscripts</b:JournalName>
     <b:Year>2015</b:Year>
     <b:LCID>en-US</b:LCID>
-    <b:RefOrder>8</b:RefOrder>
-  </b:Source>
-  <b:Source>
-    <b:Tag>shi24</b:Tag>
-    <b:SourceType>ArticleInAPeriodical</b:SourceType>
-    <b:Guid>{C2A1CB37-7787-4A94-98D0-9CD14BB11F8A}</b:Guid>
-    <b:Title>Performence Camparison of Different HTM-Spatial Pooler Algorithms Based on Information-Theoratic Measures</b:Title>
-    <b:Year>2024</b:Year>
-    <b:Author>
-      <b:Author>
-        <b:NameList>
-          <b:Person>
-            <b:Last>shiva Sanati</b:Last>
-            <b:First>mojtaba</b:First>
-            <b:Middle>Rouhani,Gosheh abed Hodtani</b:Middle>
-          </b:Person>
-        </b:NameList>
-      </b:Author>
-    </b:Author>
-    <b:Month>Feb</b:Month>
-    <b:RefOrder>9</b:RefOrder>
+    <b:RefOrder>7</b:RefOrder>
   </b:Source>
   <b:Source>
     <b:Tag>Dob</b:Tag>
@@ -9710,19 +9389,78 @@
       </b:Author>
     </b:Author>
     <b:URL>https://github.com/ddobric/neocortexapi</b:URL>
-    <b:RefOrder>10</b:RefOrder>
+    <b:RefOrder>8</b:RefOrder>
+  </b:Source>
+  <b:Source>
+    <b:Tag>Haw11</b:Tag>
+    <b:SourceType>Book</b:SourceType>
+    <b:Guid>{BC534B02-EB29-4EF4-9931-3F48ABF72C35}</b:Guid>
+    <b:Author>
+      <b:Author>
+        <b:NameList>
+          <b:Person>
+            <b:Last>Jeff Hawkins</b:Last>
+            <b:First>Subutai</b:First>
+            <b:Middle>Ahmed &amp; Donna Dubinsky</b:Middle>
+          </b:Person>
+        </b:NameList>
+      </b:Author>
+    </b:Author>
+    <b:Title>HTM Cortical Learning Algorithms.</b:Title>
+    <b:Year>2011</b:Year>
+    <b:Publisher> Numenta Inc. Whitepaper</b:Publisher>
+    <b:RefOrder>4</b:RefOrder>
+  </b:Source>
+  <b:Source>
+    <b:Tag>Haw16</b:Tag>
+    <b:SourceType>JournalArticle</b:SourceType>
+    <b:Guid>{2233A104-006A-4A0E-BBC8-FC669E73210C}</b:Guid>
+    <b:Title>Why Neurons Have Thousands of Synapses, a Theory of Sequence Memory in Neocortex</b:Title>
+    <b:Year>2016</b:Year>
+    <b:Author>
+      <b:Author>
+        <b:NameList>
+          <b:Person>
+            <b:Last>Ahmad</b:Last>
+            <b:First>Jeff</b:First>
+            <b:Middle>Hawkins &amp; Subutai</b:Middle>
+          </b:Person>
+        </b:NameList>
+      </b:Author>
+    </b:Author>
+    <b:Volume>10</b:Volume>
+    <b:RefOrder>2</b:RefOrder>
+  </b:Source>
+  <b:Source>
+    <b:Tag>Haw06</b:Tag>
+    <b:SourceType>Book</b:SourceType>
+    <b:Guid>{B12ABD43-2978-483B-A2E3-BC063923D797}</b:Guid>
+    <b:Author>
+      <b:Author>
+        <b:NameList>
+          <b:Person>
+            <b:Last>Blakeslee</b:Last>
+            <b:First>Jeff</b:First>
+            <b:Middle>Hawkins &amp; Sandra</b:Middle>
+          </b:Person>
+        </b:NameList>
+      </b:Author>
+    </b:Author>
+    <b:Title>On Intelligence. New York,Times Books</b:Title>
+    <b:Year>2006</b:Year>
+    <b:RefOrder>3</b:RefOrder>
   </b:Source>
   <b:Source>
     <b:Tag>Haw04</b:Tag>
     <b:SourceType>Book</b:SourceType>
-    <b:Guid>{94484D40-06AC-4D14-A140-B50721999096}</b:Guid>
+    <b:Guid>{C1A38408-DE02-4C4B-9D12-59FD32D8F0A4}</b:Guid>
     <b:Author>
       <b:Author>
         <b:NameList>
           <b:Person>
-            <b:Last>Hawkins</b:Last>
-            <b:First>J.,</b:First>
-            <b:Middle>&amp; Blakeslee, S.</b:Middle>
+            <b:Last>Blakeslee.</b:Last>
+            <b:First>Jeff</b:First>
+            <b:Middle>Hawkins &amp; Sandra</b:Middle>
           </b:Person>
         </b:NameList>
       </b:Author>
@@ -9731,88 +9469,11 @@
     <b:Year>2004</b:Year>
     <b:RefOrder>1</b:RefOrder>
   </b:Source>
-  <b:Source>
-    <b:Tag>Haw06</b:Tag>
-    <b:SourceType>Book</b:SourceType>
-    <b:Guid>{0CB82B4B-1D6E-4BC4-9467-76DCDBD46BD0}</b:Guid>
-    <b:Author>
-      <b:Author>
-        <b:NameList>
-          <b:Person>
-            <b:Last>Hawkins</b:Last>
-            <b:First>J.,</b:First>
-            <b:Middle>&amp; George, D.</b:Middle>
-          </b:Person>
-        </b:NameList>
-      </b:Author>
-    </b:Author>
-    <b:Title>On Intelligence. New York,Times Books</b:Title>
-    <b:Year>2006</b:Year>
-    <b:RefOrder>2</b:RefOrder>
-  </b:Source>
-  <b:Source>
-    <b:Tag>Haw11</b:Tag>
-    <b:SourceType>Book</b:SourceType>
-    <b:Guid>{B6877DC0-119D-4F4A-BCDE-7B599B521D84}</b:Guid>
-    <b:Author>
-      <b:Author>
-        <b:NameList>
-          <b:Person>
-            <b:Last>Hawkins</b:Last>
-            <b:First>J.,</b:First>
-            <b:Middle>Ahmad, S., &amp; Dubinsky, D.</b:Middle>
-          </b:Person>
-        </b:NameList>
-      </b:Author>
-    </b:Author>
-    <b:Title>HTM Cortical Learning Algorithms. Numenta Inc. Whitepaper</b:Title>
-    <b:Year>2011</b:Year>
-    <b:RefOrder>3</b:RefOrder>
-  </b:Source>
-  <b:Source>
-    <b:Tag>Haw16</b:Tag>
-    <b:SourceType>JournalArticle</b:SourceType>
-    <b:Guid>{C7D5026A-8E2E-47D0-8DB0-ED4585AB265F}</b:Guid>
-    <b:Title>Why Neurons Have Thousands of Synapses, a Theory of Sequence Memory in Neocortex</b:Title>
-    <b:Year>2016</b:Year>
-    <b:Author>
-      <b:Author>
-        <b:NameList>
-          <b:Person>
-            <b:Last>Hawkins</b:Last>
-            <b:First>J.,</b:First>
-            <b:Middle>&amp; Ahmad, S.</b:Middle>
-          </b:Person>
-        </b:NameList>
-      </b:Author>
-    </b:Author>
-    <b:Volume>10</b:Volume>
-    <b:RefOrder>4</b:RefOrder>
-  </b:Source>
-  <b:Source>
-    <b:Tag>ALa22</b:Tag>
-    <b:SourceType>BookSection</b:SourceType>
-    <b:Guid>{ECD176EB-4732-4E59-A089-FE83309C8FB6}</b:Guid>
-    <b:Title>Sparse Distributed Representations</b:Title>
-    <b:Year>2022</b:Year>
-    <b:Author>
-      <b:Author>
-        <b:NameList>
-          <b:Person>
-            <b:Last>A. Lavin</b:Last>
-            <b:First>S.</b:First>
-            <b:Middle>Ahmad, J. Hawkins, C. Lai</b:Middle>
-          </b:Person>
-        </b:NameList>
-      </b:Author>
-    </b:Author>
-    <b:RefOrder>6</b:RefOrder>
-  </b:Source>
 </b:Sources>
 </file>
 
 <file path=customXml/itemProps1.xml><?xml version="1.0" encoding="utf-8"?>
-<ds:datastoreItem xmlns:ds="http://schemas.openxmlformats.org/officeDocument/2006/customXml" ds:itemID="{C0D17E4E-B5C9-4610-A37C-214F4A450476}">
+<ds:datastoreItem xmlns:ds="http://schemas.openxmlformats.org/officeDocument/2006/customXml" ds:itemID="{347237AC-A7B3-4C2B-AC08-2C41E380C620}">
   <ds:schemaRefs>
     <ds:schemaRef ds:uri="http://schemas.openxmlformats.org/officeDocument/2006/bibliography"/>
   </ds:schemaRefs>

--- a/source/Samples/ApprovedMultiSequenceLearningNew/Documentation/Approve Prediction of Multisequence Learning_Git_Gurdians-Paper.docx
+++ b/source/Samples/ApprovedMultiSequenceLearningNew/Documentation/Approve Prediction of Multisequence Learning_Git_Gurdians-Paper.docx
@@ -21,14 +21,7 @@
           <w:sz w:val="40"/>
           <w:szCs w:val="40"/>
         </w:rPr>
-        <w:t>ML-23/24-09</w:t>
-      </w:r>
-      <w:r>
-        <w:rPr>
-          <w:sz w:val="40"/>
-          <w:szCs w:val="40"/>
-        </w:rPr>
-        <w:t xml:space="preserve"> </w:t>
+        <w:t xml:space="preserve">ML-23/24-09 </w:t>
       </w:r>
       <w:r>
         <w:rPr>
@@ -1048,7 +1041,19 @@
         <w:rPr>
           <w:color w:val="000000"/>
         </w:rPr>
-        <w:t xml:space="preserve">In contrast, the human brain utilizes a method called Sparse Distributed Representation (SDR) to encode information. SDRs play a central role </w:t>
+        <w:t xml:space="preserve">In contrast, the human brain utilizes a method called Sparse Distributed Representation (SDR) to encode information. SDRs play </w:t>
+      </w:r>
+      <w:r>
+        <w:rPr>
+          <w:color w:val="000000"/>
+        </w:rPr>
+        <w:t>a significant role</w:t>
+      </w:r>
+      <w:r>
+        <w:rPr>
+          <w:color w:val="000000"/>
+        </w:rPr>
+        <w:t xml:space="preserve"> </w:t>
       </w:r>
       <w:r>
         <w:rPr>
@@ -1550,6 +1555,82 @@
     </w:p>
     <w:p>
       <w:pPr>
+        <w:jc w:val="both"/>
+      </w:pPr>
+      <w:r>
+        <w:rPr>
+          <w:rFonts w:eastAsia="Times New Roman"/>
+        </w:rPr>
+        <w:t xml:space="preserve">Actually, the prediction works like </w:t>
+      </w:r>
+      <w:r>
+        <w:t>at</w:t>
+      </w:r>
+      <w:r>
+        <w:t> inference the Predictor wrapper carries out a forward pass of the trained HTM pipeline but without learning: the current integer is first converted into a sparse distributed representation by the scalar encoder</w:t>
+      </w:r>
+      <w:r>
+        <w:t>.</w:t>
+      </w:r>
+      <w:r>
+        <w:t> </w:t>
+      </w:r>
+      <w:r>
+        <w:t>T</w:t>
+      </w:r>
+      <w:r>
+        <w:t>hat SDR is mapped by the spatial pooler onto a stable subset of active columns, and the temporal-memory module</w:t>
+      </w:r>
+      <w:r>
+        <w:t xml:space="preserve"> </w:t>
+      </w:r>
+      <w:r>
+        <w:t>using distal synapses learned at training</w:t>
+      </w:r>
+      <w:r>
+        <w:t xml:space="preserve"> </w:t>
+      </w:r>
+      <w:r>
+        <w:t>marks out the cells predicted to become active one step on this set of predictive cells is then passed to the lightweight HTM classifier</w:t>
+      </w:r>
+      <w:r>
+        <w:t>.</w:t>
+      </w:r>
+      <w:r>
+        <w:t xml:space="preserve"> </w:t>
+      </w:r>
+      <w:r>
+        <w:t>W</w:t>
+      </w:r>
+      <w:r>
+        <w:t>hich consults the lookup table it built at training and returns the label string most closely matching the current cellular pattern the code then parses</w:t>
+      </w:r>
+      <w:r>
+        <w:t xml:space="preserve"> </w:t>
+      </w:r>
+      <w:r>
+        <w:t>the final token</w:t>
+      </w:r>
+      <w:r>
+        <w:t xml:space="preserve"> </w:t>
+      </w:r>
+      <w:r>
+        <w:t>of that label to produce the predicted next integer, so the predicted value is simply the one which historically followed the same neural context most often in the training data​.</w:t>
+      </w:r>
+    </w:p>
+    <w:p>
+      <w:pPr>
+        <w:pStyle w:val="BodyText"/>
+        <w:spacing w:line="240" w:lineRule="auto"/>
+        <w:ind w:firstLine="0"/>
+        <w:rPr>
+          <w:rFonts w:eastAsia="Times New Roman"/>
+          <w:lang w:val="en-US"/>
+        </w:rPr>
+      </w:pPr>
+    </w:p>
+    <w:p>
+      <w:pPr>
         <w:pStyle w:val="BodyText"/>
         <w:ind w:firstLine="0"/>
         <w:rPr>
@@ -1718,7 +1799,13 @@
         <w:rPr>
           <w:rFonts w:eastAsia="Times New Roman"/>
         </w:rPr>
-        <w:t xml:space="preserve">Our dataset is an organized list of sequential data in the form of JSON, and every entry consists of a labeled sequence of digits or characters compiled by systematic study and observation. Each sequence is framed to detect underlying trends and patterns, and they form the groundwork for our input to the Multi Sequence Learning project. This data set is not just filled with raw numerical or categorical information but also holds </w:t>
+        <w:t xml:space="preserve">Our dataset is an organized list of sequential data in the form of JSON, and every entry consists of a labeled sequence of digits or characters compiled by systematic study and observation. Each sequence is framed to detect underlying </w:t>
+      </w:r>
+      <w:r>
+        <w:rPr>
+          <w:rFonts w:eastAsia="Times New Roman"/>
+        </w:rPr>
+        <w:t xml:space="preserve">trends and patterns, and they form the groundwork for our input to the Multi Sequence Learning project. This data set is not just filled with raw numerical or categorical information but also holds </w:t>
       </w:r>
       <w:r>
         <w:rPr>
@@ -1836,9 +1923,9 @@
           <w:bdr w:val="none" w:sz="0" w:space="0" w:color="auto" w:frame="1"/>
         </w:rPr>
         <w:drawing>
-          <wp:inline distT="0" distB="0" distL="0" distR="0" wp14:anchorId="09100376" wp14:editId="5F11A7C6">
-            <wp:extent cx="2725673" cy="1741336"/>
-            <wp:effectExtent l="0" t="0" r="0" b="0"/>
+          <wp:inline distT="0" distB="0" distL="0" distR="0" wp14:anchorId="09100376" wp14:editId="11F673C8">
+            <wp:extent cx="2725413" cy="1480782"/>
+            <wp:effectExtent l="0" t="0" r="0" b="5715"/>
             <wp:docPr id="1345980135" name="Picture 4" descr="A grid of numbers and letters&#10;&#10;AI-generated content may be incorrect."/>
             <wp:cNvGraphicFramePr>
               <a:graphicFrameLocks xmlns:a="http://schemas.openxmlformats.org/drawingml/2006/main" noChangeAspect="1"/>
@@ -1868,7 +1955,7 @@
                   <pic:spPr bwMode="auto">
                     <a:xfrm>
                       <a:off x="0" y="0"/>
-                      <a:ext cx="2745189" cy="1753804"/>
+                      <a:ext cx="2762085" cy="1500707"/>
                     </a:xfrm>
                     <a:prstGeom prst="rect">
                       <a:avLst/>
@@ -1937,9 +2024,9 @@
           <w:bdr w:val="none" w:sz="0" w:space="0" w:color="auto" w:frame="1"/>
         </w:rPr>
         <w:drawing>
-          <wp:inline distT="0" distB="0" distL="0" distR="0" wp14:anchorId="1DFE73F2" wp14:editId="6148FF6A">
-            <wp:extent cx="3004185" cy="1709530"/>
-            <wp:effectExtent l="0" t="0" r="5715" b="5080"/>
+          <wp:inline distT="0" distB="0" distL="0" distR="0" wp14:anchorId="1DFE73F2" wp14:editId="54BD1242">
+            <wp:extent cx="3003992" cy="1433015"/>
+            <wp:effectExtent l="0" t="0" r="6350" b="0"/>
             <wp:docPr id="6" name="Picture 1" descr="A grid of letters and numbers&#10;&#10;AI-generated content may be incorrect."/>
             <wp:cNvGraphicFramePr>
               <a:graphicFrameLocks xmlns:a="http://schemas.openxmlformats.org/drawingml/2006/main" noChangeAspect="1"/>
@@ -1969,7 +2056,7 @@
                   <pic:spPr bwMode="auto">
                     <a:xfrm>
                       <a:off x="0" y="0"/>
-                      <a:ext cx="3032919" cy="1725881"/>
+                      <a:ext cx="3045652" cy="1452888"/>
                     </a:xfrm>
                     <a:prstGeom prst="rect">
                       <a:avLst/>
@@ -2007,9 +2094,9 @@
           <w:noProof/>
         </w:rPr>
         <w:drawing>
-          <wp:inline distT="0" distB="0" distL="0" distR="0" wp14:anchorId="01213475" wp14:editId="65E9F108">
-            <wp:extent cx="1790065" cy="1240404"/>
-            <wp:effectExtent l="0" t="0" r="635" b="0"/>
+          <wp:inline distT="0" distB="0" distL="0" distR="0" wp14:anchorId="01213475" wp14:editId="78D8872B">
+            <wp:extent cx="1789706" cy="1057702"/>
+            <wp:effectExtent l="0" t="0" r="1270" b="9525"/>
             <wp:docPr id="1889266300" name="Picture 8" descr="A grid of numbers and letters&#10;&#10;AI-generated content may be incorrect."/>
             <wp:cNvGraphicFramePr>
               <a:graphicFrameLocks xmlns:a="http://schemas.openxmlformats.org/drawingml/2006/main" noChangeAspect="1"/>
@@ -2039,7 +2126,7 @@
                   <pic:spPr bwMode="auto">
                     <a:xfrm>
                       <a:off x="0" y="0"/>
-                      <a:ext cx="1799750" cy="1247115"/>
+                      <a:ext cx="1806109" cy="1067396"/>
                     </a:xfrm>
                     <a:prstGeom prst="rect">
                       <a:avLst/>
@@ -2074,9 +2161,9 @@
           <w:noProof/>
         </w:rPr>
         <w:drawing>
-          <wp:inline distT="0" distB="0" distL="0" distR="0" wp14:anchorId="71E624C6" wp14:editId="2E8A3B69">
-            <wp:extent cx="1522918" cy="1335819"/>
-            <wp:effectExtent l="0" t="0" r="1270" b="0"/>
+          <wp:inline distT="0" distB="0" distL="0" distR="0" wp14:anchorId="71E624C6" wp14:editId="0E86CCBA">
+            <wp:extent cx="1522446" cy="1173707"/>
+            <wp:effectExtent l="0" t="0" r="1905" b="7620"/>
             <wp:docPr id="1004678196" name="Picture 7" descr="A white grid with black letters&#10;&#10;AI-generated content may be incorrect."/>
             <wp:cNvGraphicFramePr>
               <a:graphicFrameLocks xmlns:a="http://schemas.openxmlformats.org/drawingml/2006/main" noChangeAspect="1"/>
@@ -2106,7 +2193,7 @@
                   <pic:spPr bwMode="auto">
                     <a:xfrm>
                       <a:off x="0" y="0"/>
-                      <a:ext cx="1536455" cy="1347693"/>
+                      <a:ext cx="1540600" cy="1187703"/>
                     </a:xfrm>
                     <a:prstGeom prst="rect">
                       <a:avLst/>
@@ -2150,6 +2237,7 @@
         <w:rPr>
           <w:rFonts w:eastAsia="Times New Roman"/>
         </w:rPr>
+        <w:lastRenderedPageBreak/>
         <w:t>Encoder</w:t>
       </w:r>
     </w:p>
@@ -2167,15 +2255,7 @@
           <w:rFonts w:eastAsia="Times New Roman"/>
           <w:noProof/>
         </w:rPr>
-        <w:t xml:space="preserve">In HTM systems, the role of the encoder is to transform raw input data numeric values, categorical data, or otherwise into Sparse Distributed Representations (SDRs), which are high-dimensional binary vectors with a small percentage of active (1) bits out of a large number of inactive (0) bits. This transformation is valuable as the HTM network processes SDRs exclusively, not merely normalizing the input form but also semantic relations encoding: similar inputs in the semantic sense result in SDRs that are highly overlapping in </w:t>
-      </w:r>
-      <w:r>
-        <w:rPr>
-          <w:rFonts w:eastAsia="Times New Roman"/>
-          <w:noProof/>
-        </w:rPr>
-        <w:lastRenderedPageBreak/>
-        <w:t>their active bits, making the network pattern detection and prediction feasible from partial similarity. The scalar encoder, which is the primary encoder of the HTM system, accomplishes this by mapping continuous scalar inputs into a fixed-length binary vector through a process of dividing the input range into overlapping buckets, with each bucket setting a specific set of bits. This method guarantees determinism any identical input will always produce the same SDR and provides a consistent dimensionality for all encoded outputs, which is important for effective pattern matching and learning within the HTM architecture. In addition, parameters like the total number of bits, the number of active bits, and overlap between successive buckets need to be fine-tuned in a very subtle balance between sensitivity and generalization so that the network can discriminate strongly between close but different inputs and, at the same time, recognize underlying trends and sequences.</w:t>
+        <w:t>In HTM systems, the role of the encoder is to transform raw input data numeric values, categorical data, or otherwise into Sparse Distributed Representations (SDRs), which are high-dimensional binary vectors with a small percentage of active (1) bits out of a large number of inactive (0) bits. This transformation is valuable as the HTM network processes SDRs exclusively, not merely normalizing the input form but also semantic relations encoding: similar inputs in the semantic sense result in SDRs that are highly overlapping in their active bits, making the network pattern detection and prediction feasible from partial similarity. The scalar encoder, which is the primary encoder of the HTM system, accomplishes this by mapping continuous scalar inputs into a fixed-length binary vector through a process of dividing the input range into overlapping buckets, with each bucket setting a specific set of bits. This method guarantees determinism any identical input will always produce the same SDR and provides a consistent dimensionality for all encoded outputs, which is important for effective pattern matching and learning within the HTM architecture. In addition, parameters like the total number of bits, the number of active bits, and overlap between successive buckets need to be fine-tuned in a very subtle balance between sensitivity and generalization so that the network can discriminate strongly between close but different inputs and, at the same time, recognize underlying trends and sequences.</w:t>
       </w:r>
     </w:p>
     <w:p/>
@@ -2232,14 +2312,14 @@
           <w:rFonts w:eastAsia="Times New Roman"/>
           <w:noProof/>
         </w:rPr>
-        <w:t xml:space="preserve">Hierarchical Temporal Memory (HTM) emulates neocortical processing by first converting raw input data into Sparse Distributed Representations (SDRs) using an encoder, typically a scalar encoder, which maps similar inputs to overlapping high-dimensional binary vectors. These SDRs are then fed into the Spatial Pooler, the network's initial layer, where each column computes an overlap score based on its synaptic connections to the active bits in the SDR. Through a competitive inhibition mechanism, only a fixed percentage of columns become active, ensuring consistent sparsity and effectively normalizing the input while preserving its semantic features. Building on this spatial representation, the Temporal Memory module captures the dynamic, sequential aspects of the data by forming hierarchical connections across multiple dendritic segments. This allows neurons to learn sequences, enter predictive states when recognizing familiar </w:t>
+        <w:t xml:space="preserve">Hierarchical Temporal Memory (HTM) emulates neocortical processing by first converting raw input data into Sparse Distributed Representations (SDRs) using an encoder, typically a scalar encoder, which maps similar inputs to overlapping high-dimensional binary vectors. These SDRs </w:t>
       </w:r>
       <w:r>
         <w:rPr>
           <w:rFonts w:eastAsia="Times New Roman"/>
           <w:noProof/>
         </w:rPr>
-        <w:t>patterns, and handle multiple potential future outcomes simultaneously. By integrating these spatial and temporal processes, HTM not only generates accurate predictions based on historical patterns but also adapts to new data, making it particularly effective for applications like natural language processing, anomaly detection, and sensor data analysis.</w:t>
+        <w:t>are then fed into the Spatial Pooler, the network's initial layer, where each column computes an overlap score based on its synaptic connections to the active bits in the SDR. Through a competitive inhibition mechanism, only a fixed percentage of columns become active, ensuring consistent sparsity and effectively normalizing the input while preserving its semantic features. Building on this spatial representation, the Temporal Memory module captures the dynamic, sequential aspects of the data by forming hierarchical connections across multiple dendritic segments. This allows neurons to learn sequences, enter predictive states when recognizing familiar patterns, and handle multiple potential future outcomes simultaneously. By integrating these spatial and temporal processes, HTM not only generates accurate predictions based on historical patterns but also adapts to new data, making it particularly effective for applications like natural language processing, anomaly detection, and sensor data analysis.</w:t>
       </w:r>
       <w:r>
         <w:rPr>
@@ -3262,6 +3342,7 @@
         <w:pStyle w:val="Heading2"/>
       </w:pPr>
       <w:r>
+        <w:lastRenderedPageBreak/>
         <w:t>How the project Works</w:t>
       </w:r>
     </w:p>
@@ -3282,11 +3363,7 @@
         <w:t xml:space="preserve"> </w:t>
       </w:r>
       <w:r>
-        <w:t xml:space="preserve">after which it loads the training data from JSON files containing carefully structured sequences (numeric or character-based) that are kept small to minimize execution time. Once ingested, the raw data is passed through a Scalar Encoder, which converts it into Sparse Distributed Representations (SDRs) while preserving the inherent semantic similarities and temporal </w:t>
-      </w:r>
-      <w:r>
-        <w:lastRenderedPageBreak/>
-        <w:t>ordering of the input. These SDRs then feed into the Spatial Pooler, where the system identifies and extracts stable, active columns using a competitive inhibition mechanism that ensures fixed sparsity, analogous to normalization in traditional neural networks. Building on this spatial representation, the Temporal Memory module learns the sequential dependencies over time by forming hierarchical connections between neurons, thereby enabling the model to predict future elements based on past patterns. After multiple training cycles, the model automatically transitions to testing mode by loading separate test sequences from JSON files, where the Predictor module forecasts the next elements in each sequence. These predictions are then compared to the actual test data, and accuracy metrics are calculated to evaluate the model’s performance. Finally, the project generates a comprehensive performance report, documenting the predictive accuracy and providing insights for further refinement, before concluding or preparing to process new data based on user input.</w:t>
+        <w:t>after which it loads the training data from JSON files containing carefully structured sequences (numeric or character-based) that are kept small to minimize execution time. Once ingested, the raw data is passed through a Scalar Encoder, which converts it into Sparse Distributed Representations (SDRs) while preserving the inherent semantic similarities and temporal ordering of the input. These SDRs then feed into the Spatial Pooler, where the system identifies and extracts stable, active columns using a competitive inhibition mechanism that ensures fixed sparsity, analogous to normalization in traditional neural networks. Building on this spatial representation, the Temporal Memory module learns the sequential dependencies over time by forming hierarchical connections between neurons, thereby enabling the model to predict future elements based on past patterns. After multiple training cycles, the model automatically transitions to testing mode by loading separate test sequences from JSON files, where the Predictor module forecasts the next elements in each sequence. These predictions are then compared to the actual test data, and accuracy metrics are calculated to evaluate the model’s performance. Finally, the project generates a comprehensive performance report, documenting the predictive accuracy and providing insights for further refinement, before concluding or preparing to process new data based on user input.</w:t>
       </w:r>
     </w:p>
     <w:p>
@@ -3309,16 +3386,19 @@
     <w:tbl>
       <w:tblPr>
         <w:tblStyle w:val="TableGrid"/>
-        <w:tblW w:w="0" w:type="auto"/>
+        <w:tblW w:w="4887" w:type="dxa"/>
         <w:tblLook w:val="04A0" w:firstRow="1" w:lastRow="0" w:firstColumn="1" w:lastColumn="0" w:noHBand="0" w:noVBand="1"/>
       </w:tblPr>
       <w:tblGrid>
-        <w:gridCol w:w="4856"/>
+        <w:gridCol w:w="4887"/>
       </w:tblGrid>
       <w:tr>
+        <w:trPr>
+          <w:trHeight w:val="298"/>
+        </w:trPr>
         <w:tc>
           <w:tcPr>
-            <w:tcW w:w="4856" w:type="dxa"/>
+            <w:tcW w:w="4887" w:type="dxa"/>
           </w:tcPr>
           <w:p>
             <w:pPr>
@@ -3338,9 +3418,12 @@
         </w:tc>
       </w:tr>
       <w:tr>
+        <w:trPr>
+          <w:trHeight w:val="3047"/>
+        </w:trPr>
         <w:tc>
           <w:tcPr>
-            <w:tcW w:w="4856" w:type="dxa"/>
+            <w:tcW w:w="4887" w:type="dxa"/>
           </w:tcPr>
           <w:p>
             <w:pPr>
@@ -3566,19 +3649,31 @@
         </w:rPr>
       </w:pPr>
     </w:p>
+    <w:p>
+      <w:pPr>
+        <w:jc w:val="both"/>
+        <w:rPr>
+          <w:rFonts w:eastAsia="Times New Roman"/>
+          <w:noProof/>
+        </w:rPr>
+      </w:pPr>
+    </w:p>
     <w:tbl>
       <w:tblPr>
         <w:tblStyle w:val="TableGrid"/>
-        <w:tblW w:w="0" w:type="auto"/>
+        <w:tblW w:w="4973" w:type="dxa"/>
         <w:tblLook w:val="04A0" w:firstRow="1" w:lastRow="0" w:firstColumn="1" w:lastColumn="0" w:noHBand="0" w:noVBand="1"/>
       </w:tblPr>
       <w:tblGrid>
-        <w:gridCol w:w="4856"/>
+        <w:gridCol w:w="4973"/>
       </w:tblGrid>
       <w:tr>
+        <w:trPr>
+          <w:trHeight w:val="166"/>
+        </w:trPr>
         <w:tc>
           <w:tcPr>
-            <w:tcW w:w="4856" w:type="dxa"/>
+            <w:tcW w:w="4973" w:type="dxa"/>
           </w:tcPr>
           <w:p>
             <w:pPr>
@@ -3598,9 +3693,12 @@
         </w:tc>
       </w:tr>
       <w:tr>
+        <w:trPr>
+          <w:trHeight w:val="1222"/>
+        </w:trPr>
         <w:tc>
           <w:tcPr>
-            <w:tcW w:w="4856" w:type="dxa"/>
+            <w:tcW w:w="4973" w:type="dxa"/>
           </w:tcPr>
           <w:p>
             <w:pPr>
@@ -3736,171 +3834,10 @@
               <w:t>inputBits)</w:t>
             </w:r>
           </w:p>
-        </w:tc>
-      </w:tr>
-    </w:tbl>
-    <w:p>
-      <w:pPr>
-        <w:jc w:val="both"/>
-        <w:rPr>
-          <w:rFonts w:eastAsia="Times New Roman"/>
-          <w:noProof/>
-        </w:rPr>
-      </w:pPr>
-    </w:p>
-    <w:tbl>
-      <w:tblPr>
-        <w:tblStyle w:val="TableGrid"/>
-        <w:tblW w:w="0" w:type="auto"/>
-        <w:tblLook w:val="04A0" w:firstRow="1" w:lastRow="0" w:firstColumn="1" w:lastColumn="0" w:noHBand="0" w:noVBand="1"/>
-      </w:tblPr>
-      <w:tblGrid>
-        <w:gridCol w:w="4856"/>
-      </w:tblGrid>
-      <w:tr>
-        <w:tc>
-          <w:tcPr>
-            <w:tcW w:w="4856" w:type="dxa"/>
-          </w:tcPr>
-          <w:p>
-            <w:pPr>
-              <w:rPr>
-                <w:b/>
-                <w:bCs/>
-              </w:rPr>
-            </w:pPr>
-            <w:r>
-              <w:rPr>
-                <w:b/>
-                <w:bCs/>
-              </w:rPr>
-              <w:t>Program</w:t>
-            </w:r>
-            <w:r>
-              <w:rPr>
-                <w:b/>
-                <w:bCs/>
-              </w:rPr>
-              <w:t>.cs</w:t>
-            </w:r>
-          </w:p>
-        </w:tc>
-      </w:tr>
-      <w:tr>
-        <w:tc>
-          <w:tcPr>
-            <w:tcW w:w="4856" w:type="dxa"/>
-          </w:tcPr>
           <w:p>
             <w:pPr>
               <w:jc w:val="left"/>
-              <w:rPr>
-                <w:b/>
-                <w:bCs/>
-              </w:rPr>
             </w:pPr>
-            <w:r>
-              <w:rPr>
-                <w:b/>
-                <w:bCs/>
-              </w:rPr>
-              <w:t>Line</w:t>
-            </w:r>
-            <w:r>
-              <w:rPr>
-                <w:b/>
-                <w:bCs/>
-              </w:rPr>
-              <w:t>s</w:t>
-            </w:r>
-            <w:r>
-              <w:rPr>
-                <w:b/>
-                <w:bCs/>
-              </w:rPr>
-              <w:t>:</w:t>
-            </w:r>
-            <w:r>
-              <w:rPr>
-                <w:b/>
-                <w:bCs/>
-              </w:rPr>
-              <w:t xml:space="preserve"> </w:t>
-            </w:r>
-            <w:r>
-              <w:rPr>
-                <w:b/>
-                <w:bCs/>
-              </w:rPr>
-              <w:t>166</w:t>
-            </w:r>
-            <w:r>
-              <w:rPr>
-                <w:b/>
-                <w:bCs/>
-              </w:rPr>
-              <w:t>-</w:t>
-            </w:r>
-            <w:r>
-              <w:rPr>
-                <w:b/>
-                <w:bCs/>
-              </w:rPr>
-              <w:t>187</w:t>
-            </w:r>
-          </w:p>
-          <w:p>
-            <w:pPr>
-              <w:jc w:val="left"/>
-              <w:rPr>
-                <w:color w:val="4472C4" w:themeColor="accent1"/>
-              </w:rPr>
-            </w:pPr>
-            <w:r>
-              <w:rPr>
-                <w:color w:val="4472C4" w:themeColor="accent1"/>
-              </w:rPr>
-              <w:t xml:space="preserve">private static string </w:t>
-            </w:r>
-            <w:r>
-              <w:t>PredictElement (</w:t>
-            </w:r>
-            <w:r>
-              <w:rPr>
-                <w:color w:val="4472C4" w:themeColor="accent1"/>
-              </w:rPr>
-              <w:t xml:space="preserve">Predictor </w:t>
-            </w:r>
-            <w:r>
-              <w:t>predictor</w:t>
-            </w:r>
-            <w:r>
-              <w:rPr>
-                <w:color w:val="4472C4" w:themeColor="accent1"/>
-              </w:rPr>
-              <w:t xml:space="preserve">, int </w:t>
-            </w:r>
-            <w:r>
-              <w:t>current</w:t>
-            </w:r>
-            <w:r>
-              <w:rPr>
-                <w:color w:val="4472C4" w:themeColor="accent1"/>
-              </w:rPr>
-              <w:t xml:space="preserve">, int </w:t>
-            </w:r>
-            <w:r>
-              <w:t>next</w:t>
-            </w:r>
-            <w:r>
-              <w:rPr>
-                <w:color w:val="4472C4" w:themeColor="accent1"/>
-              </w:rPr>
-              <w:t xml:space="preserve">, ref int </w:t>
-            </w:r>
-            <w:r>
-              <w:t>matchCount)</w:t>
-            </w:r>
           </w:p>
           <w:p>
             <w:pPr>
@@ -3910,6 +3847,188 @@
           <w:p>
             <w:pPr>
               <w:jc w:val="left"/>
+            </w:pPr>
+          </w:p>
+        </w:tc>
+      </w:tr>
+    </w:tbl>
+    <w:p>
+      <w:pPr>
+        <w:jc w:val="both"/>
+        <w:rPr>
+          <w:rFonts w:eastAsia="Times New Roman"/>
+          <w:noProof/>
+        </w:rPr>
+      </w:pPr>
+    </w:p>
+    <w:tbl>
+      <w:tblPr>
+        <w:tblStyle w:val="TableGrid"/>
+        <w:tblW w:w="4887" w:type="dxa"/>
+        <w:tblLook w:val="04A0" w:firstRow="1" w:lastRow="0" w:firstColumn="1" w:lastColumn="0" w:noHBand="0" w:noVBand="1"/>
+      </w:tblPr>
+      <w:tblGrid>
+        <w:gridCol w:w="4887"/>
+      </w:tblGrid>
+      <w:tr>
+        <w:trPr>
+          <w:trHeight w:val="307"/>
+        </w:trPr>
+        <w:tc>
+          <w:tcPr>
+            <w:tcW w:w="4887" w:type="dxa"/>
+          </w:tcPr>
+          <w:p>
+            <w:pPr>
+              <w:rPr>
+                <w:b/>
+                <w:bCs/>
+              </w:rPr>
+            </w:pPr>
+            <w:r>
+              <w:rPr>
+                <w:b/>
+                <w:bCs/>
+              </w:rPr>
+              <w:t>Program</w:t>
+            </w:r>
+            <w:r>
+              <w:rPr>
+                <w:b/>
+                <w:bCs/>
+              </w:rPr>
+              <w:t>.cs</w:t>
+            </w:r>
+          </w:p>
+        </w:tc>
+      </w:tr>
+      <w:tr>
+        <w:trPr>
+          <w:trHeight w:val="2501"/>
+        </w:trPr>
+        <w:tc>
+          <w:tcPr>
+            <w:tcW w:w="4887" w:type="dxa"/>
+          </w:tcPr>
+          <w:p>
+            <w:pPr>
+              <w:jc w:val="left"/>
+              <w:rPr>
+                <w:b/>
+                <w:bCs/>
+              </w:rPr>
+            </w:pPr>
+            <w:r>
+              <w:rPr>
+                <w:b/>
+                <w:bCs/>
+              </w:rPr>
+              <w:t>Line</w:t>
+            </w:r>
+            <w:r>
+              <w:rPr>
+                <w:b/>
+                <w:bCs/>
+              </w:rPr>
+              <w:t>s</w:t>
+            </w:r>
+            <w:r>
+              <w:rPr>
+                <w:b/>
+                <w:bCs/>
+              </w:rPr>
+              <w:t>:</w:t>
+            </w:r>
+            <w:r>
+              <w:rPr>
+                <w:b/>
+                <w:bCs/>
+              </w:rPr>
+              <w:t xml:space="preserve"> </w:t>
+            </w:r>
+            <w:r>
+              <w:rPr>
+                <w:b/>
+                <w:bCs/>
+              </w:rPr>
+              <w:t>166</w:t>
+            </w:r>
+            <w:r>
+              <w:rPr>
+                <w:b/>
+                <w:bCs/>
+              </w:rPr>
+              <w:t>-</w:t>
+            </w:r>
+            <w:r>
+              <w:rPr>
+                <w:b/>
+                <w:bCs/>
+              </w:rPr>
+              <w:t>187</w:t>
+            </w:r>
+          </w:p>
+          <w:p>
+            <w:pPr>
+              <w:jc w:val="left"/>
+              <w:rPr>
+                <w:color w:val="4472C4" w:themeColor="accent1"/>
+              </w:rPr>
+            </w:pPr>
+            <w:r>
+              <w:rPr>
+                <w:color w:val="4472C4" w:themeColor="accent1"/>
+              </w:rPr>
+              <w:t xml:space="preserve">private static string </w:t>
+            </w:r>
+            <w:r>
+              <w:t>PredictElement (</w:t>
+            </w:r>
+            <w:r>
+              <w:rPr>
+                <w:color w:val="4472C4" w:themeColor="accent1"/>
+              </w:rPr>
+              <w:t xml:space="preserve">Predictor </w:t>
+            </w:r>
+            <w:r>
+              <w:t>predictor</w:t>
+            </w:r>
+            <w:r>
+              <w:rPr>
+                <w:color w:val="4472C4" w:themeColor="accent1"/>
+              </w:rPr>
+              <w:t xml:space="preserve">, int </w:t>
+            </w:r>
+            <w:r>
+              <w:t>current</w:t>
+            </w:r>
+            <w:r>
+              <w:rPr>
+                <w:color w:val="4472C4" w:themeColor="accent1"/>
+              </w:rPr>
+              <w:t xml:space="preserve">, int </w:t>
+            </w:r>
+            <w:r>
+              <w:t>next</w:t>
+            </w:r>
+            <w:r>
+              <w:rPr>
+                <w:color w:val="4472C4" w:themeColor="accent1"/>
+              </w:rPr>
+              <w:t xml:space="preserve">, ref int </w:t>
+            </w:r>
+            <w:r>
+              <w:t>matchCount)</w:t>
+            </w:r>
+          </w:p>
+          <w:p>
+            <w:pPr>
+              <w:jc w:val="left"/>
+            </w:pPr>
+          </w:p>
+          <w:p>
+            <w:pPr>
+              <w:jc w:val="left"/>
               <w:rPr>
                 <w:b/>
                 <w:bCs/>
@@ -4017,6 +4136,15 @@
         </w:rPr>
       </w:pPr>
     </w:p>
+    <w:p>
+      <w:pPr>
+        <w:jc w:val="both"/>
+        <w:rPr>
+          <w:rFonts w:eastAsia="Times New Roman"/>
+          <w:noProof/>
+        </w:rPr>
+      </w:pPr>
+    </w:p>
     <w:tbl>
       <w:tblPr>
         <w:tblStyle w:val="TableGrid"/>
@@ -4024,12 +4152,15 @@
         <w:tblLook w:val="04A0" w:firstRow="1" w:lastRow="0" w:firstColumn="1" w:lastColumn="0" w:noHBand="0" w:noVBand="1"/>
       </w:tblPr>
       <w:tblGrid>
-        <w:gridCol w:w="4856"/>
+        <w:gridCol w:w="4834"/>
       </w:tblGrid>
       <w:tr>
+        <w:trPr>
+          <w:trHeight w:val="363"/>
+        </w:trPr>
         <w:tc>
           <w:tcPr>
-            <w:tcW w:w="4856" w:type="dxa"/>
+            <w:tcW w:w="4834" w:type="dxa"/>
           </w:tcPr>
           <w:p>
             <w:pPr>
@@ -4049,9 +4180,12 @@
         </w:tc>
       </w:tr>
       <w:tr>
+        <w:trPr>
+          <w:trHeight w:val="1848"/>
+        </w:trPr>
         <w:tc>
           <w:tcPr>
-            <w:tcW w:w="4856" w:type="dxa"/>
+            <w:tcW w:w="4834" w:type="dxa"/>
           </w:tcPr>
           <w:p>
             <w:pPr>
@@ -4223,20 +4357,109 @@
     </w:p>
     <w:p>
       <w:pPr>
-        <w:ind w:firstLine="720"/>
         <w:jc w:val="both"/>
+      </w:pPr>
+      <w:r>
         <w:rPr>
           <w:rFonts w:eastAsia="Times New Roman"/>
           <w:noProof/>
         </w:rPr>
-      </w:pPr>
-      <w:r>
-        <w:rPr>
-          <w:rFonts w:eastAsia="Times New Roman"/>
-          <w:noProof/>
-        </w:rPr>
         <w:t xml:space="preserve">In this project, we explored two approaches to multi-sequence learning by repeatedly running experiments across various datasets. To reduce execution time, we deliberately limited the size of each dataset and the number of sequences processed. </w:t>
       </w:r>
+      <w:r>
+        <w:t>Accuracy is calculated after testing by “Accuracy = of correct next</w:t>
+      </w:r>
+      <w:r>
+        <w:noBreakHyphen/>
+        <w:t xml:space="preserve">step predictions ÷ of predictions attempted × 100 ”. In the project code : “ accuracy = (double)matchCount / predictions * 100 ”. Where prediction is the number of opportunities to guess the </w:t>
+      </w:r>
+      <w:r>
+        <w:rPr>
+          <w:i/>
+          <w:iCs/>
+        </w:rPr>
+        <w:t>next</w:t>
+      </w:r>
+      <w:r>
+        <w:t xml:space="preserve"> symbol in the test sequence and matchCount is incremented every time the element predicted by the HTM classifier for time equals the true element.</w:t>
+      </w:r>
+      <w:r>
+        <w:t xml:space="preserve"> </w:t>
+      </w:r>
+      <w:r>
+        <w:t>We have learned four sequences and  we have tested four sequences. We did not take any subsequences. For time consuming, we did not take any subsequences also we used small sequence.</w:t>
+      </w:r>
+      <w:r>
+        <w:t xml:space="preserve"> </w:t>
+      </w:r>
+    </w:p>
+    <w:p>
+      <w:pPr>
+        <w:jc w:val="both"/>
+      </w:pPr>
+      <w:r>
+        <w:t xml:space="preserve"> </w:t>
+      </w:r>
+    </w:p>
+    <w:p>
+      <w:pPr>
+        <w:jc w:val="both"/>
+      </w:pPr>
+    </w:p>
+    <w:p>
+      <w:pPr>
+        <w:jc w:val="both"/>
+      </w:pPr>
+    </w:p>
+    <w:p>
+      <w:pPr>
+        <w:jc w:val="both"/>
+      </w:pPr>
+    </w:p>
+    <w:p>
+      <w:pPr>
+        <w:jc w:val="both"/>
+      </w:pPr>
+    </w:p>
+    <w:p>
+      <w:pPr>
+        <w:jc w:val="both"/>
+      </w:pPr>
+    </w:p>
+    <w:p>
+      <w:pPr>
+        <w:jc w:val="both"/>
+      </w:pPr>
+    </w:p>
+    <w:p>
+      <w:pPr>
+        <w:jc w:val="both"/>
+      </w:pPr>
+    </w:p>
+    <w:p>
+      <w:pPr>
+        <w:jc w:val="both"/>
+      </w:pPr>
+    </w:p>
+    <w:p>
+      <w:pPr>
+        <w:jc w:val="both"/>
+      </w:pPr>
+    </w:p>
+    <w:p>
+      <w:pPr>
+        <w:jc w:val="both"/>
+      </w:pPr>
+    </w:p>
+    <w:p>
+      <w:pPr>
+        <w:jc w:val="both"/>
+      </w:pPr>
+    </w:p>
+    <w:p>
+      <w:pPr>
+        <w:jc w:val="both"/>
+      </w:pPr>
     </w:p>
     <w:p>
       <w:pPr>
@@ -4248,24 +4471,14 @@
           <w:noProof/>
         </w:rPr>
       </w:pPr>
-    </w:p>
-    <w:p>
-      <w:pPr>
-        <w:jc w:val="both"/>
+      <w:r>
         <w:rPr>
           <w:rFonts w:eastAsia="Times New Roman"/>
           <w:b/>
           <w:bCs/>
           <w:noProof/>
         </w:rPr>
-      </w:pPr>
-      <w:r>
-        <w:rPr>
-          <w:rFonts w:eastAsia="Times New Roman"/>
-          <w:b/>
-          <w:bCs/>
-          <w:noProof/>
-        </w:rPr>
+        <w:lastRenderedPageBreak/>
         <w:t>Result for Cancer Prediction</w:t>
       </w:r>
     </w:p>
@@ -4321,9 +4534,9 @@
           <w:bdr w:val="none" w:sz="0" w:space="0" w:color="auto" w:frame="1"/>
         </w:rPr>
         <w:drawing>
-          <wp:inline distT="0" distB="0" distL="0" distR="0" wp14:anchorId="0C361474" wp14:editId="1DB1E550">
-            <wp:extent cx="2812551" cy="4354045"/>
-            <wp:effectExtent l="0" t="0" r="6985" b="8890"/>
+          <wp:inline distT="0" distB="0" distL="0" distR="0" wp14:anchorId="0C361474" wp14:editId="1DA2DFA6">
+            <wp:extent cx="2811145" cy="5281684"/>
+            <wp:effectExtent l="0" t="0" r="8255" b="0"/>
             <wp:docPr id="950825137" name="Picture 14"/>
             <wp:cNvGraphicFramePr>
               <a:graphicFrameLocks xmlns:a="http://schemas.openxmlformats.org/drawingml/2006/main" noChangeAspect="1"/>
@@ -4352,7 +4565,7 @@
                   <pic:spPr bwMode="auto">
                     <a:xfrm>
                       <a:off x="0" y="0"/>
-                      <a:ext cx="2812551" cy="4354045"/>
+                      <a:ext cx="2859107" cy="5371797"/>
                     </a:xfrm>
                     <a:prstGeom prst="rect">
                       <a:avLst/>
@@ -4396,6 +4609,81 @@
     </w:p>
     <w:p>
       <w:pPr>
+        <w:jc w:val="left"/>
+      </w:pPr>
+    </w:p>
+    <w:p>
+      <w:pPr>
+        <w:jc w:val="left"/>
+      </w:pPr>
+    </w:p>
+    <w:p>
+      <w:pPr>
+        <w:jc w:val="left"/>
+      </w:pPr>
+    </w:p>
+    <w:p>
+      <w:pPr>
+        <w:jc w:val="left"/>
+      </w:pPr>
+    </w:p>
+    <w:p>
+      <w:pPr>
+        <w:jc w:val="left"/>
+      </w:pPr>
+    </w:p>
+    <w:p>
+      <w:pPr>
+        <w:jc w:val="left"/>
+      </w:pPr>
+    </w:p>
+    <w:p>
+      <w:pPr>
+        <w:jc w:val="left"/>
+      </w:pPr>
+    </w:p>
+    <w:p>
+      <w:pPr>
+        <w:jc w:val="left"/>
+      </w:pPr>
+    </w:p>
+    <w:p>
+      <w:pPr>
+        <w:jc w:val="left"/>
+      </w:pPr>
+    </w:p>
+    <w:p>
+      <w:pPr>
+        <w:jc w:val="left"/>
+      </w:pPr>
+    </w:p>
+    <w:p>
+      <w:pPr>
+        <w:jc w:val="left"/>
+      </w:pPr>
+    </w:p>
+    <w:p>
+      <w:pPr>
+        <w:jc w:val="left"/>
+      </w:pPr>
+    </w:p>
+    <w:p>
+      <w:pPr>
+        <w:jc w:val="left"/>
+      </w:pPr>
+    </w:p>
+    <w:p>
+      <w:pPr>
+        <w:jc w:val="left"/>
+      </w:pPr>
+    </w:p>
+    <w:p>
+      <w:pPr>
+        <w:jc w:val="left"/>
+      </w:pPr>
+    </w:p>
+    <w:p>
+      <w:pPr>
         <w:jc w:val="both"/>
         <w:rPr>
           <w:rFonts w:eastAsia="Times New Roman"/>
@@ -4465,10 +4753,9 @@
           <w:color w:val="000000"/>
           <w:bdr w:val="none" w:sz="0" w:space="0" w:color="auto" w:frame="1"/>
         </w:rPr>
-        <w:lastRenderedPageBreak/>
         <w:drawing>
-          <wp:inline distT="0" distB="0" distL="0" distR="0" wp14:anchorId="51E4DEAD" wp14:editId="1F9275D3">
-            <wp:extent cx="2996335" cy="4615976"/>
+          <wp:inline distT="0" distB="0" distL="0" distR="0" wp14:anchorId="51E4DEAD" wp14:editId="6B3F36A4">
+            <wp:extent cx="2995295" cy="4674358"/>
             <wp:effectExtent l="0" t="0" r="0" b="0"/>
             <wp:docPr id="494123128" name="Picture 15"/>
             <wp:cNvGraphicFramePr>
@@ -4498,7 +4785,7 @@
                   <pic:spPr bwMode="auto">
                     <a:xfrm>
                       <a:off x="0" y="0"/>
-                      <a:ext cx="2996335" cy="4615976"/>
+                      <a:ext cx="3012731" cy="4701569"/>
                     </a:xfrm>
                     <a:prstGeom prst="rect">
                       <a:avLst/>
@@ -4574,66 +4861,20 @@
         <w:rPr>
           <w:rFonts w:eastAsia="Times New Roman"/>
         </w:rPr>
-        <w:t xml:space="preserve"> files to increase efficiency and accuracy when compared to manual approaches. Our findings demonstrate the technique's application across a wide range of businesses, from power consumption forecasting to cancer prediction. Through testing, we proved the effectiveness of our technique in properly predicting sequences, confirming its value for a wide range of applications. In essence, our study not only explains the principles of Multisequence Learning, but it also pioneers a streamlined way for propelling sequence prediction toward speedier and more reliable outcomes, supporting innovation and development in predictive modeling paradigms.</w:t>
-      </w:r>
-    </w:p>
-    <w:p>
-      <w:pPr>
-        <w:jc w:val="both"/>
+        <w:t xml:space="preserve"> files to increase efficiency and accuracy when compared to manual approaches. Our findings demonstrate the technique's application across a wide range of businesses, from power consumption forecasting to cancer prediction. Through testing, we proved the effectiveness of our technique in </w:t>
+      </w:r>
+      <w:r>
         <w:rPr>
           <w:rFonts w:eastAsia="Times New Roman"/>
         </w:rPr>
-      </w:pPr>
-    </w:p>
-    <w:p>
-      <w:pPr>
-        <w:jc w:val="both"/>
+        <w:t>accurately predicting</w:t>
+      </w:r>
+      <w:r>
         <w:rPr>
           <w:rFonts w:eastAsia="Times New Roman"/>
         </w:rPr>
-      </w:pPr>
-    </w:p>
-    <w:p>
-      <w:pPr>
-        <w:jc w:val="both"/>
-        <w:rPr>
-          <w:rFonts w:eastAsia="Times New Roman"/>
-        </w:rPr>
-      </w:pPr>
-    </w:p>
-    <w:p>
-      <w:pPr>
-        <w:jc w:val="both"/>
-        <w:rPr>
-          <w:rFonts w:eastAsia="Times New Roman"/>
-        </w:rPr>
-      </w:pPr>
-    </w:p>
-    <w:p>
-      <w:pPr>
-        <w:jc w:val="both"/>
-        <w:rPr>
-          <w:rFonts w:eastAsia="Times New Roman"/>
-        </w:rPr>
-      </w:pPr>
-    </w:p>
-    <w:p>
-      <w:pPr>
-        <w:jc w:val="both"/>
-        <w:rPr>
-          <w:rFonts w:eastAsia="Times New Roman"/>
-          <w:noProof/>
-        </w:rPr>
-      </w:pPr>
-    </w:p>
-    <w:p>
-      <w:pPr>
-        <w:jc w:val="both"/>
-        <w:rPr>
-          <w:rFonts w:eastAsia="Times New Roman"/>
-          <w:noProof/>
-        </w:rPr>
-      </w:pPr>
+        <w:t xml:space="preserve"> sequences, confirming its value for a wide range of applications. In essence, our study not only explains the principles of Multisequence Learning, but it also pioneers a streamlined way for propelling sequence prediction toward speedier and more reliable outcomes, supporting innovation and development in predictive modeling paradigms.</w:t>
+      </w:r>
     </w:p>
     <w:p>
       <w:pPr>
@@ -8598,6 +8839,7 @@
   <w:style w:type="character" w:default="1" w:styleId="DefaultParagraphFont">
     <w:name w:val="Default Paragraph Font"/>
     <w:uiPriority w:val="1"/>
+    <w:semiHidden/>
     <w:unhideWhenUsed/>
   </w:style>
   <w:style w:type="table" w:default="1" w:styleId="TableNormal">
